--- a/User_Guide.docx
+++ b/User_Guide.docx
@@ -216,35 +216,7 @@
           <w:lang w:val="en-US"/>
           <w14:ligatures w14:val="none"/>
         </w:rPr>
-        <w:t xml:space="preserve">R version 4.5.1 (2025-06-13 </w:t>
-      </w:r>
-      <w:proofErr w:type="spellStart"/>
-      <w:r>
-        <w:rPr>
-          <w:i/>
-          <w:iCs/>
-          <w:color w:val="074F6A" w:themeColor="accent4" w:themeShade="80"/>
-          <w:kern w:val="0"/>
-          <w:sz w:val="24"/>
-          <w:szCs w:val="24"/>
-          <w:lang w:val="en-US"/>
-          <w14:ligatures w14:val="none"/>
-        </w:rPr>
-        <w:t>ucrt</w:t>
-      </w:r>
-      <w:proofErr w:type="spellEnd"/>
-      <w:r>
-        <w:rPr>
-          <w:i/>
-          <w:iCs/>
-          <w:color w:val="074F6A" w:themeColor="accent4" w:themeShade="80"/>
-          <w:kern w:val="0"/>
-          <w:sz w:val="24"/>
-          <w:szCs w:val="24"/>
-          <w:lang w:val="en-US"/>
-          <w14:ligatures w14:val="none"/>
-        </w:rPr>
-        <w:t>) -- "Great Square Root". Copyright (C) 2025 The R Foundation for Statistical Computing</w:t>
+        <w:t>R version 4.5.1 (2025-06-13 ucrt) -- "Great Square Root". Copyright (C) 2025 The R Foundation for Statistical Computing</w:t>
       </w:r>
     </w:p>
     <w:p>
@@ -1489,15 +1461,7 @@
         <w:t xml:space="preserve">To download the R project, </w:t>
       </w:r>
       <w:r>
-        <w:t xml:space="preserve">you can link to </w:t>
-      </w:r>
-      <w:proofErr w:type="spellStart"/>
-      <w:r>
-        <w:t>Github</w:t>
-      </w:r>
-      <w:proofErr w:type="spellEnd"/>
-      <w:r>
-        <w:t xml:space="preserve"> via SSH or </w:t>
+        <w:t xml:space="preserve">you can link to Github via SSH or </w:t>
       </w:r>
       <w:r>
         <w:t>download the whole project as a zip folder by clicking on the “&lt;&gt;Code” button in the right hand corner:</w:t>
@@ -1728,23 +1692,7 @@
         <w:divId w:val="860977169"/>
       </w:pPr>
       <w:r>
-        <w:t xml:space="preserve">Required packages include: ggplot2, </w:t>
-      </w:r>
-      <w:proofErr w:type="spellStart"/>
-      <w:r>
-        <w:t>data.table</w:t>
-      </w:r>
-      <w:proofErr w:type="spellEnd"/>
-      <w:r>
-        <w:t xml:space="preserve">, parallel, </w:t>
-      </w:r>
-      <w:proofErr w:type="spellStart"/>
-      <w:r>
-        <w:t>assertthat</w:t>
-      </w:r>
-      <w:proofErr w:type="spellEnd"/>
-      <w:r>
-        <w:t xml:space="preserve"> (these are downloaded within the model script below so don’t worry you don’t need to do anything yet about this). </w:t>
+        <w:t xml:space="preserve">Required packages include: ggplot2, data.table, parallel, assertthat (these are downloaded within the model script below so don’t worry you don’t need to do anything yet about this). </w:t>
       </w:r>
     </w:p>
     <w:p>
@@ -3180,42 +3128,8 @@
           <w:color w:val="000000"/>
           <w:szCs w:val="32"/>
         </w:rPr>
-        <w:t>outputs/</w:t>
-      </w:r>
-      <w:proofErr w:type="spellStart"/>
-      <w:r>
-        <w:rPr>
-          <w:rFonts w:eastAsia="Times New Roman" w:cs="Segoe UI"/>
-          <w:i w:val="0"/>
-          <w:iCs w:val="0"/>
-          <w:color w:val="000000"/>
-          <w:szCs w:val="32"/>
-        </w:rPr>
-        <w:t>base_case_results.RData</w:t>
-      </w:r>
-      <w:proofErr w:type="spellEnd"/>
-      <w:r>
-        <w:rPr>
-          <w:rFonts w:eastAsia="Times New Roman" w:cs="Segoe UI"/>
-          <w:i w:val="0"/>
-          <w:iCs w:val="0"/>
-          <w:color w:val="000000"/>
-          <w:szCs w:val="32"/>
-        </w:rPr>
-        <w:t xml:space="preserve"> → contains an object </w:t>
-      </w:r>
-      <w:proofErr w:type="spellStart"/>
-      <w:r>
-        <w:rPr>
-          <w:rFonts w:eastAsia="Times New Roman" w:cs="Segoe UI"/>
-          <w:i w:val="0"/>
-          <w:iCs w:val="0"/>
-          <w:color w:val="000000"/>
-          <w:szCs w:val="32"/>
-        </w:rPr>
-        <w:t>base_case</w:t>
-      </w:r>
-      <w:proofErr w:type="spellEnd"/>
+        <w:t>outputs/base_case_results.RData → contains an object base_case</w:t>
+      </w:r>
     </w:p>
     <w:p>
       <w:pPr>
@@ -3247,51 +3161,7 @@
           <w:color w:val="000000"/>
           <w:szCs w:val="32"/>
         </w:rPr>
-        <w:t>outputs/</w:t>
-      </w:r>
-      <w:proofErr w:type="spellStart"/>
-      <w:r>
-        <w:rPr>
-          <w:rFonts w:eastAsia="Times New Roman" w:cs="Segoe UI"/>
-          <w:i w:val="0"/>
-          <w:iCs w:val="0"/>
-          <w:color w:val="000000"/>
-          <w:szCs w:val="32"/>
-        </w:rPr>
-        <w:t>network_results.RData</w:t>
-      </w:r>
-      <w:proofErr w:type="spellEnd"/>
-      <w:r>
-        <w:rPr>
-          <w:rFonts w:eastAsia="Times New Roman" w:cs="Segoe UI"/>
-          <w:i w:val="0"/>
-          <w:iCs w:val="0"/>
-          <w:color w:val="000000"/>
-          <w:szCs w:val="32"/>
-        </w:rPr>
-        <w:t xml:space="preserve"> → contains a named list </w:t>
-      </w:r>
-      <w:proofErr w:type="spellStart"/>
-      <w:r>
-        <w:rPr>
-          <w:rFonts w:eastAsia="Times New Roman" w:cs="Segoe UI"/>
-          <w:i w:val="0"/>
-          <w:iCs w:val="0"/>
-          <w:color w:val="000000"/>
-          <w:szCs w:val="32"/>
-        </w:rPr>
-        <w:t>network_results</w:t>
-      </w:r>
-      <w:proofErr w:type="spellEnd"/>
-      <w:r>
-        <w:rPr>
-          <w:rFonts w:eastAsia="Times New Roman" w:cs="Segoe UI"/>
-          <w:i w:val="0"/>
-          <w:iCs w:val="0"/>
-          <w:color w:val="000000"/>
-          <w:szCs w:val="32"/>
-        </w:rPr>
-        <w:t xml:space="preserve"> (names = ISDNs)</w:t>
+        <w:t>outputs/network_results.RData → contains a named list network_results (names = ISDNs)</w:t>
       </w:r>
     </w:p>
     <w:p>
@@ -3324,51 +3194,7 @@
           <w:color w:val="000000"/>
           <w:szCs w:val="32"/>
         </w:rPr>
-        <w:t>outputs/</w:t>
-      </w:r>
-      <w:proofErr w:type="spellStart"/>
-      <w:r>
-        <w:rPr>
-          <w:rFonts w:eastAsia="Times New Roman" w:cs="Segoe UI"/>
-          <w:i w:val="0"/>
-          <w:iCs w:val="0"/>
-          <w:color w:val="000000"/>
-          <w:szCs w:val="32"/>
-        </w:rPr>
-        <w:t>hospital_results.RData</w:t>
-      </w:r>
-      <w:proofErr w:type="spellEnd"/>
-      <w:r>
-        <w:rPr>
-          <w:rFonts w:eastAsia="Times New Roman" w:cs="Segoe UI"/>
-          <w:i w:val="0"/>
-          <w:iCs w:val="0"/>
-          <w:color w:val="000000"/>
-          <w:szCs w:val="32"/>
-        </w:rPr>
-        <w:t xml:space="preserve"> → contains a named list </w:t>
-      </w:r>
-      <w:proofErr w:type="spellStart"/>
-      <w:r>
-        <w:rPr>
-          <w:rFonts w:eastAsia="Times New Roman" w:cs="Segoe UI"/>
-          <w:i w:val="0"/>
-          <w:iCs w:val="0"/>
-          <w:color w:val="000000"/>
-          <w:szCs w:val="32"/>
-        </w:rPr>
-        <w:t>hospital_results</w:t>
-      </w:r>
-      <w:proofErr w:type="spellEnd"/>
-      <w:r>
-        <w:rPr>
-          <w:rFonts w:eastAsia="Times New Roman" w:cs="Segoe UI"/>
-          <w:i w:val="0"/>
-          <w:iCs w:val="0"/>
-          <w:color w:val="000000"/>
-          <w:szCs w:val="32"/>
-        </w:rPr>
-        <w:t xml:space="preserve"> (names = Hospitals)</w:t>
+        <w:t>outputs/hospital_results.RData → contains a named list hospital_results (names = Hospitals)</w:t>
       </w:r>
     </w:p>
     <w:p>
@@ -3458,7 +3284,6 @@
           <w:color w:val="auto"/>
         </w:rPr>
       </w:pPr>
-      <w:proofErr w:type="spellStart"/>
       <w:r>
         <w:rPr>
           <w:i w:val="0"/>
@@ -3466,9 +3291,8 @@
           <w:color w:val="auto"/>
           <w:highlight w:val="lightGray"/>
         </w:rPr>
-        <w:t>install.packages</w:t>
-      </w:r>
-      <w:proofErr w:type="spellEnd"/>
+        <w:t>install.packages(c("rmarkdown", "knitr", "htmltools"</w:t>
+      </w:r>
       <w:r>
         <w:rPr>
           <w:i w:val="0"/>
@@ -3476,9 +3300,8 @@
           <w:color w:val="auto"/>
           <w:highlight w:val="lightGray"/>
         </w:rPr>
-        <w:t>(c("</w:t>
-      </w:r>
-      <w:proofErr w:type="spellStart"/>
+        <w:t>,”</w:t>
+      </w:r>
       <w:r>
         <w:rPr>
           <w:i w:val="0"/>
@@ -3486,95 +3309,7 @@
           <w:color w:val="auto"/>
           <w:highlight w:val="lightGray"/>
         </w:rPr>
-        <w:t>rmarkdown</w:t>
-      </w:r>
-      <w:proofErr w:type="spellEnd"/>
-      <w:r>
-        <w:rPr>
-          <w:i w:val="0"/>
-          <w:iCs w:val="0"/>
-          <w:color w:val="auto"/>
-          <w:highlight w:val="lightGray"/>
-        </w:rPr>
-        <w:t>", "</w:t>
-      </w:r>
-      <w:proofErr w:type="spellStart"/>
-      <w:r>
-        <w:rPr>
-          <w:i w:val="0"/>
-          <w:iCs w:val="0"/>
-          <w:color w:val="auto"/>
-          <w:highlight w:val="lightGray"/>
-        </w:rPr>
-        <w:t>knitr</w:t>
-      </w:r>
-      <w:proofErr w:type="spellEnd"/>
-      <w:r>
-        <w:rPr>
-          <w:i w:val="0"/>
-          <w:iCs w:val="0"/>
-          <w:color w:val="auto"/>
-          <w:highlight w:val="lightGray"/>
-        </w:rPr>
-        <w:t>", "</w:t>
-      </w:r>
-      <w:proofErr w:type="spellStart"/>
-      <w:r>
-        <w:rPr>
-          <w:i w:val="0"/>
-          <w:iCs w:val="0"/>
-          <w:color w:val="auto"/>
-          <w:highlight w:val="lightGray"/>
-        </w:rPr>
-        <w:t>htmltools</w:t>
-      </w:r>
-      <w:proofErr w:type="spellEnd"/>
-      <w:r>
-        <w:rPr>
-          <w:i w:val="0"/>
-          <w:iCs w:val="0"/>
-          <w:color w:val="auto"/>
-          <w:highlight w:val="lightGray"/>
-        </w:rPr>
-        <w:t>"</w:t>
-      </w:r>
-      <w:r>
-        <w:rPr>
-          <w:i w:val="0"/>
-          <w:iCs w:val="0"/>
-          <w:color w:val="auto"/>
-          <w:highlight w:val="lightGray"/>
-        </w:rPr>
-        <w:t>,”</w:t>
-      </w:r>
-      <w:r>
-        <w:rPr>
-          <w:i w:val="0"/>
-          <w:iCs w:val="0"/>
-          <w:color w:val="auto"/>
-          <w:highlight w:val="lightGray"/>
-        </w:rPr>
-        <w:t>"</w:t>
-      </w:r>
-      <w:proofErr w:type="spellStart"/>
-      <w:r>
-        <w:rPr>
-          <w:i w:val="0"/>
-          <w:iCs w:val="0"/>
-          <w:color w:val="auto"/>
-          <w:highlight w:val="lightGray"/>
-        </w:rPr>
-        <w:t>kableExtra</w:t>
-      </w:r>
-      <w:proofErr w:type="spellEnd"/>
-      <w:r>
-        <w:rPr>
-          <w:i w:val="0"/>
-          <w:iCs w:val="0"/>
-          <w:color w:val="auto"/>
-          <w:highlight w:val="lightGray"/>
-        </w:rPr>
-        <w:t>")</w:t>
+        <w:t>"kableExtra")</w:t>
       </w:r>
       <w:r>
         <w:rPr>
@@ -3712,9 +3447,8 @@
           <w:color w:val="000000"/>
           <w:szCs w:val="32"/>
         </w:rPr>
-        <w:t xml:space="preserve">Open the </w:t>
-      </w:r>
-      <w:proofErr w:type="spellStart"/>
+        <w:t>Open the R</w:t>
+      </w:r>
       <w:r>
         <w:rPr>
           <w:rFonts w:eastAsia="Times New Roman" w:cs="Segoe UI"/>
@@ -3723,7 +3457,7 @@
           <w:color w:val="000000"/>
           <w:szCs w:val="32"/>
         </w:rPr>
-        <w:t>R</w:t>
+        <w:t>eport_</w:t>
       </w:r>
       <w:r>
         <w:rPr>
@@ -3733,7 +3467,7 @@
           <w:color w:val="000000"/>
           <w:szCs w:val="32"/>
         </w:rPr>
-        <w:t>eport_</w:t>
+        <w:t>Generation</w:t>
       </w:r>
       <w:r>
         <w:rPr>
@@ -3743,19 +3477,8 @@
           <w:color w:val="000000"/>
           <w:szCs w:val="32"/>
         </w:rPr>
-        <w:t>Generation</w:t>
-      </w:r>
-      <w:r>
-        <w:rPr>
-          <w:rFonts w:eastAsia="Times New Roman" w:cs="Segoe UI"/>
-          <w:i w:val="0"/>
-          <w:iCs w:val="0"/>
-          <w:color w:val="000000"/>
-          <w:szCs w:val="32"/>
-        </w:rPr>
         <w:t>.Rmd</w:t>
       </w:r>
-      <w:proofErr w:type="spellEnd"/>
     </w:p>
     <w:p>
       <w:pPr>
@@ -4380,15 +4103,7 @@
         <w:t>W</w:t>
       </w:r>
       <w:r>
-        <w:t xml:space="preserve">hen complete, the file will be automatically available for you to click and open within the </w:t>
-      </w:r>
-      <w:proofErr w:type="spellStart"/>
-      <w:r>
-        <w:t>Rproject</w:t>
-      </w:r>
-      <w:proofErr w:type="spellEnd"/>
-      <w:r>
-        <w:t xml:space="preserve"> folder. </w:t>
+        <w:t xml:space="preserve">hen complete, the file will be automatically available for you to click and open within the Rproject folder. </w:t>
       </w:r>
     </w:p>
     <w:p>
@@ -4414,13 +4129,8 @@
       <w:r>
         <w:t>needed .</w:t>
       </w:r>
-      <w:proofErr w:type="spellStart"/>
-      <w:r>
-        <w:t>RData</w:t>
-      </w:r>
-      <w:proofErr w:type="spellEnd"/>
-      <w:r>
-        <w:t xml:space="preserve"> files exist in /outputs.</w:t>
+      <w:r>
+        <w:t>RData files exist in /outputs.</w:t>
       </w:r>
     </w:p>
     <w:p>
@@ -4440,11 +4150,9 @@
       <w:r>
         <w:t>The package “</w:t>
       </w:r>
-      <w:proofErr w:type="spellStart"/>
       <w:r>
         <w:t>RTools</w:t>
       </w:r>
-      <w:proofErr w:type="spellEnd"/>
       <w:r>
         <w:t>”</w:t>
       </w:r>
@@ -4455,15 +4163,7 @@
         <w:t xml:space="preserve">s to build packages from source (e.g., when </w:t>
       </w:r>
       <w:r>
-        <w:t xml:space="preserve">a precompiled binary isn’t available). For standard CRAN installs on Windows, R will use binaries and </w:t>
-      </w:r>
-      <w:proofErr w:type="spellStart"/>
-      <w:r>
-        <w:t>RTools</w:t>
-      </w:r>
-      <w:proofErr w:type="spellEnd"/>
-      <w:r>
-        <w:t xml:space="preserve"> is not typically required.</w:t>
+        <w:t>a precompiled binary isn’t available). For standard CRAN installs on Windows, R will use binaries and RTools is not typically required.</w:t>
       </w:r>
     </w:p>
     <w:p>
@@ -4641,89 +4341,11 @@
         <w:jc w:val="center"/>
         <w:divId w:val="860977169"/>
       </w:pPr>
-      <w:proofErr w:type="spellStart"/>
       <w:r>
         <w:rPr>
           <w:highlight w:val="lightGray"/>
         </w:rPr>
-        <w:t>install.packages</w:t>
-      </w:r>
-      <w:proofErr w:type="spellEnd"/>
-      <w:r>
-        <w:rPr>
-          <w:highlight w:val="lightGray"/>
-        </w:rPr>
-        <w:t>(c(  "</w:t>
-      </w:r>
-      <w:proofErr w:type="spellStart"/>
-      <w:r>
-        <w:rPr>
-          <w:highlight w:val="lightGray"/>
-        </w:rPr>
-        <w:t>data.table</w:t>
-      </w:r>
-      <w:proofErr w:type="spellEnd"/>
-      <w:r>
-        <w:rPr>
-          <w:highlight w:val="lightGray"/>
-        </w:rPr>
-        <w:t>", "</w:t>
-      </w:r>
-      <w:proofErr w:type="spellStart"/>
-      <w:r>
-        <w:rPr>
-          <w:highlight w:val="lightGray"/>
-        </w:rPr>
-        <w:t>tidyverse</w:t>
-      </w:r>
-      <w:proofErr w:type="spellEnd"/>
-      <w:r>
-        <w:rPr>
-          <w:highlight w:val="lightGray"/>
-        </w:rPr>
-        <w:t>", "</w:t>
-      </w:r>
-      <w:proofErr w:type="spellStart"/>
-      <w:r>
-        <w:rPr>
-          <w:highlight w:val="lightGray"/>
-        </w:rPr>
-        <w:t>assertthat</w:t>
-      </w:r>
-      <w:proofErr w:type="spellEnd"/>
-      <w:r>
-        <w:rPr>
-          <w:highlight w:val="lightGray"/>
-        </w:rPr>
-        <w:t>", "</w:t>
-      </w:r>
-      <w:proofErr w:type="spellStart"/>
-      <w:r>
-        <w:rPr>
-          <w:highlight w:val="lightGray"/>
-        </w:rPr>
-        <w:t>truncnorm</w:t>
-      </w:r>
-      <w:proofErr w:type="spellEnd"/>
-      <w:r>
-        <w:rPr>
-          <w:highlight w:val="lightGray"/>
-        </w:rPr>
-        <w:t>", "conflicted", "scales", "reshape2",  "networkD3", "</w:t>
-      </w:r>
-      <w:proofErr w:type="spellStart"/>
-      <w:r>
-        <w:rPr>
-          <w:highlight w:val="lightGray"/>
-        </w:rPr>
-        <w:t>htmlwidgets</w:t>
-      </w:r>
-      <w:proofErr w:type="spellEnd"/>
-      <w:r>
-        <w:rPr>
-          <w:highlight w:val="lightGray"/>
-        </w:rPr>
-        <w:t>"))</w:t>
+        <w:t>install.packages(c(  "data.table", "tidyverse", "assertthat", "truncnorm", "conflicted", "scales", "reshape2",  "networkD3", "htmlwidgets"))</w:t>
       </w:r>
     </w:p>
     <w:p>
@@ -4888,57 +4510,32 @@
             <w:r>
               <w:t xml:space="preserve"> </w:t>
             </w:r>
-            <w:proofErr w:type="spellStart"/>
-            <w:r>
-              <w:t>model_param</w:t>
-            </w:r>
-            <w:proofErr w:type="spellEnd"/>
-            <w:r>
-              <w:t>;</w:t>
+            <w:r>
+              <w:t>model_param;</w:t>
             </w:r>
             <w:r>
               <w:t xml:space="preserve"> </w:t>
             </w:r>
-            <w:proofErr w:type="spellStart"/>
-            <w:r>
-              <w:t>base_case</w:t>
-            </w:r>
-            <w:proofErr w:type="spellEnd"/>
-            <w:r>
-              <w:t>;</w:t>
+            <w:r>
+              <w:t>base_case;</w:t>
             </w:r>
             <w:r>
               <w:t xml:space="preserve"> </w:t>
             </w:r>
-            <w:proofErr w:type="spellStart"/>
-            <w:r>
-              <w:t>PSA_distribution</w:t>
-            </w:r>
-            <w:proofErr w:type="spellEnd"/>
-            <w:r>
-              <w:t>;</w:t>
+            <w:r>
+              <w:t>PSA_distribution;</w:t>
             </w:r>
             <w:r>
               <w:t xml:space="preserve"> </w:t>
             </w:r>
-            <w:proofErr w:type="spellStart"/>
-            <w:r>
-              <w:t>PSA_low</w:t>
-            </w:r>
-            <w:proofErr w:type="spellEnd"/>
-            <w:r>
-              <w:t>;</w:t>
+            <w:r>
+              <w:t>PSA_low;</w:t>
             </w:r>
             <w:r>
               <w:t xml:space="preserve"> </w:t>
             </w:r>
-            <w:proofErr w:type="spellStart"/>
-            <w:r>
-              <w:t>PSA_high</w:t>
-            </w:r>
-            <w:proofErr w:type="spellEnd"/>
-            <w:r>
-              <w:t>;</w:t>
+            <w:r>
+              <w:t>PSA_high;</w:t>
             </w:r>
             <w:r>
               <w:t xml:space="preserve"> </w:t>
@@ -4949,46 +4546,26 @@
             <w:r>
               <w:t xml:space="preserve"> </w:t>
             </w:r>
-            <w:proofErr w:type="spellStart"/>
-            <w:r>
-              <w:t>DSA_flag</w:t>
-            </w:r>
-            <w:proofErr w:type="spellEnd"/>
-            <w:r>
-              <w:t>;</w:t>
+            <w:r>
+              <w:t>DSA_flag;</w:t>
             </w:r>
             <w:r>
               <w:t xml:space="preserve"> </w:t>
             </w:r>
-            <w:proofErr w:type="spellStart"/>
-            <w:r>
-              <w:t>DSA_low</w:t>
-            </w:r>
-            <w:proofErr w:type="spellEnd"/>
-            <w:r>
-              <w:t>;</w:t>
+            <w:r>
+              <w:t>DSA_low;</w:t>
             </w:r>
             <w:r>
               <w:t xml:space="preserve"> </w:t>
             </w:r>
-            <w:proofErr w:type="spellStart"/>
-            <w:r>
-              <w:t>DSA_high</w:t>
-            </w:r>
-            <w:proofErr w:type="spellEnd"/>
-            <w:r>
-              <w:t>;</w:t>
+            <w:r>
+              <w:t>DSA_high;</w:t>
             </w:r>
             <w:r>
               <w:t xml:space="preserve"> </w:t>
             </w:r>
-            <w:proofErr w:type="spellStart"/>
-            <w:r>
-              <w:t>mrs</w:t>
-            </w:r>
-            <w:proofErr w:type="spellEnd"/>
-            <w:r>
-              <w:t>;</w:t>
+            <w:r>
+              <w:t>mrs;</w:t>
             </w:r>
             <w:r>
               <w:t xml:space="preserve"> </w:t>
@@ -5157,15 +4734,7 @@
           </w:tcPr>
           <w:p>
             <w:r>
-              <w:t xml:space="preserve">ISDN (integrated stroke network name, e.g. London), site.name (hospital site name, e.g. Barking, Havering and Redbridge University Hospitals NHS Trust), Hospital (e.g. Queens Hospital Romford HASU), date (date range for stroke recordings), </w:t>
-            </w:r>
-            <w:proofErr w:type="spellStart"/>
-            <w:r>
-              <w:t>n.stroke</w:t>
-            </w:r>
-            <w:proofErr w:type="spellEnd"/>
-            <w:r>
-              <w:t xml:space="preserve"> (number of strokes recorded at that hospital for the stated time frame)</w:t>
+              <w:t>ISDN (integrated stroke network name, e.g. London), site.name (hospital site name, e.g. Barking, Havering and Redbridge University Hospitals NHS Trust), Hospital (e.g. Queens Hospital Romford HASU), date (date range for stroke recordings), n.stroke (number of strokes recorded at that hospital for the stated time frame)</w:t>
             </w:r>
           </w:p>
         </w:tc>
@@ -5254,15 +4823,7 @@
         <w:divId w:val="860977169"/>
       </w:pPr>
       <w:r>
-        <w:t>These are the input csv files needed to run the model. These are used, by the model code, to create inputs which feed into the "</w:t>
-      </w:r>
-      <w:proofErr w:type="spellStart"/>
-      <w:r>
-        <w:t>created_inputs</w:t>
-      </w:r>
-      <w:proofErr w:type="spellEnd"/>
-      <w:r>
-        <w:t>" subfolder.</w:t>
+        <w:t>These are the input csv files needed to run the model. These are used, by the model code, to create inputs which feed into the "created_inputs" subfolder.</w:t>
       </w:r>
     </w:p>
     <w:p>
@@ -5384,20 +4945,305 @@
         <w:t>─</w:t>
       </w:r>
       <w:r>
+        <w:t xml:space="preserve"> Rscripts/</w:t>
+      </w:r>
+    </w:p>
+    <w:p>
+      <w:pPr>
+        <w:divId w:val="860977169"/>
+      </w:pPr>
+      <w:r>
+        <w:t xml:space="preserve">│  </w:t>
+      </w:r>
+      <w:r>
+        <w:rPr>
+          <w:rFonts w:ascii="MS Gothic" w:eastAsia="MS Gothic" w:hAnsi="MS Gothic" w:cs="MS Gothic" w:hint="eastAsia"/>
+        </w:rPr>
+        <w:t>├</w:t>
+      </w:r>
+      <w:r>
+        <w:rPr>
+          <w:rFonts w:cs="Aptos"/>
+        </w:rPr>
+        <w:t>─</w:t>
+      </w:r>
+      <w:r>
+        <w:t xml:space="preserve"> model_functions.R                 # core acute-tree + long-term Markov model</w:t>
+      </w:r>
+    </w:p>
+    <w:p>
+      <w:pPr>
+        <w:divId w:val="860977169"/>
+      </w:pPr>
+      <w:r>
+        <w:t xml:space="preserve">│  </w:t>
+      </w:r>
+      <w:r>
+        <w:rPr>
+          <w:rFonts w:ascii="MS Gothic" w:eastAsia="MS Gothic" w:hAnsi="MS Gothic" w:cs="MS Gothic" w:hint="eastAsia"/>
+        </w:rPr>
+        <w:t>├</w:t>
+      </w:r>
+      <w:r>
+        <w:rPr>
+          <w:rFonts w:cs="Aptos"/>
+        </w:rPr>
+        <w:t>─</w:t>
+      </w:r>
+      <w:r>
+        <w:t xml:space="preserve"> model_functions_mortality_sc.R    # scenario variant (mortality RR year 1)</w:t>
+      </w:r>
+    </w:p>
+    <w:p>
+      <w:pPr>
+        <w:divId w:val="860977169"/>
+      </w:pPr>
+      <w:r>
+        <w:t xml:space="preserve">│  </w:t>
+      </w:r>
+      <w:r>
+        <w:rPr>
+          <w:rFonts w:ascii="MS Gothic" w:eastAsia="MS Gothic" w:hAnsi="MS Gothic" w:cs="MS Gothic" w:hint="eastAsia"/>
+        </w:rPr>
+        <w:t>├</w:t>
+      </w:r>
+      <w:r>
+        <w:rPr>
+          <w:rFonts w:cs="Aptos"/>
+        </w:rPr>
+        <w:t>─</w:t>
+      </w:r>
+      <w:r>
+        <w:t xml:space="preserve"> model_functions_MTTPA_sc.R        # scenario variant (additive LT effects)</w:t>
+      </w:r>
+    </w:p>
+    <w:p>
+      <w:pPr>
+        <w:divId w:val="860977169"/>
+      </w:pPr>
+      <w:r>
+        <w:t xml:space="preserve">│  </w:t>
+      </w:r>
+      <w:r>
+        <w:rPr>
+          <w:rFonts w:ascii="MS Gothic" w:eastAsia="MS Gothic" w:hAnsi="MS Gothic" w:cs="MS Gothic" w:hint="eastAsia"/>
+        </w:rPr>
+        <w:t>├</w:t>
+      </w:r>
+      <w:r>
+        <w:rPr>
+          <w:rFonts w:cs="Aptos"/>
+        </w:rPr>
+        <w:t>─</w:t>
+      </w:r>
+      <w:r>
+        <w:t xml:space="preserve"> 1_hospital_data_processing.R      # prepares ISDN hospital input</w:t>
+      </w:r>
+    </w:p>
+    <w:p>
+      <w:pPr>
+        <w:divId w:val="860977169"/>
+      </w:pPr>
+      <w:r>
+        <w:t xml:space="preserve">│  </w:t>
+      </w:r>
+      <w:r>
+        <w:rPr>
+          <w:rFonts w:ascii="MS Gothic" w:eastAsia="MS Gothic" w:hAnsi="MS Gothic" w:cs="MS Gothic" w:hint="eastAsia"/>
+        </w:rPr>
+        <w:t>├</w:t>
+      </w:r>
+      <w:r>
+        <w:rPr>
+          <w:rFonts w:cs="Aptos"/>
+        </w:rPr>
+        <w:t>─</w:t>
+      </w:r>
+      <w:r>
+        <w:t xml:space="preserve"> 2_probab</w:t>
+      </w:r>
+      <w:r>
+        <w:t>i</w:t>
+      </w:r>
+      <w:r>
+        <w:t>listic_sampling.R         # parameter sampling for PSA</w:t>
+      </w:r>
+    </w:p>
+    <w:p>
+      <w:pPr>
+        <w:divId w:val="860977169"/>
+        <w:rPr>
+          <w:lang w:val="it-IT"/>
+        </w:rPr>
+      </w:pPr>
+      <w:r>
+        <w:rPr>
+          <w:lang w:val="it-IT"/>
+        </w:rPr>
+        <w:t xml:space="preserve">│  </w:t>
+      </w:r>
+      <w:r>
+        <w:rPr>
+          <w:rFonts w:ascii="MS Gothic" w:eastAsia="MS Gothic" w:hAnsi="MS Gothic" w:cs="MS Gothic" w:hint="eastAsia"/>
+          <w:lang w:val="it-IT"/>
+        </w:rPr>
+        <w:t>├</w:t>
+      </w:r>
+      <w:r>
+        <w:rPr>
+          <w:rFonts w:cs="Aptos"/>
+          <w:lang w:val="it-IT"/>
+        </w:rPr>
+        <w:t>─</w:t>
+      </w:r>
+      <w:r>
+        <w:rPr>
+          <w:lang w:val="it-IT"/>
+        </w:rPr>
+        <w:t xml:space="preserve"> 3a_deterministic_model.R          # base case + DSA</w:t>
+      </w:r>
+    </w:p>
+    <w:p>
+      <w:pPr>
+        <w:divId w:val="860977169"/>
+        <w:rPr>
+          <w:lang w:val="it-IT"/>
+        </w:rPr>
+      </w:pPr>
+      <w:r>
+        <w:rPr>
+          <w:lang w:val="it-IT"/>
+        </w:rPr>
+        <w:t xml:space="preserve">│  </w:t>
+      </w:r>
+      <w:r>
+        <w:rPr>
+          <w:rFonts w:ascii="MS Gothic" w:eastAsia="MS Gothic" w:hAnsi="MS Gothic" w:cs="MS Gothic" w:hint="eastAsia"/>
+          <w:lang w:val="it-IT"/>
+        </w:rPr>
+        <w:t>├</w:t>
+      </w:r>
+      <w:r>
+        <w:rPr>
+          <w:rFonts w:cs="Aptos"/>
+          <w:lang w:val="it-IT"/>
+        </w:rPr>
+        <w:t>─</w:t>
+      </w:r>
+      <w:r>
+        <w:rPr>
+          <w:lang w:val="it-IT"/>
+        </w:rPr>
+        <w:t xml:space="preserve"> 3b_probab</w:t>
+      </w:r>
+      <w:r>
+        <w:rPr>
+          <w:lang w:val="it-IT"/>
+        </w:rPr>
+        <w:t>i</w:t>
+      </w:r>
+      <w:r>
+        <w:rPr>
+          <w:lang w:val="it-IT"/>
+        </w:rPr>
+        <w:t>listic_model.R           # PSA driver</w:t>
+      </w:r>
+    </w:p>
+    <w:p>
+      <w:pPr>
+        <w:divId w:val="860977169"/>
+        <w:rPr>
+          <w:lang w:val="it-IT"/>
+        </w:rPr>
+      </w:pPr>
+      <w:r>
+        <w:rPr>
+          <w:lang w:val="it-IT"/>
+        </w:rPr>
+        <w:t xml:space="preserve">│  </w:t>
+      </w:r>
+      <w:r>
+        <w:rPr>
+          <w:rFonts w:ascii="MS Gothic" w:eastAsia="MS Gothic" w:hAnsi="MS Gothic" w:cs="MS Gothic" w:hint="eastAsia"/>
+          <w:lang w:val="it-IT"/>
+        </w:rPr>
+        <w:t>├</w:t>
+      </w:r>
+      <w:r>
+        <w:rPr>
+          <w:rFonts w:cs="Aptos"/>
+          <w:lang w:val="it-IT"/>
+        </w:rPr>
+        <w:t>─</w:t>
+      </w:r>
+      <w:r>
+        <w:rPr>
+          <w:lang w:val="it-IT"/>
+        </w:rPr>
+        <w:t xml:space="preserve"> 4_scenario_analysis.R             # scenario analyses</w:t>
+      </w:r>
+    </w:p>
+    <w:p>
+      <w:pPr>
+        <w:divId w:val="860977169"/>
+      </w:pPr>
+      <w:r>
+        <w:t xml:space="preserve">│  </w:t>
+      </w:r>
+      <w:r>
+        <w:rPr>
+          <w:rFonts w:ascii="MS Gothic" w:eastAsia="MS Gothic" w:hAnsi="MS Gothic" w:cs="MS Gothic" w:hint="eastAsia"/>
+        </w:rPr>
+        <w:t>├</w:t>
+      </w:r>
+      <w:r>
+        <w:rPr>
+          <w:rFonts w:cs="Aptos"/>
+        </w:rPr>
+        <w:t>─</w:t>
+      </w:r>
+      <w:r>
+        <w:t xml:space="preserve"> regional_level.R</w:t>
+      </w:r>
+      <w:r>
+        <w:t xml:space="preserve">            # ISDN-level analysis</w:t>
+      </w:r>
+    </w:p>
+    <w:p>
+      <w:pPr>
+        <w:divId w:val="860977169"/>
+      </w:pPr>
+      <w:r>
+        <w:t xml:space="preserve">│  </w:t>
+      </w:r>
+      <w:r>
+        <w:rPr>
+          <w:rFonts w:ascii="MS Gothic" w:eastAsia="MS Gothic" w:hAnsi="MS Gothic" w:cs="MS Gothic" w:hint="eastAsia"/>
+        </w:rPr>
+        <w:t>├</w:t>
+      </w:r>
+      <w:r>
+        <w:rPr>
+          <w:rFonts w:cs="Aptos"/>
+        </w:rPr>
+        <w:t>─</w:t>
+      </w:r>
+      <w:r>
         <w:t xml:space="preserve"> </w:t>
       </w:r>
-      <w:proofErr w:type="spellStart"/>
-      <w:r>
-        <w:t>Rscripts</w:t>
-      </w:r>
-      <w:proofErr w:type="spellEnd"/>
-      <w:r>
-        <w:t>/</w:t>
-      </w:r>
-    </w:p>
-    <w:p>
-      <w:pPr>
-        <w:divId w:val="860977169"/>
+      <w:r>
+        <w:t>local_level.R</w:t>
+      </w:r>
+      <w:r>
+        <w:t xml:space="preserve">            # hospital-level analysis</w:t>
+      </w:r>
+    </w:p>
+    <w:p>
+      <w:pPr>
+        <w:divId w:val="860977169"/>
+        <w:rPr>
+          <w:rFonts w:cs="Aptos"/>
+        </w:rPr>
       </w:pPr>
       <w:r>
         <w:t xml:space="preserve">│  </w:t>
@@ -5412,300 +5258,13 @@
         <w:rPr>
           <w:rFonts w:cs="Aptos"/>
         </w:rPr>
-        <w:t>─</w:t>
-      </w:r>
-      <w:r>
-        <w:t xml:space="preserve"> </w:t>
-      </w:r>
-      <w:proofErr w:type="spellStart"/>
-      <w:r>
-        <w:t>model_functions.R</w:t>
-      </w:r>
-      <w:proofErr w:type="spellEnd"/>
-      <w:r>
-        <w:t xml:space="preserve">                 # core acute-tree + long-term Markov model</w:t>
-      </w:r>
-    </w:p>
-    <w:p>
-      <w:pPr>
-        <w:divId w:val="860977169"/>
-      </w:pPr>
-      <w:r>
-        <w:t xml:space="preserve">│  </w:t>
-      </w:r>
-      <w:r>
-        <w:rPr>
-          <w:rFonts w:ascii="MS Gothic" w:eastAsia="MS Gothic" w:hAnsi="MS Gothic" w:cs="MS Gothic" w:hint="eastAsia"/>
-        </w:rPr>
-        <w:t>├</w:t>
+        <w:t>─figure</w:t>
       </w:r>
       <w:r>
         <w:rPr>
           <w:rFonts w:cs="Aptos"/>
         </w:rPr>
-        <w:t>─</w:t>
-      </w:r>
-      <w:r>
-        <w:t xml:space="preserve"> </w:t>
-      </w:r>
-      <w:proofErr w:type="spellStart"/>
-      <w:r>
-        <w:t>model_functions_mortality_sc.R</w:t>
-      </w:r>
-      <w:proofErr w:type="spellEnd"/>
-      <w:r>
-        <w:t xml:space="preserve">    # scenario variant (mortality RR year 1)</w:t>
-      </w:r>
-    </w:p>
-    <w:p>
-      <w:pPr>
-        <w:divId w:val="860977169"/>
-      </w:pPr>
-      <w:r>
-        <w:t xml:space="preserve">│  </w:t>
-      </w:r>
-      <w:r>
-        <w:rPr>
-          <w:rFonts w:ascii="MS Gothic" w:eastAsia="MS Gothic" w:hAnsi="MS Gothic" w:cs="MS Gothic" w:hint="eastAsia"/>
-        </w:rPr>
-        <w:t>├</w:t>
-      </w:r>
-      <w:r>
-        <w:rPr>
-          <w:rFonts w:cs="Aptos"/>
-        </w:rPr>
-        <w:t>─</w:t>
-      </w:r>
-      <w:r>
-        <w:t xml:space="preserve"> </w:t>
-      </w:r>
-      <w:proofErr w:type="spellStart"/>
-      <w:r>
-        <w:t>model_functions_MTTPA_sc.R</w:t>
-      </w:r>
-      <w:proofErr w:type="spellEnd"/>
-      <w:r>
-        <w:t xml:space="preserve">        # scenario variant (additive LT effects)</w:t>
-      </w:r>
-    </w:p>
-    <w:p>
-      <w:pPr>
-        <w:divId w:val="860977169"/>
-      </w:pPr>
-      <w:r>
-        <w:t xml:space="preserve">│  </w:t>
-      </w:r>
-      <w:r>
-        <w:rPr>
-          <w:rFonts w:ascii="MS Gothic" w:eastAsia="MS Gothic" w:hAnsi="MS Gothic" w:cs="MS Gothic" w:hint="eastAsia"/>
-        </w:rPr>
-        <w:t>├</w:t>
-      </w:r>
-      <w:r>
-        <w:rPr>
-          <w:rFonts w:cs="Aptos"/>
-        </w:rPr>
-        <w:t>─</w:t>
-      </w:r>
-      <w:r>
-        <w:t xml:space="preserve"> 1_hospital_data_processing.R      # prepares ISDN hospital input</w:t>
-      </w:r>
-    </w:p>
-    <w:p>
-      <w:pPr>
-        <w:divId w:val="860977169"/>
-      </w:pPr>
-      <w:r>
-        <w:t xml:space="preserve">│  </w:t>
-      </w:r>
-      <w:r>
-        <w:rPr>
-          <w:rFonts w:ascii="MS Gothic" w:eastAsia="MS Gothic" w:hAnsi="MS Gothic" w:cs="MS Gothic" w:hint="eastAsia"/>
-        </w:rPr>
-        <w:t>├</w:t>
-      </w:r>
-      <w:r>
-        <w:rPr>
-          <w:rFonts w:cs="Aptos"/>
-        </w:rPr>
-        <w:t>─</w:t>
-      </w:r>
-      <w:r>
-        <w:t xml:space="preserve"> 2_probablistic_sampling.R         # parameter sampling for PSA</w:t>
-      </w:r>
-    </w:p>
-    <w:p>
-      <w:pPr>
-        <w:divId w:val="860977169"/>
-      </w:pPr>
-      <w:r>
-        <w:t xml:space="preserve">│  </w:t>
-      </w:r>
-      <w:r>
-        <w:rPr>
-          <w:rFonts w:ascii="MS Gothic" w:eastAsia="MS Gothic" w:hAnsi="MS Gothic" w:cs="MS Gothic" w:hint="eastAsia"/>
-        </w:rPr>
-        <w:t>├</w:t>
-      </w:r>
-      <w:r>
-        <w:rPr>
-          <w:rFonts w:cs="Aptos"/>
-        </w:rPr>
-        <w:t>─</w:t>
-      </w:r>
-      <w:r>
-        <w:t xml:space="preserve"> 3a_deterministic_model.R          # base case + DSA</w:t>
-      </w:r>
-    </w:p>
-    <w:p>
-      <w:pPr>
-        <w:divId w:val="860977169"/>
-      </w:pPr>
-      <w:r>
-        <w:t xml:space="preserve">│  </w:t>
-      </w:r>
-      <w:r>
-        <w:rPr>
-          <w:rFonts w:ascii="MS Gothic" w:eastAsia="MS Gothic" w:hAnsi="MS Gothic" w:cs="MS Gothic" w:hint="eastAsia"/>
-        </w:rPr>
-        <w:t>├</w:t>
-      </w:r>
-      <w:r>
-        <w:rPr>
-          <w:rFonts w:cs="Aptos"/>
-        </w:rPr>
-        <w:t>─</w:t>
-      </w:r>
-      <w:r>
-        <w:t xml:space="preserve"> 3b_probablistic_model.R           # PSA driver</w:t>
-      </w:r>
-    </w:p>
-    <w:p>
-      <w:pPr>
-        <w:divId w:val="860977169"/>
-      </w:pPr>
-      <w:r>
-        <w:t xml:space="preserve">│  </w:t>
-      </w:r>
-      <w:r>
-        <w:rPr>
-          <w:rFonts w:ascii="MS Gothic" w:eastAsia="MS Gothic" w:hAnsi="MS Gothic" w:cs="MS Gothic" w:hint="eastAsia"/>
-        </w:rPr>
-        <w:t>├</w:t>
-      </w:r>
-      <w:r>
-        <w:rPr>
-          <w:rFonts w:cs="Aptos"/>
-        </w:rPr>
-        <w:t>─</w:t>
-      </w:r>
-      <w:r>
-        <w:t xml:space="preserve"> 4_scenario_analysis.R             # scenario analyses</w:t>
-      </w:r>
-    </w:p>
-    <w:p>
-      <w:pPr>
-        <w:divId w:val="860977169"/>
-      </w:pPr>
-      <w:r>
-        <w:t xml:space="preserve">│  </w:t>
-      </w:r>
-      <w:r>
-        <w:rPr>
-          <w:rFonts w:ascii="MS Gothic" w:eastAsia="MS Gothic" w:hAnsi="MS Gothic" w:cs="MS Gothic" w:hint="eastAsia"/>
-        </w:rPr>
-        <w:t>├</w:t>
-      </w:r>
-      <w:r>
-        <w:rPr>
-          <w:rFonts w:cs="Aptos"/>
-        </w:rPr>
-        <w:t>─</w:t>
-      </w:r>
-      <w:r>
-        <w:t xml:space="preserve"> </w:t>
-      </w:r>
-      <w:proofErr w:type="spellStart"/>
-      <w:r>
-        <w:t>regional_level.R</w:t>
-      </w:r>
-      <w:proofErr w:type="spellEnd"/>
-      <w:r>
-        <w:t xml:space="preserve">            # ISDN-level analysis</w:t>
-      </w:r>
-    </w:p>
-    <w:p>
-      <w:pPr>
-        <w:divId w:val="860977169"/>
-      </w:pPr>
-      <w:r>
-        <w:t xml:space="preserve">│  </w:t>
-      </w:r>
-      <w:r>
-        <w:rPr>
-          <w:rFonts w:ascii="MS Gothic" w:eastAsia="MS Gothic" w:hAnsi="MS Gothic" w:cs="MS Gothic" w:hint="eastAsia"/>
-        </w:rPr>
-        <w:t>├</w:t>
-      </w:r>
-      <w:r>
-        <w:rPr>
-          <w:rFonts w:cs="Aptos"/>
-        </w:rPr>
-        <w:t>─</w:t>
-      </w:r>
-      <w:r>
-        <w:t xml:space="preserve"> </w:t>
-      </w:r>
-      <w:proofErr w:type="spellStart"/>
-      <w:r>
-        <w:t>local_level.R</w:t>
-      </w:r>
-      <w:proofErr w:type="spellEnd"/>
-      <w:r>
-        <w:t xml:space="preserve">            # hospital-level analysis</w:t>
-      </w:r>
-    </w:p>
-    <w:p>
-      <w:pPr>
-        <w:divId w:val="860977169"/>
-        <w:rPr>
-          <w:rFonts w:cs="Aptos"/>
-        </w:rPr>
-      </w:pPr>
-      <w:r>
-        <w:t xml:space="preserve">│  </w:t>
-      </w:r>
-      <w:r>
-        <w:rPr>
-          <w:rFonts w:ascii="MS Gothic" w:eastAsia="MS Gothic" w:hAnsi="MS Gothic" w:cs="MS Gothic" w:hint="eastAsia"/>
-        </w:rPr>
-        <w:t>├</w:t>
-      </w:r>
-      <w:r>
-        <w:rPr>
-          <w:rFonts w:cs="Aptos"/>
-        </w:rPr>
-        <w:t>─</w:t>
-      </w:r>
-      <w:proofErr w:type="spellStart"/>
-      <w:r>
-        <w:rPr>
-          <w:rFonts w:cs="Aptos"/>
-        </w:rPr>
-        <w:t>figure</w:t>
-      </w:r>
-      <w:r>
-        <w:rPr>
-          <w:rFonts w:cs="Aptos"/>
-        </w:rPr>
-        <w:t>_creation</w:t>
-      </w:r>
-      <w:proofErr w:type="spellEnd"/>
-      <w:r>
-        <w:rPr>
-          <w:rFonts w:cs="Aptos"/>
-        </w:rPr>
-        <w:t>/ [contains R scripts creating figures, no order/hierarchy to run these]</w:t>
+        <w:t>_creation/ [contains R scripts creating figures, no order/hierarchy to run these]</w:t>
       </w:r>
     </w:p>
     <w:p>
@@ -5865,15 +5424,7 @@
         <w:divId w:val="860977169"/>
       </w:pPr>
       <w:r>
-        <w:t xml:space="preserve">Dates: The ISDN datasets include a date label such as "Apr 2022–Mar 2023". Retain this exact format (month name plus year range, using a consistent </w:t>
-      </w:r>
-      <w:proofErr w:type="spellStart"/>
-      <w:r>
-        <w:t>en</w:t>
-      </w:r>
-      <w:proofErr w:type="spellEnd"/>
-      <w:r>
-        <w:t>-dash or hyphen). If you use a different period label, update the filter in the script accordingly.</w:t>
+        <w:t>Dates: The ISDN datasets include a date label such as "Apr 2022–Mar 2023". Retain this exact format (month name plus year range, using a consistent en-dash or hyphen). If you use a different period label, update the filter in the script accordingly.</w:t>
       </w:r>
     </w:p>
     <w:p>
@@ -6007,7 +5558,13 @@
         <w:t>In “</w:t>
       </w:r>
       <w:r>
-        <w:t>2_probablistic_sampling.R”</w:t>
+        <w:t>2_probab</w:t>
+      </w:r>
+      <w:r>
+        <w:t>i</w:t>
+      </w:r>
+      <w:r>
+        <w:t>listic_sampling.R”</w:t>
       </w:r>
     </w:p>
     <w:p>
@@ -6036,37 +5593,13 @@
         <w:t xml:space="preserve">Utilities (by mRS): truncated normal on [0,1] from mean </w:t>
       </w:r>
       <w:r>
-        <w:t>(</w:t>
-      </w:r>
-      <w:proofErr w:type="spellStart"/>
-      <w:r>
-        <w:t>base_case</w:t>
-      </w:r>
-      <w:proofErr w:type="spellEnd"/>
-      <w:r>
-        <w:t xml:space="preserve">) </w:t>
+        <w:t xml:space="preserve">(base_case) </w:t>
       </w:r>
       <w:r>
         <w:t>+ 95% CI</w:t>
       </w:r>
       <w:r>
-        <w:t xml:space="preserve"> (</w:t>
-      </w:r>
-      <w:proofErr w:type="spellStart"/>
-      <w:r>
-        <w:t>PSA_low</w:t>
-      </w:r>
-      <w:proofErr w:type="spellEnd"/>
-      <w:r>
-        <w:t xml:space="preserve"> and </w:t>
-      </w:r>
-      <w:proofErr w:type="spellStart"/>
-      <w:r>
-        <w:t>PSA_high</w:t>
-      </w:r>
-      <w:proofErr w:type="spellEnd"/>
-      <w:r>
-        <w:t>)</w:t>
+        <w:t xml:space="preserve"> (PSA_low and PSA_high)</w:t>
       </w:r>
     </w:p>
     <w:p>
@@ -6082,31 +5615,7 @@
         <w:t xml:space="preserve">Costs: gamma fit </w:t>
       </w:r>
       <w:r>
-        <w:t>from mean (</w:t>
-      </w:r>
-      <w:proofErr w:type="spellStart"/>
-      <w:r>
-        <w:t>base_case</w:t>
-      </w:r>
-      <w:proofErr w:type="spellEnd"/>
-      <w:r>
-        <w:t>) + 95% CI (</w:t>
-      </w:r>
-      <w:proofErr w:type="spellStart"/>
-      <w:r>
-        <w:t>PSA_low</w:t>
-      </w:r>
-      <w:proofErr w:type="spellEnd"/>
-      <w:r>
-        <w:t xml:space="preserve"> and </w:t>
-      </w:r>
-      <w:proofErr w:type="spellStart"/>
-      <w:r>
-        <w:t>PSA_high</w:t>
-      </w:r>
-      <w:proofErr w:type="spellEnd"/>
-      <w:r>
-        <w:t>)</w:t>
+        <w:t>from mean (base_case) + 95% CI (PSA_low and PSA_high)</w:t>
       </w:r>
     </w:p>
     <w:p>
@@ -6122,31 +5631,7 @@
         <w:t xml:space="preserve">RR mortality (by mRS): lognormal </w:t>
       </w:r>
       <w:r>
-        <w:t>from mean (</w:t>
-      </w:r>
-      <w:proofErr w:type="spellStart"/>
-      <w:r>
-        <w:t>base_case</w:t>
-      </w:r>
-      <w:proofErr w:type="spellEnd"/>
-      <w:r>
-        <w:t>) + 95% CI (</w:t>
-      </w:r>
-      <w:proofErr w:type="spellStart"/>
-      <w:r>
-        <w:t>PSA_low</w:t>
-      </w:r>
-      <w:proofErr w:type="spellEnd"/>
-      <w:r>
-        <w:t xml:space="preserve"> and </w:t>
-      </w:r>
-      <w:proofErr w:type="spellStart"/>
-      <w:r>
-        <w:t>PSA_high</w:t>
-      </w:r>
-      <w:proofErr w:type="spellEnd"/>
-      <w:r>
-        <w:t>)</w:t>
+        <w:t>from mean (base_case) + 95% CI (PSA_low and PSA_high)</w:t>
       </w:r>
     </w:p>
     <w:p>
@@ -6159,15 +5644,7 @@
         <w:divId w:val="860977169"/>
       </w:pPr>
       <w:r>
-        <w:t xml:space="preserve">Control probabilities: Beta(mean, k) — here k is stored in the parameter file under </w:t>
-      </w:r>
-      <w:proofErr w:type="spellStart"/>
-      <w:r>
-        <w:t>PSA_low</w:t>
-      </w:r>
-      <w:proofErr w:type="spellEnd"/>
-      <w:r>
-        <w:t xml:space="preserve"> for Beta rows (not a CI bound).</w:t>
+        <w:t>Control probabilities: Beta(mean, k) — here k is stored in the parameter file under PSA_low for Beta rows (not a CI bound).</w:t>
       </w:r>
     </w:p>
     <w:p>
@@ -6186,31 +5663,7 @@
         <w:t xml:space="preserve">: </w:t>
       </w:r>
       <w:r>
-        <w:t>Intervention-arm probabilities are derived from control probabilities and sampled ORs using the standard odds transformation (</w:t>
-      </w:r>
-      <w:proofErr w:type="spellStart"/>
-      <w:r>
-        <w:t>p_treat</w:t>
-      </w:r>
-      <w:proofErr w:type="spellEnd"/>
-      <w:r>
-        <w:t xml:space="preserve"> = OR * </w:t>
-      </w:r>
-      <w:proofErr w:type="spellStart"/>
-      <w:r>
-        <w:t>odds_control</w:t>
-      </w:r>
-      <w:proofErr w:type="spellEnd"/>
-      <w:r>
-        <w:t xml:space="preserve"> / (1 + OR * </w:t>
-      </w:r>
-      <w:proofErr w:type="spellStart"/>
-      <w:r>
-        <w:t>odds_control</w:t>
-      </w:r>
-      <w:proofErr w:type="spellEnd"/>
-      <w:r>
-        <w:t xml:space="preserve">)), with </w:t>
+        <w:t xml:space="preserve">Intervention-arm probabilities are derived from control probabilities and sampled ORs using the standard odds transformation (p_treat = OR * odds_control / (1 + OR * odds_control)), with </w:t>
       </w:r>
       <w:r>
         <w:t>bounds</w:t>
@@ -6235,15 +5688,7 @@
         <w:t xml:space="preserve">: </w:t>
       </w:r>
       <w:r>
-        <w:t>The PSA creates full sample sets for utilities, costs, and mortality by mRS; deterministic values used by the base model come directly from the parameter file (</w:t>
-      </w:r>
-      <w:proofErr w:type="spellStart"/>
-      <w:r>
-        <w:t>base_case</w:t>
-      </w:r>
-      <w:proofErr w:type="spellEnd"/>
-      <w:r>
-        <w:t>), not from PSA medians.</w:t>
+        <w:t>The PSA creates full sample sets for utilities, costs, and mortality by mRS; deterministic values used by the base model come directly from the parameter file (base_case), not from PSA medians.</w:t>
       </w:r>
     </w:p>
     <w:p>
@@ -6262,18 +5707,10 @@
         <w:t xml:space="preserve">: </w:t>
       </w:r>
       <w:r>
-        <w:t xml:space="preserve">mRS is treated as an integer key (0–6) across parameter files and PSA </w:t>
-      </w:r>
-      <w:proofErr w:type="spellStart"/>
-      <w:r>
-        <w:t>outputs</w:t>
-      </w:r>
-      <w:r>
-        <w:t>Utilities</w:t>
-      </w:r>
-      <w:proofErr w:type="spellEnd"/>
-      <w:r>
-        <w:t xml:space="preserve"> and costs for mRS 6 are set to 0; RR for mRS 6 is NA (dead state, not used). Ensure your parameter file has mRS recorded as integers 0–6.</w:t>
+        <w:t>mRS is treated as an integer key (0–6) across parameter files and PSA outputs</w:t>
+      </w:r>
+      <w:r>
+        <w:t>Utilities and costs for mRS 6 are set to 0; RR for mRS 6 is NA (dead state, not used). Ensure your parameter file has mRS recorded as integers 0–6.</w:t>
       </w:r>
     </w:p>
     <w:p>
@@ -6291,6 +5728,45 @@
     </w:p>
     <w:p>
       <w:pPr>
+        <w:pStyle w:val="ListParagraph"/>
+        <w:numPr>
+          <w:ilvl w:val="0"/>
+          <w:numId w:val="4"/>
+        </w:numPr>
+        <w:divId w:val="860977169"/>
+      </w:pPr>
+      <w:r>
+        <w:t>In “3a_deterministic model”:</w:t>
+      </w:r>
+    </w:p>
+    <w:p>
+      <w:pPr>
+        <w:pStyle w:val="ListParagraph"/>
+        <w:numPr>
+          <w:ilvl w:val="1"/>
+          <w:numId w:val="4"/>
+        </w:numPr>
+        <w:spacing w:after="0"/>
+        <w:divId w:val="860977169"/>
+      </w:pPr>
+      <w:r>
+        <w:t>!!! note that if you perform DSA on parameters that have the same name (e.g. in different settings), the current set up will only store values for the latest parameter run, the following code would need editing:</w:t>
+      </w:r>
+      <w:r>
+        <w:t xml:space="preserve"> </w:t>
+      </w:r>
+      <w:r>
+        <w:t>low.results[[variable_name]] &lt;- result</w:t>
+      </w:r>
+    </w:p>
+    <w:p>
+      <w:pPr>
+        <w:pStyle w:val="ListParagraph"/>
+        <w:divId w:val="860977169"/>
+      </w:pPr>
+    </w:p>
+    <w:p>
+      <w:pPr>
         <w:pStyle w:val="Heading2"/>
         <w:divId w:val="860977169"/>
         <w:rPr>
@@ -6354,111 +5830,34 @@
         <w:divId w:val="860977169"/>
       </w:pPr>
       <w:r>
-        <w:t>- outputs/</w:t>
-      </w:r>
-      <w:proofErr w:type="spellStart"/>
-      <w:r>
-        <w:t>base_case_results.RData</w:t>
-      </w:r>
-      <w:proofErr w:type="spellEnd"/>
-      <w:r>
-        <w:t xml:space="preserve"> → contains </w:t>
-      </w:r>
-      <w:proofErr w:type="spellStart"/>
-      <w:r>
-        <w:t>base_case</w:t>
-      </w:r>
-      <w:proofErr w:type="spellEnd"/>
-      <w:r>
-        <w:t>, a list with:</w:t>
+        <w:t>- outputs/base_case_results.RData → contains base_case, a list with:</w:t>
       </w:r>
       <w:r>
         <w:br/>
-        <w:t xml:space="preserve">  - </w:t>
-      </w:r>
-      <w:proofErr w:type="spellStart"/>
-      <w:r>
-        <w:t>summary_data_all</w:t>
-      </w:r>
-      <w:proofErr w:type="spellEnd"/>
-      <w:r>
-        <w:t>: totals by strategy (costs, QALYs)</w:t>
+        <w:t xml:space="preserve">  - summary_data_all: totals by strategy (costs, QALYs)</w:t>
       </w:r>
       <w:r>
         <w:br/>
-        <w:t xml:space="preserve">  - </w:t>
-      </w:r>
-      <w:proofErr w:type="spellStart"/>
-      <w:r>
-        <w:t>incremental_results</w:t>
-      </w:r>
-      <w:proofErr w:type="spellEnd"/>
-      <w:r>
-        <w:t>: key incremental outcomes and Net Monetary Benefit (NMB)</w:t>
+      </w:r>
+      <w:r>
+        <w:lastRenderedPageBreak/>
+        <w:t xml:space="preserve">  - incremental_results: key incremental outcomes and Net Monetary Benefit (NMB)</w:t>
       </w:r>
       <w:r>
         <w:br/>
-        <w:t xml:space="preserve">  - </w:t>
-      </w:r>
-      <w:proofErr w:type="spellStart"/>
-      <w:r>
-        <w:t>process_results</w:t>
-      </w:r>
-      <w:proofErr w:type="spellEnd"/>
-      <w:r>
-        <w:t>: pathway/process counts and component costs/QALYs</w:t>
+        <w:t xml:space="preserve">  - process_results: pathway/process counts and component costs/QALYs</w:t>
       </w:r>
       <w:r>
         <w:br/>
-        <w:t xml:space="preserve">  - </w:t>
-      </w:r>
-      <w:proofErr w:type="spellStart"/>
-      <w:r>
-        <w:t>mrs.trace</w:t>
-      </w:r>
-      <w:proofErr w:type="spellEnd"/>
-      <w:r>
-        <w:t>: Markov trace (mRS0–mRS6 over cycles)</w:t>
+        <w:t xml:space="preserve">  - mrs.trace: Markov trace (mRS0–mRS6 over cycles)</w:t>
       </w:r>
       <w:r>
         <w:br/>
-        <w:t xml:space="preserve">  - </w:t>
-      </w:r>
-      <w:proofErr w:type="spellStart"/>
-      <w:r>
-        <w:t>trace.standard</w:t>
-      </w:r>
-      <w:proofErr w:type="spellEnd"/>
-      <w:r>
-        <w:t xml:space="preserve"> / </w:t>
-      </w:r>
-      <w:proofErr w:type="spellStart"/>
-      <w:r>
-        <w:t>trace.intervention</w:t>
-      </w:r>
-      <w:proofErr w:type="spellEnd"/>
-      <w:r>
-        <w:t>: decision-tree traces</w:t>
+        <w:t xml:space="preserve">  - trace.standard / trace.intervention: decision-tree traces</w:t>
       </w:r>
       <w:r>
         <w:br/>
-        <w:t xml:space="preserve">  - </w:t>
-      </w:r>
-      <w:proofErr w:type="spellStart"/>
-      <w:r>
-        <w:t>tm.standard</w:t>
-      </w:r>
-      <w:proofErr w:type="spellEnd"/>
-      <w:r>
-        <w:t xml:space="preserve"> / </w:t>
-      </w:r>
-      <w:proofErr w:type="spellStart"/>
-      <w:r>
-        <w:t>tm.intervention</w:t>
-      </w:r>
-      <w:proofErr w:type="spellEnd"/>
-      <w:r>
-        <w:t>: transition arrays (per cycle)</w:t>
+        <w:t xml:space="preserve">  - tm.standard / tm.intervention: transition arrays (per cycle)</w:t>
       </w:r>
       <w:r>
         <w:br/>
@@ -6471,7 +5870,6 @@
         <w:divId w:val="860977169"/>
       </w:pPr>
       <w:r>
-        <w:lastRenderedPageBreak/>
         <w:t>- DSA</w:t>
       </w:r>
       <w:r>
@@ -6501,24 +5899,12 @@
         <w:rPr>
           <w:lang w:val="it-IT"/>
         </w:rPr>
-        <w:t>scenario_incremental_results.csv</w:t>
+        <w:t xml:space="preserve">scenario_incremental_results.csv: </w:t>
       </w:r>
       <w:r>
         <w:rPr>
           <w:lang w:val="it-IT"/>
         </w:rPr>
-        <w:t>:</w:t>
-      </w:r>
-      <w:r>
-        <w:rPr>
-          <w:lang w:val="it-IT"/>
-        </w:rPr>
-        <w:t xml:space="preserve"> </w:t>
-      </w:r>
-      <w:r>
-        <w:rPr>
-          <w:lang w:val="it-IT"/>
-        </w:rPr>
         <w:t xml:space="preserve">Scenario results </w:t>
       </w:r>
     </w:p>
@@ -6540,27 +5926,11 @@
         <w:divId w:val="860977169"/>
       </w:pPr>
       <w:r>
-        <w:t>- outputs/</w:t>
-      </w:r>
-      <w:proofErr w:type="spellStart"/>
-      <w:r>
-        <w:t>network_results.RData</w:t>
-      </w:r>
-      <w:proofErr w:type="spellEnd"/>
-      <w:r>
-        <w:t xml:space="preserve"> (ISDN-level list of model results) and outputs/ISDN_incremental_results.csv</w:t>
+        <w:t>- outputs/network_results.RData (ISDN-level list of model results) and outputs/ISDN_incremental_results.csv</w:t>
       </w:r>
       <w:r>
         <w:br/>
-        <w:t>- outputs/</w:t>
-      </w:r>
-      <w:proofErr w:type="spellStart"/>
-      <w:r>
-        <w:t>hospital_results.RData</w:t>
-      </w:r>
-      <w:proofErr w:type="spellEnd"/>
-      <w:r>
-        <w:t xml:space="preserve"> (hospital-level list of model results) and outputs/hospital_incremental_results.csv</w:t>
+        <w:t>- outputs/hospital_results.RData (hospital-level list of model results) and outputs/hospital_incremental_results.csv</w:t>
       </w:r>
     </w:p>
     <w:p>
@@ -6645,39 +6015,7 @@
         <w:t>HTML</w:t>
       </w:r>
       <w:r>
-        <w:t xml:space="preserve"> report (</w:t>
-      </w:r>
-      <w:proofErr w:type="spellStart"/>
-      <w:r>
-        <w:t>Report_Creation.Rmd</w:t>
-      </w:r>
-      <w:proofErr w:type="spellEnd"/>
-      <w:r>
-        <w:t xml:space="preserve">) reads </w:t>
-      </w:r>
-      <w:proofErr w:type="spellStart"/>
-      <w:r>
-        <w:t>base_case_results.RData</w:t>
-      </w:r>
-      <w:proofErr w:type="spellEnd"/>
-      <w:r>
-        <w:t xml:space="preserve">, </w:t>
-      </w:r>
-      <w:proofErr w:type="spellStart"/>
-      <w:r>
-        <w:t>network_results.RData</w:t>
-      </w:r>
-      <w:proofErr w:type="spellEnd"/>
-      <w:r>
-        <w:t xml:space="preserve">, and </w:t>
-      </w:r>
-      <w:proofErr w:type="spellStart"/>
-      <w:r>
-        <w:t>hospital_results.RData</w:t>
-      </w:r>
-      <w:proofErr w:type="spellEnd"/>
-      <w:r>
-        <w:t>.</w:t>
+        <w:t xml:space="preserve"> report (Report_Creation.Rmd) reads base_case_results.RData, network_results.RData, and hospital_results.RData.</w:t>
       </w:r>
     </w:p>
     <w:p>
@@ -6792,39 +6130,8 @@
           <w:sz w:val="22"/>
           <w:szCs w:val="21"/>
         </w:rPr>
-        <w:t xml:space="preserve">ΔQALY = </w:t>
-      </w:r>
-      <w:proofErr w:type="spellStart"/>
-      <w:r>
-        <w:rPr>
-          <w:rFonts w:asciiTheme="minorHAnsi" w:hAnsiTheme="minorHAnsi" w:cs="Segoe UI"/>
-          <w:color w:val="000000"/>
-          <w:sz w:val="22"/>
-          <w:szCs w:val="21"/>
-        </w:rPr>
-        <w:t>QALY_Intervention</w:t>
-      </w:r>
-      <w:proofErr w:type="spellEnd"/>
-      <w:r>
-        <w:rPr>
-          <w:rFonts w:asciiTheme="minorHAnsi" w:hAnsiTheme="minorHAnsi" w:cs="Segoe UI"/>
-          <w:color w:val="000000"/>
-          <w:sz w:val="22"/>
-          <w:szCs w:val="21"/>
-        </w:rPr>
-        <w:t xml:space="preserve"> − </w:t>
-      </w:r>
-      <w:proofErr w:type="spellStart"/>
-      <w:r>
-        <w:rPr>
-          <w:rFonts w:asciiTheme="minorHAnsi" w:hAnsiTheme="minorHAnsi" w:cs="Segoe UI"/>
-          <w:color w:val="000000"/>
-          <w:sz w:val="22"/>
-          <w:szCs w:val="21"/>
-        </w:rPr>
-        <w:t>QALY_Standard</w:t>
-      </w:r>
-      <w:proofErr w:type="spellEnd"/>
+        <w:t>ΔQALY = QALY_Intervention − QALY_Standard</w:t>
+      </w:r>
     </w:p>
     <w:p>
       <w:pPr>
@@ -6839,7 +6146,6 @@
           <w:szCs w:val="21"/>
         </w:rPr>
       </w:pPr>
-      <w:proofErr w:type="spellStart"/>
       <w:r>
         <w:rPr>
           <w:rFonts w:asciiTheme="minorHAnsi" w:hAnsiTheme="minorHAnsi" w:cs="Segoe UI"/>
@@ -6847,49 +6153,8 @@
           <w:sz w:val="22"/>
           <w:szCs w:val="21"/>
         </w:rPr>
-        <w:t>ΔCost</w:t>
-      </w:r>
-      <w:proofErr w:type="spellEnd"/>
-      <w:r>
-        <w:rPr>
-          <w:rFonts w:asciiTheme="minorHAnsi" w:hAnsiTheme="minorHAnsi" w:cs="Segoe UI"/>
-          <w:color w:val="000000"/>
-          <w:sz w:val="22"/>
-          <w:szCs w:val="21"/>
-        </w:rPr>
-        <w:t xml:space="preserve"> = </w:t>
-      </w:r>
-      <w:proofErr w:type="spellStart"/>
-      <w:r>
-        <w:rPr>
-          <w:rFonts w:asciiTheme="minorHAnsi" w:hAnsiTheme="minorHAnsi" w:cs="Segoe UI"/>
-          <w:color w:val="000000"/>
-          <w:sz w:val="22"/>
-          <w:szCs w:val="21"/>
-        </w:rPr>
-        <w:t>Cost_Intervention</w:t>
-      </w:r>
-      <w:proofErr w:type="spellEnd"/>
-      <w:r>
-        <w:rPr>
-          <w:rFonts w:asciiTheme="minorHAnsi" w:hAnsiTheme="minorHAnsi" w:cs="Segoe UI"/>
-          <w:color w:val="000000"/>
-          <w:sz w:val="22"/>
-          <w:szCs w:val="21"/>
-        </w:rPr>
-        <w:t xml:space="preserve"> − </w:t>
-      </w:r>
-      <w:proofErr w:type="spellStart"/>
-      <w:r>
-        <w:rPr>
-          <w:rFonts w:asciiTheme="minorHAnsi" w:hAnsiTheme="minorHAnsi" w:cs="Segoe UI"/>
-          <w:color w:val="000000"/>
-          <w:sz w:val="22"/>
-          <w:szCs w:val="21"/>
-        </w:rPr>
-        <w:t>Cost_Standard</w:t>
-      </w:r>
-      <w:proofErr w:type="spellEnd"/>
+        <w:t>ΔCost = Cost_Intervention − Cost_Standard</w:t>
+      </w:r>
     </w:p>
     <w:p>
       <w:pPr>
@@ -6911,27 +6176,7 @@
           <w:sz w:val="22"/>
           <w:szCs w:val="21"/>
         </w:rPr>
-        <w:t xml:space="preserve">Positive ΔQALY indicates health gain; negative </w:t>
-      </w:r>
-      <w:proofErr w:type="spellStart"/>
-      <w:r>
-        <w:rPr>
-          <w:rFonts w:asciiTheme="minorHAnsi" w:hAnsiTheme="minorHAnsi" w:cs="Segoe UI"/>
-          <w:color w:val="000000"/>
-          <w:sz w:val="22"/>
-          <w:szCs w:val="21"/>
-        </w:rPr>
-        <w:t>ΔCost</w:t>
-      </w:r>
-      <w:proofErr w:type="spellEnd"/>
-      <w:r>
-        <w:rPr>
-          <w:rFonts w:asciiTheme="minorHAnsi" w:hAnsiTheme="minorHAnsi" w:cs="Segoe UI"/>
-          <w:color w:val="000000"/>
-          <w:sz w:val="22"/>
-          <w:szCs w:val="21"/>
-        </w:rPr>
-        <w:t xml:space="preserve"> indicates cost savings.</w:t>
+        <w:t>Positive ΔQALY indicates health gain; negative ΔCost indicates cost savings.</w:t>
       </w:r>
     </w:p>
     <w:p>
@@ -7010,19 +6255,8 @@
           <w:sz w:val="22"/>
           <w:szCs w:val="21"/>
         </w:rPr>
-        <w:t xml:space="preserve">NMB = (ΔQALY × WTP) − </w:t>
-      </w:r>
-      <w:proofErr w:type="spellStart"/>
-      <w:r>
-        <w:rPr>
-          <w:rFonts w:asciiTheme="minorHAnsi" w:hAnsiTheme="minorHAnsi" w:cs="Segoe UI"/>
-          <w:color w:val="000000"/>
-          <w:sz w:val="22"/>
-          <w:szCs w:val="21"/>
-        </w:rPr>
-        <w:t>ΔCost</w:t>
-      </w:r>
-      <w:proofErr w:type="spellEnd"/>
+        <w:t>NMB = (ΔQALY × WTP) − ΔCost</w:t>
+      </w:r>
     </w:p>
     <w:p>
       <w:pPr>
@@ -7090,6 +6324,7 @@
           <w:sz w:val="22"/>
           <w:szCs w:val="21"/>
         </w:rPr>
+        <w:lastRenderedPageBreak/>
         <w:t>- NMB &lt; 0 → not cost-effective</w:t>
       </w:r>
     </w:p>
@@ -7164,27 +6399,7 @@
           <w:sz w:val="22"/>
           <w:szCs w:val="21"/>
         </w:rPr>
-        <w:t xml:space="preserve">- CE plane: each point is a PSA draw of (ΔQALY, </w:t>
-      </w:r>
-      <w:proofErr w:type="spellStart"/>
-      <w:r>
-        <w:rPr>
-          <w:rFonts w:asciiTheme="minorHAnsi" w:hAnsiTheme="minorHAnsi" w:cs="Segoe UI"/>
-          <w:color w:val="000000"/>
-          <w:sz w:val="22"/>
-          <w:szCs w:val="21"/>
-        </w:rPr>
-        <w:t>ΔCost</w:t>
-      </w:r>
-      <w:proofErr w:type="spellEnd"/>
-      <w:r>
-        <w:rPr>
-          <w:rFonts w:asciiTheme="minorHAnsi" w:hAnsiTheme="minorHAnsi" w:cs="Segoe UI"/>
-          <w:color w:val="000000"/>
-          <w:sz w:val="22"/>
-          <w:szCs w:val="21"/>
-        </w:rPr>
-        <w:t>); the line with slope = WTP (e.g., 20,000) separates cost-effective from not.</w:t>
+        <w:t>- CE plane: each point is a PSA draw of (ΔQALY, ΔCost); the line with slope = WTP (e.g., 20,000) separates cost-effective from not.</w:t>
       </w:r>
     </w:p>
     <w:p>
@@ -7207,7 +6422,6 @@
           <w:sz w:val="22"/>
           <w:szCs w:val="21"/>
         </w:rPr>
-        <w:lastRenderedPageBreak/>
         <w:t>- CEAC: shows the probability that NMB &gt; 0 across WTP values; e.g., CEAC of 0.85 at £20k/QALY means 85% chance cost-effective.</w:t>
       </w:r>
     </w:p>
@@ -7291,23 +6505,7 @@
         <w:divId w:val="860977169"/>
       </w:pPr>
       <w:r>
-        <w:t>In “1_hospital_data_processing.R” it is hard-coded which year filter is used with “</w:t>
-      </w:r>
-      <w:proofErr w:type="spellStart"/>
-      <w:r>
-        <w:t>isdn</w:t>
-      </w:r>
-      <w:proofErr w:type="spellEnd"/>
-      <w:r>
-        <w:t xml:space="preserve"> &lt;- </w:t>
-      </w:r>
-      <w:proofErr w:type="spellStart"/>
-      <w:r>
-        <w:t>isdn</w:t>
-      </w:r>
-      <w:proofErr w:type="spellEnd"/>
-      <w:r>
-        <w:t>[date=="Apr 2022-Mar 2023"]” . If a later refresh lands, you’ll unknowingly drop newer data.</w:t>
+        <w:t>In “1_hospital_data_processing.R” it is hard-coded which year filter is used with “isdn &lt;- isdn[date=="Apr 2022-Mar 2023"]” . If a later refresh lands, you’ll unknowingly drop newer data.</w:t>
       </w:r>
     </w:p>
     <w:p>
@@ -7357,7 +6555,6 @@
         <w:spacing w:after="0"/>
         <w:divId w:val="860977169"/>
       </w:pPr>
-      <w:proofErr w:type="spellStart"/>
       <w:r>
         <w:rPr>
           <w:b/>
@@ -7365,7 +6562,6 @@
         </w:rPr>
         <w:t>n.stroke</w:t>
       </w:r>
-      <w:proofErr w:type="spellEnd"/>
       <w:r>
         <w:t xml:space="preserve"> is a single non-negative integer.</w:t>
       </w:r>
@@ -12420,7 +11616,6 @@
   <w:style w:type="character" w:default="1" w:styleId="DefaultParagraphFont">
     <w:name w:val="Default Paragraph Font"/>
     <w:uiPriority w:val="1"/>
-    <w:semiHidden/>
     <w:unhideWhenUsed/>
   </w:style>
   <w:style w:type="table" w:default="1" w:styleId="TableNormal">

--- a/User_Guide.docx
+++ b/User_Guide.docx
@@ -96,18 +96,9 @@
           <w:lang w:val="en-US"/>
           <w14:ligatures w14:val="none"/>
         </w:rPr>
-        <w:t>1.2</w:t>
-      </w:r>
-    </w:p>
-    <w:p>
-      <w:pPr>
-        <w:pStyle w:val="Subtitle"/>
-        <w:numPr>
-          <w:ilvl w:val="0"/>
-          <w:numId w:val="0"/>
-        </w:numPr>
-        <w:spacing w:after="200" w:line="276" w:lineRule="auto"/>
-        <w:divId w:val="860977169"/>
+        <w:t>1.</w:t>
+      </w:r>
+      <w:r>
         <w:rPr>
           <w:i/>
           <w:iCs/>
@@ -118,8 +109,18 @@
           <w:lang w:val="en-US"/>
           <w14:ligatures w14:val="none"/>
         </w:rPr>
-      </w:pPr>
-      <w:r>
+        <w:t>3</w:t>
+      </w:r>
+    </w:p>
+    <w:p>
+      <w:pPr>
+        <w:pStyle w:val="Subtitle"/>
+        <w:numPr>
+          <w:ilvl w:val="0"/>
+          <w:numId w:val="0"/>
+        </w:numPr>
+        <w:spacing w:after="200" w:line="276" w:lineRule="auto"/>
+        <w:divId w:val="860977169"/>
         <w:rPr>
           <w:i/>
           <w:iCs/>
@@ -130,8 +131,7 @@
           <w:lang w:val="en-US"/>
           <w14:ligatures w14:val="none"/>
         </w:rPr>
-        <w:t xml:space="preserve">Version of the </w:t>
-      </w:r>
+      </w:pPr>
       <w:r>
         <w:rPr>
           <w:i/>
@@ -143,7 +143,7 @@
           <w:lang w:val="en-US"/>
           <w14:ligatures w14:val="none"/>
         </w:rPr>
-        <w:t xml:space="preserve">publicly available </w:t>
+        <w:t xml:space="preserve">Version of the </w:t>
       </w:r>
       <w:r>
         <w:rPr>
@@ -156,7 +156,7 @@
           <w:lang w:val="en-US"/>
           <w14:ligatures w14:val="none"/>
         </w:rPr>
-        <w:t xml:space="preserve">model:  </w:t>
+        <w:t xml:space="preserve">publicly available </w:t>
       </w:r>
       <w:r>
         <w:rPr>
@@ -169,18 +169,9 @@
           <w:lang w:val="en-US"/>
           <w14:ligatures w14:val="none"/>
         </w:rPr>
-        <w:t>V1.0</w:t>
-      </w:r>
-    </w:p>
-    <w:p>
-      <w:pPr>
-        <w:pStyle w:val="Subtitle"/>
-        <w:numPr>
-          <w:ilvl w:val="0"/>
-          <w:numId w:val="0"/>
-        </w:numPr>
-        <w:spacing w:after="200" w:line="276" w:lineRule="auto"/>
-        <w:divId w:val="860977169"/>
+        <w:t xml:space="preserve">model:  </w:t>
+      </w:r>
+      <w:r>
         <w:rPr>
           <w:i/>
           <w:iCs/>
@@ -191,8 +182,18 @@
           <w:lang w:val="en-US"/>
           <w14:ligatures w14:val="none"/>
         </w:rPr>
-      </w:pPr>
-      <w:r>
+        <w:t>V1.0</w:t>
+      </w:r>
+    </w:p>
+    <w:p>
+      <w:pPr>
+        <w:pStyle w:val="Subtitle"/>
+        <w:numPr>
+          <w:ilvl w:val="0"/>
+          <w:numId w:val="0"/>
+        </w:numPr>
+        <w:spacing w:after="200" w:line="276" w:lineRule="auto"/>
+        <w:divId w:val="860977169"/>
         <w:rPr>
           <w:i/>
           <w:iCs/>
@@ -203,8 +204,7 @@
           <w:lang w:val="en-US"/>
           <w14:ligatures w14:val="none"/>
         </w:rPr>
-        <w:t xml:space="preserve">Version of R: </w:t>
-      </w:r>
+      </w:pPr>
       <w:r>
         <w:rPr>
           <w:i/>
@@ -216,7 +216,48 @@
           <w:lang w:val="en-US"/>
           <w14:ligatures w14:val="none"/>
         </w:rPr>
-        <w:t>R version 4.5.1 (2025-06-13 ucrt) -- "Great Square Root". Copyright (C) 2025 The R Foundation for Statistical Computing</w:t>
+        <w:t xml:space="preserve">Version of R: </w:t>
+      </w:r>
+      <w:r>
+        <w:rPr>
+          <w:i/>
+          <w:iCs/>
+          <w:color w:val="074F6A" w:themeColor="accent4" w:themeShade="80"/>
+          <w:kern w:val="0"/>
+          <w:sz w:val="24"/>
+          <w:szCs w:val="24"/>
+          <w:lang w:val="en-US"/>
+          <w14:ligatures w14:val="none"/>
+        </w:rPr>
+        <w:t xml:space="preserve">R version 4.5.1 (2025-06-13 </w:t>
+      </w:r>
+      <w:proofErr w:type="spellStart"/>
+      <w:r>
+        <w:rPr>
+          <w:i/>
+          <w:iCs/>
+          <w:color w:val="074F6A" w:themeColor="accent4" w:themeShade="80"/>
+          <w:kern w:val="0"/>
+          <w:sz w:val="24"/>
+          <w:szCs w:val="24"/>
+          <w:lang w:val="en-US"/>
+          <w14:ligatures w14:val="none"/>
+        </w:rPr>
+        <w:t>ucrt</w:t>
+      </w:r>
+      <w:proofErr w:type="spellEnd"/>
+      <w:r>
+        <w:rPr>
+          <w:i/>
+          <w:iCs/>
+          <w:color w:val="074F6A" w:themeColor="accent4" w:themeShade="80"/>
+          <w:kern w:val="0"/>
+          <w:sz w:val="24"/>
+          <w:szCs w:val="24"/>
+          <w:lang w:val="en-US"/>
+          <w14:ligatures w14:val="none"/>
+        </w:rPr>
+        <w:t>) -- "Great Square Root". Copyright (C) 2025 The R Foundation for Statistical Computing</w:t>
       </w:r>
     </w:p>
     <w:p>
@@ -1461,7 +1502,15 @@
         <w:t xml:space="preserve">To download the R project, </w:t>
       </w:r>
       <w:r>
-        <w:t xml:space="preserve">you can link to Github via SSH or </w:t>
+        <w:t xml:space="preserve">you can link to </w:t>
+      </w:r>
+      <w:proofErr w:type="spellStart"/>
+      <w:r>
+        <w:t>Github</w:t>
+      </w:r>
+      <w:proofErr w:type="spellEnd"/>
+      <w:r>
+        <w:t xml:space="preserve"> via SSH or </w:t>
       </w:r>
       <w:r>
         <w:t>download the whole project as a zip folder by clicking on the “&lt;&gt;Code” button in the right hand corner:</w:t>
@@ -1692,7 +1741,23 @@
         <w:divId w:val="860977169"/>
       </w:pPr>
       <w:r>
-        <w:t xml:space="preserve">Required packages include: ggplot2, data.table, parallel, assertthat (these are downloaded within the model script below so don’t worry you don’t need to do anything yet about this). </w:t>
+        <w:t xml:space="preserve">Required packages include: ggplot2, </w:t>
+      </w:r>
+      <w:proofErr w:type="spellStart"/>
+      <w:r>
+        <w:t>data.table</w:t>
+      </w:r>
+      <w:proofErr w:type="spellEnd"/>
+      <w:r>
+        <w:t xml:space="preserve">, parallel, </w:t>
+      </w:r>
+      <w:proofErr w:type="spellStart"/>
+      <w:r>
+        <w:t>assertthat</w:t>
+      </w:r>
+      <w:proofErr w:type="spellEnd"/>
+      <w:r>
+        <w:t xml:space="preserve"> (these are downloaded within the model script below so don’t worry you don’t need to do anything yet about this). </w:t>
       </w:r>
     </w:p>
     <w:p>
@@ -3128,8 +3193,42 @@
           <w:color w:val="000000"/>
           <w:szCs w:val="32"/>
         </w:rPr>
-        <w:t>outputs/base_case_results.RData → contains an object base_case</w:t>
-      </w:r>
+        <w:t>outputs/</w:t>
+      </w:r>
+      <w:proofErr w:type="spellStart"/>
+      <w:r>
+        <w:rPr>
+          <w:rFonts w:eastAsia="Times New Roman" w:cs="Segoe UI"/>
+          <w:i w:val="0"/>
+          <w:iCs w:val="0"/>
+          <w:color w:val="000000"/>
+          <w:szCs w:val="32"/>
+        </w:rPr>
+        <w:t>base_case_results.RData</w:t>
+      </w:r>
+      <w:proofErr w:type="spellEnd"/>
+      <w:r>
+        <w:rPr>
+          <w:rFonts w:eastAsia="Times New Roman" w:cs="Segoe UI"/>
+          <w:i w:val="0"/>
+          <w:iCs w:val="0"/>
+          <w:color w:val="000000"/>
+          <w:szCs w:val="32"/>
+        </w:rPr>
+        <w:t xml:space="preserve"> → contains an object </w:t>
+      </w:r>
+      <w:proofErr w:type="spellStart"/>
+      <w:r>
+        <w:rPr>
+          <w:rFonts w:eastAsia="Times New Roman" w:cs="Segoe UI"/>
+          <w:i w:val="0"/>
+          <w:iCs w:val="0"/>
+          <w:color w:val="000000"/>
+          <w:szCs w:val="32"/>
+        </w:rPr>
+        <w:t>base_case</w:t>
+      </w:r>
+      <w:proofErr w:type="spellEnd"/>
     </w:p>
     <w:p>
       <w:pPr>
@@ -3161,7 +3260,51 @@
           <w:color w:val="000000"/>
           <w:szCs w:val="32"/>
         </w:rPr>
-        <w:t>outputs/network_results.RData → contains a named list network_results (names = ISDNs)</w:t>
+        <w:t>outputs/</w:t>
+      </w:r>
+      <w:proofErr w:type="spellStart"/>
+      <w:r>
+        <w:rPr>
+          <w:rFonts w:eastAsia="Times New Roman" w:cs="Segoe UI"/>
+          <w:i w:val="0"/>
+          <w:iCs w:val="0"/>
+          <w:color w:val="000000"/>
+          <w:szCs w:val="32"/>
+        </w:rPr>
+        <w:t>network_results.RData</w:t>
+      </w:r>
+      <w:proofErr w:type="spellEnd"/>
+      <w:r>
+        <w:rPr>
+          <w:rFonts w:eastAsia="Times New Roman" w:cs="Segoe UI"/>
+          <w:i w:val="0"/>
+          <w:iCs w:val="0"/>
+          <w:color w:val="000000"/>
+          <w:szCs w:val="32"/>
+        </w:rPr>
+        <w:t xml:space="preserve"> → contains a named list </w:t>
+      </w:r>
+      <w:proofErr w:type="spellStart"/>
+      <w:r>
+        <w:rPr>
+          <w:rFonts w:eastAsia="Times New Roman" w:cs="Segoe UI"/>
+          <w:i w:val="0"/>
+          <w:iCs w:val="0"/>
+          <w:color w:val="000000"/>
+          <w:szCs w:val="32"/>
+        </w:rPr>
+        <w:t>network_results</w:t>
+      </w:r>
+      <w:proofErr w:type="spellEnd"/>
+      <w:r>
+        <w:rPr>
+          <w:rFonts w:eastAsia="Times New Roman" w:cs="Segoe UI"/>
+          <w:i w:val="0"/>
+          <w:iCs w:val="0"/>
+          <w:color w:val="000000"/>
+          <w:szCs w:val="32"/>
+        </w:rPr>
+        <w:t xml:space="preserve"> (names = ISDNs)</w:t>
       </w:r>
     </w:p>
     <w:p>
@@ -3194,7 +3337,51 @@
           <w:color w:val="000000"/>
           <w:szCs w:val="32"/>
         </w:rPr>
-        <w:t>outputs/hospital_results.RData → contains a named list hospital_results (names = Hospitals)</w:t>
+        <w:t>outputs/</w:t>
+      </w:r>
+      <w:proofErr w:type="spellStart"/>
+      <w:r>
+        <w:rPr>
+          <w:rFonts w:eastAsia="Times New Roman" w:cs="Segoe UI"/>
+          <w:i w:val="0"/>
+          <w:iCs w:val="0"/>
+          <w:color w:val="000000"/>
+          <w:szCs w:val="32"/>
+        </w:rPr>
+        <w:t>hospital_results.RData</w:t>
+      </w:r>
+      <w:proofErr w:type="spellEnd"/>
+      <w:r>
+        <w:rPr>
+          <w:rFonts w:eastAsia="Times New Roman" w:cs="Segoe UI"/>
+          <w:i w:val="0"/>
+          <w:iCs w:val="0"/>
+          <w:color w:val="000000"/>
+          <w:szCs w:val="32"/>
+        </w:rPr>
+        <w:t xml:space="preserve"> → contains a named list </w:t>
+      </w:r>
+      <w:proofErr w:type="spellStart"/>
+      <w:r>
+        <w:rPr>
+          <w:rFonts w:eastAsia="Times New Roman" w:cs="Segoe UI"/>
+          <w:i w:val="0"/>
+          <w:iCs w:val="0"/>
+          <w:color w:val="000000"/>
+          <w:szCs w:val="32"/>
+        </w:rPr>
+        <w:t>hospital_results</w:t>
+      </w:r>
+      <w:proofErr w:type="spellEnd"/>
+      <w:r>
+        <w:rPr>
+          <w:rFonts w:eastAsia="Times New Roman" w:cs="Segoe UI"/>
+          <w:i w:val="0"/>
+          <w:iCs w:val="0"/>
+          <w:color w:val="000000"/>
+          <w:szCs w:val="32"/>
+        </w:rPr>
+        <w:t xml:space="preserve"> (names = Hospitals)</w:t>
       </w:r>
     </w:p>
     <w:p>
@@ -3284,6 +3471,7 @@
           <w:color w:val="auto"/>
         </w:rPr>
       </w:pPr>
+      <w:proofErr w:type="spellStart"/>
       <w:r>
         <w:rPr>
           <w:i w:val="0"/>
@@ -3291,8 +3479,9 @@
           <w:color w:val="auto"/>
           <w:highlight w:val="lightGray"/>
         </w:rPr>
-        <w:t>install.packages(c("rmarkdown", "knitr", "htmltools"</w:t>
-      </w:r>
+        <w:t>install.packages</w:t>
+      </w:r>
+      <w:proofErr w:type="spellEnd"/>
       <w:r>
         <w:rPr>
           <w:i w:val="0"/>
@@ -3300,8 +3489,9 @@
           <w:color w:val="auto"/>
           <w:highlight w:val="lightGray"/>
         </w:rPr>
-        <w:t>,”</w:t>
-      </w:r>
+        <w:t>(c("</w:t>
+      </w:r>
+      <w:proofErr w:type="spellStart"/>
       <w:r>
         <w:rPr>
           <w:i w:val="0"/>
@@ -3309,7 +3499,95 @@
           <w:color w:val="auto"/>
           <w:highlight w:val="lightGray"/>
         </w:rPr>
-        <w:t>"kableExtra")</w:t>
+        <w:t>rmarkdown</w:t>
+      </w:r>
+      <w:proofErr w:type="spellEnd"/>
+      <w:r>
+        <w:rPr>
+          <w:i w:val="0"/>
+          <w:iCs w:val="0"/>
+          <w:color w:val="auto"/>
+          <w:highlight w:val="lightGray"/>
+        </w:rPr>
+        <w:t>", "</w:t>
+      </w:r>
+      <w:proofErr w:type="spellStart"/>
+      <w:r>
+        <w:rPr>
+          <w:i w:val="0"/>
+          <w:iCs w:val="0"/>
+          <w:color w:val="auto"/>
+          <w:highlight w:val="lightGray"/>
+        </w:rPr>
+        <w:t>knitr</w:t>
+      </w:r>
+      <w:proofErr w:type="spellEnd"/>
+      <w:r>
+        <w:rPr>
+          <w:i w:val="0"/>
+          <w:iCs w:val="0"/>
+          <w:color w:val="auto"/>
+          <w:highlight w:val="lightGray"/>
+        </w:rPr>
+        <w:t>", "</w:t>
+      </w:r>
+      <w:proofErr w:type="spellStart"/>
+      <w:r>
+        <w:rPr>
+          <w:i w:val="0"/>
+          <w:iCs w:val="0"/>
+          <w:color w:val="auto"/>
+          <w:highlight w:val="lightGray"/>
+        </w:rPr>
+        <w:t>htmltools</w:t>
+      </w:r>
+      <w:proofErr w:type="spellEnd"/>
+      <w:r>
+        <w:rPr>
+          <w:i w:val="0"/>
+          <w:iCs w:val="0"/>
+          <w:color w:val="auto"/>
+          <w:highlight w:val="lightGray"/>
+        </w:rPr>
+        <w:t>"</w:t>
+      </w:r>
+      <w:r>
+        <w:rPr>
+          <w:i w:val="0"/>
+          <w:iCs w:val="0"/>
+          <w:color w:val="auto"/>
+          <w:highlight w:val="lightGray"/>
+        </w:rPr>
+        <w:t>,”</w:t>
+      </w:r>
+      <w:r>
+        <w:rPr>
+          <w:i w:val="0"/>
+          <w:iCs w:val="0"/>
+          <w:color w:val="auto"/>
+          <w:highlight w:val="lightGray"/>
+        </w:rPr>
+        <w:t>"</w:t>
+      </w:r>
+      <w:proofErr w:type="spellStart"/>
+      <w:r>
+        <w:rPr>
+          <w:i w:val="0"/>
+          <w:iCs w:val="0"/>
+          <w:color w:val="auto"/>
+          <w:highlight w:val="lightGray"/>
+        </w:rPr>
+        <w:t>kableExtra</w:t>
+      </w:r>
+      <w:proofErr w:type="spellEnd"/>
+      <w:r>
+        <w:rPr>
+          <w:i w:val="0"/>
+          <w:iCs w:val="0"/>
+          <w:color w:val="auto"/>
+          <w:highlight w:val="lightGray"/>
+        </w:rPr>
+        <w:t>")</w:t>
       </w:r>
       <w:r>
         <w:rPr>
@@ -3447,8 +3725,9 @@
           <w:color w:val="000000"/>
           <w:szCs w:val="32"/>
         </w:rPr>
-        <w:t>Open the R</w:t>
-      </w:r>
+        <w:t xml:space="preserve">Open the </w:t>
+      </w:r>
+      <w:proofErr w:type="spellStart"/>
       <w:r>
         <w:rPr>
           <w:rFonts w:eastAsia="Times New Roman" w:cs="Segoe UI"/>
@@ -3457,7 +3736,7 @@
           <w:color w:val="000000"/>
           <w:szCs w:val="32"/>
         </w:rPr>
-        <w:t>eport_</w:t>
+        <w:t>R</w:t>
       </w:r>
       <w:r>
         <w:rPr>
@@ -3467,7 +3746,7 @@
           <w:color w:val="000000"/>
           <w:szCs w:val="32"/>
         </w:rPr>
-        <w:t>Generation</w:t>
+        <w:t>eport_</w:t>
       </w:r>
       <w:r>
         <w:rPr>
@@ -3477,8 +3756,19 @@
           <w:color w:val="000000"/>
           <w:szCs w:val="32"/>
         </w:rPr>
+        <w:t>Generation</w:t>
+      </w:r>
+      <w:r>
+        <w:rPr>
+          <w:rFonts w:eastAsia="Times New Roman" w:cs="Segoe UI"/>
+          <w:i w:val="0"/>
+          <w:iCs w:val="0"/>
+          <w:color w:val="000000"/>
+          <w:szCs w:val="32"/>
+        </w:rPr>
         <w:t>.Rmd</w:t>
       </w:r>
+      <w:proofErr w:type="spellEnd"/>
     </w:p>
     <w:p>
       <w:pPr>
@@ -4103,7 +4393,15 @@
         <w:t>W</w:t>
       </w:r>
       <w:r>
-        <w:t xml:space="preserve">hen complete, the file will be automatically available for you to click and open within the Rproject folder. </w:t>
+        <w:t xml:space="preserve">hen complete, the file will be automatically available for you to click and open within the </w:t>
+      </w:r>
+      <w:proofErr w:type="spellStart"/>
+      <w:r>
+        <w:t>Rproject</w:t>
+      </w:r>
+      <w:proofErr w:type="spellEnd"/>
+      <w:r>
+        <w:t xml:space="preserve"> folder. </w:t>
       </w:r>
     </w:p>
     <w:p>
@@ -4129,8 +4427,13 @@
       <w:r>
         <w:t>needed .</w:t>
       </w:r>
-      <w:r>
-        <w:t>RData files exist in /outputs.</w:t>
+      <w:proofErr w:type="spellStart"/>
+      <w:r>
+        <w:t>RData</w:t>
+      </w:r>
+      <w:proofErr w:type="spellEnd"/>
+      <w:r>
+        <w:t xml:space="preserve"> files exist in /outputs.</w:t>
       </w:r>
     </w:p>
     <w:p>
@@ -4150,9 +4453,11 @@
       <w:r>
         <w:t>The package “</w:t>
       </w:r>
+      <w:proofErr w:type="spellStart"/>
       <w:r>
         <w:t>RTools</w:t>
       </w:r>
+      <w:proofErr w:type="spellEnd"/>
       <w:r>
         <w:t>”</w:t>
       </w:r>
@@ -4163,7 +4468,15 @@
         <w:t xml:space="preserve">s to build packages from source (e.g., when </w:t>
       </w:r>
       <w:r>
-        <w:t>a precompiled binary isn’t available). For standard CRAN installs on Windows, R will use binaries and RTools is not typically required.</w:t>
+        <w:t xml:space="preserve">a precompiled binary isn’t available). For standard CRAN installs on Windows, R will use binaries and </w:t>
+      </w:r>
+      <w:proofErr w:type="spellStart"/>
+      <w:r>
+        <w:t>RTools</w:t>
+      </w:r>
+      <w:proofErr w:type="spellEnd"/>
+      <w:r>
+        <w:t xml:space="preserve"> is not typically required.</w:t>
       </w:r>
     </w:p>
     <w:p>
@@ -4341,11 +4654,89 @@
         <w:jc w:val="center"/>
         <w:divId w:val="860977169"/>
       </w:pPr>
+      <w:proofErr w:type="spellStart"/>
       <w:r>
         <w:rPr>
           <w:highlight w:val="lightGray"/>
         </w:rPr>
-        <w:t>install.packages(c(  "data.table", "tidyverse", "assertthat", "truncnorm", "conflicted", "scales", "reshape2",  "networkD3", "htmlwidgets"))</w:t>
+        <w:t>install.packages</w:t>
+      </w:r>
+      <w:proofErr w:type="spellEnd"/>
+      <w:r>
+        <w:rPr>
+          <w:highlight w:val="lightGray"/>
+        </w:rPr>
+        <w:t>(c(  "</w:t>
+      </w:r>
+      <w:proofErr w:type="spellStart"/>
+      <w:r>
+        <w:rPr>
+          <w:highlight w:val="lightGray"/>
+        </w:rPr>
+        <w:t>data.table</w:t>
+      </w:r>
+      <w:proofErr w:type="spellEnd"/>
+      <w:r>
+        <w:rPr>
+          <w:highlight w:val="lightGray"/>
+        </w:rPr>
+        <w:t>", "</w:t>
+      </w:r>
+      <w:proofErr w:type="spellStart"/>
+      <w:r>
+        <w:rPr>
+          <w:highlight w:val="lightGray"/>
+        </w:rPr>
+        <w:t>tidyverse</w:t>
+      </w:r>
+      <w:proofErr w:type="spellEnd"/>
+      <w:r>
+        <w:rPr>
+          <w:highlight w:val="lightGray"/>
+        </w:rPr>
+        <w:t>", "</w:t>
+      </w:r>
+      <w:proofErr w:type="spellStart"/>
+      <w:r>
+        <w:rPr>
+          <w:highlight w:val="lightGray"/>
+        </w:rPr>
+        <w:t>assertthat</w:t>
+      </w:r>
+      <w:proofErr w:type="spellEnd"/>
+      <w:r>
+        <w:rPr>
+          <w:highlight w:val="lightGray"/>
+        </w:rPr>
+        <w:t>", "</w:t>
+      </w:r>
+      <w:proofErr w:type="spellStart"/>
+      <w:r>
+        <w:rPr>
+          <w:highlight w:val="lightGray"/>
+        </w:rPr>
+        <w:t>truncnorm</w:t>
+      </w:r>
+      <w:proofErr w:type="spellEnd"/>
+      <w:r>
+        <w:rPr>
+          <w:highlight w:val="lightGray"/>
+        </w:rPr>
+        <w:t>", "conflicted", "scales", "reshape2",  "networkD3", "</w:t>
+      </w:r>
+      <w:proofErr w:type="spellStart"/>
+      <w:r>
+        <w:rPr>
+          <w:highlight w:val="lightGray"/>
+        </w:rPr>
+        <w:t>htmlwidgets</w:t>
+      </w:r>
+      <w:proofErr w:type="spellEnd"/>
+      <w:r>
+        <w:rPr>
+          <w:highlight w:val="lightGray"/>
+        </w:rPr>
+        <w:t>"))</w:t>
       </w:r>
     </w:p>
     <w:p>
@@ -4510,32 +4901,57 @@
             <w:r>
               <w:t xml:space="preserve"> </w:t>
             </w:r>
-            <w:r>
-              <w:t>model_param;</w:t>
+            <w:proofErr w:type="spellStart"/>
+            <w:r>
+              <w:t>model_param</w:t>
+            </w:r>
+            <w:proofErr w:type="spellEnd"/>
+            <w:r>
+              <w:t>;</w:t>
             </w:r>
             <w:r>
               <w:t xml:space="preserve"> </w:t>
             </w:r>
-            <w:r>
-              <w:t>base_case;</w:t>
+            <w:proofErr w:type="spellStart"/>
+            <w:r>
+              <w:t>base_case</w:t>
+            </w:r>
+            <w:proofErr w:type="spellEnd"/>
+            <w:r>
+              <w:t>;</w:t>
             </w:r>
             <w:r>
               <w:t xml:space="preserve"> </w:t>
             </w:r>
-            <w:r>
-              <w:t>PSA_distribution;</w:t>
+            <w:proofErr w:type="spellStart"/>
+            <w:r>
+              <w:t>PSA_distribution</w:t>
+            </w:r>
+            <w:proofErr w:type="spellEnd"/>
+            <w:r>
+              <w:t>;</w:t>
             </w:r>
             <w:r>
               <w:t xml:space="preserve"> </w:t>
             </w:r>
-            <w:r>
-              <w:t>PSA_low;</w:t>
+            <w:proofErr w:type="spellStart"/>
+            <w:r>
+              <w:t>PSA_low</w:t>
+            </w:r>
+            <w:proofErr w:type="spellEnd"/>
+            <w:r>
+              <w:t>;</w:t>
             </w:r>
             <w:r>
               <w:t xml:space="preserve"> </w:t>
             </w:r>
-            <w:r>
-              <w:t>PSA_high;</w:t>
+            <w:proofErr w:type="spellStart"/>
+            <w:r>
+              <w:t>PSA_high</w:t>
+            </w:r>
+            <w:proofErr w:type="spellEnd"/>
+            <w:r>
+              <w:t>;</w:t>
             </w:r>
             <w:r>
               <w:t xml:space="preserve"> </w:t>
@@ -4546,26 +4962,46 @@
             <w:r>
               <w:t xml:space="preserve"> </w:t>
             </w:r>
-            <w:r>
-              <w:t>DSA_flag;</w:t>
+            <w:proofErr w:type="spellStart"/>
+            <w:r>
+              <w:t>DSA_flag</w:t>
+            </w:r>
+            <w:proofErr w:type="spellEnd"/>
+            <w:r>
+              <w:t>;</w:t>
             </w:r>
             <w:r>
               <w:t xml:space="preserve"> </w:t>
             </w:r>
-            <w:r>
-              <w:t>DSA_low;</w:t>
+            <w:proofErr w:type="spellStart"/>
+            <w:r>
+              <w:t>DSA_low</w:t>
+            </w:r>
+            <w:proofErr w:type="spellEnd"/>
+            <w:r>
+              <w:t>;</w:t>
             </w:r>
             <w:r>
               <w:t xml:space="preserve"> </w:t>
             </w:r>
-            <w:r>
-              <w:t>DSA_high;</w:t>
+            <w:proofErr w:type="spellStart"/>
+            <w:r>
+              <w:t>DSA_high</w:t>
+            </w:r>
+            <w:proofErr w:type="spellEnd"/>
+            <w:r>
+              <w:t>;</w:t>
             </w:r>
             <w:r>
               <w:t xml:space="preserve"> </w:t>
             </w:r>
-            <w:r>
-              <w:t>mrs;</w:t>
+            <w:proofErr w:type="spellStart"/>
+            <w:r>
+              <w:t>mrs</w:t>
+            </w:r>
+            <w:proofErr w:type="spellEnd"/>
+            <w:r>
+              <w:t>;</w:t>
             </w:r>
             <w:r>
               <w:t xml:space="preserve"> </w:t>
@@ -4734,7 +5170,15 @@
           </w:tcPr>
           <w:p>
             <w:r>
-              <w:t>ISDN (integrated stroke network name, e.g. London), site.name (hospital site name, e.g. Barking, Havering and Redbridge University Hospitals NHS Trust), Hospital (e.g. Queens Hospital Romford HASU), date (date range for stroke recordings), n.stroke (number of strokes recorded at that hospital for the stated time frame)</w:t>
+              <w:t xml:space="preserve">ISDN (integrated stroke network name, e.g. London), site.name (hospital site name, e.g. Barking, Havering and Redbridge University Hospitals NHS Trust), Hospital (e.g. Queens Hospital Romford HASU), date (date range for stroke recordings), </w:t>
+            </w:r>
+            <w:proofErr w:type="spellStart"/>
+            <w:r>
+              <w:t>n.stroke</w:t>
+            </w:r>
+            <w:proofErr w:type="spellEnd"/>
+            <w:r>
+              <w:t xml:space="preserve"> (number of strokes recorded at that hospital for the stated time frame)</w:t>
             </w:r>
           </w:p>
         </w:tc>
@@ -4823,7 +5267,15 @@
         <w:divId w:val="860977169"/>
       </w:pPr>
       <w:r>
-        <w:t>These are the input csv files needed to run the model. These are used, by the model code, to create inputs which feed into the "created_inputs" subfolder.</w:t>
+        <w:t>These are the input csv files needed to run the model. These are used, by the model code, to create inputs which feed into the "</w:t>
+      </w:r>
+      <w:proofErr w:type="spellStart"/>
+      <w:r>
+        <w:t>created_inputs</w:t>
+      </w:r>
+      <w:proofErr w:type="spellEnd"/>
+      <w:r>
+        <w:t>" subfolder.</w:t>
       </w:r>
     </w:p>
     <w:p>
@@ -4944,8 +5396,13 @@
         </w:rPr>
         <w:t>─</w:t>
       </w:r>
-      <w:r>
-        <w:t xml:space="preserve"> Rscripts/</w:t>
+      <w:proofErr w:type="spellStart"/>
+      <w:r>
+        <w:t>model_code</w:t>
+      </w:r>
+      <w:proofErr w:type="spellEnd"/>
+      <w:r>
+        <w:t>/</w:t>
       </w:r>
     </w:p>
     <w:p>
@@ -4968,7 +5425,15 @@
         <w:t>─</w:t>
       </w:r>
       <w:r>
-        <w:t xml:space="preserve"> model_functions.R                 # core acute-tree + long-term Markov model</w:t>
+        <w:t xml:space="preserve"> </w:t>
+      </w:r>
+      <w:proofErr w:type="spellStart"/>
+      <w:r>
+        <w:t>model_functions.R</w:t>
+      </w:r>
+      <w:proofErr w:type="spellEnd"/>
+      <w:r>
+        <w:t xml:space="preserve">                 # core acute-tree + long-term Markov model</w:t>
       </w:r>
     </w:p>
     <w:p>
@@ -4991,7 +5456,15 @@
         <w:t>─</w:t>
       </w:r>
       <w:r>
-        <w:t xml:space="preserve"> model_functions_mortality_sc.R    # scenario variant (mortality RR year 1)</w:t>
+        <w:t xml:space="preserve"> </w:t>
+      </w:r>
+      <w:proofErr w:type="spellStart"/>
+      <w:r>
+        <w:t>model_functions_mortality_sc.R</w:t>
+      </w:r>
+      <w:proofErr w:type="spellEnd"/>
+      <w:r>
+        <w:t xml:space="preserve">    # scenario variant (mortality RR year 1)</w:t>
       </w:r>
     </w:p>
     <w:p>
@@ -5014,7 +5487,21 @@
         <w:t>─</w:t>
       </w:r>
       <w:r>
-        <w:t xml:space="preserve"> model_functions_MTTPA_sc.R        # scenario variant (additive LT effects)</w:t>
+        <w:t xml:space="preserve"> </w:t>
+      </w:r>
+      <w:proofErr w:type="spellStart"/>
+      <w:r>
+        <w:t>m</w:t>
+      </w:r>
+      <w:r>
+        <w:t>odel_functions_MTIVT_sc</w:t>
+      </w:r>
+      <w:r>
+        <w:t>.R</w:t>
+      </w:r>
+      <w:proofErr w:type="spellEnd"/>
+      <w:r>
+        <w:t xml:space="preserve">        # scenario variant (additive LT effects)</w:t>
       </w:r>
     </w:p>
     <w:p>
@@ -5203,8 +5690,13 @@
         <w:t>─</w:t>
       </w:r>
       <w:r>
-        <w:t xml:space="preserve"> regional_level.R</w:t>
-      </w:r>
+        <w:t xml:space="preserve"> </w:t>
+      </w:r>
+      <w:proofErr w:type="spellStart"/>
+      <w:r>
+        <w:t>regional_level.R</w:t>
+      </w:r>
+      <w:proofErr w:type="spellEnd"/>
       <w:r>
         <w:t xml:space="preserve">            # ISDN-level analysis</w:t>
       </w:r>
@@ -5231,9 +5723,11 @@
       <w:r>
         <w:t xml:space="preserve"> </w:t>
       </w:r>
+      <w:proofErr w:type="spellStart"/>
       <w:r>
         <w:t>local_level.R</w:t>
       </w:r>
+      <w:proofErr w:type="spellEnd"/>
       <w:r>
         <w:t xml:space="preserve">            # hospital-level analysis</w:t>
       </w:r>
@@ -5258,13 +5752,27 @@
         <w:rPr>
           <w:rFonts w:cs="Aptos"/>
         </w:rPr>
-        <w:t>─figure</w:t>
-      </w:r>
+        <w:t>─</w:t>
+      </w:r>
+      <w:proofErr w:type="spellStart"/>
       <w:r>
         <w:rPr>
           <w:rFonts w:cs="Aptos"/>
         </w:rPr>
-        <w:t>_creation/ [contains R scripts creating figures, no order/hierarchy to run these]</w:t>
+        <w:t>figure</w:t>
+      </w:r>
+      <w:r>
+        <w:rPr>
+          <w:rFonts w:cs="Aptos"/>
+        </w:rPr>
+        <w:t>_creation</w:t>
+      </w:r>
+      <w:proofErr w:type="spellEnd"/>
+      <w:r>
+        <w:rPr>
+          <w:rFonts w:cs="Aptos"/>
+        </w:rPr>
+        <w:t>/ [contains R scripts creating figures]</w:t>
       </w:r>
     </w:p>
     <w:p>
@@ -5424,7 +5932,15 @@
         <w:divId w:val="860977169"/>
       </w:pPr>
       <w:r>
-        <w:t>Dates: The ISDN datasets include a date label such as "Apr 2022–Mar 2023". Retain this exact format (month name plus year range, using a consistent en-dash or hyphen). If you use a different period label, update the filter in the script accordingly.</w:t>
+        <w:t xml:space="preserve">Dates: The ISDN datasets include a date label such as "Apr 2022–Mar 2023". Retain this exact format (month name plus year range, using a consistent </w:t>
+      </w:r>
+      <w:proofErr w:type="spellStart"/>
+      <w:r>
+        <w:t>en</w:t>
+      </w:r>
+      <w:proofErr w:type="spellEnd"/>
+      <w:r>
+        <w:t>-dash or hyphen). If you use a different period label, update the filter in the script accordingly.</w:t>
       </w:r>
     </w:p>
     <w:p>
@@ -5529,7 +6045,25 @@
         <w:divId w:val="860977169"/>
       </w:pPr>
       <w:r>
-        <w:t>Percent vs proportion: isdn_TPA_E.csv must contain percent values in p_etpa2tpa (e.g., 37.5, not 0.375). The script checks that the maximum value is greater than 1 as a sanity check and then divides by 100 when writing parameters.</w:t>
+        <w:t>Percent vs proportion: isdn_</w:t>
+      </w:r>
+      <w:r>
+        <w:t>ivt</w:t>
+      </w:r>
+      <w:r>
+        <w:t>.csv must contain percent values in p_e</w:t>
+      </w:r>
+      <w:r>
+        <w:t>ivt</w:t>
+      </w:r>
+      <w:r>
+        <w:t>2</w:t>
+      </w:r>
+      <w:r>
+        <w:t>ivt</w:t>
+      </w:r>
+      <w:r>
+        <w:t xml:space="preserve"> (e.g., 37.5, not 0.375). The script checks that the maximum value is greater than 1 as a sanity check and then divides by 100 when writing parameters.</w:t>
       </w:r>
     </w:p>
     <w:p>
@@ -5593,13 +6127,37 @@
         <w:t xml:space="preserve">Utilities (by mRS): truncated normal on [0,1] from mean </w:t>
       </w:r>
       <w:r>
-        <w:t xml:space="preserve">(base_case) </w:t>
+        <w:t>(</w:t>
+      </w:r>
+      <w:proofErr w:type="spellStart"/>
+      <w:r>
+        <w:t>base_case</w:t>
+      </w:r>
+      <w:proofErr w:type="spellEnd"/>
+      <w:r>
+        <w:t xml:space="preserve">) </w:t>
       </w:r>
       <w:r>
         <w:t>+ 95% CI</w:t>
       </w:r>
       <w:r>
-        <w:t xml:space="preserve"> (PSA_low and PSA_high)</w:t>
+        <w:t xml:space="preserve"> (</w:t>
+      </w:r>
+      <w:proofErr w:type="spellStart"/>
+      <w:r>
+        <w:t>PSA_low</w:t>
+      </w:r>
+      <w:proofErr w:type="spellEnd"/>
+      <w:r>
+        <w:t xml:space="preserve"> and </w:t>
+      </w:r>
+      <w:proofErr w:type="spellStart"/>
+      <w:r>
+        <w:t>PSA_high</w:t>
+      </w:r>
+      <w:proofErr w:type="spellEnd"/>
+      <w:r>
+        <w:t>)</w:t>
       </w:r>
     </w:p>
     <w:p>
@@ -5615,7 +6173,31 @@
         <w:t xml:space="preserve">Costs: gamma fit </w:t>
       </w:r>
       <w:r>
-        <w:t>from mean (base_case) + 95% CI (PSA_low and PSA_high)</w:t>
+        <w:t>from mean (</w:t>
+      </w:r>
+      <w:proofErr w:type="spellStart"/>
+      <w:r>
+        <w:t>base_case</w:t>
+      </w:r>
+      <w:proofErr w:type="spellEnd"/>
+      <w:r>
+        <w:t>) + 95% CI (</w:t>
+      </w:r>
+      <w:proofErr w:type="spellStart"/>
+      <w:r>
+        <w:t>PSA_low</w:t>
+      </w:r>
+      <w:proofErr w:type="spellEnd"/>
+      <w:r>
+        <w:t xml:space="preserve"> and </w:t>
+      </w:r>
+      <w:proofErr w:type="spellStart"/>
+      <w:r>
+        <w:t>PSA_high</w:t>
+      </w:r>
+      <w:proofErr w:type="spellEnd"/>
+      <w:r>
+        <w:t>)</w:t>
       </w:r>
     </w:p>
     <w:p>
@@ -5631,7 +6213,31 @@
         <w:t xml:space="preserve">RR mortality (by mRS): lognormal </w:t>
       </w:r>
       <w:r>
-        <w:t>from mean (base_case) + 95% CI (PSA_low and PSA_high)</w:t>
+        <w:t>from mean (</w:t>
+      </w:r>
+      <w:proofErr w:type="spellStart"/>
+      <w:r>
+        <w:t>base_case</w:t>
+      </w:r>
+      <w:proofErr w:type="spellEnd"/>
+      <w:r>
+        <w:t>) + 95% CI (</w:t>
+      </w:r>
+      <w:proofErr w:type="spellStart"/>
+      <w:r>
+        <w:t>PSA_low</w:t>
+      </w:r>
+      <w:proofErr w:type="spellEnd"/>
+      <w:r>
+        <w:t xml:space="preserve"> and </w:t>
+      </w:r>
+      <w:proofErr w:type="spellStart"/>
+      <w:r>
+        <w:t>PSA_high</w:t>
+      </w:r>
+      <w:proofErr w:type="spellEnd"/>
+      <w:r>
+        <w:t>)</w:t>
       </w:r>
     </w:p>
     <w:p>
@@ -5644,7 +6250,15 @@
         <w:divId w:val="860977169"/>
       </w:pPr>
       <w:r>
-        <w:t>Control probabilities: Beta(mean, k) — here k is stored in the parameter file under PSA_low for Beta rows (not a CI bound).</w:t>
+        <w:t xml:space="preserve">Control probabilities: Beta(mean, k) — here k is stored in the parameter file under </w:t>
+      </w:r>
+      <w:proofErr w:type="spellStart"/>
+      <w:r>
+        <w:t>PSA_low</w:t>
+      </w:r>
+      <w:proofErr w:type="spellEnd"/>
+      <w:r>
+        <w:t xml:space="preserve"> for Beta rows (not a CI bound).</w:t>
       </w:r>
     </w:p>
     <w:p>
@@ -5663,7 +6277,31 @@
         <w:t xml:space="preserve">: </w:t>
       </w:r>
       <w:r>
-        <w:t xml:space="preserve">Intervention-arm probabilities are derived from control probabilities and sampled ORs using the standard odds transformation (p_treat = OR * odds_control / (1 + OR * odds_control)), with </w:t>
+        <w:t>Intervention-arm probabilities are derived from control probabilities and sampled ORs using the standard odds transformation (</w:t>
+      </w:r>
+      <w:proofErr w:type="spellStart"/>
+      <w:r>
+        <w:t>p_treat</w:t>
+      </w:r>
+      <w:proofErr w:type="spellEnd"/>
+      <w:r>
+        <w:t xml:space="preserve"> = OR * </w:t>
+      </w:r>
+      <w:proofErr w:type="spellStart"/>
+      <w:r>
+        <w:t>odds_control</w:t>
+      </w:r>
+      <w:proofErr w:type="spellEnd"/>
+      <w:r>
+        <w:t xml:space="preserve"> / (1 + OR * </w:t>
+      </w:r>
+      <w:proofErr w:type="spellStart"/>
+      <w:r>
+        <w:t>odds_control</w:t>
+      </w:r>
+      <w:proofErr w:type="spellEnd"/>
+      <w:r>
+        <w:t xml:space="preserve">)), with </w:t>
       </w:r>
       <w:r>
         <w:t>bounds</w:t>
@@ -5688,7 +6326,15 @@
         <w:t xml:space="preserve">: </w:t>
       </w:r>
       <w:r>
-        <w:t>The PSA creates full sample sets for utilities, costs, and mortality by mRS; deterministic values used by the base model come directly from the parameter file (base_case), not from PSA medians.</w:t>
+        <w:t>The PSA creates full sample sets for utilities, costs, and mortality by mRS; deterministic values used by the base model come directly from the parameter file (</w:t>
+      </w:r>
+      <w:proofErr w:type="spellStart"/>
+      <w:r>
+        <w:t>base_case</w:t>
+      </w:r>
+      <w:proofErr w:type="spellEnd"/>
+      <w:r>
+        <w:t>), not from PSA medians.</w:t>
       </w:r>
     </w:p>
     <w:p>
@@ -5707,10 +6353,18 @@
         <w:t xml:space="preserve">: </w:t>
       </w:r>
       <w:r>
-        <w:t>mRS is treated as an integer key (0–6) across parameter files and PSA outputs</w:t>
-      </w:r>
-      <w:r>
-        <w:t>Utilities and costs for mRS 6 are set to 0; RR for mRS 6 is NA (dead state, not used). Ensure your parameter file has mRS recorded as integers 0–6.</w:t>
+        <w:t xml:space="preserve">mRS is treated as an integer key (0–6) across parameter files and PSA </w:t>
+      </w:r>
+      <w:proofErr w:type="spellStart"/>
+      <w:r>
+        <w:t>outputs</w:t>
+      </w:r>
+      <w:r>
+        <w:t>Utilities</w:t>
+      </w:r>
+      <w:proofErr w:type="spellEnd"/>
+      <w:r>
+        <w:t xml:space="preserve"> and costs for mRS 6 are set to 0; RR for mRS 6 is NA (dead state, not used). Ensure your parameter file has mRS recorded as integers 0–6.</w:t>
       </w:r>
     </w:p>
     <w:p>
@@ -5755,8 +6409,21 @@
       <w:r>
         <w:t xml:space="preserve"> </w:t>
       </w:r>
-      <w:r>
-        <w:t>low.results[[variable_name]] &lt;- result</w:t>
+      <w:proofErr w:type="spellStart"/>
+      <w:r>
+        <w:t>low.results</w:t>
+      </w:r>
+      <w:proofErr w:type="spellEnd"/>
+      <w:r>
+        <w:t>[[</w:t>
+      </w:r>
+      <w:proofErr w:type="spellStart"/>
+      <w:r>
+        <w:t>variable_name</w:t>
+      </w:r>
+      <w:proofErr w:type="spellEnd"/>
+      <w:r>
+        <w:t>]] &lt;- result</w:t>
       </w:r>
     </w:p>
     <w:p>
@@ -5830,34 +6497,114 @@
         <w:divId w:val="860977169"/>
       </w:pPr>
       <w:r>
-        <w:t>- outputs/base_case_results.RData → contains base_case, a list with:</w:t>
+        <w:t>- outputs/</w:t>
+      </w:r>
+      <w:proofErr w:type="spellStart"/>
+      <w:r>
+        <w:t>base_case_results.RData</w:t>
+      </w:r>
+      <w:proofErr w:type="spellEnd"/>
+      <w:r>
+        <w:t xml:space="preserve"> → contains </w:t>
+      </w:r>
+      <w:proofErr w:type="spellStart"/>
+      <w:r>
+        <w:t>base_case</w:t>
+      </w:r>
+      <w:proofErr w:type="spellEnd"/>
+      <w:r>
+        <w:t>, a list with:</w:t>
       </w:r>
       <w:r>
         <w:br/>
-        <w:t xml:space="preserve">  - summary_data_all: totals by strategy (costs, QALYs)</w:t>
+        <w:t xml:space="preserve">  - </w:t>
+      </w:r>
+      <w:proofErr w:type="spellStart"/>
+      <w:r>
+        <w:t>summary_data_all</w:t>
+      </w:r>
+      <w:proofErr w:type="spellEnd"/>
+      <w:r>
+        <w:t>: totals by strategy (costs, QALYs)</w:t>
       </w:r>
       <w:r>
         <w:br/>
       </w:r>
       <w:r>
         <w:lastRenderedPageBreak/>
-        <w:t xml:space="preserve">  - incremental_results: key incremental outcomes and Net Monetary Benefit (NMB)</w:t>
+        <w:t xml:space="preserve">  - </w:t>
+      </w:r>
+      <w:proofErr w:type="spellStart"/>
+      <w:r>
+        <w:t>incremental_results</w:t>
+      </w:r>
+      <w:proofErr w:type="spellEnd"/>
+      <w:r>
+        <w:t>: key incremental outcomes and Net Monetary Benefit (NMB)</w:t>
       </w:r>
       <w:r>
         <w:br/>
-        <w:t xml:space="preserve">  - process_results: pathway/process counts and component costs/QALYs</w:t>
+        <w:t xml:space="preserve">  - </w:t>
+      </w:r>
+      <w:proofErr w:type="spellStart"/>
+      <w:r>
+        <w:t>process_results</w:t>
+      </w:r>
+      <w:proofErr w:type="spellEnd"/>
+      <w:r>
+        <w:t>: pathway/process counts and component costs/QALYs</w:t>
       </w:r>
       <w:r>
         <w:br/>
-        <w:t xml:space="preserve">  - mrs.trace: Markov trace (mRS0–mRS6 over cycles)</w:t>
+        <w:t xml:space="preserve">  - </w:t>
+      </w:r>
+      <w:proofErr w:type="spellStart"/>
+      <w:r>
+        <w:t>mrs.trace</w:t>
+      </w:r>
+      <w:proofErr w:type="spellEnd"/>
+      <w:r>
+        <w:t>: Markov trace (mRS0–mRS6 over cycles)</w:t>
       </w:r>
       <w:r>
         <w:br/>
-        <w:t xml:space="preserve">  - trace.standard / trace.intervention: decision-tree traces</w:t>
+        <w:t xml:space="preserve">  - </w:t>
+      </w:r>
+      <w:proofErr w:type="spellStart"/>
+      <w:r>
+        <w:t>trace.standard</w:t>
+      </w:r>
+      <w:proofErr w:type="spellEnd"/>
+      <w:r>
+        <w:t xml:space="preserve"> / </w:t>
+      </w:r>
+      <w:proofErr w:type="spellStart"/>
+      <w:r>
+        <w:t>trace.intervention</w:t>
+      </w:r>
+      <w:proofErr w:type="spellEnd"/>
+      <w:r>
+        <w:t>: decision-tree traces</w:t>
       </w:r>
       <w:r>
         <w:br/>
-        <w:t xml:space="preserve">  - tm.standard / tm.intervention: transition arrays (per cycle)</w:t>
+        <w:t xml:space="preserve">  - </w:t>
+      </w:r>
+      <w:proofErr w:type="spellStart"/>
+      <w:r>
+        <w:t>tm.standard</w:t>
+      </w:r>
+      <w:proofErr w:type="spellEnd"/>
+      <w:r>
+        <w:t xml:space="preserve"> / </w:t>
+      </w:r>
+      <w:proofErr w:type="spellStart"/>
+      <w:r>
+        <w:t>tm.intervention</w:t>
+      </w:r>
+      <w:proofErr w:type="spellEnd"/>
+      <w:r>
+        <w:t>: transition arrays (per cycle)</w:t>
       </w:r>
       <w:r>
         <w:br/>
@@ -5870,10 +6617,18 @@
         <w:divId w:val="860977169"/>
       </w:pPr>
       <w:r>
-        <w:t>- DSA</w:t>
-      </w:r>
-      <w:r>
-        <w:t>_results:</w:t>
+        <w:t xml:space="preserve">- </w:t>
+      </w:r>
+      <w:proofErr w:type="spellStart"/>
+      <w:r>
+        <w:t>DSA</w:t>
+      </w:r>
+      <w:r>
+        <w:t>_results</w:t>
+      </w:r>
+      <w:proofErr w:type="spellEnd"/>
+      <w:r>
+        <w:t>:</w:t>
       </w:r>
       <w:r>
         <w:t xml:space="preserve"> results</w:t>
@@ -5926,11 +6681,27 @@
         <w:divId w:val="860977169"/>
       </w:pPr>
       <w:r>
-        <w:t>- outputs/network_results.RData (ISDN-level list of model results) and outputs/ISDN_incremental_results.csv</w:t>
+        <w:t>- outputs/</w:t>
+      </w:r>
+      <w:proofErr w:type="spellStart"/>
+      <w:r>
+        <w:t>network_results.RData</w:t>
+      </w:r>
+      <w:proofErr w:type="spellEnd"/>
+      <w:r>
+        <w:t xml:space="preserve"> (ISDN-level list of model results) and outputs/ISDN_incremental_results.csv</w:t>
       </w:r>
       <w:r>
         <w:br/>
-        <w:t>- outputs/hospital_results.RData (hospital-level list of model results) and outputs/hospital_incremental_results.csv</w:t>
+        <w:t>- outputs/</w:t>
+      </w:r>
+      <w:proofErr w:type="spellStart"/>
+      <w:r>
+        <w:t>hospital_results.RData</w:t>
+      </w:r>
+      <w:proofErr w:type="spellEnd"/>
+      <w:r>
+        <w:t xml:space="preserve"> (hospital-level list of model results) and outputs/hospital_incremental_results.csv</w:t>
       </w:r>
     </w:p>
     <w:p>
@@ -6015,7 +6786,39 @@
         <w:t>HTML</w:t>
       </w:r>
       <w:r>
-        <w:t xml:space="preserve"> report (Report_Creation.Rmd) reads base_case_results.RData, network_results.RData, and hospital_results.RData.</w:t>
+        <w:t xml:space="preserve"> report (</w:t>
+      </w:r>
+      <w:proofErr w:type="spellStart"/>
+      <w:r>
+        <w:t>Report_Creation.Rmd</w:t>
+      </w:r>
+      <w:proofErr w:type="spellEnd"/>
+      <w:r>
+        <w:t xml:space="preserve">) reads </w:t>
+      </w:r>
+      <w:proofErr w:type="spellStart"/>
+      <w:r>
+        <w:t>base_case_results.RData</w:t>
+      </w:r>
+      <w:proofErr w:type="spellEnd"/>
+      <w:r>
+        <w:t xml:space="preserve">, </w:t>
+      </w:r>
+      <w:proofErr w:type="spellStart"/>
+      <w:r>
+        <w:t>network_results.RData</w:t>
+      </w:r>
+      <w:proofErr w:type="spellEnd"/>
+      <w:r>
+        <w:t xml:space="preserve">, and </w:t>
+      </w:r>
+      <w:proofErr w:type="spellStart"/>
+      <w:r>
+        <w:t>hospital_results.RData</w:t>
+      </w:r>
+      <w:proofErr w:type="spellEnd"/>
+      <w:r>
+        <w:t>.</w:t>
       </w:r>
     </w:p>
     <w:p>
@@ -6130,8 +6933,39 @@
           <w:sz w:val="22"/>
           <w:szCs w:val="21"/>
         </w:rPr>
-        <w:t>ΔQALY = QALY_Intervention − QALY_Standard</w:t>
-      </w:r>
+        <w:t xml:space="preserve">ΔQALY = </w:t>
+      </w:r>
+      <w:proofErr w:type="spellStart"/>
+      <w:r>
+        <w:rPr>
+          <w:rFonts w:asciiTheme="minorHAnsi" w:hAnsiTheme="minorHAnsi" w:cs="Segoe UI"/>
+          <w:color w:val="000000"/>
+          <w:sz w:val="22"/>
+          <w:szCs w:val="21"/>
+        </w:rPr>
+        <w:t>QALY_Intervention</w:t>
+      </w:r>
+      <w:proofErr w:type="spellEnd"/>
+      <w:r>
+        <w:rPr>
+          <w:rFonts w:asciiTheme="minorHAnsi" w:hAnsiTheme="minorHAnsi" w:cs="Segoe UI"/>
+          <w:color w:val="000000"/>
+          <w:sz w:val="22"/>
+          <w:szCs w:val="21"/>
+        </w:rPr>
+        <w:t xml:space="preserve"> − </w:t>
+      </w:r>
+      <w:proofErr w:type="spellStart"/>
+      <w:r>
+        <w:rPr>
+          <w:rFonts w:asciiTheme="minorHAnsi" w:hAnsiTheme="minorHAnsi" w:cs="Segoe UI"/>
+          <w:color w:val="000000"/>
+          <w:sz w:val="22"/>
+          <w:szCs w:val="21"/>
+        </w:rPr>
+        <w:t>QALY_Standard</w:t>
+      </w:r>
+      <w:proofErr w:type="spellEnd"/>
     </w:p>
     <w:p>
       <w:pPr>
@@ -6146,6 +6980,7 @@
           <w:szCs w:val="21"/>
         </w:rPr>
       </w:pPr>
+      <w:proofErr w:type="spellStart"/>
       <w:r>
         <w:rPr>
           <w:rFonts w:asciiTheme="minorHAnsi" w:hAnsiTheme="minorHAnsi" w:cs="Segoe UI"/>
@@ -6153,8 +6988,49 @@
           <w:sz w:val="22"/>
           <w:szCs w:val="21"/>
         </w:rPr>
-        <w:t>ΔCost = Cost_Intervention − Cost_Standard</w:t>
-      </w:r>
+        <w:t>ΔCost</w:t>
+      </w:r>
+      <w:proofErr w:type="spellEnd"/>
+      <w:r>
+        <w:rPr>
+          <w:rFonts w:asciiTheme="minorHAnsi" w:hAnsiTheme="minorHAnsi" w:cs="Segoe UI"/>
+          <w:color w:val="000000"/>
+          <w:sz w:val="22"/>
+          <w:szCs w:val="21"/>
+        </w:rPr>
+        <w:t xml:space="preserve"> = </w:t>
+      </w:r>
+      <w:proofErr w:type="spellStart"/>
+      <w:r>
+        <w:rPr>
+          <w:rFonts w:asciiTheme="minorHAnsi" w:hAnsiTheme="minorHAnsi" w:cs="Segoe UI"/>
+          <w:color w:val="000000"/>
+          <w:sz w:val="22"/>
+          <w:szCs w:val="21"/>
+        </w:rPr>
+        <w:t>Cost_Intervention</w:t>
+      </w:r>
+      <w:proofErr w:type="spellEnd"/>
+      <w:r>
+        <w:rPr>
+          <w:rFonts w:asciiTheme="minorHAnsi" w:hAnsiTheme="minorHAnsi" w:cs="Segoe UI"/>
+          <w:color w:val="000000"/>
+          <w:sz w:val="22"/>
+          <w:szCs w:val="21"/>
+        </w:rPr>
+        <w:t xml:space="preserve"> − </w:t>
+      </w:r>
+      <w:proofErr w:type="spellStart"/>
+      <w:r>
+        <w:rPr>
+          <w:rFonts w:asciiTheme="minorHAnsi" w:hAnsiTheme="minorHAnsi" w:cs="Segoe UI"/>
+          <w:color w:val="000000"/>
+          <w:sz w:val="22"/>
+          <w:szCs w:val="21"/>
+        </w:rPr>
+        <w:t>Cost_Standard</w:t>
+      </w:r>
+      <w:proofErr w:type="spellEnd"/>
     </w:p>
     <w:p>
       <w:pPr>
@@ -6176,7 +7052,27 @@
           <w:sz w:val="22"/>
           <w:szCs w:val="21"/>
         </w:rPr>
-        <w:t>Positive ΔQALY indicates health gain; negative ΔCost indicates cost savings.</w:t>
+        <w:t xml:space="preserve">Positive ΔQALY indicates health gain; negative </w:t>
+      </w:r>
+      <w:proofErr w:type="spellStart"/>
+      <w:r>
+        <w:rPr>
+          <w:rFonts w:asciiTheme="minorHAnsi" w:hAnsiTheme="minorHAnsi" w:cs="Segoe UI"/>
+          <w:color w:val="000000"/>
+          <w:sz w:val="22"/>
+          <w:szCs w:val="21"/>
+        </w:rPr>
+        <w:t>ΔCost</w:t>
+      </w:r>
+      <w:proofErr w:type="spellEnd"/>
+      <w:r>
+        <w:rPr>
+          <w:rFonts w:asciiTheme="minorHAnsi" w:hAnsiTheme="minorHAnsi" w:cs="Segoe UI"/>
+          <w:color w:val="000000"/>
+          <w:sz w:val="22"/>
+          <w:szCs w:val="21"/>
+        </w:rPr>
+        <w:t xml:space="preserve"> indicates cost savings.</w:t>
       </w:r>
     </w:p>
     <w:p>
@@ -6255,8 +7151,19 @@
           <w:sz w:val="22"/>
           <w:szCs w:val="21"/>
         </w:rPr>
-        <w:t>NMB = (ΔQALY × WTP) − ΔCost</w:t>
-      </w:r>
+        <w:t xml:space="preserve">NMB = (ΔQALY × WTP) − </w:t>
+      </w:r>
+      <w:proofErr w:type="spellStart"/>
+      <w:r>
+        <w:rPr>
+          <w:rFonts w:asciiTheme="minorHAnsi" w:hAnsiTheme="minorHAnsi" w:cs="Segoe UI"/>
+          <w:color w:val="000000"/>
+          <w:sz w:val="22"/>
+          <w:szCs w:val="21"/>
+        </w:rPr>
+        <w:t>ΔCost</w:t>
+      </w:r>
+      <w:proofErr w:type="spellEnd"/>
     </w:p>
     <w:p>
       <w:pPr>
@@ -6399,7 +7306,27 @@
           <w:sz w:val="22"/>
           <w:szCs w:val="21"/>
         </w:rPr>
-        <w:t>- CE plane: each point is a PSA draw of (ΔQALY, ΔCost); the line with slope = WTP (e.g., 20,000) separates cost-effective from not.</w:t>
+        <w:t xml:space="preserve">- CE plane: each point is a PSA draw of (ΔQALY, </w:t>
+      </w:r>
+      <w:proofErr w:type="spellStart"/>
+      <w:r>
+        <w:rPr>
+          <w:rFonts w:asciiTheme="minorHAnsi" w:hAnsiTheme="minorHAnsi" w:cs="Segoe UI"/>
+          <w:color w:val="000000"/>
+          <w:sz w:val="22"/>
+          <w:szCs w:val="21"/>
+        </w:rPr>
+        <w:t>ΔCost</w:t>
+      </w:r>
+      <w:proofErr w:type="spellEnd"/>
+      <w:r>
+        <w:rPr>
+          <w:rFonts w:asciiTheme="minorHAnsi" w:hAnsiTheme="minorHAnsi" w:cs="Segoe UI"/>
+          <w:color w:val="000000"/>
+          <w:sz w:val="22"/>
+          <w:szCs w:val="21"/>
+        </w:rPr>
+        <w:t>); the line with slope = WTP (e.g., 20,000) separates cost-effective from not.</w:t>
       </w:r>
     </w:p>
     <w:p>
@@ -6505,7 +7432,23 @@
         <w:divId w:val="860977169"/>
       </w:pPr>
       <w:r>
-        <w:t>In “1_hospital_data_processing.R” it is hard-coded which year filter is used with “isdn &lt;- isdn[date=="Apr 2022-Mar 2023"]” . If a later refresh lands, you’ll unknowingly drop newer data.</w:t>
+        <w:t>In “1_hospital_data_processing.R” it is hard-coded which year filter is used with “</w:t>
+      </w:r>
+      <w:proofErr w:type="spellStart"/>
+      <w:r>
+        <w:t>isdn</w:t>
+      </w:r>
+      <w:proofErr w:type="spellEnd"/>
+      <w:r>
+        <w:t xml:space="preserve"> &lt;- </w:t>
+      </w:r>
+      <w:proofErr w:type="spellStart"/>
+      <w:r>
+        <w:t>isdn</w:t>
+      </w:r>
+      <w:proofErr w:type="spellEnd"/>
+      <w:r>
+        <w:t>[date=="Apr 2022-Mar 2023"]” . If a later refresh lands, you’ll unknowingly drop newer data.</w:t>
       </w:r>
     </w:p>
     <w:p>
@@ -6555,6 +7498,7 @@
         <w:spacing w:after="0"/>
         <w:divId w:val="860977169"/>
       </w:pPr>
+      <w:proofErr w:type="spellStart"/>
       <w:r>
         <w:rPr>
           <w:b/>
@@ -6562,6 +7506,7 @@
         </w:rPr>
         <w:t>n.stroke</w:t>
       </w:r>
+      <w:proofErr w:type="spellEnd"/>
       <w:r>
         <w:t xml:space="preserve"> is a single non-negative integer.</w:t>
       </w:r>

--- a/User_Guide.docx
+++ b/User_Guide.docx
@@ -109,7 +109,7 @@
           <w:lang w:val="en-US"/>
           <w14:ligatures w14:val="none"/>
         </w:rPr>
-        <w:t>3</w:t>
+        <w:t>4</w:t>
       </w:r>
     </w:p>
     <w:p>
@@ -182,18 +182,9 @@
           <w:lang w:val="en-US"/>
           <w14:ligatures w14:val="none"/>
         </w:rPr>
-        <w:t>V1.0</w:t>
-      </w:r>
-    </w:p>
-    <w:p>
-      <w:pPr>
-        <w:pStyle w:val="Subtitle"/>
-        <w:numPr>
-          <w:ilvl w:val="0"/>
-          <w:numId w:val="0"/>
-        </w:numPr>
-        <w:spacing w:after="200" w:line="276" w:lineRule="auto"/>
-        <w:divId w:val="860977169"/>
+        <w:t>V</w:t>
+      </w:r>
+      <w:r>
         <w:rPr>
           <w:i/>
           <w:iCs/>
@@ -204,7 +195,8 @@
           <w:lang w:val="en-US"/>
           <w14:ligatures w14:val="none"/>
         </w:rPr>
-      </w:pPr>
+        <w:t>2</w:t>
+      </w:r>
       <w:r>
         <w:rPr>
           <w:i/>
@@ -216,9 +208,18 @@
           <w:lang w:val="en-US"/>
           <w14:ligatures w14:val="none"/>
         </w:rPr>
-        <w:t xml:space="preserve">Version of R: </w:t>
-      </w:r>
-      <w:r>
+        <w:t>.0</w:t>
+      </w:r>
+    </w:p>
+    <w:p>
+      <w:pPr>
+        <w:pStyle w:val="Subtitle"/>
+        <w:numPr>
+          <w:ilvl w:val="0"/>
+          <w:numId w:val="0"/>
+        </w:numPr>
+        <w:spacing w:after="200" w:line="276" w:lineRule="auto"/>
+        <w:divId w:val="860977169"/>
         <w:rPr>
           <w:i/>
           <w:iCs/>
@@ -229,9 +230,7 @@
           <w:lang w:val="en-US"/>
           <w14:ligatures w14:val="none"/>
         </w:rPr>
-        <w:t xml:space="preserve">R version 4.5.1 (2025-06-13 </w:t>
-      </w:r>
-      <w:proofErr w:type="spellStart"/>
+      </w:pPr>
       <w:r>
         <w:rPr>
           <w:i/>
@@ -243,9 +242,8 @@
           <w:lang w:val="en-US"/>
           <w14:ligatures w14:val="none"/>
         </w:rPr>
-        <w:t>ucrt</w:t>
-      </w:r>
-      <w:proofErr w:type="spellEnd"/>
+        <w:t xml:space="preserve">Version of R: </w:t>
+      </w:r>
       <w:r>
         <w:rPr>
           <w:i/>
@@ -257,7 +255,7 @@
           <w:lang w:val="en-US"/>
           <w14:ligatures w14:val="none"/>
         </w:rPr>
-        <w:t>) -- "Great Square Root". Copyright (C) 2025 The R Foundation for Statistical Computing</w:t>
+        <w:t>R version 4.5.1 (2025-06-13 ucrt) -- "Great Square Root". Copyright (C) 2025 The R Foundation for Statistical Computing</w:t>
       </w:r>
     </w:p>
     <w:p>
@@ -1502,15 +1500,7 @@
         <w:t xml:space="preserve">To download the R project, </w:t>
       </w:r>
       <w:r>
-        <w:t xml:space="preserve">you can link to </w:t>
-      </w:r>
-      <w:proofErr w:type="spellStart"/>
-      <w:r>
-        <w:t>Github</w:t>
-      </w:r>
-      <w:proofErr w:type="spellEnd"/>
-      <w:r>
-        <w:t xml:space="preserve"> via SSH or </w:t>
+        <w:t xml:space="preserve">you can link to Github via SSH or </w:t>
       </w:r>
       <w:r>
         <w:t>download the whole project as a zip folder by clicking on the “&lt;&gt;Code” button in the right hand corner:</w:t>
@@ -1741,23 +1731,16 @@
         <w:divId w:val="860977169"/>
       </w:pPr>
       <w:r>
-        <w:t xml:space="preserve">Required packages include: ggplot2, </w:t>
-      </w:r>
-      <w:proofErr w:type="spellStart"/>
-      <w:r>
-        <w:t>data.table</w:t>
-      </w:r>
-      <w:proofErr w:type="spellEnd"/>
-      <w:r>
-        <w:t xml:space="preserve">, parallel, </w:t>
-      </w:r>
-      <w:proofErr w:type="spellStart"/>
-      <w:r>
-        <w:t>assertthat</w:t>
-      </w:r>
-      <w:proofErr w:type="spellEnd"/>
-      <w:r>
-        <w:t xml:space="preserve"> (these are downloaded within the model script below so don’t worry you don’t need to do anything yet about this). </w:t>
+        <w:t xml:space="preserve">Required packages include: ggplot2, data.table, parallel, assertthat (these are downloaded within the model script below so don’t worry you don’t need to do anything yet about this). </w:t>
+      </w:r>
+      <w:r>
+        <w:t xml:space="preserve">Updated model versions also require </w:t>
+      </w:r>
+      <w:r>
+        <w:t>stringr and scales</w:t>
+      </w:r>
+      <w:r>
+        <w:t xml:space="preserve">, these may need downloading prior to model running. </w:t>
       </w:r>
     </w:p>
     <w:p>
@@ -1891,6 +1874,7 @@
                 <w:sz w:val="20"/>
                 <w:szCs w:val="20"/>
               </w:rPr>
+              <w:lastRenderedPageBreak/>
               <w:t>ASC</w:t>
             </w:r>
           </w:p>
@@ -1936,7 +1920,6 @@
                 <w:sz w:val="20"/>
                 <w:szCs w:val="20"/>
               </w:rPr>
-              <w:lastRenderedPageBreak/>
               <w:t>CSC</w:t>
             </w:r>
           </w:p>
@@ -3193,42 +3176,8 @@
           <w:color w:val="000000"/>
           <w:szCs w:val="32"/>
         </w:rPr>
-        <w:t>outputs/</w:t>
-      </w:r>
-      <w:proofErr w:type="spellStart"/>
-      <w:r>
-        <w:rPr>
-          <w:rFonts w:eastAsia="Times New Roman" w:cs="Segoe UI"/>
-          <w:i w:val="0"/>
-          <w:iCs w:val="0"/>
-          <w:color w:val="000000"/>
-          <w:szCs w:val="32"/>
-        </w:rPr>
-        <w:t>base_case_results.RData</w:t>
-      </w:r>
-      <w:proofErr w:type="spellEnd"/>
-      <w:r>
-        <w:rPr>
-          <w:rFonts w:eastAsia="Times New Roman" w:cs="Segoe UI"/>
-          <w:i w:val="0"/>
-          <w:iCs w:val="0"/>
-          <w:color w:val="000000"/>
-          <w:szCs w:val="32"/>
-        </w:rPr>
-        <w:t xml:space="preserve"> → contains an object </w:t>
-      </w:r>
-      <w:proofErr w:type="spellStart"/>
-      <w:r>
-        <w:rPr>
-          <w:rFonts w:eastAsia="Times New Roman" w:cs="Segoe UI"/>
-          <w:i w:val="0"/>
-          <w:iCs w:val="0"/>
-          <w:color w:val="000000"/>
-          <w:szCs w:val="32"/>
-        </w:rPr>
-        <w:t>base_case</w:t>
-      </w:r>
-      <w:proofErr w:type="spellEnd"/>
+        <w:t>outputs/base_case_results.RData → contains an object base_case</w:t>
+      </w:r>
     </w:p>
     <w:p>
       <w:pPr>
@@ -3260,51 +3209,7 @@
           <w:color w:val="000000"/>
           <w:szCs w:val="32"/>
         </w:rPr>
-        <w:t>outputs/</w:t>
-      </w:r>
-      <w:proofErr w:type="spellStart"/>
-      <w:r>
-        <w:rPr>
-          <w:rFonts w:eastAsia="Times New Roman" w:cs="Segoe UI"/>
-          <w:i w:val="0"/>
-          <w:iCs w:val="0"/>
-          <w:color w:val="000000"/>
-          <w:szCs w:val="32"/>
-        </w:rPr>
-        <w:t>network_results.RData</w:t>
-      </w:r>
-      <w:proofErr w:type="spellEnd"/>
-      <w:r>
-        <w:rPr>
-          <w:rFonts w:eastAsia="Times New Roman" w:cs="Segoe UI"/>
-          <w:i w:val="0"/>
-          <w:iCs w:val="0"/>
-          <w:color w:val="000000"/>
-          <w:szCs w:val="32"/>
-        </w:rPr>
-        <w:t xml:space="preserve"> → contains a named list </w:t>
-      </w:r>
-      <w:proofErr w:type="spellStart"/>
-      <w:r>
-        <w:rPr>
-          <w:rFonts w:eastAsia="Times New Roman" w:cs="Segoe UI"/>
-          <w:i w:val="0"/>
-          <w:iCs w:val="0"/>
-          <w:color w:val="000000"/>
-          <w:szCs w:val="32"/>
-        </w:rPr>
-        <w:t>network_results</w:t>
-      </w:r>
-      <w:proofErr w:type="spellEnd"/>
-      <w:r>
-        <w:rPr>
-          <w:rFonts w:eastAsia="Times New Roman" w:cs="Segoe UI"/>
-          <w:i w:val="0"/>
-          <w:iCs w:val="0"/>
-          <w:color w:val="000000"/>
-          <w:szCs w:val="32"/>
-        </w:rPr>
-        <w:t xml:space="preserve"> (names = ISDNs)</w:t>
+        <w:t>outputs/network_results.RData → contains a named list network_results (names = ISDNs)</w:t>
       </w:r>
     </w:p>
     <w:p>
@@ -3337,51 +3242,7 @@
           <w:color w:val="000000"/>
           <w:szCs w:val="32"/>
         </w:rPr>
-        <w:t>outputs/</w:t>
-      </w:r>
-      <w:proofErr w:type="spellStart"/>
-      <w:r>
-        <w:rPr>
-          <w:rFonts w:eastAsia="Times New Roman" w:cs="Segoe UI"/>
-          <w:i w:val="0"/>
-          <w:iCs w:val="0"/>
-          <w:color w:val="000000"/>
-          <w:szCs w:val="32"/>
-        </w:rPr>
-        <w:t>hospital_results.RData</w:t>
-      </w:r>
-      <w:proofErr w:type="spellEnd"/>
-      <w:r>
-        <w:rPr>
-          <w:rFonts w:eastAsia="Times New Roman" w:cs="Segoe UI"/>
-          <w:i w:val="0"/>
-          <w:iCs w:val="0"/>
-          <w:color w:val="000000"/>
-          <w:szCs w:val="32"/>
-        </w:rPr>
-        <w:t xml:space="preserve"> → contains a named list </w:t>
-      </w:r>
-      <w:proofErr w:type="spellStart"/>
-      <w:r>
-        <w:rPr>
-          <w:rFonts w:eastAsia="Times New Roman" w:cs="Segoe UI"/>
-          <w:i w:val="0"/>
-          <w:iCs w:val="0"/>
-          <w:color w:val="000000"/>
-          <w:szCs w:val="32"/>
-        </w:rPr>
-        <w:t>hospital_results</w:t>
-      </w:r>
-      <w:proofErr w:type="spellEnd"/>
-      <w:r>
-        <w:rPr>
-          <w:rFonts w:eastAsia="Times New Roman" w:cs="Segoe UI"/>
-          <w:i w:val="0"/>
-          <w:iCs w:val="0"/>
-          <w:color w:val="000000"/>
-          <w:szCs w:val="32"/>
-        </w:rPr>
-        <w:t xml:space="preserve"> (names = Hospitals)</w:t>
+        <w:t>outputs/hospital_results.RData → contains a named list hospital_results (names = Hospitals)</w:t>
       </w:r>
     </w:p>
     <w:p>
@@ -3471,7 +3332,6 @@
           <w:color w:val="auto"/>
         </w:rPr>
       </w:pPr>
-      <w:proofErr w:type="spellStart"/>
       <w:r>
         <w:rPr>
           <w:i w:val="0"/>
@@ -3479,9 +3339,8 @@
           <w:color w:val="auto"/>
           <w:highlight w:val="lightGray"/>
         </w:rPr>
-        <w:t>install.packages</w:t>
-      </w:r>
-      <w:proofErr w:type="spellEnd"/>
+        <w:t>install.packages(c("rmarkdown", "knitr", "htmltools"</w:t>
+      </w:r>
       <w:r>
         <w:rPr>
           <w:i w:val="0"/>
@@ -3489,9 +3348,8 @@
           <w:color w:val="auto"/>
           <w:highlight w:val="lightGray"/>
         </w:rPr>
-        <w:t>(c("</w:t>
-      </w:r>
-      <w:proofErr w:type="spellStart"/>
+        <w:t>,”</w:t>
+      </w:r>
       <w:r>
         <w:rPr>
           <w:i w:val="0"/>
@@ -3499,95 +3357,7 @@
           <w:color w:val="auto"/>
           <w:highlight w:val="lightGray"/>
         </w:rPr>
-        <w:t>rmarkdown</w:t>
-      </w:r>
-      <w:proofErr w:type="spellEnd"/>
-      <w:r>
-        <w:rPr>
-          <w:i w:val="0"/>
-          <w:iCs w:val="0"/>
-          <w:color w:val="auto"/>
-          <w:highlight w:val="lightGray"/>
-        </w:rPr>
-        <w:t>", "</w:t>
-      </w:r>
-      <w:proofErr w:type="spellStart"/>
-      <w:r>
-        <w:rPr>
-          <w:i w:val="0"/>
-          <w:iCs w:val="0"/>
-          <w:color w:val="auto"/>
-          <w:highlight w:val="lightGray"/>
-        </w:rPr>
-        <w:t>knitr</w:t>
-      </w:r>
-      <w:proofErr w:type="spellEnd"/>
-      <w:r>
-        <w:rPr>
-          <w:i w:val="0"/>
-          <w:iCs w:val="0"/>
-          <w:color w:val="auto"/>
-          <w:highlight w:val="lightGray"/>
-        </w:rPr>
-        <w:t>", "</w:t>
-      </w:r>
-      <w:proofErr w:type="spellStart"/>
-      <w:r>
-        <w:rPr>
-          <w:i w:val="0"/>
-          <w:iCs w:val="0"/>
-          <w:color w:val="auto"/>
-          <w:highlight w:val="lightGray"/>
-        </w:rPr>
-        <w:t>htmltools</w:t>
-      </w:r>
-      <w:proofErr w:type="spellEnd"/>
-      <w:r>
-        <w:rPr>
-          <w:i w:val="0"/>
-          <w:iCs w:val="0"/>
-          <w:color w:val="auto"/>
-          <w:highlight w:val="lightGray"/>
-        </w:rPr>
-        <w:t>"</w:t>
-      </w:r>
-      <w:r>
-        <w:rPr>
-          <w:i w:val="0"/>
-          <w:iCs w:val="0"/>
-          <w:color w:val="auto"/>
-          <w:highlight w:val="lightGray"/>
-        </w:rPr>
-        <w:t>,”</w:t>
-      </w:r>
-      <w:r>
-        <w:rPr>
-          <w:i w:val="0"/>
-          <w:iCs w:val="0"/>
-          <w:color w:val="auto"/>
-          <w:highlight w:val="lightGray"/>
-        </w:rPr>
-        <w:t>"</w:t>
-      </w:r>
-      <w:proofErr w:type="spellStart"/>
-      <w:r>
-        <w:rPr>
-          <w:i w:val="0"/>
-          <w:iCs w:val="0"/>
-          <w:color w:val="auto"/>
-          <w:highlight w:val="lightGray"/>
-        </w:rPr>
-        <w:t>kableExtra</w:t>
-      </w:r>
-      <w:proofErr w:type="spellEnd"/>
-      <w:r>
-        <w:rPr>
-          <w:i w:val="0"/>
-          <w:iCs w:val="0"/>
-          <w:color w:val="auto"/>
-          <w:highlight w:val="lightGray"/>
-        </w:rPr>
-        <w:t>")</w:t>
+        <w:t>"kableExtra")</w:t>
       </w:r>
       <w:r>
         <w:rPr>
@@ -3725,9 +3495,8 @@
           <w:color w:val="000000"/>
           <w:szCs w:val="32"/>
         </w:rPr>
-        <w:t xml:space="preserve">Open the </w:t>
-      </w:r>
-      <w:proofErr w:type="spellStart"/>
+        <w:t>Open the R</w:t>
+      </w:r>
       <w:r>
         <w:rPr>
           <w:rFonts w:eastAsia="Times New Roman" w:cs="Segoe UI"/>
@@ -3736,7 +3505,7 @@
           <w:color w:val="000000"/>
           <w:szCs w:val="32"/>
         </w:rPr>
-        <w:t>R</w:t>
+        <w:t>eport_</w:t>
       </w:r>
       <w:r>
         <w:rPr>
@@ -3746,7 +3515,7 @@
           <w:color w:val="000000"/>
           <w:szCs w:val="32"/>
         </w:rPr>
-        <w:t>eport_</w:t>
+        <w:t>Generation</w:t>
       </w:r>
       <w:r>
         <w:rPr>
@@ -3756,19 +3525,8 @@
           <w:color w:val="000000"/>
           <w:szCs w:val="32"/>
         </w:rPr>
-        <w:t>Generation</w:t>
-      </w:r>
-      <w:r>
-        <w:rPr>
-          <w:rFonts w:eastAsia="Times New Roman" w:cs="Segoe UI"/>
-          <w:i w:val="0"/>
-          <w:iCs w:val="0"/>
-          <w:color w:val="000000"/>
-          <w:szCs w:val="32"/>
-        </w:rPr>
         <w:t>.Rmd</w:t>
       </w:r>
-      <w:proofErr w:type="spellEnd"/>
     </w:p>
     <w:p>
       <w:pPr>
@@ -4393,15 +4151,7 @@
         <w:t>W</w:t>
       </w:r>
       <w:r>
-        <w:t xml:space="preserve">hen complete, the file will be automatically available for you to click and open within the </w:t>
-      </w:r>
-      <w:proofErr w:type="spellStart"/>
-      <w:r>
-        <w:t>Rproject</w:t>
-      </w:r>
-      <w:proofErr w:type="spellEnd"/>
-      <w:r>
-        <w:t xml:space="preserve"> folder. </w:t>
+        <w:t xml:space="preserve">hen complete, the file will be automatically available for you to click and open within the Rproject folder. </w:t>
       </w:r>
     </w:p>
     <w:p>
@@ -4427,13 +4177,8 @@
       <w:r>
         <w:t>needed .</w:t>
       </w:r>
-      <w:proofErr w:type="spellStart"/>
-      <w:r>
-        <w:t>RData</w:t>
-      </w:r>
-      <w:proofErr w:type="spellEnd"/>
-      <w:r>
-        <w:t xml:space="preserve"> files exist in /outputs.</w:t>
+      <w:r>
+        <w:t>RData files exist in /outputs.</w:t>
       </w:r>
     </w:p>
     <w:p>
@@ -4453,11 +4198,9 @@
       <w:r>
         <w:t>The package “</w:t>
       </w:r>
-      <w:proofErr w:type="spellStart"/>
       <w:r>
         <w:t>RTools</w:t>
       </w:r>
-      <w:proofErr w:type="spellEnd"/>
       <w:r>
         <w:t>”</w:t>
       </w:r>
@@ -4468,15 +4211,7 @@
         <w:t xml:space="preserve">s to build packages from source (e.g., when </w:t>
       </w:r>
       <w:r>
-        <w:t xml:space="preserve">a precompiled binary isn’t available). For standard CRAN installs on Windows, R will use binaries and </w:t>
-      </w:r>
-      <w:proofErr w:type="spellStart"/>
-      <w:r>
-        <w:t>RTools</w:t>
-      </w:r>
-      <w:proofErr w:type="spellEnd"/>
-      <w:r>
-        <w:t xml:space="preserve"> is not typically required.</w:t>
+        <w:t>a precompiled binary isn’t available). For standard CRAN installs on Windows, R will use binaries and RTools is not typically required.</w:t>
       </w:r>
     </w:p>
     <w:p>
@@ -4654,89 +4389,11 @@
         <w:jc w:val="center"/>
         <w:divId w:val="860977169"/>
       </w:pPr>
-      <w:proofErr w:type="spellStart"/>
       <w:r>
         <w:rPr>
           <w:highlight w:val="lightGray"/>
         </w:rPr>
-        <w:t>install.packages</w:t>
-      </w:r>
-      <w:proofErr w:type="spellEnd"/>
-      <w:r>
-        <w:rPr>
-          <w:highlight w:val="lightGray"/>
-        </w:rPr>
-        <w:t>(c(  "</w:t>
-      </w:r>
-      <w:proofErr w:type="spellStart"/>
-      <w:r>
-        <w:rPr>
-          <w:highlight w:val="lightGray"/>
-        </w:rPr>
-        <w:t>data.table</w:t>
-      </w:r>
-      <w:proofErr w:type="spellEnd"/>
-      <w:r>
-        <w:rPr>
-          <w:highlight w:val="lightGray"/>
-        </w:rPr>
-        <w:t>", "</w:t>
-      </w:r>
-      <w:proofErr w:type="spellStart"/>
-      <w:r>
-        <w:rPr>
-          <w:highlight w:val="lightGray"/>
-        </w:rPr>
-        <w:t>tidyverse</w:t>
-      </w:r>
-      <w:proofErr w:type="spellEnd"/>
-      <w:r>
-        <w:rPr>
-          <w:highlight w:val="lightGray"/>
-        </w:rPr>
-        <w:t>", "</w:t>
-      </w:r>
-      <w:proofErr w:type="spellStart"/>
-      <w:r>
-        <w:rPr>
-          <w:highlight w:val="lightGray"/>
-        </w:rPr>
-        <w:t>assertthat</w:t>
-      </w:r>
-      <w:proofErr w:type="spellEnd"/>
-      <w:r>
-        <w:rPr>
-          <w:highlight w:val="lightGray"/>
-        </w:rPr>
-        <w:t>", "</w:t>
-      </w:r>
-      <w:proofErr w:type="spellStart"/>
-      <w:r>
-        <w:rPr>
-          <w:highlight w:val="lightGray"/>
-        </w:rPr>
-        <w:t>truncnorm</w:t>
-      </w:r>
-      <w:proofErr w:type="spellEnd"/>
-      <w:r>
-        <w:rPr>
-          <w:highlight w:val="lightGray"/>
-        </w:rPr>
-        <w:t>", "conflicted", "scales", "reshape2",  "networkD3", "</w:t>
-      </w:r>
-      <w:proofErr w:type="spellStart"/>
-      <w:r>
-        <w:rPr>
-          <w:highlight w:val="lightGray"/>
-        </w:rPr>
-        <w:t>htmlwidgets</w:t>
-      </w:r>
-      <w:proofErr w:type="spellEnd"/>
-      <w:r>
-        <w:rPr>
-          <w:highlight w:val="lightGray"/>
-        </w:rPr>
-        <w:t>"))</w:t>
+        <w:t>install.packages(c(  "data.table", "tidyverse", "assertthat", "truncnorm", "conflicted", "scales", "reshape2",  "networkD3", "htmlwidgets"))</w:t>
       </w:r>
     </w:p>
     <w:p>
@@ -4901,57 +4558,32 @@
             <w:r>
               <w:t xml:space="preserve"> </w:t>
             </w:r>
-            <w:proofErr w:type="spellStart"/>
-            <w:r>
-              <w:t>model_param</w:t>
-            </w:r>
-            <w:proofErr w:type="spellEnd"/>
-            <w:r>
-              <w:t>;</w:t>
+            <w:r>
+              <w:t>model_param;</w:t>
             </w:r>
             <w:r>
               <w:t xml:space="preserve"> </w:t>
             </w:r>
-            <w:proofErr w:type="spellStart"/>
-            <w:r>
-              <w:t>base_case</w:t>
-            </w:r>
-            <w:proofErr w:type="spellEnd"/>
-            <w:r>
-              <w:t>;</w:t>
+            <w:r>
+              <w:t>base_case;</w:t>
             </w:r>
             <w:r>
               <w:t xml:space="preserve"> </w:t>
             </w:r>
-            <w:proofErr w:type="spellStart"/>
-            <w:r>
-              <w:t>PSA_distribution</w:t>
-            </w:r>
-            <w:proofErr w:type="spellEnd"/>
-            <w:r>
-              <w:t>;</w:t>
+            <w:r>
+              <w:t>PSA_distribution;</w:t>
             </w:r>
             <w:r>
               <w:t xml:space="preserve"> </w:t>
             </w:r>
-            <w:proofErr w:type="spellStart"/>
-            <w:r>
-              <w:t>PSA_low</w:t>
-            </w:r>
-            <w:proofErr w:type="spellEnd"/>
-            <w:r>
-              <w:t>;</w:t>
+            <w:r>
+              <w:t>PSA_low;</w:t>
             </w:r>
             <w:r>
               <w:t xml:space="preserve"> </w:t>
             </w:r>
-            <w:proofErr w:type="spellStart"/>
-            <w:r>
-              <w:t>PSA_high</w:t>
-            </w:r>
-            <w:proofErr w:type="spellEnd"/>
-            <w:r>
-              <w:t>;</w:t>
+            <w:r>
+              <w:t>PSA_high;</w:t>
             </w:r>
             <w:r>
               <w:t xml:space="preserve"> </w:t>
@@ -4962,46 +4594,26 @@
             <w:r>
               <w:t xml:space="preserve"> </w:t>
             </w:r>
-            <w:proofErr w:type="spellStart"/>
-            <w:r>
-              <w:t>DSA_flag</w:t>
-            </w:r>
-            <w:proofErr w:type="spellEnd"/>
-            <w:r>
-              <w:t>;</w:t>
+            <w:r>
+              <w:t>DSA_flag;</w:t>
             </w:r>
             <w:r>
               <w:t xml:space="preserve"> </w:t>
             </w:r>
-            <w:proofErr w:type="spellStart"/>
-            <w:r>
-              <w:t>DSA_low</w:t>
-            </w:r>
-            <w:proofErr w:type="spellEnd"/>
-            <w:r>
-              <w:t>;</w:t>
+            <w:r>
+              <w:t>DSA_low;</w:t>
             </w:r>
             <w:r>
               <w:t xml:space="preserve"> </w:t>
             </w:r>
-            <w:proofErr w:type="spellStart"/>
-            <w:r>
-              <w:t>DSA_high</w:t>
-            </w:r>
-            <w:proofErr w:type="spellEnd"/>
-            <w:r>
-              <w:t>;</w:t>
+            <w:r>
+              <w:t>DSA_high;</w:t>
             </w:r>
             <w:r>
               <w:t xml:space="preserve"> </w:t>
             </w:r>
-            <w:proofErr w:type="spellStart"/>
-            <w:r>
-              <w:t>mrs</w:t>
-            </w:r>
-            <w:proofErr w:type="spellEnd"/>
-            <w:r>
-              <w:t>;</w:t>
+            <w:r>
+              <w:t>mrs;</w:t>
             </w:r>
             <w:r>
               <w:t xml:space="preserve"> </w:t>
@@ -5170,15 +4782,7 @@
           </w:tcPr>
           <w:p>
             <w:r>
-              <w:t xml:space="preserve">ISDN (integrated stroke network name, e.g. London), site.name (hospital site name, e.g. Barking, Havering and Redbridge University Hospitals NHS Trust), Hospital (e.g. Queens Hospital Romford HASU), date (date range for stroke recordings), </w:t>
-            </w:r>
-            <w:proofErr w:type="spellStart"/>
-            <w:r>
-              <w:t>n.stroke</w:t>
-            </w:r>
-            <w:proofErr w:type="spellEnd"/>
-            <w:r>
-              <w:t xml:space="preserve"> (number of strokes recorded at that hospital for the stated time frame)</w:t>
+              <w:t>ISDN (integrated stroke network name, e.g. London), site.name (hospital site name, e.g. Barking, Havering and Redbridge University Hospitals NHS Trust), Hospital (e.g. Queens Hospital Romford HASU), date (date range for stroke recordings), n.stroke (number of strokes recorded at that hospital for the stated time frame)</w:t>
             </w:r>
           </w:p>
         </w:tc>
@@ -5267,15 +4871,7 @@
         <w:divId w:val="860977169"/>
       </w:pPr>
       <w:r>
-        <w:t>These are the input csv files needed to run the model. These are used, by the model code, to create inputs which feed into the "</w:t>
-      </w:r>
-      <w:proofErr w:type="spellStart"/>
-      <w:r>
-        <w:t>created_inputs</w:t>
-      </w:r>
-      <w:proofErr w:type="spellEnd"/>
-      <w:r>
-        <w:t>" subfolder.</w:t>
+        <w:t>These are the input csv files needed to run the model. These are used, by the model code, to create inputs which feed into the "created_inputs" subfolder.</w:t>
       </w:r>
     </w:p>
     <w:p>
@@ -5396,11 +4992,9 @@
         </w:rPr>
         <w:t>─</w:t>
       </w:r>
-      <w:proofErr w:type="spellStart"/>
       <w:r>
         <w:t>model_code</w:t>
       </w:r>
-      <w:proofErr w:type="spellEnd"/>
       <w:r>
         <w:t>/</w:t>
       </w:r>
@@ -5425,15 +5019,91 @@
         <w:t>─</w:t>
       </w:r>
       <w:r>
+        <w:t xml:space="preserve"> model_functions.R                 # core acute-tree + long-term Markov model</w:t>
+      </w:r>
+    </w:p>
+    <w:p>
+      <w:pPr>
+        <w:divId w:val="860977169"/>
+      </w:pPr>
+      <w:r>
+        <w:t xml:space="preserve">│  </w:t>
+      </w:r>
+      <w:r>
+        <w:rPr>
+          <w:rFonts w:ascii="MS Gothic" w:eastAsia="MS Gothic" w:hAnsi="MS Gothic" w:cs="MS Gothic" w:hint="eastAsia"/>
+        </w:rPr>
+        <w:t>├</w:t>
+      </w:r>
+      <w:r>
+        <w:rPr>
+          <w:rFonts w:cs="Aptos"/>
+        </w:rPr>
+        <w:t>─</w:t>
+      </w:r>
+      <w:r>
+        <w:t xml:space="preserve"> model_functions_mortality_sc.R    # scenario variant (mortality RR year 1)</w:t>
+      </w:r>
+    </w:p>
+    <w:p>
+      <w:pPr>
+        <w:divId w:val="860977169"/>
+      </w:pPr>
+      <w:r>
+        <w:t xml:space="preserve">│  </w:t>
+      </w:r>
+      <w:r>
+        <w:rPr>
+          <w:rFonts w:ascii="MS Gothic" w:eastAsia="MS Gothic" w:hAnsi="MS Gothic" w:cs="MS Gothic" w:hint="eastAsia"/>
+        </w:rPr>
+        <w:t>├</w:t>
+      </w:r>
+      <w:r>
+        <w:rPr>
+          <w:rFonts w:cs="Aptos"/>
+        </w:rPr>
+        <w:t>─</w:t>
+      </w:r>
+      <w:r>
+        <w:t xml:space="preserve"> m</w:t>
+      </w:r>
+      <w:r>
+        <w:t>odel_functions_MTIVT_sc</w:t>
+      </w:r>
+      <w:r>
+        <w:t>.R        # scenario variant (additive LT effects)</w:t>
+      </w:r>
+    </w:p>
+    <w:p>
+      <w:pPr>
+        <w:divId w:val="860977169"/>
+      </w:pPr>
+      <w:r>
+        <w:t xml:space="preserve">│  </w:t>
+      </w:r>
+      <w:r>
+        <w:rPr>
+          <w:rFonts w:ascii="MS Gothic" w:eastAsia="MS Gothic" w:hAnsi="MS Gothic" w:cs="MS Gothic" w:hint="eastAsia"/>
+        </w:rPr>
+        <w:t>├</w:t>
+      </w:r>
+      <w:r>
+        <w:rPr>
+          <w:rFonts w:cs="Aptos"/>
+        </w:rPr>
+        <w:t>─</w:t>
+      </w:r>
+      <w:r>
         <w:t xml:space="preserve"> </w:t>
       </w:r>
-      <w:proofErr w:type="spellStart"/>
-      <w:r>
-        <w:t>model_functions.R</w:t>
-      </w:r>
-      <w:proofErr w:type="spellEnd"/>
-      <w:r>
-        <w:t xml:space="preserve">                 # core acute-tree + long-term Markov model</w:t>
+      <w:r>
+        <w:t xml:space="preserve">model_functions_hcc.R </w:t>
+      </w:r>
+      <w:r>
+        <w:t>#</w:t>
+      </w:r>
+      <w:r>
+        <w:t xml:space="preserve"> half-cycle correction variant </w:t>
       </w:r>
     </w:p>
     <w:p>
@@ -5456,52 +5126,13 @@
         <w:t>─</w:t>
       </w:r>
       <w:r>
-        <w:t xml:space="preserve"> </w:t>
-      </w:r>
-      <w:proofErr w:type="spellStart"/>
-      <w:r>
-        <w:t>model_functions_mortality_sc.R</w:t>
-      </w:r>
-      <w:proofErr w:type="spellEnd"/>
-      <w:r>
-        <w:t xml:space="preserve">    # scenario variant (mortality RR year 1)</w:t>
-      </w:r>
-    </w:p>
-    <w:p>
-      <w:pPr>
-        <w:divId w:val="860977169"/>
-      </w:pPr>
-      <w:r>
-        <w:t xml:space="preserve">│  </w:t>
-      </w:r>
-      <w:r>
-        <w:rPr>
-          <w:rFonts w:ascii="MS Gothic" w:eastAsia="MS Gothic" w:hAnsi="MS Gothic" w:cs="MS Gothic" w:hint="eastAsia"/>
-        </w:rPr>
-        <w:t>├</w:t>
-      </w:r>
-      <w:r>
-        <w:rPr>
-          <w:rFonts w:cs="Aptos"/>
-        </w:rPr>
-        <w:t>─</w:t>
-      </w:r>
-      <w:r>
-        <w:t xml:space="preserve"> </w:t>
-      </w:r>
-      <w:proofErr w:type="spellStart"/>
-      <w:r>
-        <w:t>m</w:t>
-      </w:r>
-      <w:r>
-        <w:t>odel_functions_MTIVT_sc</w:t>
-      </w:r>
-      <w:r>
-        <w:t>.R</w:t>
-      </w:r>
-      <w:proofErr w:type="spellEnd"/>
-      <w:r>
-        <w:t xml:space="preserve">        # scenario variant (additive LT effects)</w:t>
+        <w:t xml:space="preserve">model_functions_mortality_gradual_sc.R </w:t>
+      </w:r>
+      <w:r>
+        <w:t xml:space="preserve"># </w:t>
+      </w:r>
+      <w:r>
+        <w:t xml:space="preserve">gradual mortality attenuation variant </w:t>
       </w:r>
     </w:p>
     <w:p>
@@ -5644,9 +5275,6 @@
         </w:rPr>
       </w:pPr>
       <w:r>
-        <w:rPr>
-          <w:lang w:val="it-IT"/>
-        </w:rPr>
         <w:t xml:space="preserve">│  </w:t>
       </w:r>
       <w:r>
@@ -5669,6 +5297,12 @@
         </w:rPr>
         <w:t xml:space="preserve"> 4_scenario_analysis.R             # scenario analyses</w:t>
       </w:r>
+      <w:r>
+        <w:rPr>
+          <w:lang w:val="it-IT"/>
+        </w:rPr>
+        <w:t xml:space="preserve"> (covers 8 scenarios currently)</w:t>
+      </w:r>
     </w:p>
     <w:p>
       <w:pPr>
@@ -5692,11 +5326,67 @@
       <w:r>
         <w:t xml:space="preserve"> </w:t>
       </w:r>
-      <w:proofErr w:type="spellStart"/>
-      <w:r>
-        <w:t>regional_level.R</w:t>
-      </w:r>
-      <w:proofErr w:type="spellEnd"/>
+      <w:r>
+        <w:t xml:space="preserve">5_manuscript_tables.R </w:t>
+      </w:r>
+      <w:r>
+        <w:t xml:space="preserve"> #</w:t>
+      </w:r>
+      <w:r>
+        <w:t xml:space="preserve"> generates Table 3 and Table 4 CSVs for the manuscript</w:t>
+      </w:r>
+    </w:p>
+    <w:p>
+      <w:pPr>
+        <w:divId w:val="860977169"/>
+      </w:pPr>
+      <w:r>
+        <w:t xml:space="preserve">│  </w:t>
+      </w:r>
+      <w:r>
+        <w:rPr>
+          <w:rFonts w:ascii="MS Gothic" w:eastAsia="MS Gothic" w:hAnsi="MS Gothic" w:cs="MS Gothic" w:hint="eastAsia"/>
+        </w:rPr>
+        <w:t>├</w:t>
+      </w:r>
+      <w:r>
+        <w:rPr>
+          <w:rFonts w:cs="Aptos"/>
+        </w:rPr>
+        <w:t>─</w:t>
+      </w:r>
+      <w:r>
+        <w:t xml:space="preserve">6_model_testing.R </w:t>
+      </w:r>
+      <w:r>
+        <w:t xml:space="preserve">    #</w:t>
+      </w:r>
+      <w:r>
+        <w:t xml:space="preserve"> NICE HTA Lab 14-point validation test suite</w:t>
+      </w:r>
+    </w:p>
+    <w:p>
+      <w:pPr>
+        <w:divId w:val="860977169"/>
+      </w:pPr>
+      <w:r>
+        <w:t xml:space="preserve">│  </w:t>
+      </w:r>
+      <w:r>
+        <w:rPr>
+          <w:rFonts w:ascii="MS Gothic" w:eastAsia="MS Gothic" w:hAnsi="MS Gothic" w:cs="MS Gothic" w:hint="eastAsia"/>
+        </w:rPr>
+        <w:t>├</w:t>
+      </w:r>
+      <w:r>
+        <w:rPr>
+          <w:rFonts w:cs="Aptos"/>
+        </w:rPr>
+        <w:t>─</w:t>
+      </w:r>
+      <w:r>
+        <w:t xml:space="preserve"> regional_level.R</w:t>
+      </w:r>
       <w:r>
         <w:t xml:space="preserve">            # ISDN-level analysis</w:t>
       </w:r>
@@ -5723,11 +5413,9 @@
       <w:r>
         <w:t xml:space="preserve"> </w:t>
       </w:r>
-      <w:proofErr w:type="spellStart"/>
       <w:r>
         <w:t>local_level.R</w:t>
       </w:r>
-      <w:proofErr w:type="spellEnd"/>
       <w:r>
         <w:t xml:space="preserve">            # hospital-level analysis</w:t>
       </w:r>
@@ -5752,27 +5440,13 @@
         <w:rPr>
           <w:rFonts w:cs="Aptos"/>
         </w:rPr>
-        <w:t>─</w:t>
-      </w:r>
-      <w:proofErr w:type="spellStart"/>
+        <w:t>─figure</w:t>
+      </w:r>
       <w:r>
         <w:rPr>
           <w:rFonts w:cs="Aptos"/>
         </w:rPr>
-        <w:t>figure</w:t>
-      </w:r>
-      <w:r>
-        <w:rPr>
-          <w:rFonts w:cs="Aptos"/>
-        </w:rPr>
-        <w:t>_creation</w:t>
-      </w:r>
-      <w:proofErr w:type="spellEnd"/>
-      <w:r>
-        <w:rPr>
-          <w:rFonts w:cs="Aptos"/>
-        </w:rPr>
-        <w:t>/ [contains R scripts creating figures]</w:t>
+        <w:t>_creation/ [contains R scripts creating figures]</w:t>
       </w:r>
     </w:p>
     <w:p>
@@ -5932,15 +5606,7 @@
         <w:divId w:val="860977169"/>
       </w:pPr>
       <w:r>
-        <w:t xml:space="preserve">Dates: The ISDN datasets include a date label such as "Apr 2022–Mar 2023". Retain this exact format (month name plus year range, using a consistent </w:t>
-      </w:r>
-      <w:proofErr w:type="spellStart"/>
-      <w:r>
-        <w:t>en</w:t>
-      </w:r>
-      <w:proofErr w:type="spellEnd"/>
-      <w:r>
-        <w:t>-dash or hyphen). If you use a different period label, update the filter in the script accordingly.</w:t>
+        <w:t>Dates: The ISDN datasets include a date label such as "Apr 2022–Mar 2023". Retain this exact format (month name plus year range, using a consistent en-dash or hyphen). If you use a different period label, update the filter in the script accordingly.</w:t>
       </w:r>
     </w:p>
     <w:p>
@@ -5979,6 +5645,7 @@
         <w:divId w:val="860977169"/>
       </w:pPr>
       <w:r>
+        <w:lastRenderedPageBreak/>
         <w:t>Region filtering: ISDN values "Wales" and "Northern Ireland" are excluded. Use these exact strings if you intend to drop those records.</w:t>
       </w:r>
     </w:p>
@@ -6031,7 +5698,6 @@
         <w:divId w:val="860977169"/>
       </w:pPr>
       <w:r>
-        <w:lastRenderedPageBreak/>
         <w:t>If your HASU naming convention differs, adjust the "HASU" pattern in the script.</w:t>
       </w:r>
     </w:p>
@@ -6127,37 +5793,13 @@
         <w:t xml:space="preserve">Utilities (by mRS): truncated normal on [0,1] from mean </w:t>
       </w:r>
       <w:r>
-        <w:t>(</w:t>
-      </w:r>
-      <w:proofErr w:type="spellStart"/>
-      <w:r>
-        <w:t>base_case</w:t>
-      </w:r>
-      <w:proofErr w:type="spellEnd"/>
-      <w:r>
-        <w:t xml:space="preserve">) </w:t>
+        <w:t xml:space="preserve">(base_case) </w:t>
       </w:r>
       <w:r>
         <w:t>+ 95% CI</w:t>
       </w:r>
       <w:r>
-        <w:t xml:space="preserve"> (</w:t>
-      </w:r>
-      <w:proofErr w:type="spellStart"/>
-      <w:r>
-        <w:t>PSA_low</w:t>
-      </w:r>
-      <w:proofErr w:type="spellEnd"/>
-      <w:r>
-        <w:t xml:space="preserve"> and </w:t>
-      </w:r>
-      <w:proofErr w:type="spellStart"/>
-      <w:r>
-        <w:t>PSA_high</w:t>
-      </w:r>
-      <w:proofErr w:type="spellEnd"/>
-      <w:r>
-        <w:t>)</w:t>
+        <w:t xml:space="preserve"> (PSA_low and PSA_high)</w:t>
       </w:r>
     </w:p>
     <w:p>
@@ -6173,31 +5815,7 @@
         <w:t xml:space="preserve">Costs: gamma fit </w:t>
       </w:r>
       <w:r>
-        <w:t>from mean (</w:t>
-      </w:r>
-      <w:proofErr w:type="spellStart"/>
-      <w:r>
-        <w:t>base_case</w:t>
-      </w:r>
-      <w:proofErr w:type="spellEnd"/>
-      <w:r>
-        <w:t>) + 95% CI (</w:t>
-      </w:r>
-      <w:proofErr w:type="spellStart"/>
-      <w:r>
-        <w:t>PSA_low</w:t>
-      </w:r>
-      <w:proofErr w:type="spellEnd"/>
-      <w:r>
-        <w:t xml:space="preserve"> and </w:t>
-      </w:r>
-      <w:proofErr w:type="spellStart"/>
-      <w:r>
-        <w:t>PSA_high</w:t>
-      </w:r>
-      <w:proofErr w:type="spellEnd"/>
-      <w:r>
-        <w:t>)</w:t>
+        <w:t>from mean (base_case) + 95% CI (PSA_low and PSA_high)</w:t>
       </w:r>
     </w:p>
     <w:p>
@@ -6213,31 +5831,7 @@
         <w:t xml:space="preserve">RR mortality (by mRS): lognormal </w:t>
       </w:r>
       <w:r>
-        <w:t>from mean (</w:t>
-      </w:r>
-      <w:proofErr w:type="spellStart"/>
-      <w:r>
-        <w:t>base_case</w:t>
-      </w:r>
-      <w:proofErr w:type="spellEnd"/>
-      <w:r>
-        <w:t>) + 95% CI (</w:t>
-      </w:r>
-      <w:proofErr w:type="spellStart"/>
-      <w:r>
-        <w:t>PSA_low</w:t>
-      </w:r>
-      <w:proofErr w:type="spellEnd"/>
-      <w:r>
-        <w:t xml:space="preserve"> and </w:t>
-      </w:r>
-      <w:proofErr w:type="spellStart"/>
-      <w:r>
-        <w:t>PSA_high</w:t>
-      </w:r>
-      <w:proofErr w:type="spellEnd"/>
-      <w:r>
-        <w:t>)</w:t>
+        <w:t>from mean (base_case) + 95% CI (PSA_low and PSA_high)</w:t>
       </w:r>
     </w:p>
     <w:p>
@@ -6250,15 +5844,7 @@
         <w:divId w:val="860977169"/>
       </w:pPr>
       <w:r>
-        <w:t xml:space="preserve">Control probabilities: Beta(mean, k) — here k is stored in the parameter file under </w:t>
-      </w:r>
-      <w:proofErr w:type="spellStart"/>
-      <w:r>
-        <w:t>PSA_low</w:t>
-      </w:r>
-      <w:proofErr w:type="spellEnd"/>
-      <w:r>
-        <w:t xml:space="preserve"> for Beta rows (not a CI bound).</w:t>
+        <w:t>Control probabilities: Beta(mean, k) — here k is stored in the parameter file under PSA_low for Beta rows (not a CI bound).</w:t>
       </w:r>
     </w:p>
     <w:p>
@@ -6277,31 +5863,7 @@
         <w:t xml:space="preserve">: </w:t>
       </w:r>
       <w:r>
-        <w:t>Intervention-arm probabilities are derived from control probabilities and sampled ORs using the standard odds transformation (</w:t>
-      </w:r>
-      <w:proofErr w:type="spellStart"/>
-      <w:r>
-        <w:t>p_treat</w:t>
-      </w:r>
-      <w:proofErr w:type="spellEnd"/>
-      <w:r>
-        <w:t xml:space="preserve"> = OR * </w:t>
-      </w:r>
-      <w:proofErr w:type="spellStart"/>
-      <w:r>
-        <w:t>odds_control</w:t>
-      </w:r>
-      <w:proofErr w:type="spellEnd"/>
-      <w:r>
-        <w:t xml:space="preserve"> / (1 + OR * </w:t>
-      </w:r>
-      <w:proofErr w:type="spellStart"/>
-      <w:r>
-        <w:t>odds_control</w:t>
-      </w:r>
-      <w:proofErr w:type="spellEnd"/>
-      <w:r>
-        <w:t xml:space="preserve">)), with </w:t>
+        <w:t xml:space="preserve">Intervention-arm probabilities are derived from control probabilities and sampled ORs using the standard odds transformation (p_treat = OR * odds_control / (1 + OR * odds_control)), with </w:t>
       </w:r>
       <w:r>
         <w:t>bounds</w:t>
@@ -6326,15 +5888,7 @@
         <w:t xml:space="preserve">: </w:t>
       </w:r>
       <w:r>
-        <w:t>The PSA creates full sample sets for utilities, costs, and mortality by mRS; deterministic values used by the base model come directly from the parameter file (</w:t>
-      </w:r>
-      <w:proofErr w:type="spellStart"/>
-      <w:r>
-        <w:t>base_case</w:t>
-      </w:r>
-      <w:proofErr w:type="spellEnd"/>
-      <w:r>
-        <w:t>), not from PSA medians.</w:t>
+        <w:t>The PSA creates full sample sets for utilities, costs, and mortality by mRS; deterministic values used by the base model come directly from the parameter file (base_case), not from PSA medians.</w:t>
       </w:r>
     </w:p>
     <w:p>
@@ -6353,18 +5907,10 @@
         <w:t xml:space="preserve">: </w:t>
       </w:r>
       <w:r>
-        <w:t xml:space="preserve">mRS is treated as an integer key (0–6) across parameter files and PSA </w:t>
-      </w:r>
-      <w:proofErr w:type="spellStart"/>
-      <w:r>
-        <w:t>outputs</w:t>
-      </w:r>
-      <w:r>
-        <w:t>Utilities</w:t>
-      </w:r>
-      <w:proofErr w:type="spellEnd"/>
-      <w:r>
-        <w:t xml:space="preserve"> and costs for mRS 6 are set to 0; RR for mRS 6 is NA (dead state, not used). Ensure your parameter file has mRS recorded as integers 0–6.</w:t>
+        <w:t>mRS is treated as an integer key (0–6) across parameter files and PSA outputs</w:t>
+      </w:r>
+      <w:r>
+        <w:t>Utilities and costs for mRS 6 are set to 0; RR for mRS 6 is NA (dead state, not used). Ensure your parameter file has mRS recorded as integers 0–6.</w:t>
       </w:r>
     </w:p>
     <w:p>
@@ -6409,21 +5955,8 @@
       <w:r>
         <w:t xml:space="preserve"> </w:t>
       </w:r>
-      <w:proofErr w:type="spellStart"/>
-      <w:r>
-        <w:t>low.results</w:t>
-      </w:r>
-      <w:proofErr w:type="spellEnd"/>
-      <w:r>
-        <w:t>[[</w:t>
-      </w:r>
-      <w:proofErr w:type="spellStart"/>
-      <w:r>
-        <w:t>variable_name</w:t>
-      </w:r>
-      <w:proofErr w:type="spellEnd"/>
-      <w:r>
-        <w:t>]] &lt;- result</w:t>
+      <w:r>
+        <w:t>low.results[[variable_name]] &lt;- result</w:t>
       </w:r>
     </w:p>
     <w:p>
@@ -6445,6 +5978,7 @@
         <w:rPr>
           <w:rFonts w:asciiTheme="minorHAnsi" w:hAnsiTheme="minorHAnsi"/>
         </w:rPr>
+        <w:lastRenderedPageBreak/>
         <w:t>3</w:t>
       </w:r>
       <w:r>
@@ -6480,345 +6014,581 @@
     </w:p>
     <w:p>
       <w:pPr>
-        <w:pStyle w:val="ListBullet"/>
-        <w:tabs>
-          <w:tab w:val="num" w:pos="360"/>
-        </w:tabs>
-        <w:ind w:left="360" w:hanging="360"/>
-        <w:divId w:val="860977169"/>
-      </w:pPr>
-      <w:r>
+        <w:pStyle w:val="ListParagraph"/>
+        <w:numPr>
+          <w:ilvl w:val="0"/>
+          <w:numId w:val="35"/>
+        </w:numPr>
+        <w:spacing w:after="100" w:line="240" w:lineRule="auto"/>
+        <w:contextualSpacing w:val="0"/>
+        <w:divId w:val="860977169"/>
+      </w:pPr>
+      <w:r>
+        <w:rPr>
+          <w:rFonts w:eastAsia="Calibri" w:cs="Calibri"/>
+          <w:b/>
+          <w:bCs/>
+        </w:rPr>
         <w:t>Core base-case bundle (from 3a_deterministic_model.R):</w:t>
       </w:r>
     </w:p>
     <w:p>
       <w:pPr>
-        <w:spacing w:after="0"/>
-        <w:divId w:val="860977169"/>
-      </w:pPr>
-      <w:r>
-        <w:t>- outputs/</w:t>
-      </w:r>
-      <w:proofErr w:type="spellStart"/>
-      <w:r>
-        <w:t>base_case_results.RData</w:t>
-      </w:r>
-      <w:proofErr w:type="spellEnd"/>
-      <w:r>
-        <w:t xml:space="preserve"> → contains </w:t>
-      </w:r>
-      <w:proofErr w:type="spellStart"/>
-      <w:r>
-        <w:t>base_case</w:t>
-      </w:r>
-      <w:proofErr w:type="spellEnd"/>
-      <w:r>
-        <w:t>, a list with:</w:t>
-      </w:r>
-      <w:r>
-        <w:br/>
-        <w:t xml:space="preserve">  - </w:t>
-      </w:r>
-      <w:proofErr w:type="spellStart"/>
-      <w:r>
-        <w:t>summary_data_all</w:t>
-      </w:r>
-      <w:proofErr w:type="spellEnd"/>
-      <w:r>
-        <w:t>: totals by strategy (costs, QALYs)</w:t>
-      </w:r>
-      <w:r>
-        <w:br/>
-      </w:r>
-      <w:r>
+        <w:pStyle w:val="ListParagraph"/>
+        <w:numPr>
+          <w:ilvl w:val="0"/>
+          <w:numId w:val="36"/>
+        </w:numPr>
+        <w:spacing w:after="60" w:line="240" w:lineRule="auto"/>
+        <w:contextualSpacing w:val="0"/>
+        <w:divId w:val="860977169"/>
+      </w:pPr>
+      <w:r>
+        <w:rPr>
+          <w:rFonts w:eastAsia="Calibri" w:cs="Calibri"/>
+        </w:rPr>
+        <w:t>outputs/base_case_results.RData → contains base_case, a list with:</w:t>
+      </w:r>
+    </w:p>
+    <w:p>
+      <w:pPr>
+        <w:spacing w:after="40"/>
+        <w:ind w:left="1440"/>
+        <w:divId w:val="860977169"/>
+      </w:pPr>
+      <w:r>
+        <w:rPr>
+          <w:rFonts w:eastAsia="Calibri" w:cs="Calibri"/>
+        </w:rPr>
+        <w:t xml:space="preserve">  • summary_data_all: totals by strategy (costs, QALYs)</w:t>
+      </w:r>
+    </w:p>
+    <w:p>
+      <w:pPr>
+        <w:spacing w:after="40"/>
+        <w:ind w:left="1440"/>
+        <w:divId w:val="860977169"/>
+      </w:pPr>
+      <w:r>
+        <w:rPr>
+          <w:rFonts w:eastAsia="Calibri" w:cs="Calibri"/>
+        </w:rPr>
+        <w:t xml:space="preserve">  • incremental_results: key incremental outcomes and Net Monetary Benefit (NMB)</w:t>
+      </w:r>
+    </w:p>
+    <w:p>
+      <w:pPr>
+        <w:spacing w:after="40"/>
+        <w:ind w:left="1440"/>
+        <w:divId w:val="860977169"/>
+      </w:pPr>
+      <w:r>
+        <w:rPr>
+          <w:rFonts w:eastAsia="Calibri" w:cs="Calibri"/>
+        </w:rPr>
+        <w:t xml:space="preserve">  • process_results: pathway/process counts and component costs/QALYs</w:t>
+      </w:r>
+    </w:p>
+    <w:p>
+      <w:pPr>
+        <w:spacing w:after="40"/>
+        <w:ind w:left="1440"/>
+        <w:divId w:val="860977169"/>
+      </w:pPr>
+      <w:r>
+        <w:rPr>
+          <w:rFonts w:eastAsia="Calibri" w:cs="Calibri"/>
+        </w:rPr>
+        <w:t xml:space="preserve">  • mrs.trace: Markov trace (mRS0–mRS6 over cycles)</w:t>
+      </w:r>
+    </w:p>
+    <w:p>
+      <w:pPr>
+        <w:spacing w:after="40"/>
+        <w:ind w:left="1440"/>
+        <w:divId w:val="860977169"/>
+      </w:pPr>
+      <w:r>
+        <w:rPr>
+          <w:rFonts w:eastAsia="Calibri" w:cs="Calibri"/>
+        </w:rPr>
+        <w:t xml:space="preserve">  • trace.standard / trace.intervention: decision-tree traces</w:t>
+      </w:r>
+    </w:p>
+    <w:p>
+      <w:pPr>
+        <w:spacing w:after="40"/>
+        <w:ind w:left="1440"/>
+        <w:divId w:val="860977169"/>
+      </w:pPr>
+      <w:r>
+        <w:rPr>
+          <w:rFonts w:eastAsia="Calibri" w:cs="Calibri"/>
+        </w:rPr>
+        <w:t xml:space="preserve">  • tm.standard / tm.intervention: transition arrays (per cycle)</w:t>
+      </w:r>
+    </w:p>
+    <w:p>
+      <w:pPr>
+        <w:pStyle w:val="ListParagraph"/>
+        <w:numPr>
+          <w:ilvl w:val="0"/>
+          <w:numId w:val="36"/>
+        </w:numPr>
+        <w:spacing w:after="60" w:line="240" w:lineRule="auto"/>
+        <w:contextualSpacing w:val="0"/>
+        <w:divId w:val="860977169"/>
+      </w:pPr>
+      <w:r>
+        <w:rPr>
+          <w:rFonts w:eastAsia="Calibri" w:cs="Calibri"/>
+        </w:rPr>
+        <w:t>Convenience CSVs: population_results.csv, NMB.csv, proc_results.csv, mrstrace_results.csv</w:t>
+      </w:r>
+    </w:p>
+    <w:p>
+      <w:pPr>
+        <w:pStyle w:val="ListParagraph"/>
+        <w:numPr>
+          <w:ilvl w:val="0"/>
+          <w:numId w:val="36"/>
+        </w:numPr>
+        <w:spacing w:after="60" w:line="240" w:lineRule="auto"/>
+        <w:contextualSpacing w:val="0"/>
+        <w:divId w:val="860977169"/>
+      </w:pPr>
+      <w:r>
+        <w:rPr>
+          <w:rFonts w:eastAsia="Calibri" w:cs="Calibri"/>
+        </w:rPr>
+        <w:t>DSA_results: results from the deterministic sensitivity analysis</w:t>
+      </w:r>
+    </w:p>
+    <w:p>
+      <w:pPr>
+        <w:pStyle w:val="ListParagraph"/>
+        <w:numPr>
+          <w:ilvl w:val="0"/>
+          <w:numId w:val="36"/>
+        </w:numPr>
+        <w:spacing w:after="60" w:line="240" w:lineRule="auto"/>
+        <w:contextualSpacing w:val="0"/>
+        <w:divId w:val="860977169"/>
+        <w:rPr>
+          <w:lang w:val="it-IT"/>
+        </w:rPr>
+      </w:pPr>
+      <w:r>
+        <w:rPr>
+          <w:rFonts w:eastAsia="Calibri" w:cs="Calibri"/>
+          <w:lang w:val="it-IT"/>
+        </w:rPr>
+        <w:t>scenario_incremental_results.csv: scenario results</w:t>
+      </w:r>
+    </w:p>
+    <w:p>
+      <w:pPr>
+        <w:pStyle w:val="ListParagraph"/>
+        <w:numPr>
+          <w:ilvl w:val="0"/>
+          <w:numId w:val="36"/>
+        </w:numPr>
+        <w:spacing w:after="60" w:line="240" w:lineRule="auto"/>
+        <w:contextualSpacing w:val="0"/>
+        <w:divId w:val="860977169"/>
+      </w:pPr>
+      <w:r>
+        <w:rPr>
+          <w:rFonts w:eastAsia="Calibri" w:cs="Calibri"/>
+        </w:rPr>
+        <w:t>scenario_process_results.csv: process-level results (procedure volumes, costs, QALYs) for each scenario (from 4_scenario_analysis.R)</w:t>
+      </w:r>
+    </w:p>
+    <w:p>
+      <w:pPr>
+        <w:pStyle w:val="ListParagraph"/>
+        <w:numPr>
+          <w:ilvl w:val="0"/>
+          <w:numId w:val="36"/>
+        </w:numPr>
+        <w:spacing w:after="200" w:line="240" w:lineRule="auto"/>
+        <w:contextualSpacing w:val="0"/>
+        <w:divId w:val="860977169"/>
+      </w:pPr>
+      <w:r>
+        <w:rPr>
+          <w:rFonts w:eastAsia="Calibri" w:cs="Calibri"/>
+        </w:rPr>
+        <w:t>dsa_plot_data.csv: exported tornado plot data for the top parameters in the DSA (from fig_DSA.R)</w:t>
+      </w:r>
+    </w:p>
+    <w:p>
+      <w:pPr>
+        <w:pStyle w:val="ListParagraph"/>
+        <w:numPr>
+          <w:ilvl w:val="0"/>
+          <w:numId w:val="35"/>
+        </w:numPr>
+        <w:spacing w:after="100" w:line="240" w:lineRule="auto"/>
+        <w:contextualSpacing w:val="0"/>
+        <w:divId w:val="860977169"/>
+      </w:pPr>
+      <w:r>
+        <w:rPr>
+          <w:rFonts w:eastAsia="Calibri" w:cs="Calibri"/>
+          <w:b/>
+          <w:bCs/>
+        </w:rPr>
+        <w:t>Regional &amp; local aggregation:</w:t>
+      </w:r>
+    </w:p>
+    <w:p>
+      <w:pPr>
+        <w:pStyle w:val="ListParagraph"/>
+        <w:numPr>
+          <w:ilvl w:val="0"/>
+          <w:numId w:val="36"/>
+        </w:numPr>
+        <w:spacing w:after="60" w:line="240" w:lineRule="auto"/>
+        <w:contextualSpacing w:val="0"/>
+        <w:divId w:val="860977169"/>
+      </w:pPr>
+      <w:r>
+        <w:rPr>
+          <w:rFonts w:eastAsia="Calibri" w:cs="Calibri"/>
+        </w:rPr>
+        <w:t>outputs/network_results.RData (ISDN-level list of model results) and outputs/ISDN_incremental_results.csv</w:t>
+      </w:r>
+    </w:p>
+    <w:p>
+      <w:pPr>
+        <w:pStyle w:val="ListParagraph"/>
+        <w:numPr>
+          <w:ilvl w:val="0"/>
+          <w:numId w:val="36"/>
+        </w:numPr>
+        <w:spacing w:after="200" w:line="240" w:lineRule="auto"/>
+        <w:contextualSpacing w:val="0"/>
+        <w:divId w:val="860977169"/>
+      </w:pPr>
+      <w:r>
+        <w:rPr>
+          <w:rFonts w:eastAsia="Calibri" w:cs="Calibri"/>
+        </w:rPr>
+        <w:t>outputs/hospital_results.RData (hospital-level list of model results) and outputs/hospital_incremental_results.csv</w:t>
+      </w:r>
+    </w:p>
+    <w:p>
+      <w:pPr>
+        <w:pStyle w:val="ListParagraph"/>
+        <w:numPr>
+          <w:ilvl w:val="0"/>
+          <w:numId w:val="35"/>
+        </w:numPr>
+        <w:spacing w:after="100" w:line="240" w:lineRule="auto"/>
+        <w:contextualSpacing w:val="0"/>
+        <w:divId w:val="860977169"/>
+      </w:pPr>
+      <w:r>
+        <w:rPr>
+          <w:rFonts w:eastAsia="Calibri" w:cs="Calibri"/>
+          <w:b/>
+          <w:bCs/>
+        </w:rPr>
+        <w:t>Probabilistic Sensitivity Analysis (PSA):</w:t>
+      </w:r>
+    </w:p>
+    <w:p>
+      <w:pPr>
+        <w:pStyle w:val="ListParagraph"/>
+        <w:numPr>
+          <w:ilvl w:val="0"/>
+          <w:numId w:val="36"/>
+        </w:numPr>
+        <w:spacing w:after="60" w:line="240" w:lineRule="auto"/>
+        <w:contextualSpacing w:val="0"/>
+        <w:divId w:val="860977169"/>
+      </w:pPr>
+      <w:r>
+        <w:rPr>
+          <w:rFonts w:eastAsia="Calibri" w:cs="Calibri"/>
+        </w:rPr>
+        <w:t>outputs/psa_outputs.csv: per-simulation totals (costs/QALYs by arm) plus incremental values</w:t>
+      </w:r>
+    </w:p>
+    <w:p>
+      <w:pPr>
+        <w:pStyle w:val="ListParagraph"/>
+        <w:numPr>
+          <w:ilvl w:val="0"/>
+          <w:numId w:val="36"/>
+        </w:numPr>
+        <w:spacing w:after="60" w:line="240" w:lineRule="auto"/>
+        <w:contextualSpacing w:val="0"/>
+        <w:divId w:val="860977169"/>
+      </w:pPr>
+      <w:r>
+        <w:rPr>
+          <w:rFonts w:eastAsia="Calibri" w:cs="Calibri"/>
+        </w:rPr>
+        <w:t>outputs/CEAC.long.csv and outputs/plot.ceac.all.png: CEAC table and plot derived from PSA</w:t>
+      </w:r>
+    </w:p>
+    <w:p>
+      <w:pPr>
+        <w:pStyle w:val="ListParagraph"/>
+        <w:numPr>
+          <w:ilvl w:val="0"/>
+          <w:numId w:val="36"/>
+        </w:numPr>
+        <w:spacing w:after="200" w:line="240" w:lineRule="auto"/>
+        <w:contextualSpacing w:val="0"/>
+        <w:divId w:val="860977169"/>
+      </w:pPr>
+      <w:r>
+        <w:rPr>
+          <w:rFonts w:eastAsia="Calibri" w:cs="Calibri"/>
+        </w:rPr>
+        <w:t>outputs/psa_summary.csv: PSA summary statistics (mean, 2.5th and 97.5th percentiles) for incremental costs, incremental QALYs, and NMB (from 4_scenario_analysis.R)</w:t>
+      </w:r>
+    </w:p>
+    <w:p>
+      <w:pPr>
+        <w:pStyle w:val="ListParagraph"/>
+        <w:numPr>
+          <w:ilvl w:val="0"/>
+          <w:numId w:val="35"/>
+        </w:numPr>
+        <w:spacing w:after="100" w:line="240" w:lineRule="auto"/>
+        <w:contextualSpacing w:val="0"/>
+        <w:divId w:val="860977169"/>
+      </w:pPr>
+      <w:r>
+        <w:rPr>
+          <w:rFonts w:eastAsia="Calibri" w:cs="Calibri"/>
+        </w:rPr>
+        <w:t>Manuscript tables (from 5_manuscript_tables.R):</w:t>
+      </w:r>
+    </w:p>
+    <w:p>
+      <w:pPr>
+        <w:pStyle w:val="ListParagraph"/>
+        <w:numPr>
+          <w:ilvl w:val="0"/>
+          <w:numId w:val="36"/>
+        </w:numPr>
+        <w:spacing w:after="60" w:line="240" w:lineRule="auto"/>
+        <w:contextualSpacing w:val="0"/>
+        <w:divId w:val="860977169"/>
+      </w:pPr>
+      <w:r>
+        <w:rPr>
+          <w:rFonts w:eastAsia="Calibri" w:cs="Calibri"/>
+        </w:rPr>
+        <w:t>outputs/table3_clean.csv: formatted Table 3 (national procedure volumes, costs saved, and QALYs by treatment type)</w:t>
+      </w:r>
+    </w:p>
+    <w:p>
+      <w:pPr>
+        <w:pStyle w:val="ListParagraph"/>
+        <w:numPr>
+          <w:ilvl w:val="0"/>
+          <w:numId w:val="36"/>
+        </w:numPr>
+        <w:spacing w:after="200" w:line="240" w:lineRule="auto"/>
+        <w:contextualSpacing w:val="0"/>
+        <w:divId w:val="860977169"/>
+      </w:pPr>
+      <w:r>
+        <w:rPr>
+          <w:rFonts w:eastAsia="Calibri" w:cs="Calibri"/>
+        </w:rPr>
+        <w:t>outputs/table4_clean.csv: formatted Table 4 (scenario analysis and PSA incremental results with NMB)</w:t>
+      </w:r>
+    </w:p>
+    <w:p>
+      <w:pPr>
+        <w:pStyle w:val="ListParagraph"/>
+        <w:numPr>
+          <w:ilvl w:val="0"/>
+          <w:numId w:val="35"/>
+        </w:numPr>
+        <w:spacing w:after="100" w:line="240" w:lineRule="auto"/>
+        <w:contextualSpacing w:val="0"/>
+        <w:divId w:val="860977169"/>
+      </w:pPr>
+      <w:r>
+        <w:rPr>
+          <w:rFonts w:eastAsia="Calibri" w:cs="Calibri"/>
+        </w:rPr>
+        <w:t>Created inputs (from 2_probabilistic_sampling.R):</w:t>
+      </w:r>
+    </w:p>
+    <w:p>
+      <w:pPr>
+        <w:pStyle w:val="ListParagraph"/>
+        <w:numPr>
+          <w:ilvl w:val="0"/>
+          <w:numId w:val="36"/>
+        </w:numPr>
+        <w:spacing w:after="200" w:line="240" w:lineRule="auto"/>
+        <w:contextualSpacing w:val="0"/>
+        <w:divId w:val="860977169"/>
+      </w:pPr>
+      <w:r>
+        <w:rPr>
+          <w:rFonts w:eastAsia="Calibri" w:cs="Calibri"/>
+        </w:rPr>
         <w:lastRenderedPageBreak/>
-        <w:t xml:space="preserve">  - </w:t>
-      </w:r>
-      <w:proofErr w:type="spellStart"/>
-      <w:r>
-        <w:t>incremental_results</w:t>
-      </w:r>
-      <w:proofErr w:type="spellEnd"/>
-      <w:r>
-        <w:t>: key incremental outcomes and Net Monetary Benefit (NMB)</w:t>
-      </w:r>
-      <w:r>
-        <w:br/>
-        <w:t xml:space="preserve">  - </w:t>
-      </w:r>
-      <w:proofErr w:type="spellStart"/>
-      <w:r>
-        <w:t>process_results</w:t>
-      </w:r>
-      <w:proofErr w:type="spellEnd"/>
-      <w:r>
-        <w:t>: pathway/process counts and component costs/QALYs</w:t>
-      </w:r>
-      <w:r>
-        <w:br/>
-        <w:t xml:space="preserve">  - </w:t>
-      </w:r>
-      <w:proofErr w:type="spellStart"/>
-      <w:r>
-        <w:t>mrs.trace</w:t>
-      </w:r>
-      <w:proofErr w:type="spellEnd"/>
-      <w:r>
-        <w:t>: Markov trace (mRS0–mRS6 over cycles)</w:t>
-      </w:r>
-      <w:r>
-        <w:br/>
-        <w:t xml:space="preserve">  - </w:t>
-      </w:r>
-      <w:proofErr w:type="spellStart"/>
-      <w:r>
-        <w:t>trace.standard</w:t>
-      </w:r>
-      <w:proofErr w:type="spellEnd"/>
-      <w:r>
-        <w:t xml:space="preserve"> / </w:t>
-      </w:r>
-      <w:proofErr w:type="spellStart"/>
-      <w:r>
-        <w:t>trace.intervention</w:t>
-      </w:r>
-      <w:proofErr w:type="spellEnd"/>
-      <w:r>
-        <w:t>: decision-tree traces</w:t>
-      </w:r>
-      <w:r>
-        <w:br/>
-        <w:t xml:space="preserve">  - </w:t>
-      </w:r>
-      <w:proofErr w:type="spellStart"/>
-      <w:r>
-        <w:t>tm.standard</w:t>
-      </w:r>
-      <w:proofErr w:type="spellEnd"/>
-      <w:r>
-        <w:t xml:space="preserve"> / </w:t>
-      </w:r>
-      <w:proofErr w:type="spellStart"/>
-      <w:r>
-        <w:t>tm.intervention</w:t>
-      </w:r>
-      <w:proofErr w:type="spellEnd"/>
-      <w:r>
-        <w:t>: transition arrays (per cycle)</w:t>
-      </w:r>
-      <w:r>
-        <w:br/>
-        <w:t>- Convenience CSVs: population_results.csv, NMB.csv, proc_results.csv, mrstrace_results.csv</w:t>
-      </w:r>
-    </w:p>
-    <w:p>
-      <w:pPr>
-        <w:spacing w:after="0"/>
-        <w:divId w:val="860977169"/>
-      </w:pPr>
-      <w:r>
-        <w:t xml:space="preserve">- </w:t>
-      </w:r>
-      <w:proofErr w:type="spellStart"/>
-      <w:r>
-        <w:t>DSA</w:t>
-      </w:r>
-      <w:r>
-        <w:t>_results</w:t>
-      </w:r>
-      <w:proofErr w:type="spellEnd"/>
-      <w:r>
-        <w:t>:</w:t>
-      </w:r>
-      <w:r>
-        <w:t xml:space="preserve"> results</w:t>
-      </w:r>
-      <w:r>
-        <w:t xml:space="preserve"> from the deterministic sensitivity analysis</w:t>
-      </w:r>
-    </w:p>
-    <w:p>
-      <w:pPr>
-        <w:divId w:val="860977169"/>
-        <w:rPr>
-          <w:lang w:val="it-IT"/>
-        </w:rPr>
-      </w:pPr>
-      <w:r>
-        <w:rPr>
-          <w:lang w:val="it-IT"/>
-        </w:rPr>
-        <w:t xml:space="preserve">- </w:t>
-      </w:r>
-      <w:r>
-        <w:rPr>
-          <w:lang w:val="it-IT"/>
-        </w:rPr>
-        <w:t xml:space="preserve">scenario_incremental_results.csv: </w:t>
-      </w:r>
-      <w:r>
-        <w:rPr>
-          <w:lang w:val="it-IT"/>
-        </w:rPr>
-        <w:t xml:space="preserve">Scenario results </w:t>
-      </w:r>
-    </w:p>
-    <w:p>
-      <w:pPr>
-        <w:pStyle w:val="ListBullet"/>
-        <w:tabs>
-          <w:tab w:val="num" w:pos="360"/>
-        </w:tabs>
-        <w:ind w:left="360" w:hanging="360"/>
-        <w:divId w:val="860977169"/>
-      </w:pPr>
-      <w:r>
-        <w:t>Regional &amp; local aggregation:</w:t>
-      </w:r>
-    </w:p>
-    <w:p>
-      <w:pPr>
-        <w:divId w:val="860977169"/>
-      </w:pPr>
-      <w:r>
-        <w:t>- outputs/</w:t>
-      </w:r>
-      <w:proofErr w:type="spellStart"/>
-      <w:r>
-        <w:t>network_results.RData</w:t>
-      </w:r>
-      <w:proofErr w:type="spellEnd"/>
-      <w:r>
-        <w:t xml:space="preserve"> (ISDN-level list of model results) and outputs/ISDN_incremental_results.csv</w:t>
-      </w:r>
-      <w:r>
-        <w:br/>
-        <w:t>- outputs/</w:t>
-      </w:r>
-      <w:proofErr w:type="spellStart"/>
-      <w:r>
-        <w:t>hospital_results.RData</w:t>
-      </w:r>
-      <w:proofErr w:type="spellEnd"/>
-      <w:r>
-        <w:t xml:space="preserve"> (hospital-level list of model results) and outputs/hospital_incremental_results.csv</w:t>
-      </w:r>
-    </w:p>
-    <w:p>
-      <w:pPr>
-        <w:pStyle w:val="ListBullet"/>
-        <w:tabs>
-          <w:tab w:val="num" w:pos="360"/>
-        </w:tabs>
-        <w:ind w:left="360" w:hanging="360"/>
-        <w:divId w:val="860977169"/>
-      </w:pPr>
-      <w:r>
-        <w:t>Probabilistic Sensitivity Analysis (PSA):</w:t>
-      </w:r>
-    </w:p>
-    <w:p>
-      <w:pPr>
-        <w:divId w:val="860977169"/>
-      </w:pPr>
-      <w:r>
-        <w:t>- outputs/psa_outputs.csv: per-simulation totals (costs/QALYs by arm) plus incremental values</w:t>
-      </w:r>
-      <w:r>
-        <w:br/>
-        <w:t>- outputs/CEAC.long.csv and outputs/plot.ceac.all.png: CEAC table and plot derived from PSA</w:t>
-      </w:r>
-    </w:p>
-    <w:p>
-      <w:pPr>
-        <w:pStyle w:val="ListBullet"/>
-        <w:tabs>
-          <w:tab w:val="num" w:pos="360"/>
-        </w:tabs>
-        <w:ind w:left="360" w:hanging="360"/>
-        <w:divId w:val="860977169"/>
-      </w:pPr>
-      <w:r>
+        <w:t>inputs/created_inputs/parameters_post_psa.csv: parameter file updated with fitted PSA distribution parameters (shape/rate for gamma, mu/sigma for log-normal, etc.). This is an intermediate file used by the model, not a final output.</w:t>
+      </w:r>
+    </w:p>
+    <w:p>
+      <w:pPr>
+        <w:pStyle w:val="ListParagraph"/>
+        <w:numPr>
+          <w:ilvl w:val="0"/>
+          <w:numId w:val="35"/>
+        </w:numPr>
+        <w:spacing w:after="100" w:line="240" w:lineRule="auto"/>
+        <w:contextualSpacing w:val="0"/>
+        <w:divId w:val="860977169"/>
+      </w:pPr>
+      <w:r>
+        <w:rPr>
+          <w:rFonts w:eastAsia="Calibri" w:cs="Calibri"/>
+          <w:b/>
+          <w:bCs/>
+        </w:rPr>
         <w:t>Figures (generated from figure scripts using the above files):</w:t>
       </w:r>
     </w:p>
     <w:p>
       <w:pPr>
-        <w:divId w:val="860977169"/>
-      </w:pPr>
-      <w:r>
-        <w:t>- CE plane: outputs/plot.ce.plane.png (incremental cost vs QALY)</w:t>
-      </w:r>
-      <w:r>
-        <w:br/>
-        <w:t>- CEAC: outputs/plot.ceac.all.png (probability cost-effective vs WTP)</w:t>
-      </w:r>
-      <w:r>
-        <w:br/>
-        <w:t>- mRS flow: outputs/mrs_plot.png</w:t>
-      </w:r>
-      <w:r>
-        <w:br/>
-        <w:t>- Pathway Sankey: outputs/standard_sankey_plot.html, outputs/intervention_sankey_plot.html</w:t>
-      </w:r>
-    </w:p>
-    <w:p>
-      <w:pPr>
-        <w:pStyle w:val="ListBullet"/>
-        <w:tabs>
-          <w:tab w:val="num" w:pos="360"/>
-        </w:tabs>
-        <w:ind w:left="360" w:hanging="360"/>
-        <w:divId w:val="860977169"/>
-      </w:pPr>
-      <w:r>
+        <w:pStyle w:val="ListParagraph"/>
+        <w:numPr>
+          <w:ilvl w:val="0"/>
+          <w:numId w:val="36"/>
+        </w:numPr>
+        <w:spacing w:after="60" w:line="240" w:lineRule="auto"/>
+        <w:contextualSpacing w:val="0"/>
+        <w:divId w:val="860977169"/>
+      </w:pPr>
+      <w:r>
+        <w:rPr>
+          <w:rFonts w:eastAsia="Calibri" w:cs="Calibri"/>
+        </w:rPr>
+        <w:t>CE plane: outputs/plot.ce.plane.png (incremental cost vs QALY)</w:t>
+      </w:r>
+    </w:p>
+    <w:p>
+      <w:pPr>
+        <w:pStyle w:val="ListParagraph"/>
+        <w:numPr>
+          <w:ilvl w:val="0"/>
+          <w:numId w:val="36"/>
+        </w:numPr>
+        <w:spacing w:after="60" w:line="240" w:lineRule="auto"/>
+        <w:contextualSpacing w:val="0"/>
+        <w:divId w:val="860977169"/>
+      </w:pPr>
+      <w:r>
+        <w:rPr>
+          <w:rFonts w:eastAsia="Calibri" w:cs="Calibri"/>
+        </w:rPr>
+        <w:t>CEAC: outputs/plot.ceac.all.png (probability cost-effective vs WTP)</w:t>
+      </w:r>
+    </w:p>
+    <w:p>
+      <w:pPr>
+        <w:pStyle w:val="ListParagraph"/>
+        <w:numPr>
+          <w:ilvl w:val="0"/>
+          <w:numId w:val="36"/>
+        </w:numPr>
+        <w:spacing w:after="60" w:line="240" w:lineRule="auto"/>
+        <w:contextualSpacing w:val="0"/>
+        <w:divId w:val="860977169"/>
+      </w:pPr>
+      <w:r>
+        <w:rPr>
+          <w:rFonts w:eastAsia="Calibri" w:cs="Calibri"/>
+        </w:rPr>
+        <w:t>DSA tornado: outputs/dsa_plot.png (one-way sensitivity analysis)</w:t>
+      </w:r>
+    </w:p>
+    <w:p>
+      <w:pPr>
+        <w:pStyle w:val="ListParagraph"/>
+        <w:numPr>
+          <w:ilvl w:val="0"/>
+          <w:numId w:val="36"/>
+        </w:numPr>
+        <w:spacing w:after="60" w:line="240" w:lineRule="auto"/>
+        <w:contextualSpacing w:val="0"/>
+        <w:divId w:val="860977169"/>
+      </w:pPr>
+      <w:r>
+        <w:rPr>
+          <w:rFonts w:eastAsia="Calibri" w:cs="Calibri"/>
+        </w:rPr>
+        <w:t>mRS flow: outputs/mrs_plot.png</w:t>
+      </w:r>
+    </w:p>
+    <w:p>
+      <w:pPr>
+        <w:pStyle w:val="ListParagraph"/>
+        <w:numPr>
+          <w:ilvl w:val="0"/>
+          <w:numId w:val="36"/>
+        </w:numPr>
+        <w:spacing w:after="200" w:line="240" w:lineRule="auto"/>
+        <w:contextualSpacing w:val="0"/>
+        <w:divId w:val="860977169"/>
+      </w:pPr>
+      <w:r>
+        <w:rPr>
+          <w:rFonts w:eastAsia="Calibri" w:cs="Calibri"/>
+        </w:rPr>
+        <w:t>Pathway Sankey: outputs/standard_sankey_plot.html, outputs/intervention_sankey_plot.html</w:t>
+      </w:r>
+    </w:p>
+    <w:p>
+      <w:pPr>
+        <w:pStyle w:val="ListParagraph"/>
+        <w:numPr>
+          <w:ilvl w:val="0"/>
+          <w:numId w:val="35"/>
+        </w:numPr>
+        <w:spacing w:after="100" w:line="240" w:lineRule="auto"/>
+        <w:contextualSpacing w:val="0"/>
+        <w:divId w:val="860977169"/>
+      </w:pPr>
+      <w:r>
+        <w:rPr>
+          <w:rFonts w:eastAsia="Calibri" w:cs="Calibri"/>
+          <w:b/>
+          <w:bCs/>
+        </w:rPr>
         <w:t>Report inputs:</w:t>
       </w:r>
     </w:p>
     <w:p>
       <w:pPr>
-        <w:divId w:val="860977169"/>
-      </w:pPr>
-      <w:r>
-        <w:t xml:space="preserve">- The </w:t>
-      </w:r>
-      <w:r>
-        <w:t>HTML</w:t>
-      </w:r>
-      <w:r>
-        <w:t xml:space="preserve"> report (</w:t>
-      </w:r>
-      <w:proofErr w:type="spellStart"/>
-      <w:r>
-        <w:t>Report_Creation.Rmd</w:t>
-      </w:r>
-      <w:proofErr w:type="spellEnd"/>
-      <w:r>
-        <w:t xml:space="preserve">) reads </w:t>
-      </w:r>
-      <w:proofErr w:type="spellStart"/>
-      <w:r>
-        <w:t>base_case_results.RData</w:t>
-      </w:r>
-      <w:proofErr w:type="spellEnd"/>
-      <w:r>
-        <w:t xml:space="preserve">, </w:t>
-      </w:r>
-      <w:proofErr w:type="spellStart"/>
-      <w:r>
-        <w:t>network_results.RData</w:t>
-      </w:r>
-      <w:proofErr w:type="spellEnd"/>
-      <w:r>
-        <w:t xml:space="preserve">, and </w:t>
-      </w:r>
-      <w:proofErr w:type="spellStart"/>
-      <w:r>
-        <w:t>hospital_results.RData</w:t>
-      </w:r>
-      <w:proofErr w:type="spellEnd"/>
-      <w:r>
-        <w:t>.</w:t>
+        <w:pStyle w:val="ListParagraph"/>
+        <w:numPr>
+          <w:ilvl w:val="0"/>
+          <w:numId w:val="36"/>
+        </w:numPr>
+        <w:spacing w:after="100" w:line="240" w:lineRule="auto"/>
+        <w:contextualSpacing w:val="0"/>
+        <w:divId w:val="860977169"/>
+      </w:pPr>
+      <w:r>
+        <w:rPr>
+          <w:rFonts w:eastAsia="Calibri" w:cs="Calibri"/>
+        </w:rPr>
+        <w:t>The HTML report (Report_Creation.Rmd) reads base_case_results.RData, network_results.RData, and hospital_results.RData.</w:t>
       </w:r>
     </w:p>
     <w:p>
@@ -6933,39 +6703,8 @@
           <w:sz w:val="22"/>
           <w:szCs w:val="21"/>
         </w:rPr>
-        <w:t xml:space="preserve">ΔQALY = </w:t>
-      </w:r>
-      <w:proofErr w:type="spellStart"/>
-      <w:r>
-        <w:rPr>
-          <w:rFonts w:asciiTheme="minorHAnsi" w:hAnsiTheme="minorHAnsi" w:cs="Segoe UI"/>
-          <w:color w:val="000000"/>
-          <w:sz w:val="22"/>
-          <w:szCs w:val="21"/>
-        </w:rPr>
-        <w:t>QALY_Intervention</w:t>
-      </w:r>
-      <w:proofErr w:type="spellEnd"/>
-      <w:r>
-        <w:rPr>
-          <w:rFonts w:asciiTheme="minorHAnsi" w:hAnsiTheme="minorHAnsi" w:cs="Segoe UI"/>
-          <w:color w:val="000000"/>
-          <w:sz w:val="22"/>
-          <w:szCs w:val="21"/>
-        </w:rPr>
-        <w:t xml:space="preserve"> − </w:t>
-      </w:r>
-      <w:proofErr w:type="spellStart"/>
-      <w:r>
-        <w:rPr>
-          <w:rFonts w:asciiTheme="minorHAnsi" w:hAnsiTheme="minorHAnsi" w:cs="Segoe UI"/>
-          <w:color w:val="000000"/>
-          <w:sz w:val="22"/>
-          <w:szCs w:val="21"/>
-        </w:rPr>
-        <w:t>QALY_Standard</w:t>
-      </w:r>
-      <w:proofErr w:type="spellEnd"/>
+        <w:t>ΔQALY = QALY_Intervention − QALY_Standard</w:t>
+      </w:r>
     </w:p>
     <w:p>
       <w:pPr>
@@ -6980,7 +6719,6 @@
           <w:szCs w:val="21"/>
         </w:rPr>
       </w:pPr>
-      <w:proofErr w:type="spellStart"/>
       <w:r>
         <w:rPr>
           <w:rFonts w:asciiTheme="minorHAnsi" w:hAnsiTheme="minorHAnsi" w:cs="Segoe UI"/>
@@ -6988,49 +6726,8 @@
           <w:sz w:val="22"/>
           <w:szCs w:val="21"/>
         </w:rPr>
-        <w:t>ΔCost</w:t>
-      </w:r>
-      <w:proofErr w:type="spellEnd"/>
-      <w:r>
-        <w:rPr>
-          <w:rFonts w:asciiTheme="minorHAnsi" w:hAnsiTheme="minorHAnsi" w:cs="Segoe UI"/>
-          <w:color w:val="000000"/>
-          <w:sz w:val="22"/>
-          <w:szCs w:val="21"/>
-        </w:rPr>
-        <w:t xml:space="preserve"> = </w:t>
-      </w:r>
-      <w:proofErr w:type="spellStart"/>
-      <w:r>
-        <w:rPr>
-          <w:rFonts w:asciiTheme="minorHAnsi" w:hAnsiTheme="minorHAnsi" w:cs="Segoe UI"/>
-          <w:color w:val="000000"/>
-          <w:sz w:val="22"/>
-          <w:szCs w:val="21"/>
-        </w:rPr>
-        <w:t>Cost_Intervention</w:t>
-      </w:r>
-      <w:proofErr w:type="spellEnd"/>
-      <w:r>
-        <w:rPr>
-          <w:rFonts w:asciiTheme="minorHAnsi" w:hAnsiTheme="minorHAnsi" w:cs="Segoe UI"/>
-          <w:color w:val="000000"/>
-          <w:sz w:val="22"/>
-          <w:szCs w:val="21"/>
-        </w:rPr>
-        <w:t xml:space="preserve"> − </w:t>
-      </w:r>
-      <w:proofErr w:type="spellStart"/>
-      <w:r>
-        <w:rPr>
-          <w:rFonts w:asciiTheme="minorHAnsi" w:hAnsiTheme="minorHAnsi" w:cs="Segoe UI"/>
-          <w:color w:val="000000"/>
-          <w:sz w:val="22"/>
-          <w:szCs w:val="21"/>
-        </w:rPr>
-        <w:t>Cost_Standard</w:t>
-      </w:r>
-      <w:proofErr w:type="spellEnd"/>
+        <w:t>ΔCost = Cost_Intervention − Cost_Standard</w:t>
+      </w:r>
     </w:p>
     <w:p>
       <w:pPr>
@@ -7052,27 +6749,7 @@
           <w:sz w:val="22"/>
           <w:szCs w:val="21"/>
         </w:rPr>
-        <w:t xml:space="preserve">Positive ΔQALY indicates health gain; negative </w:t>
-      </w:r>
-      <w:proofErr w:type="spellStart"/>
-      <w:r>
-        <w:rPr>
-          <w:rFonts w:asciiTheme="minorHAnsi" w:hAnsiTheme="minorHAnsi" w:cs="Segoe UI"/>
-          <w:color w:val="000000"/>
-          <w:sz w:val="22"/>
-          <w:szCs w:val="21"/>
-        </w:rPr>
-        <w:t>ΔCost</w:t>
-      </w:r>
-      <w:proofErr w:type="spellEnd"/>
-      <w:r>
-        <w:rPr>
-          <w:rFonts w:asciiTheme="minorHAnsi" w:hAnsiTheme="minorHAnsi" w:cs="Segoe UI"/>
-          <w:color w:val="000000"/>
-          <w:sz w:val="22"/>
-          <w:szCs w:val="21"/>
-        </w:rPr>
-        <w:t xml:space="preserve"> indicates cost savings.</w:t>
+        <w:t>Positive ΔQALY indicates health gain; negative ΔCost indicates cost savings.</w:t>
       </w:r>
     </w:p>
     <w:p>
@@ -7151,19 +6828,8 @@
           <w:sz w:val="22"/>
           <w:szCs w:val="21"/>
         </w:rPr>
-        <w:t xml:space="preserve">NMB = (ΔQALY × WTP) − </w:t>
-      </w:r>
-      <w:proofErr w:type="spellStart"/>
-      <w:r>
-        <w:rPr>
-          <w:rFonts w:asciiTheme="minorHAnsi" w:hAnsiTheme="minorHAnsi" w:cs="Segoe UI"/>
-          <w:color w:val="000000"/>
-          <w:sz w:val="22"/>
-          <w:szCs w:val="21"/>
-        </w:rPr>
-        <w:t>ΔCost</w:t>
-      </w:r>
-      <w:proofErr w:type="spellEnd"/>
+        <w:t>NMB = (ΔQALY × WTP) − ΔCost</w:t>
+      </w:r>
     </w:p>
     <w:p>
       <w:pPr>
@@ -7231,7 +6897,6 @@
           <w:sz w:val="22"/>
           <w:szCs w:val="21"/>
         </w:rPr>
-        <w:lastRenderedPageBreak/>
         <w:t>- NMB &lt; 0 → not cost-effective</w:t>
       </w:r>
     </w:p>
@@ -7306,27 +6971,7 @@
           <w:sz w:val="22"/>
           <w:szCs w:val="21"/>
         </w:rPr>
-        <w:t xml:space="preserve">- CE plane: each point is a PSA draw of (ΔQALY, </w:t>
-      </w:r>
-      <w:proofErr w:type="spellStart"/>
-      <w:r>
-        <w:rPr>
-          <w:rFonts w:asciiTheme="minorHAnsi" w:hAnsiTheme="minorHAnsi" w:cs="Segoe UI"/>
-          <w:color w:val="000000"/>
-          <w:sz w:val="22"/>
-          <w:szCs w:val="21"/>
-        </w:rPr>
-        <w:t>ΔCost</w:t>
-      </w:r>
-      <w:proofErr w:type="spellEnd"/>
-      <w:r>
-        <w:rPr>
-          <w:rFonts w:asciiTheme="minorHAnsi" w:hAnsiTheme="minorHAnsi" w:cs="Segoe UI"/>
-          <w:color w:val="000000"/>
-          <w:sz w:val="22"/>
-          <w:szCs w:val="21"/>
-        </w:rPr>
-        <w:t>); the line with slope = WTP (e.g., 20,000) separates cost-effective from not.</w:t>
+        <w:t>- CE plane: each point is a PSA draw of (ΔQALY, ΔCost); the line with slope = WTP (e.g., 20,000) separates cost-effective from not.</w:t>
       </w:r>
     </w:p>
     <w:p>
@@ -7432,23 +7077,8 @@
         <w:divId w:val="860977169"/>
       </w:pPr>
       <w:r>
-        <w:t>In “1_hospital_data_processing.R” it is hard-coded which year filter is used with “</w:t>
-      </w:r>
-      <w:proofErr w:type="spellStart"/>
-      <w:r>
-        <w:t>isdn</w:t>
-      </w:r>
-      <w:proofErr w:type="spellEnd"/>
-      <w:r>
-        <w:t xml:space="preserve"> &lt;- </w:t>
-      </w:r>
-      <w:proofErr w:type="spellStart"/>
-      <w:r>
-        <w:t>isdn</w:t>
-      </w:r>
-      <w:proofErr w:type="spellEnd"/>
-      <w:r>
-        <w:t>[date=="Apr 2022-Mar 2023"]” . If a later refresh lands, you’ll unknowingly drop newer data.</w:t>
+        <w:lastRenderedPageBreak/>
+        <w:t>In “1_hospital_data_processing.R” it is hard-coded which year filter is used with “isdn &lt;- isdn[date=="Apr 2022-Mar 2023"]” . If a later refresh lands, you’ll unknowingly drop newer data.</w:t>
       </w:r>
     </w:p>
     <w:p>
@@ -7472,6 +7102,29 @@
     </w:p>
     <w:p>
       <w:pPr>
+        <w:pStyle w:val="ListParagraph"/>
+        <w:numPr>
+          <w:ilvl w:val="0"/>
+          <w:numId w:val="4"/>
+        </w:numPr>
+        <w:divId w:val="860977169"/>
+      </w:pPr>
+      <w:r>
+        <w:t xml:space="preserve">5_manuscript_tables.R dependency: this script must be run </w:t>
+      </w:r>
+      <w:r>
+        <w:rPr>
+          <w:i/>
+          <w:iCs/>
+        </w:rPr>
+        <w:t>after</w:t>
+      </w:r>
+      <w:r>
+        <w:t xml:space="preserve"> 4_scenario_analysis.R (it requires scenario objects in memory). </w:t>
+      </w:r>
+    </w:p>
+    <w:p>
+      <w:pPr>
         <w:pStyle w:val="Heading3"/>
         <w:divId w:val="860977169"/>
       </w:pPr>
@@ -7498,7 +7151,6 @@
         <w:spacing w:after="0"/>
         <w:divId w:val="860977169"/>
       </w:pPr>
-      <w:proofErr w:type="spellStart"/>
       <w:r>
         <w:rPr>
           <w:b/>
@@ -7506,7 +7158,6 @@
         </w:rPr>
         <w:t>n.stroke</w:t>
       </w:r>
-      <w:proofErr w:type="spellEnd"/>
       <w:r>
         <w:t xml:space="preserve"> is a single non-negative integer.</w:t>
       </w:r>
@@ -7600,6 +7251,39 @@
       <w:r>
         <w:t xml:space="preserve"> are checked for row sums = 1 and for any out-of-range cell values.</w:t>
       </w:r>
+    </w:p>
+    <w:p>
+      <w:pPr>
+        <w:pStyle w:val="ListParagraph"/>
+        <w:numPr>
+          <w:ilvl w:val="0"/>
+          <w:numId w:val="4"/>
+        </w:numPr>
+        <w:divId w:val="860977169"/>
+      </w:pPr>
+      <w:r>
+        <w:rPr>
+          <w:b/>
+          <w:bCs/>
+        </w:rPr>
+        <w:t>6_model_testing.R</w:t>
+      </w:r>
+      <w:r>
+        <w:rPr>
+          <w:b/>
+          <w:bCs/>
+        </w:rPr>
+        <w:t>:</w:t>
+      </w:r>
+      <w:r>
+        <w:t xml:space="preserve"> implements some testing of parameters and model structure.</w:t>
+      </w:r>
+    </w:p>
+    <w:p>
+      <w:pPr>
+        <w:spacing w:after="0"/>
+        <w:divId w:val="860977169"/>
+      </w:pPr>
     </w:p>
     <w:p>
       <w:pPr>
@@ -8249,6 +7933,60 @@
     </w:lvl>
   </w:abstractNum>
   <w:abstractNum w:abstractNumId="5" w15:restartNumberingAfterBreak="0">
+    <w:nsid w:val="0D02417F"/>
+    <w:multiLevelType w:val="hybridMultilevel"/>
+    <w:tmpl w:val="C3564A14"/>
+    <w:lvl w:ilvl="0" w:tplc="4E183FA2">
+      <w:start w:val="1"/>
+      <w:numFmt w:val="bullet"/>
+      <w:lvlText w:val="-"/>
+      <w:lvlJc w:val="left"/>
+      <w:pPr>
+        <w:ind w:left="1080" w:hanging="360"/>
+      </w:pPr>
+    </w:lvl>
+    <w:lvl w:ilvl="1" w:tplc="9C5C02D4">
+      <w:numFmt w:val="decimal"/>
+      <w:lvlText w:val=""/>
+      <w:lvlJc w:val="left"/>
+    </w:lvl>
+    <w:lvl w:ilvl="2" w:tplc="D21E5C0A">
+      <w:numFmt w:val="decimal"/>
+      <w:lvlText w:val=""/>
+      <w:lvlJc w:val="left"/>
+    </w:lvl>
+    <w:lvl w:ilvl="3" w:tplc="481CD68C">
+      <w:numFmt w:val="decimal"/>
+      <w:lvlText w:val=""/>
+      <w:lvlJc w:val="left"/>
+    </w:lvl>
+    <w:lvl w:ilvl="4" w:tplc="5DA872B2">
+      <w:numFmt w:val="decimal"/>
+      <w:lvlText w:val=""/>
+      <w:lvlJc w:val="left"/>
+    </w:lvl>
+    <w:lvl w:ilvl="5" w:tplc="7E7CE20E">
+      <w:numFmt w:val="decimal"/>
+      <w:lvlText w:val=""/>
+      <w:lvlJc w:val="left"/>
+    </w:lvl>
+    <w:lvl w:ilvl="6" w:tplc="B0CE58E2">
+      <w:numFmt w:val="decimal"/>
+      <w:lvlText w:val=""/>
+      <w:lvlJc w:val="left"/>
+    </w:lvl>
+    <w:lvl w:ilvl="7" w:tplc="3E245490">
+      <w:numFmt w:val="decimal"/>
+      <w:lvlText w:val=""/>
+      <w:lvlJc w:val="left"/>
+    </w:lvl>
+    <w:lvl w:ilvl="8" w:tplc="764CA550">
+      <w:numFmt w:val="decimal"/>
+      <w:lvlText w:val=""/>
+      <w:lvlJc w:val="left"/>
+    </w:lvl>
+  </w:abstractNum>
+  <w:abstractNum w:abstractNumId="6" w15:restartNumberingAfterBreak="0">
     <w:nsid w:val="127F3722"/>
     <w:multiLevelType w:val="multilevel"/>
     <w:tmpl w:val="C3CA9BE6"/>
@@ -8361,7 +8099,7 @@
       </w:pPr>
     </w:lvl>
   </w:abstractNum>
-  <w:abstractNum w:abstractNumId="6" w15:restartNumberingAfterBreak="0">
+  <w:abstractNum w:abstractNumId="7" w15:restartNumberingAfterBreak="0">
     <w:nsid w:val="164D2EC9"/>
     <w:multiLevelType w:val="hybridMultilevel"/>
     <w:tmpl w:val="4370A4F8"/>
@@ -8474,7 +8212,7 @@
       </w:rPr>
     </w:lvl>
   </w:abstractNum>
-  <w:abstractNum w:abstractNumId="7" w15:restartNumberingAfterBreak="0">
+  <w:abstractNum w:abstractNumId="8" w15:restartNumberingAfterBreak="0">
     <w:nsid w:val="21FB3FE9"/>
     <w:multiLevelType w:val="multilevel"/>
     <w:tmpl w:val="100AB090"/>
@@ -8623,7 +8361,7 @@
       </w:rPr>
     </w:lvl>
   </w:abstractNum>
-  <w:abstractNum w:abstractNumId="8" w15:restartNumberingAfterBreak="0">
+  <w:abstractNum w:abstractNumId="9" w15:restartNumberingAfterBreak="0">
     <w:nsid w:val="22A30C9B"/>
     <w:multiLevelType w:val="hybridMultilevel"/>
     <w:tmpl w:val="1E88ABD4"/>
@@ -8712,7 +8450,7 @@
       </w:pPr>
     </w:lvl>
   </w:abstractNum>
-  <w:abstractNum w:abstractNumId="9" w15:restartNumberingAfterBreak="0">
+  <w:abstractNum w:abstractNumId="10" w15:restartNumberingAfterBreak="0">
     <w:nsid w:val="23245E55"/>
     <w:multiLevelType w:val="multilevel"/>
     <w:tmpl w:val="4F90C1C0"/>
@@ -8861,7 +8599,7 @@
       </w:rPr>
     </w:lvl>
   </w:abstractNum>
-  <w:abstractNum w:abstractNumId="10" w15:restartNumberingAfterBreak="0">
+  <w:abstractNum w:abstractNumId="11" w15:restartNumberingAfterBreak="0">
     <w:nsid w:val="25432646"/>
     <w:multiLevelType w:val="hybridMultilevel"/>
     <w:tmpl w:val="B3541478"/>
@@ -8974,7 +8712,7 @@
       </w:rPr>
     </w:lvl>
   </w:abstractNum>
-  <w:abstractNum w:abstractNumId="11" w15:restartNumberingAfterBreak="0">
+  <w:abstractNum w:abstractNumId="12" w15:restartNumberingAfterBreak="0">
     <w:nsid w:val="2F4E77C7"/>
     <w:multiLevelType w:val="hybridMultilevel"/>
     <w:tmpl w:val="B24E090E"/>
@@ -9086,7 +8824,7 @@
       </w:rPr>
     </w:lvl>
   </w:abstractNum>
-  <w:abstractNum w:abstractNumId="12" w15:restartNumberingAfterBreak="0">
+  <w:abstractNum w:abstractNumId="13" w15:restartNumberingAfterBreak="0">
     <w:nsid w:val="304B6ACB"/>
     <w:multiLevelType w:val="hybridMultilevel"/>
     <w:tmpl w:val="746268B6"/>
@@ -9199,7 +8937,7 @@
       </w:rPr>
     </w:lvl>
   </w:abstractNum>
-  <w:abstractNum w:abstractNumId="13" w15:restartNumberingAfterBreak="0">
+  <w:abstractNum w:abstractNumId="14" w15:restartNumberingAfterBreak="0">
     <w:nsid w:val="333C50BA"/>
     <w:multiLevelType w:val="multilevel"/>
     <w:tmpl w:val="4A8AF8D2"/>
@@ -9348,7 +9086,7 @@
       </w:rPr>
     </w:lvl>
   </w:abstractNum>
-  <w:abstractNum w:abstractNumId="14" w15:restartNumberingAfterBreak="0">
+  <w:abstractNum w:abstractNumId="15" w15:restartNumberingAfterBreak="0">
     <w:nsid w:val="377D7F59"/>
     <w:multiLevelType w:val="multilevel"/>
     <w:tmpl w:val="A8F8E1EC"/>
@@ -9497,7 +9235,7 @@
       </w:rPr>
     </w:lvl>
   </w:abstractNum>
-  <w:abstractNum w:abstractNumId="15" w15:restartNumberingAfterBreak="0">
+  <w:abstractNum w:abstractNumId="16" w15:restartNumberingAfterBreak="0">
     <w:nsid w:val="38CB6FE1"/>
     <w:multiLevelType w:val="multilevel"/>
     <w:tmpl w:val="AD1C85A6"/>
@@ -9646,7 +9384,7 @@
       </w:rPr>
     </w:lvl>
   </w:abstractNum>
-  <w:abstractNum w:abstractNumId="16" w15:restartNumberingAfterBreak="0">
+  <w:abstractNum w:abstractNumId="17" w15:restartNumberingAfterBreak="0">
     <w:nsid w:val="392A4383"/>
     <w:multiLevelType w:val="multilevel"/>
     <w:tmpl w:val="63AE91A6"/>
@@ -9795,7 +9533,7 @@
       </w:rPr>
     </w:lvl>
   </w:abstractNum>
-  <w:abstractNum w:abstractNumId="17" w15:restartNumberingAfterBreak="0">
+  <w:abstractNum w:abstractNumId="18" w15:restartNumberingAfterBreak="0">
     <w:nsid w:val="439E4794"/>
     <w:multiLevelType w:val="hybridMultilevel"/>
     <w:tmpl w:val="A7B2DB5A"/>
@@ -9884,7 +9622,7 @@
       </w:pPr>
     </w:lvl>
   </w:abstractNum>
-  <w:abstractNum w:abstractNumId="18" w15:restartNumberingAfterBreak="0">
+  <w:abstractNum w:abstractNumId="19" w15:restartNumberingAfterBreak="0">
     <w:nsid w:val="48330D99"/>
     <w:multiLevelType w:val="hybridMultilevel"/>
     <w:tmpl w:val="D328524A"/>
@@ -9996,7 +9734,7 @@
       </w:rPr>
     </w:lvl>
   </w:abstractNum>
-  <w:abstractNum w:abstractNumId="19" w15:restartNumberingAfterBreak="0">
+  <w:abstractNum w:abstractNumId="20" w15:restartNumberingAfterBreak="0">
     <w:nsid w:val="485A6497"/>
     <w:multiLevelType w:val="multilevel"/>
     <w:tmpl w:val="A094C73E"/>
@@ -10145,7 +9883,7 @@
       </w:rPr>
     </w:lvl>
   </w:abstractNum>
-  <w:abstractNum w:abstractNumId="20" w15:restartNumberingAfterBreak="0">
+  <w:abstractNum w:abstractNumId="21" w15:restartNumberingAfterBreak="0">
     <w:nsid w:val="4AC35A64"/>
     <w:multiLevelType w:val="multilevel"/>
     <w:tmpl w:val="CB668B68"/>
@@ -10294,7 +10032,7 @@
       </w:rPr>
     </w:lvl>
   </w:abstractNum>
-  <w:abstractNum w:abstractNumId="21" w15:restartNumberingAfterBreak="0">
+  <w:abstractNum w:abstractNumId="22" w15:restartNumberingAfterBreak="0">
     <w:nsid w:val="52183298"/>
     <w:multiLevelType w:val="multilevel"/>
     <w:tmpl w:val="0809001D"/>
@@ -10407,7 +10145,7 @@
       </w:rPr>
     </w:lvl>
   </w:abstractNum>
-  <w:abstractNum w:abstractNumId="22" w15:restartNumberingAfterBreak="0">
+  <w:abstractNum w:abstractNumId="23" w15:restartNumberingAfterBreak="0">
     <w:nsid w:val="58005234"/>
     <w:multiLevelType w:val="hybridMultilevel"/>
     <w:tmpl w:val="CF7C3C5E"/>
@@ -10520,7 +10258,7 @@
       </w:rPr>
     </w:lvl>
   </w:abstractNum>
-  <w:abstractNum w:abstractNumId="23" w15:restartNumberingAfterBreak="0">
+  <w:abstractNum w:abstractNumId="24" w15:restartNumberingAfterBreak="0">
     <w:nsid w:val="5F312350"/>
     <w:multiLevelType w:val="multilevel"/>
     <w:tmpl w:val="E4BA5490"/>
@@ -10669,7 +10407,7 @@
       </w:rPr>
     </w:lvl>
   </w:abstractNum>
-  <w:abstractNum w:abstractNumId="24" w15:restartNumberingAfterBreak="0">
+  <w:abstractNum w:abstractNumId="25" w15:restartNumberingAfterBreak="0">
     <w:nsid w:val="65581FBC"/>
     <w:multiLevelType w:val="hybridMultilevel"/>
     <w:tmpl w:val="7CB21964"/>
@@ -10758,7 +10496,7 @@
       </w:pPr>
     </w:lvl>
   </w:abstractNum>
-  <w:abstractNum w:abstractNumId="25" w15:restartNumberingAfterBreak="0">
+  <w:abstractNum w:abstractNumId="26" w15:restartNumberingAfterBreak="0">
     <w:nsid w:val="6BB26A40"/>
     <w:multiLevelType w:val="multilevel"/>
     <w:tmpl w:val="BBF645F2"/>
@@ -10907,7 +10645,7 @@
       </w:rPr>
     </w:lvl>
   </w:abstractNum>
-  <w:abstractNum w:abstractNumId="26" w15:restartNumberingAfterBreak="0">
+  <w:abstractNum w:abstractNumId="27" w15:restartNumberingAfterBreak="0">
     <w:nsid w:val="6EE521CE"/>
     <w:multiLevelType w:val="multilevel"/>
     <w:tmpl w:val="138C27BC"/>
@@ -11052,7 +10790,7 @@
       </w:rPr>
     </w:lvl>
   </w:abstractNum>
-  <w:abstractNum w:abstractNumId="27" w15:restartNumberingAfterBreak="0">
+  <w:abstractNum w:abstractNumId="28" w15:restartNumberingAfterBreak="0">
     <w:nsid w:val="71756D62"/>
     <w:multiLevelType w:val="hybridMultilevel"/>
     <w:tmpl w:val="45F63CA0"/>
@@ -11165,7 +10903,7 @@
       </w:rPr>
     </w:lvl>
   </w:abstractNum>
-  <w:abstractNum w:abstractNumId="28" w15:restartNumberingAfterBreak="0">
+  <w:abstractNum w:abstractNumId="29" w15:restartNumberingAfterBreak="0">
     <w:nsid w:val="771124D8"/>
     <w:multiLevelType w:val="multilevel"/>
     <w:tmpl w:val="37E002F2"/>
@@ -11314,7 +11052,7 @@
       </w:rPr>
     </w:lvl>
   </w:abstractNum>
-  <w:abstractNum w:abstractNumId="29" w15:restartNumberingAfterBreak="0">
+  <w:abstractNum w:abstractNumId="30" w15:restartNumberingAfterBreak="0">
     <w:nsid w:val="77345355"/>
     <w:multiLevelType w:val="hybridMultilevel"/>
     <w:tmpl w:val="44A4BB7C"/>
@@ -11427,7 +11165,61 @@
       </w:rPr>
     </w:lvl>
   </w:abstractNum>
-  <w:abstractNum w:abstractNumId="30" w15:restartNumberingAfterBreak="0">
+  <w:abstractNum w:abstractNumId="31" w15:restartNumberingAfterBreak="0">
+    <w:nsid w:val="79C54C01"/>
+    <w:multiLevelType w:val="hybridMultilevel"/>
+    <w:tmpl w:val="2B220E58"/>
+    <w:lvl w:ilvl="0" w:tplc="8AAA1C36">
+      <w:start w:val="1"/>
+      <w:numFmt w:val="bullet"/>
+      <w:lvlText w:val="•"/>
+      <w:lvlJc w:val="left"/>
+      <w:pPr>
+        <w:ind w:left="720" w:hanging="360"/>
+      </w:pPr>
+    </w:lvl>
+    <w:lvl w:ilvl="1" w:tplc="C8CE2934">
+      <w:numFmt w:val="decimal"/>
+      <w:lvlText w:val=""/>
+      <w:lvlJc w:val="left"/>
+    </w:lvl>
+    <w:lvl w:ilvl="2" w:tplc="2D16181E">
+      <w:numFmt w:val="decimal"/>
+      <w:lvlText w:val=""/>
+      <w:lvlJc w:val="left"/>
+    </w:lvl>
+    <w:lvl w:ilvl="3" w:tplc="8E306FFC">
+      <w:numFmt w:val="decimal"/>
+      <w:lvlText w:val=""/>
+      <w:lvlJc w:val="left"/>
+    </w:lvl>
+    <w:lvl w:ilvl="4" w:tplc="73CA7C2A">
+      <w:numFmt w:val="decimal"/>
+      <w:lvlText w:val=""/>
+      <w:lvlJc w:val="left"/>
+    </w:lvl>
+    <w:lvl w:ilvl="5" w:tplc="F34AEDD8">
+      <w:numFmt w:val="decimal"/>
+      <w:lvlText w:val=""/>
+      <w:lvlJc w:val="left"/>
+    </w:lvl>
+    <w:lvl w:ilvl="6" w:tplc="22FC62EA">
+      <w:numFmt w:val="decimal"/>
+      <w:lvlText w:val=""/>
+      <w:lvlJc w:val="left"/>
+    </w:lvl>
+    <w:lvl w:ilvl="7" w:tplc="1D6AD458">
+      <w:numFmt w:val="decimal"/>
+      <w:lvlText w:val=""/>
+      <w:lvlJc w:val="left"/>
+    </w:lvl>
+    <w:lvl w:ilvl="8" w:tplc="C16CBE7E">
+      <w:numFmt w:val="decimal"/>
+      <w:lvlText w:val=""/>
+      <w:lvlJc w:val="left"/>
+    </w:lvl>
+  </w:abstractNum>
+  <w:abstractNum w:abstractNumId="32" w15:restartNumberingAfterBreak="0">
     <w:nsid w:val="7A531A16"/>
     <w:multiLevelType w:val="multilevel"/>
     <w:tmpl w:val="D7EE66DE"/>
@@ -11540,7 +11332,7 @@
       </w:pPr>
     </w:lvl>
   </w:abstractNum>
-  <w:abstractNum w:abstractNumId="31" w15:restartNumberingAfterBreak="0">
+  <w:abstractNum w:abstractNumId="33" w15:restartNumberingAfterBreak="0">
     <w:nsid w:val="7DA8578A"/>
     <w:multiLevelType w:val="hybridMultilevel"/>
     <w:tmpl w:val="5398475A"/>
@@ -11629,7 +11421,7 @@
       </w:pPr>
     </w:lvl>
   </w:abstractNum>
-  <w:abstractNum w:abstractNumId="32" w15:restartNumberingAfterBreak="0">
+  <w:abstractNum w:abstractNumId="34" w15:restartNumberingAfterBreak="0">
     <w:nsid w:val="7E1E0AA6"/>
     <w:multiLevelType w:val="hybridMultilevel"/>
     <w:tmpl w:val="694E71E2"/>
@@ -11742,7 +11534,7 @@
       </w:rPr>
     </w:lvl>
   </w:abstractNum>
-  <w:abstractNum w:abstractNumId="33" w15:restartNumberingAfterBreak="0">
+  <w:abstractNum w:abstractNumId="35" w15:restartNumberingAfterBreak="0">
     <w:nsid w:val="7E8B626F"/>
     <w:multiLevelType w:val="hybridMultilevel"/>
     <w:tmpl w:val="F564B32E"/>
@@ -11856,106 +11648,118 @@
     </w:lvl>
   </w:abstractNum>
   <w:num w:numId="1" w16cid:durableId="251862650">
-    <w:abstractNumId w:val="18"/>
+    <w:abstractNumId w:val="19"/>
   </w:num>
   <w:num w:numId="2" w16cid:durableId="1884756307">
-    <w:abstractNumId w:val="11"/>
+    <w:abstractNumId w:val="12"/>
   </w:num>
   <w:num w:numId="3" w16cid:durableId="1776248017">
+    <w:abstractNumId w:val="32"/>
+  </w:num>
+  <w:num w:numId="4" w16cid:durableId="482816276">
+    <w:abstractNumId w:val="35"/>
+  </w:num>
+  <w:num w:numId="5" w16cid:durableId="155145954">
     <w:abstractNumId w:val="30"/>
   </w:num>
-  <w:num w:numId="4" w16cid:durableId="482816276">
-    <w:abstractNumId w:val="33"/>
-  </w:num>
-  <w:num w:numId="5" w16cid:durableId="155145954">
-    <w:abstractNumId w:val="29"/>
-  </w:num>
   <w:num w:numId="6" w16cid:durableId="1052266261">
-    <w:abstractNumId w:val="20"/>
+    <w:abstractNumId w:val="21"/>
   </w:num>
   <w:num w:numId="7" w16cid:durableId="870344199">
-    <w:abstractNumId w:val="22"/>
+    <w:abstractNumId w:val="23"/>
   </w:num>
   <w:num w:numId="8" w16cid:durableId="266429004">
     <w:abstractNumId w:val="4"/>
   </w:num>
   <w:num w:numId="9" w16cid:durableId="1880972541">
+    <w:abstractNumId w:val="7"/>
+  </w:num>
+  <w:num w:numId="10" w16cid:durableId="183251172">
+    <w:abstractNumId w:val="11"/>
+  </w:num>
+  <w:num w:numId="11" w16cid:durableId="940067655">
+    <w:abstractNumId w:val="13"/>
+  </w:num>
+  <w:num w:numId="12" w16cid:durableId="688482620">
+    <w:abstractNumId w:val="28"/>
+  </w:num>
+  <w:num w:numId="13" w16cid:durableId="71390291">
+    <w:abstractNumId w:val="8"/>
+  </w:num>
+  <w:num w:numId="14" w16cid:durableId="449446077">
+    <w:abstractNumId w:val="17"/>
+  </w:num>
+  <w:num w:numId="15" w16cid:durableId="505092977">
     <w:abstractNumId w:val="6"/>
   </w:num>
-  <w:num w:numId="10" w16cid:durableId="183251172">
-    <w:abstractNumId w:val="10"/>
+  <w:num w:numId="16" w16cid:durableId="1632594635">
+    <w:abstractNumId w:val="26"/>
   </w:num>
-  <w:num w:numId="11" w16cid:durableId="940067655">
-    <w:abstractNumId w:val="12"/>
-  </w:num>
-  <w:num w:numId="12" w16cid:durableId="688482620">
+  <w:num w:numId="17" w16cid:durableId="1901359973">
     <w:abstractNumId w:val="27"/>
   </w:num>
-  <w:num w:numId="13" w16cid:durableId="71390291">
-    <w:abstractNumId w:val="7"/>
-  </w:num>
-  <w:num w:numId="14" w16cid:durableId="449446077">
-    <w:abstractNumId w:val="16"/>
-  </w:num>
-  <w:num w:numId="15" w16cid:durableId="505092977">
-    <w:abstractNumId w:val="5"/>
-  </w:num>
-  <w:num w:numId="16" w16cid:durableId="1632594635">
-    <w:abstractNumId w:val="25"/>
-  </w:num>
-  <w:num w:numId="17" w16cid:durableId="1901359973">
-    <w:abstractNumId w:val="26"/>
-  </w:num>
   <w:num w:numId="18" w16cid:durableId="601492022">
-    <w:abstractNumId w:val="19"/>
+    <w:abstractNumId w:val="20"/>
   </w:num>
   <w:num w:numId="19" w16cid:durableId="445274596">
-    <w:abstractNumId w:val="28"/>
+    <w:abstractNumId w:val="29"/>
   </w:num>
   <w:num w:numId="20" w16cid:durableId="1670207604">
-    <w:abstractNumId w:val="14"/>
+    <w:abstractNumId w:val="15"/>
   </w:num>
   <w:num w:numId="21" w16cid:durableId="1261723330">
-    <w:abstractNumId w:val="9"/>
+    <w:abstractNumId w:val="10"/>
   </w:num>
   <w:num w:numId="22" w16cid:durableId="689651176">
     <w:abstractNumId w:val="1"/>
   </w:num>
   <w:num w:numId="23" w16cid:durableId="1269115892">
-    <w:abstractNumId w:val="15"/>
+    <w:abstractNumId w:val="16"/>
   </w:num>
   <w:num w:numId="24" w16cid:durableId="1270120364">
-    <w:abstractNumId w:val="23"/>
+    <w:abstractNumId w:val="24"/>
   </w:num>
   <w:num w:numId="25" w16cid:durableId="115177843">
     <w:abstractNumId w:val="2"/>
   </w:num>
   <w:num w:numId="26" w16cid:durableId="472256535">
-    <w:abstractNumId w:val="13"/>
+    <w:abstractNumId w:val="14"/>
   </w:num>
   <w:num w:numId="27" w16cid:durableId="349180417">
-    <w:abstractNumId w:val="8"/>
+    <w:abstractNumId w:val="9"/>
   </w:num>
   <w:num w:numId="28" w16cid:durableId="828865370">
     <w:abstractNumId w:val="3"/>
   </w:num>
   <w:num w:numId="29" w16cid:durableId="1705404519">
-    <w:abstractNumId w:val="17"/>
+    <w:abstractNumId w:val="18"/>
   </w:num>
   <w:num w:numId="30" w16cid:durableId="864174416">
-    <w:abstractNumId w:val="21"/>
+    <w:abstractNumId w:val="22"/>
   </w:num>
   <w:num w:numId="31" w16cid:durableId="476849340">
-    <w:abstractNumId w:val="32"/>
+    <w:abstractNumId w:val="34"/>
   </w:num>
   <w:num w:numId="32" w16cid:durableId="700742368">
-    <w:abstractNumId w:val="24"/>
+    <w:abstractNumId w:val="25"/>
   </w:num>
   <w:num w:numId="33" w16cid:durableId="1078097945">
-    <w:abstractNumId w:val="31"/>
+    <w:abstractNumId w:val="33"/>
   </w:num>
   <w:num w:numId="34" w16cid:durableId="851258038">
     <w:abstractNumId w:val="0"/>
+  </w:num>
+  <w:num w:numId="35" w16cid:durableId="168256365">
+    <w:abstractNumId w:val="31"/>
+    <w:lvlOverride w:ilvl="0">
+      <w:startOverride w:val="1"/>
+    </w:lvlOverride>
+  </w:num>
+  <w:num w:numId="36" w16cid:durableId="873275530">
+    <w:abstractNumId w:val="5"/>
+    <w:lvlOverride w:ilvl="0">
+      <w:startOverride w:val="1"/>
+    </w:lvlOverride>
   </w:num>
 </w:numbering>
 </file>
@@ -12159,7 +11963,7 @@
     <w:lsdException w:name="Medium Shading 2 Accent 1" w:uiPriority="64"/>
     <w:lsdException w:name="Medium List 1 Accent 1" w:uiPriority="65"/>
     <w:lsdException w:name="Revision" w:semiHidden="1"/>
-    <w:lsdException w:name="List Paragraph" w:uiPriority="34" w:qFormat="1"/>
+    <w:lsdException w:name="List Paragraph" w:uiPriority="0" w:qFormat="1"/>
     <w:lsdException w:name="Quote" w:uiPriority="29" w:qFormat="1"/>
     <w:lsdException w:name="Intense Quote" w:uiPriority="30" w:qFormat="1"/>
     <w:lsdException w:name="Medium List 2 Accent 1" w:uiPriority="66"/>
@@ -12804,7 +12608,6 @@
   <w:style w:type="paragraph" w:styleId="ListParagraph">
     <w:name w:val="List Paragraph"/>
     <w:basedOn w:val="Normal"/>
-    <w:uiPriority w:val="34"/>
     <w:qFormat/>
     <w:rsid w:val="005565BB"/>
     <w:pPr>

--- a/User_Guide.docx
+++ b/User_Guide.docx
@@ -255,7 +255,35 @@
           <w:lang w:val="en-US"/>
           <w14:ligatures w14:val="none"/>
         </w:rPr>
-        <w:t>R version 4.5.1 (2025-06-13 ucrt) -- "Great Square Root". Copyright (C) 2025 The R Foundation for Statistical Computing</w:t>
+        <w:t xml:space="preserve">R version 4.5.1 (2025-06-13 </w:t>
+      </w:r>
+      <w:proofErr w:type="spellStart"/>
+      <w:r>
+        <w:rPr>
+          <w:i/>
+          <w:iCs/>
+          <w:color w:val="074F6A" w:themeColor="accent4" w:themeShade="80"/>
+          <w:kern w:val="0"/>
+          <w:sz w:val="24"/>
+          <w:szCs w:val="24"/>
+          <w:lang w:val="en-US"/>
+          <w14:ligatures w14:val="none"/>
+        </w:rPr>
+        <w:t>ucrt</w:t>
+      </w:r>
+      <w:proofErr w:type="spellEnd"/>
+      <w:r>
+        <w:rPr>
+          <w:i/>
+          <w:iCs/>
+          <w:color w:val="074F6A" w:themeColor="accent4" w:themeShade="80"/>
+          <w:kern w:val="0"/>
+          <w:sz w:val="24"/>
+          <w:szCs w:val="24"/>
+          <w:lang w:val="en-US"/>
+          <w14:ligatures w14:val="none"/>
+        </w:rPr>
+        <w:t>) -- "Great Square Root". Copyright (C) 2025 The R Foundation for Statistical Computing</w:t>
       </w:r>
     </w:p>
     <w:p>
@@ -1500,7 +1528,15 @@
         <w:t xml:space="preserve">To download the R project, </w:t>
       </w:r>
       <w:r>
-        <w:t xml:space="preserve">you can link to Github via SSH or </w:t>
+        <w:t xml:space="preserve">you can link to </w:t>
+      </w:r>
+      <w:proofErr w:type="spellStart"/>
+      <w:r>
+        <w:t>Github</w:t>
+      </w:r>
+      <w:proofErr w:type="spellEnd"/>
+      <w:r>
+        <w:t xml:space="preserve"> via SSH or </w:t>
       </w:r>
       <w:r>
         <w:t>download the whole project as a zip folder by clicking on the “&lt;&gt;Code” button in the right hand corner:</w:t>
@@ -1731,13 +1767,34 @@
         <w:divId w:val="860977169"/>
       </w:pPr>
       <w:r>
-        <w:t xml:space="preserve">Required packages include: ggplot2, data.table, parallel, assertthat (these are downloaded within the model script below so don’t worry you don’t need to do anything yet about this). </w:t>
+        <w:t xml:space="preserve">Required packages include: ggplot2, </w:t>
+      </w:r>
+      <w:proofErr w:type="spellStart"/>
+      <w:r>
+        <w:t>data.table</w:t>
+      </w:r>
+      <w:proofErr w:type="spellEnd"/>
+      <w:r>
+        <w:t xml:space="preserve">, parallel, </w:t>
+      </w:r>
+      <w:proofErr w:type="spellStart"/>
+      <w:r>
+        <w:t>assertthat</w:t>
+      </w:r>
+      <w:proofErr w:type="spellEnd"/>
+      <w:r>
+        <w:t xml:space="preserve"> (these are downloaded within the model script below so don’t worry you don’t need to do anything yet about this). </w:t>
       </w:r>
       <w:r>
         <w:t xml:space="preserve">Updated model versions also require </w:t>
       </w:r>
-      <w:r>
-        <w:t>stringr and scales</w:t>
+      <w:proofErr w:type="spellStart"/>
+      <w:r>
+        <w:t>stringr</w:t>
+      </w:r>
+      <w:proofErr w:type="spellEnd"/>
+      <w:r>
+        <w:t xml:space="preserve"> and scales</w:t>
       </w:r>
       <w:r>
         <w:t xml:space="preserve">, these may need downloading prior to model running. </w:t>
@@ -3176,8 +3233,42 @@
           <w:color w:val="000000"/>
           <w:szCs w:val="32"/>
         </w:rPr>
-        <w:t>outputs/base_case_results.RData → contains an object base_case</w:t>
-      </w:r>
+        <w:t>outputs/</w:t>
+      </w:r>
+      <w:proofErr w:type="spellStart"/>
+      <w:r>
+        <w:rPr>
+          <w:rFonts w:eastAsia="Times New Roman" w:cs="Segoe UI"/>
+          <w:i w:val="0"/>
+          <w:iCs w:val="0"/>
+          <w:color w:val="000000"/>
+          <w:szCs w:val="32"/>
+        </w:rPr>
+        <w:t>base_case_results.RData</w:t>
+      </w:r>
+      <w:proofErr w:type="spellEnd"/>
+      <w:r>
+        <w:rPr>
+          <w:rFonts w:eastAsia="Times New Roman" w:cs="Segoe UI"/>
+          <w:i w:val="0"/>
+          <w:iCs w:val="0"/>
+          <w:color w:val="000000"/>
+          <w:szCs w:val="32"/>
+        </w:rPr>
+        <w:t xml:space="preserve"> → contains an object </w:t>
+      </w:r>
+      <w:proofErr w:type="spellStart"/>
+      <w:r>
+        <w:rPr>
+          <w:rFonts w:eastAsia="Times New Roman" w:cs="Segoe UI"/>
+          <w:i w:val="0"/>
+          <w:iCs w:val="0"/>
+          <w:color w:val="000000"/>
+          <w:szCs w:val="32"/>
+        </w:rPr>
+        <w:t>base_case</w:t>
+      </w:r>
+      <w:proofErr w:type="spellEnd"/>
     </w:p>
     <w:p>
       <w:pPr>
@@ -3209,7 +3300,51 @@
           <w:color w:val="000000"/>
           <w:szCs w:val="32"/>
         </w:rPr>
-        <w:t>outputs/network_results.RData → contains a named list network_results (names = ISDNs)</w:t>
+        <w:t>outputs/</w:t>
+      </w:r>
+      <w:proofErr w:type="spellStart"/>
+      <w:r>
+        <w:rPr>
+          <w:rFonts w:eastAsia="Times New Roman" w:cs="Segoe UI"/>
+          <w:i w:val="0"/>
+          <w:iCs w:val="0"/>
+          <w:color w:val="000000"/>
+          <w:szCs w:val="32"/>
+        </w:rPr>
+        <w:t>network_results.RData</w:t>
+      </w:r>
+      <w:proofErr w:type="spellEnd"/>
+      <w:r>
+        <w:rPr>
+          <w:rFonts w:eastAsia="Times New Roman" w:cs="Segoe UI"/>
+          <w:i w:val="0"/>
+          <w:iCs w:val="0"/>
+          <w:color w:val="000000"/>
+          <w:szCs w:val="32"/>
+        </w:rPr>
+        <w:t xml:space="preserve"> → contains a named list </w:t>
+      </w:r>
+      <w:proofErr w:type="spellStart"/>
+      <w:r>
+        <w:rPr>
+          <w:rFonts w:eastAsia="Times New Roman" w:cs="Segoe UI"/>
+          <w:i w:val="0"/>
+          <w:iCs w:val="0"/>
+          <w:color w:val="000000"/>
+          <w:szCs w:val="32"/>
+        </w:rPr>
+        <w:t>network_results</w:t>
+      </w:r>
+      <w:proofErr w:type="spellEnd"/>
+      <w:r>
+        <w:rPr>
+          <w:rFonts w:eastAsia="Times New Roman" w:cs="Segoe UI"/>
+          <w:i w:val="0"/>
+          <w:iCs w:val="0"/>
+          <w:color w:val="000000"/>
+          <w:szCs w:val="32"/>
+        </w:rPr>
+        <w:t xml:space="preserve"> (names = ISDNs)</w:t>
       </w:r>
     </w:p>
     <w:p>
@@ -3242,7 +3377,51 @@
           <w:color w:val="000000"/>
           <w:szCs w:val="32"/>
         </w:rPr>
-        <w:t>outputs/hospital_results.RData → contains a named list hospital_results (names = Hospitals)</w:t>
+        <w:t>outputs/</w:t>
+      </w:r>
+      <w:proofErr w:type="spellStart"/>
+      <w:r>
+        <w:rPr>
+          <w:rFonts w:eastAsia="Times New Roman" w:cs="Segoe UI"/>
+          <w:i w:val="0"/>
+          <w:iCs w:val="0"/>
+          <w:color w:val="000000"/>
+          <w:szCs w:val="32"/>
+        </w:rPr>
+        <w:t>hospital_results.RData</w:t>
+      </w:r>
+      <w:proofErr w:type="spellEnd"/>
+      <w:r>
+        <w:rPr>
+          <w:rFonts w:eastAsia="Times New Roman" w:cs="Segoe UI"/>
+          <w:i w:val="0"/>
+          <w:iCs w:val="0"/>
+          <w:color w:val="000000"/>
+          <w:szCs w:val="32"/>
+        </w:rPr>
+        <w:t xml:space="preserve"> → contains a named list </w:t>
+      </w:r>
+      <w:proofErr w:type="spellStart"/>
+      <w:r>
+        <w:rPr>
+          <w:rFonts w:eastAsia="Times New Roman" w:cs="Segoe UI"/>
+          <w:i w:val="0"/>
+          <w:iCs w:val="0"/>
+          <w:color w:val="000000"/>
+          <w:szCs w:val="32"/>
+        </w:rPr>
+        <w:t>hospital_results</w:t>
+      </w:r>
+      <w:proofErr w:type="spellEnd"/>
+      <w:r>
+        <w:rPr>
+          <w:rFonts w:eastAsia="Times New Roman" w:cs="Segoe UI"/>
+          <w:i w:val="0"/>
+          <w:iCs w:val="0"/>
+          <w:color w:val="000000"/>
+          <w:szCs w:val="32"/>
+        </w:rPr>
+        <w:t xml:space="preserve"> (names = Hospitals)</w:t>
       </w:r>
     </w:p>
     <w:p>
@@ -3332,6 +3511,7 @@
           <w:color w:val="auto"/>
         </w:rPr>
       </w:pPr>
+      <w:proofErr w:type="spellStart"/>
       <w:r>
         <w:rPr>
           <w:i w:val="0"/>
@@ -3339,8 +3519,9 @@
           <w:color w:val="auto"/>
           <w:highlight w:val="lightGray"/>
         </w:rPr>
-        <w:t>install.packages(c("rmarkdown", "knitr", "htmltools"</w:t>
-      </w:r>
+        <w:t>install.packages</w:t>
+      </w:r>
+      <w:proofErr w:type="spellEnd"/>
       <w:r>
         <w:rPr>
           <w:i w:val="0"/>
@@ -3348,8 +3529,9 @@
           <w:color w:val="auto"/>
           <w:highlight w:val="lightGray"/>
         </w:rPr>
-        <w:t>,”</w:t>
-      </w:r>
+        <w:t>(c("</w:t>
+      </w:r>
+      <w:proofErr w:type="spellStart"/>
       <w:r>
         <w:rPr>
           <w:i w:val="0"/>
@@ -3357,7 +3539,95 @@
           <w:color w:val="auto"/>
           <w:highlight w:val="lightGray"/>
         </w:rPr>
-        <w:t>"kableExtra")</w:t>
+        <w:t>rmarkdown</w:t>
+      </w:r>
+      <w:proofErr w:type="spellEnd"/>
+      <w:r>
+        <w:rPr>
+          <w:i w:val="0"/>
+          <w:iCs w:val="0"/>
+          <w:color w:val="auto"/>
+          <w:highlight w:val="lightGray"/>
+        </w:rPr>
+        <w:t>", "</w:t>
+      </w:r>
+      <w:proofErr w:type="spellStart"/>
+      <w:r>
+        <w:rPr>
+          <w:i w:val="0"/>
+          <w:iCs w:val="0"/>
+          <w:color w:val="auto"/>
+          <w:highlight w:val="lightGray"/>
+        </w:rPr>
+        <w:t>knitr</w:t>
+      </w:r>
+      <w:proofErr w:type="spellEnd"/>
+      <w:r>
+        <w:rPr>
+          <w:i w:val="0"/>
+          <w:iCs w:val="0"/>
+          <w:color w:val="auto"/>
+          <w:highlight w:val="lightGray"/>
+        </w:rPr>
+        <w:t>", "</w:t>
+      </w:r>
+      <w:proofErr w:type="spellStart"/>
+      <w:r>
+        <w:rPr>
+          <w:i w:val="0"/>
+          <w:iCs w:val="0"/>
+          <w:color w:val="auto"/>
+          <w:highlight w:val="lightGray"/>
+        </w:rPr>
+        <w:t>htmltools</w:t>
+      </w:r>
+      <w:proofErr w:type="spellEnd"/>
+      <w:r>
+        <w:rPr>
+          <w:i w:val="0"/>
+          <w:iCs w:val="0"/>
+          <w:color w:val="auto"/>
+          <w:highlight w:val="lightGray"/>
+        </w:rPr>
+        <w:t>"</w:t>
+      </w:r>
+      <w:r>
+        <w:rPr>
+          <w:i w:val="0"/>
+          <w:iCs w:val="0"/>
+          <w:color w:val="auto"/>
+          <w:highlight w:val="lightGray"/>
+        </w:rPr>
+        <w:t>,”</w:t>
+      </w:r>
+      <w:r>
+        <w:rPr>
+          <w:i w:val="0"/>
+          <w:iCs w:val="0"/>
+          <w:color w:val="auto"/>
+          <w:highlight w:val="lightGray"/>
+        </w:rPr>
+        <w:t>"</w:t>
+      </w:r>
+      <w:proofErr w:type="spellStart"/>
+      <w:r>
+        <w:rPr>
+          <w:i w:val="0"/>
+          <w:iCs w:val="0"/>
+          <w:color w:val="auto"/>
+          <w:highlight w:val="lightGray"/>
+        </w:rPr>
+        <w:t>kableExtra</w:t>
+      </w:r>
+      <w:proofErr w:type="spellEnd"/>
+      <w:r>
+        <w:rPr>
+          <w:i w:val="0"/>
+          <w:iCs w:val="0"/>
+          <w:color w:val="auto"/>
+          <w:highlight w:val="lightGray"/>
+        </w:rPr>
+        <w:t>")</w:t>
       </w:r>
       <w:r>
         <w:rPr>
@@ -3495,8 +3765,9 @@
           <w:color w:val="000000"/>
           <w:szCs w:val="32"/>
         </w:rPr>
-        <w:t>Open the R</w:t>
-      </w:r>
+        <w:t xml:space="preserve">Open the </w:t>
+      </w:r>
+      <w:proofErr w:type="spellStart"/>
       <w:r>
         <w:rPr>
           <w:rFonts w:eastAsia="Times New Roman" w:cs="Segoe UI"/>
@@ -3505,7 +3776,7 @@
           <w:color w:val="000000"/>
           <w:szCs w:val="32"/>
         </w:rPr>
-        <w:t>eport_</w:t>
+        <w:t>R</w:t>
       </w:r>
       <w:r>
         <w:rPr>
@@ -3515,7 +3786,7 @@
           <w:color w:val="000000"/>
           <w:szCs w:val="32"/>
         </w:rPr>
-        <w:t>Generation</w:t>
+        <w:t>eport_</w:t>
       </w:r>
       <w:r>
         <w:rPr>
@@ -3525,8 +3796,19 @@
           <w:color w:val="000000"/>
           <w:szCs w:val="32"/>
         </w:rPr>
+        <w:t>Generation</w:t>
+      </w:r>
+      <w:r>
+        <w:rPr>
+          <w:rFonts w:eastAsia="Times New Roman" w:cs="Segoe UI"/>
+          <w:i w:val="0"/>
+          <w:iCs w:val="0"/>
+          <w:color w:val="000000"/>
+          <w:szCs w:val="32"/>
+        </w:rPr>
         <w:t>.Rmd</w:t>
       </w:r>
+      <w:proofErr w:type="spellEnd"/>
     </w:p>
     <w:p>
       <w:pPr>
@@ -4151,7 +4433,15 @@
         <w:t>W</w:t>
       </w:r>
       <w:r>
-        <w:t xml:space="preserve">hen complete, the file will be automatically available for you to click and open within the Rproject folder. </w:t>
+        <w:t xml:space="preserve">hen complete, the file will be automatically available for you to click and open within the </w:t>
+      </w:r>
+      <w:proofErr w:type="spellStart"/>
+      <w:r>
+        <w:t>Rproject</w:t>
+      </w:r>
+      <w:proofErr w:type="spellEnd"/>
+      <w:r>
+        <w:t xml:space="preserve"> folder. </w:t>
       </w:r>
     </w:p>
     <w:p>
@@ -4177,8 +4467,13 @@
       <w:r>
         <w:t>needed .</w:t>
       </w:r>
-      <w:r>
-        <w:t>RData files exist in /outputs.</w:t>
+      <w:proofErr w:type="spellStart"/>
+      <w:r>
+        <w:t>RData</w:t>
+      </w:r>
+      <w:proofErr w:type="spellEnd"/>
+      <w:r>
+        <w:t xml:space="preserve"> files exist in /outputs.</w:t>
       </w:r>
     </w:p>
     <w:p>
@@ -4198,9 +4493,11 @@
       <w:r>
         <w:t>The package “</w:t>
       </w:r>
+      <w:proofErr w:type="spellStart"/>
       <w:r>
         <w:t>RTools</w:t>
       </w:r>
+      <w:proofErr w:type="spellEnd"/>
       <w:r>
         <w:t>”</w:t>
       </w:r>
@@ -4211,7 +4508,15 @@
         <w:t xml:space="preserve">s to build packages from source (e.g., when </w:t>
       </w:r>
       <w:r>
-        <w:t>a precompiled binary isn’t available). For standard CRAN installs on Windows, R will use binaries and RTools is not typically required.</w:t>
+        <w:t xml:space="preserve">a precompiled binary isn’t available). For standard CRAN installs on Windows, R will use binaries and </w:t>
+      </w:r>
+      <w:proofErr w:type="spellStart"/>
+      <w:r>
+        <w:t>RTools</w:t>
+      </w:r>
+      <w:proofErr w:type="spellEnd"/>
+      <w:r>
+        <w:t xml:space="preserve"> is not typically required.</w:t>
       </w:r>
     </w:p>
     <w:p>
@@ -4389,11 +4694,89 @@
         <w:jc w:val="center"/>
         <w:divId w:val="860977169"/>
       </w:pPr>
+      <w:proofErr w:type="spellStart"/>
       <w:r>
         <w:rPr>
           <w:highlight w:val="lightGray"/>
         </w:rPr>
-        <w:t>install.packages(c(  "data.table", "tidyverse", "assertthat", "truncnorm", "conflicted", "scales", "reshape2",  "networkD3", "htmlwidgets"))</w:t>
+        <w:t>install.packages</w:t>
+      </w:r>
+      <w:proofErr w:type="spellEnd"/>
+      <w:r>
+        <w:rPr>
+          <w:highlight w:val="lightGray"/>
+        </w:rPr>
+        <w:t>(c(  "</w:t>
+      </w:r>
+      <w:proofErr w:type="spellStart"/>
+      <w:r>
+        <w:rPr>
+          <w:highlight w:val="lightGray"/>
+        </w:rPr>
+        <w:t>data.table</w:t>
+      </w:r>
+      <w:proofErr w:type="spellEnd"/>
+      <w:r>
+        <w:rPr>
+          <w:highlight w:val="lightGray"/>
+        </w:rPr>
+        <w:t>", "</w:t>
+      </w:r>
+      <w:proofErr w:type="spellStart"/>
+      <w:r>
+        <w:rPr>
+          <w:highlight w:val="lightGray"/>
+        </w:rPr>
+        <w:t>tidyverse</w:t>
+      </w:r>
+      <w:proofErr w:type="spellEnd"/>
+      <w:r>
+        <w:rPr>
+          <w:highlight w:val="lightGray"/>
+        </w:rPr>
+        <w:t>", "</w:t>
+      </w:r>
+      <w:proofErr w:type="spellStart"/>
+      <w:r>
+        <w:rPr>
+          <w:highlight w:val="lightGray"/>
+        </w:rPr>
+        <w:t>assertthat</w:t>
+      </w:r>
+      <w:proofErr w:type="spellEnd"/>
+      <w:r>
+        <w:rPr>
+          <w:highlight w:val="lightGray"/>
+        </w:rPr>
+        <w:t>", "</w:t>
+      </w:r>
+      <w:proofErr w:type="spellStart"/>
+      <w:r>
+        <w:rPr>
+          <w:highlight w:val="lightGray"/>
+        </w:rPr>
+        <w:t>truncnorm</w:t>
+      </w:r>
+      <w:proofErr w:type="spellEnd"/>
+      <w:r>
+        <w:rPr>
+          <w:highlight w:val="lightGray"/>
+        </w:rPr>
+        <w:t>", "conflicted", "scales", "reshape2",  "networkD3", "</w:t>
+      </w:r>
+      <w:proofErr w:type="spellStart"/>
+      <w:r>
+        <w:rPr>
+          <w:highlight w:val="lightGray"/>
+        </w:rPr>
+        <w:t>htmlwidgets</w:t>
+      </w:r>
+      <w:proofErr w:type="spellEnd"/>
+      <w:r>
+        <w:rPr>
+          <w:highlight w:val="lightGray"/>
+        </w:rPr>
+        <w:t>"))</w:t>
       </w:r>
     </w:p>
     <w:p>
@@ -4558,32 +4941,57 @@
             <w:r>
               <w:t xml:space="preserve"> </w:t>
             </w:r>
-            <w:r>
-              <w:t>model_param;</w:t>
+            <w:proofErr w:type="spellStart"/>
+            <w:r>
+              <w:t>model_param</w:t>
+            </w:r>
+            <w:proofErr w:type="spellEnd"/>
+            <w:r>
+              <w:t>;</w:t>
             </w:r>
             <w:r>
               <w:t xml:space="preserve"> </w:t>
             </w:r>
-            <w:r>
-              <w:t>base_case;</w:t>
+            <w:proofErr w:type="spellStart"/>
+            <w:r>
+              <w:t>base_case</w:t>
+            </w:r>
+            <w:proofErr w:type="spellEnd"/>
+            <w:r>
+              <w:t>;</w:t>
             </w:r>
             <w:r>
               <w:t xml:space="preserve"> </w:t>
             </w:r>
-            <w:r>
-              <w:t>PSA_distribution;</w:t>
+            <w:proofErr w:type="spellStart"/>
+            <w:r>
+              <w:t>PSA_distribution</w:t>
+            </w:r>
+            <w:proofErr w:type="spellEnd"/>
+            <w:r>
+              <w:t>;</w:t>
             </w:r>
             <w:r>
               <w:t xml:space="preserve"> </w:t>
             </w:r>
-            <w:r>
-              <w:t>PSA_low;</w:t>
+            <w:proofErr w:type="spellStart"/>
+            <w:r>
+              <w:t>PSA_low</w:t>
+            </w:r>
+            <w:proofErr w:type="spellEnd"/>
+            <w:r>
+              <w:t>;</w:t>
             </w:r>
             <w:r>
               <w:t xml:space="preserve"> </w:t>
             </w:r>
-            <w:r>
-              <w:t>PSA_high;</w:t>
+            <w:proofErr w:type="spellStart"/>
+            <w:r>
+              <w:t>PSA_high</w:t>
+            </w:r>
+            <w:proofErr w:type="spellEnd"/>
+            <w:r>
+              <w:t>;</w:t>
             </w:r>
             <w:r>
               <w:t xml:space="preserve"> </w:t>
@@ -4594,26 +5002,46 @@
             <w:r>
               <w:t xml:space="preserve"> </w:t>
             </w:r>
-            <w:r>
-              <w:t>DSA_flag;</w:t>
+            <w:proofErr w:type="spellStart"/>
+            <w:r>
+              <w:t>DSA_flag</w:t>
+            </w:r>
+            <w:proofErr w:type="spellEnd"/>
+            <w:r>
+              <w:t>;</w:t>
             </w:r>
             <w:r>
               <w:t xml:space="preserve"> </w:t>
             </w:r>
-            <w:r>
-              <w:t>DSA_low;</w:t>
+            <w:proofErr w:type="spellStart"/>
+            <w:r>
+              <w:t>DSA_low</w:t>
+            </w:r>
+            <w:proofErr w:type="spellEnd"/>
+            <w:r>
+              <w:t>;</w:t>
             </w:r>
             <w:r>
               <w:t xml:space="preserve"> </w:t>
             </w:r>
-            <w:r>
-              <w:t>DSA_high;</w:t>
+            <w:proofErr w:type="spellStart"/>
+            <w:r>
+              <w:t>DSA_high</w:t>
+            </w:r>
+            <w:proofErr w:type="spellEnd"/>
+            <w:r>
+              <w:t>;</w:t>
             </w:r>
             <w:r>
               <w:t xml:space="preserve"> </w:t>
             </w:r>
-            <w:r>
-              <w:t>mrs;</w:t>
+            <w:proofErr w:type="spellStart"/>
+            <w:r>
+              <w:t>mrs</w:t>
+            </w:r>
+            <w:proofErr w:type="spellEnd"/>
+            <w:r>
+              <w:t>;</w:t>
             </w:r>
             <w:r>
               <w:t xml:space="preserve"> </w:t>
@@ -4782,7 +5210,15 @@
           </w:tcPr>
           <w:p>
             <w:r>
-              <w:t>ISDN (integrated stroke network name, e.g. London), site.name (hospital site name, e.g. Barking, Havering and Redbridge University Hospitals NHS Trust), Hospital (e.g. Queens Hospital Romford HASU), date (date range for stroke recordings), n.stroke (number of strokes recorded at that hospital for the stated time frame)</w:t>
+              <w:t xml:space="preserve">ISDN (integrated stroke network name, e.g. London), site.name (hospital site name, e.g. Barking, Havering and Redbridge University Hospitals NHS Trust), Hospital (e.g. Queens Hospital Romford HASU), date (date range for stroke recordings), </w:t>
+            </w:r>
+            <w:proofErr w:type="spellStart"/>
+            <w:r>
+              <w:t>n.stroke</w:t>
+            </w:r>
+            <w:proofErr w:type="spellEnd"/>
+            <w:r>
+              <w:t xml:space="preserve"> (number of strokes recorded at that hospital for the stated time frame)</w:t>
             </w:r>
           </w:p>
         </w:tc>
@@ -4871,7 +5307,15 @@
         <w:divId w:val="860977169"/>
       </w:pPr>
       <w:r>
-        <w:t>These are the input csv files needed to run the model. These are used, by the model code, to create inputs which feed into the "created_inputs" subfolder.</w:t>
+        <w:t>These are the input csv files needed to run the model. These are used, by the model code, to create inputs which feed into the "</w:t>
+      </w:r>
+      <w:proofErr w:type="spellStart"/>
+      <w:r>
+        <w:t>created_inputs</w:t>
+      </w:r>
+      <w:proofErr w:type="spellEnd"/>
+      <w:r>
+        <w:t>" subfolder.</w:t>
       </w:r>
     </w:p>
     <w:p>
@@ -4992,9 +5436,11 @@
         </w:rPr>
         <w:t>─</w:t>
       </w:r>
+      <w:proofErr w:type="spellStart"/>
       <w:r>
         <w:t>model_code</w:t>
       </w:r>
+      <w:proofErr w:type="spellEnd"/>
       <w:r>
         <w:t>/</w:t>
       </w:r>
@@ -5019,7 +5465,15 @@
         <w:t>─</w:t>
       </w:r>
       <w:r>
-        <w:t xml:space="preserve"> model_functions.R                 # core acute-tree + long-term Markov model</w:t>
+        <w:t xml:space="preserve"> </w:t>
+      </w:r>
+      <w:proofErr w:type="spellStart"/>
+      <w:r>
+        <w:t>model_functions.R</w:t>
+      </w:r>
+      <w:proofErr w:type="spellEnd"/>
+      <w:r>
+        <w:t xml:space="preserve">                 # core acute-tree + long-term Markov model</w:t>
       </w:r>
     </w:p>
     <w:p>
@@ -5042,7 +5496,15 @@
         <w:t>─</w:t>
       </w:r>
       <w:r>
-        <w:t xml:space="preserve"> model_functions_mortality_sc.R    # scenario variant (mortality RR year 1)</w:t>
+        <w:t xml:space="preserve"> </w:t>
+      </w:r>
+      <w:proofErr w:type="spellStart"/>
+      <w:r>
+        <w:t>model_functions_mortality_sc.R</w:t>
+      </w:r>
+      <w:proofErr w:type="spellEnd"/>
+      <w:r>
+        <w:t xml:space="preserve">    # scenario variant (mortality RR year 1)</w:t>
       </w:r>
     </w:p>
     <w:p>
@@ -5065,13 +5527,21 @@
         <w:t>─</w:t>
       </w:r>
       <w:r>
-        <w:t xml:space="preserve"> m</w:t>
+        <w:t xml:space="preserve"> </w:t>
+      </w:r>
+      <w:proofErr w:type="spellStart"/>
+      <w:r>
+        <w:t>m</w:t>
       </w:r>
       <w:r>
         <w:t>odel_functions_MTIVT_sc</w:t>
       </w:r>
       <w:r>
-        <w:t>.R        # scenario variant (additive LT effects)</w:t>
+        <w:t>.R</w:t>
+      </w:r>
+      <w:proofErr w:type="spellEnd"/>
+      <w:r>
+        <w:t xml:space="preserve">        # scenario variant (additive LT effects)</w:t>
       </w:r>
     </w:p>
     <w:p>
@@ -5096,8 +5566,13 @@
       <w:r>
         <w:t xml:space="preserve"> </w:t>
       </w:r>
-      <w:r>
-        <w:t xml:space="preserve">model_functions_hcc.R </w:t>
+      <w:proofErr w:type="spellStart"/>
+      <w:r>
+        <w:t>model_functions_hcc.R</w:t>
+      </w:r>
+      <w:proofErr w:type="spellEnd"/>
+      <w:r>
+        <w:t xml:space="preserve"> </w:t>
       </w:r>
       <w:r>
         <w:t>#</w:t>
@@ -5125,8 +5600,13 @@
         </w:rPr>
         <w:t>─</w:t>
       </w:r>
-      <w:r>
-        <w:t xml:space="preserve">model_functions_mortality_gradual_sc.R </w:t>
+      <w:proofErr w:type="spellStart"/>
+      <w:r>
+        <w:t>model_functions_mortality_gradual_sc.R</w:t>
+      </w:r>
+      <w:proofErr w:type="spellEnd"/>
+      <w:r>
+        <w:t xml:space="preserve"> </w:t>
       </w:r>
       <w:r>
         <w:t xml:space="preserve"># </w:t>
@@ -5190,89 +5670,58 @@
     <w:p>
       <w:pPr>
         <w:divId w:val="860977169"/>
-        <w:rPr>
-          <w:lang w:val="it-IT"/>
-        </w:rPr>
-      </w:pPr>
-      <w:r>
-        <w:rPr>
-          <w:lang w:val="it-IT"/>
-        </w:rPr>
+      </w:pPr>
+      <w:r>
         <w:t xml:space="preserve">│  </w:t>
       </w:r>
       <w:r>
         <w:rPr>
           <w:rFonts w:ascii="MS Gothic" w:eastAsia="MS Gothic" w:hAnsi="MS Gothic" w:cs="MS Gothic" w:hint="eastAsia"/>
-          <w:lang w:val="it-IT"/>
         </w:rPr>
         <w:t>├</w:t>
       </w:r>
       <w:r>
         <w:rPr>
           <w:rFonts w:cs="Aptos"/>
-          <w:lang w:val="it-IT"/>
         </w:rPr>
         <w:t>─</w:t>
       </w:r>
       <w:r>
-        <w:rPr>
-          <w:lang w:val="it-IT"/>
-        </w:rPr>
         <w:t xml:space="preserve"> 3a_deterministic_model.R          # base case + DSA</w:t>
       </w:r>
     </w:p>
     <w:p>
       <w:pPr>
         <w:divId w:val="860977169"/>
-        <w:rPr>
-          <w:lang w:val="it-IT"/>
-        </w:rPr>
-      </w:pPr>
-      <w:r>
-        <w:rPr>
-          <w:lang w:val="it-IT"/>
-        </w:rPr>
+      </w:pPr>
+      <w:r>
         <w:t xml:space="preserve">│  </w:t>
       </w:r>
       <w:r>
         <w:rPr>
           <w:rFonts w:ascii="MS Gothic" w:eastAsia="MS Gothic" w:hAnsi="MS Gothic" w:cs="MS Gothic" w:hint="eastAsia"/>
-          <w:lang w:val="it-IT"/>
         </w:rPr>
         <w:t>├</w:t>
       </w:r>
       <w:r>
         <w:rPr>
           <w:rFonts w:cs="Aptos"/>
-          <w:lang w:val="it-IT"/>
         </w:rPr>
         <w:t>─</w:t>
       </w:r>
       <w:r>
-        <w:rPr>
-          <w:lang w:val="it-IT"/>
-        </w:rPr>
         <w:t xml:space="preserve"> 3b_probab</w:t>
       </w:r>
       <w:r>
-        <w:rPr>
-          <w:lang w:val="it-IT"/>
-        </w:rPr>
         <w:t>i</w:t>
       </w:r>
       <w:r>
-        <w:rPr>
-          <w:lang w:val="it-IT"/>
-        </w:rPr>
         <w:t>listic_model.R           # PSA driver</w:t>
       </w:r>
     </w:p>
     <w:p>
       <w:pPr>
         <w:divId w:val="860977169"/>
-        <w:rPr>
-          <w:lang w:val="it-IT"/>
-        </w:rPr>
       </w:pPr>
       <w:r>
         <w:t xml:space="preserve">│  </w:t>
@@ -5280,27 +5729,19 @@
       <w:r>
         <w:rPr>
           <w:rFonts w:ascii="MS Gothic" w:eastAsia="MS Gothic" w:hAnsi="MS Gothic" w:cs="MS Gothic" w:hint="eastAsia"/>
-          <w:lang w:val="it-IT"/>
         </w:rPr>
         <w:t>├</w:t>
       </w:r>
       <w:r>
         <w:rPr>
           <w:rFonts w:cs="Aptos"/>
-          <w:lang w:val="it-IT"/>
         </w:rPr>
         <w:t>─</w:t>
       </w:r>
       <w:r>
-        <w:rPr>
-          <w:lang w:val="it-IT"/>
-        </w:rPr>
         <w:t xml:space="preserve"> 4_scenario_analysis.R             # scenario analyses</w:t>
       </w:r>
       <w:r>
-        <w:rPr>
-          <w:lang w:val="it-IT"/>
-        </w:rPr>
         <w:t xml:space="preserve"> (covers 8 scenarios currently)</w:t>
       </w:r>
     </w:p>
@@ -5385,8 +5826,13 @@
         <w:t>─</w:t>
       </w:r>
       <w:r>
-        <w:t xml:space="preserve"> regional_level.R</w:t>
-      </w:r>
+        <w:t xml:space="preserve"> </w:t>
+      </w:r>
+      <w:proofErr w:type="spellStart"/>
+      <w:r>
+        <w:t>regional_level.R</w:t>
+      </w:r>
+      <w:proofErr w:type="spellEnd"/>
       <w:r>
         <w:t xml:space="preserve">            # ISDN-level analysis</w:t>
       </w:r>
@@ -5413,9 +5859,11 @@
       <w:r>
         <w:t xml:space="preserve"> </w:t>
       </w:r>
+      <w:proofErr w:type="spellStart"/>
       <w:r>
         <w:t>local_level.R</w:t>
       </w:r>
+      <w:proofErr w:type="spellEnd"/>
       <w:r>
         <w:t xml:space="preserve">            # hospital-level analysis</w:t>
       </w:r>
@@ -5440,13 +5888,27 @@
         <w:rPr>
           <w:rFonts w:cs="Aptos"/>
         </w:rPr>
-        <w:t>─figure</w:t>
-      </w:r>
+        <w:t>─</w:t>
+      </w:r>
+      <w:proofErr w:type="spellStart"/>
       <w:r>
         <w:rPr>
           <w:rFonts w:cs="Aptos"/>
         </w:rPr>
-        <w:t>_creation/ [contains R scripts creating figures]</w:t>
+        <w:t>figure</w:t>
+      </w:r>
+      <w:r>
+        <w:rPr>
+          <w:rFonts w:cs="Aptos"/>
+        </w:rPr>
+        <w:t>_creation</w:t>
+      </w:r>
+      <w:proofErr w:type="spellEnd"/>
+      <w:r>
+        <w:rPr>
+          <w:rFonts w:cs="Aptos"/>
+        </w:rPr>
+        <w:t>/ [contains R scripts creating figures]</w:t>
       </w:r>
     </w:p>
     <w:p>
@@ -5606,7 +6068,15 @@
         <w:divId w:val="860977169"/>
       </w:pPr>
       <w:r>
-        <w:t>Dates: The ISDN datasets include a date label such as "Apr 2022–Mar 2023". Retain this exact format (month name plus year range, using a consistent en-dash or hyphen). If you use a different period label, update the filter in the script accordingly.</w:t>
+        <w:t xml:space="preserve">Dates: The ISDN datasets include a date label such as "Apr 2022–Mar 2023". Retain this exact format (month name plus year range, using a consistent </w:t>
+      </w:r>
+      <w:proofErr w:type="spellStart"/>
+      <w:r>
+        <w:t>en</w:t>
+      </w:r>
+      <w:proofErr w:type="spellEnd"/>
+      <w:r>
+        <w:t>-dash or hyphen). If you use a different period label, update the filter in the script accordingly.</w:t>
       </w:r>
     </w:p>
     <w:p>
@@ -5793,13 +6263,37 @@
         <w:t xml:space="preserve">Utilities (by mRS): truncated normal on [0,1] from mean </w:t>
       </w:r>
       <w:r>
-        <w:t xml:space="preserve">(base_case) </w:t>
+        <w:t>(</w:t>
+      </w:r>
+      <w:proofErr w:type="spellStart"/>
+      <w:r>
+        <w:t>base_case</w:t>
+      </w:r>
+      <w:proofErr w:type="spellEnd"/>
+      <w:r>
+        <w:t xml:space="preserve">) </w:t>
       </w:r>
       <w:r>
         <w:t>+ 95% CI</w:t>
       </w:r>
       <w:r>
-        <w:t xml:space="preserve"> (PSA_low and PSA_high)</w:t>
+        <w:t xml:space="preserve"> (</w:t>
+      </w:r>
+      <w:proofErr w:type="spellStart"/>
+      <w:r>
+        <w:t>PSA_low</w:t>
+      </w:r>
+      <w:proofErr w:type="spellEnd"/>
+      <w:r>
+        <w:t xml:space="preserve"> and </w:t>
+      </w:r>
+      <w:proofErr w:type="spellStart"/>
+      <w:r>
+        <w:t>PSA_high</w:t>
+      </w:r>
+      <w:proofErr w:type="spellEnd"/>
+      <w:r>
+        <w:t>)</w:t>
       </w:r>
     </w:p>
     <w:p>
@@ -5815,7 +6309,31 @@
         <w:t xml:space="preserve">Costs: gamma fit </w:t>
       </w:r>
       <w:r>
-        <w:t>from mean (base_case) + 95% CI (PSA_low and PSA_high)</w:t>
+        <w:t>from mean (</w:t>
+      </w:r>
+      <w:proofErr w:type="spellStart"/>
+      <w:r>
+        <w:t>base_case</w:t>
+      </w:r>
+      <w:proofErr w:type="spellEnd"/>
+      <w:r>
+        <w:t>) + 95% CI (</w:t>
+      </w:r>
+      <w:proofErr w:type="spellStart"/>
+      <w:r>
+        <w:t>PSA_low</w:t>
+      </w:r>
+      <w:proofErr w:type="spellEnd"/>
+      <w:r>
+        <w:t xml:space="preserve"> and </w:t>
+      </w:r>
+      <w:proofErr w:type="spellStart"/>
+      <w:r>
+        <w:t>PSA_high</w:t>
+      </w:r>
+      <w:proofErr w:type="spellEnd"/>
+      <w:r>
+        <w:t>)</w:t>
       </w:r>
     </w:p>
     <w:p>
@@ -5831,7 +6349,31 @@
         <w:t xml:space="preserve">RR mortality (by mRS): lognormal </w:t>
       </w:r>
       <w:r>
-        <w:t>from mean (base_case) + 95% CI (PSA_low and PSA_high)</w:t>
+        <w:t>from mean (</w:t>
+      </w:r>
+      <w:proofErr w:type="spellStart"/>
+      <w:r>
+        <w:t>base_case</w:t>
+      </w:r>
+      <w:proofErr w:type="spellEnd"/>
+      <w:r>
+        <w:t>) + 95% CI (</w:t>
+      </w:r>
+      <w:proofErr w:type="spellStart"/>
+      <w:r>
+        <w:t>PSA_low</w:t>
+      </w:r>
+      <w:proofErr w:type="spellEnd"/>
+      <w:r>
+        <w:t xml:space="preserve"> and </w:t>
+      </w:r>
+      <w:proofErr w:type="spellStart"/>
+      <w:r>
+        <w:t>PSA_high</w:t>
+      </w:r>
+      <w:proofErr w:type="spellEnd"/>
+      <w:r>
+        <w:t>)</w:t>
       </w:r>
     </w:p>
     <w:p>
@@ -5844,7 +6386,15 @@
         <w:divId w:val="860977169"/>
       </w:pPr>
       <w:r>
-        <w:t>Control probabilities: Beta(mean, k) — here k is stored in the parameter file under PSA_low for Beta rows (not a CI bound).</w:t>
+        <w:t xml:space="preserve">Control probabilities: Beta(mean, k) — here k is stored in the parameter file under </w:t>
+      </w:r>
+      <w:proofErr w:type="spellStart"/>
+      <w:r>
+        <w:t>PSA_low</w:t>
+      </w:r>
+      <w:proofErr w:type="spellEnd"/>
+      <w:r>
+        <w:t xml:space="preserve"> for Beta rows (not a CI bound).</w:t>
       </w:r>
     </w:p>
     <w:p>
@@ -5863,7 +6413,31 @@
         <w:t xml:space="preserve">: </w:t>
       </w:r>
       <w:r>
-        <w:t xml:space="preserve">Intervention-arm probabilities are derived from control probabilities and sampled ORs using the standard odds transformation (p_treat = OR * odds_control / (1 + OR * odds_control)), with </w:t>
+        <w:t>Intervention-arm probabilities are derived from control probabilities and sampled ORs using the standard odds transformation (</w:t>
+      </w:r>
+      <w:proofErr w:type="spellStart"/>
+      <w:r>
+        <w:t>p_treat</w:t>
+      </w:r>
+      <w:proofErr w:type="spellEnd"/>
+      <w:r>
+        <w:t xml:space="preserve"> = OR * </w:t>
+      </w:r>
+      <w:proofErr w:type="spellStart"/>
+      <w:r>
+        <w:t>odds_control</w:t>
+      </w:r>
+      <w:proofErr w:type="spellEnd"/>
+      <w:r>
+        <w:t xml:space="preserve"> / (1 + OR * </w:t>
+      </w:r>
+      <w:proofErr w:type="spellStart"/>
+      <w:r>
+        <w:t>odds_control</w:t>
+      </w:r>
+      <w:proofErr w:type="spellEnd"/>
+      <w:r>
+        <w:t xml:space="preserve">)), with </w:t>
       </w:r>
       <w:r>
         <w:t>bounds</w:t>
@@ -5888,7 +6462,15 @@
         <w:t xml:space="preserve">: </w:t>
       </w:r>
       <w:r>
-        <w:t>The PSA creates full sample sets for utilities, costs, and mortality by mRS; deterministic values used by the base model come directly from the parameter file (base_case), not from PSA medians.</w:t>
+        <w:t>The PSA creates full sample sets for utilities, costs, and mortality by mRS; deterministic values used by the base model come directly from the parameter file (</w:t>
+      </w:r>
+      <w:proofErr w:type="spellStart"/>
+      <w:r>
+        <w:t>base_case</w:t>
+      </w:r>
+      <w:proofErr w:type="spellEnd"/>
+      <w:r>
+        <w:t>), not from PSA medians.</w:t>
       </w:r>
     </w:p>
     <w:p>
@@ -5907,10 +6489,18 @@
         <w:t xml:space="preserve">: </w:t>
       </w:r>
       <w:r>
-        <w:t>mRS is treated as an integer key (0–6) across parameter files and PSA outputs</w:t>
-      </w:r>
-      <w:r>
-        <w:t>Utilities and costs for mRS 6 are set to 0; RR for mRS 6 is NA (dead state, not used). Ensure your parameter file has mRS recorded as integers 0–6.</w:t>
+        <w:t xml:space="preserve">mRS is treated as an integer key (0–6) across parameter files and PSA </w:t>
+      </w:r>
+      <w:proofErr w:type="spellStart"/>
+      <w:r>
+        <w:t>outputs</w:t>
+      </w:r>
+      <w:r>
+        <w:t>Utilities</w:t>
+      </w:r>
+      <w:proofErr w:type="spellEnd"/>
+      <w:r>
+        <w:t xml:space="preserve"> and costs for mRS 6 are set to 0; RR for mRS 6 is NA (dead state, not used). Ensure your parameter file has mRS recorded as integers 0–6.</w:t>
       </w:r>
     </w:p>
     <w:p>
@@ -5955,8 +6545,21 @@
       <w:r>
         <w:t xml:space="preserve"> </w:t>
       </w:r>
-      <w:r>
-        <w:t>low.results[[variable_name]] &lt;- result</w:t>
+      <w:proofErr w:type="spellStart"/>
+      <w:r>
+        <w:t>low.results</w:t>
+      </w:r>
+      <w:proofErr w:type="spellEnd"/>
+      <w:r>
+        <w:t>[[</w:t>
+      </w:r>
+      <w:proofErr w:type="spellStart"/>
+      <w:r>
+        <w:t>variable_name</w:t>
+      </w:r>
+      <w:proofErr w:type="spellEnd"/>
+      <w:r>
+        <w:t>]] &lt;- result</w:t>
       </w:r>
     </w:p>
     <w:p>
@@ -6047,7 +6650,35 @@
         <w:rPr>
           <w:rFonts w:eastAsia="Calibri" w:cs="Calibri"/>
         </w:rPr>
-        <w:t>outputs/base_case_results.RData → contains base_case, a list with:</w:t>
+        <w:t>outputs/</w:t>
+      </w:r>
+      <w:proofErr w:type="spellStart"/>
+      <w:r>
+        <w:rPr>
+          <w:rFonts w:eastAsia="Calibri" w:cs="Calibri"/>
+        </w:rPr>
+        <w:t>base_case_results.RData</w:t>
+      </w:r>
+      <w:proofErr w:type="spellEnd"/>
+      <w:r>
+        <w:rPr>
+          <w:rFonts w:eastAsia="Calibri" w:cs="Calibri"/>
+        </w:rPr>
+        <w:t xml:space="preserve"> → contains </w:t>
+      </w:r>
+      <w:proofErr w:type="spellStart"/>
+      <w:r>
+        <w:rPr>
+          <w:rFonts w:eastAsia="Calibri" w:cs="Calibri"/>
+        </w:rPr>
+        <w:t>base_case</w:t>
+      </w:r>
+      <w:proofErr w:type="spellEnd"/>
+      <w:r>
+        <w:rPr>
+          <w:rFonts w:eastAsia="Calibri" w:cs="Calibri"/>
+        </w:rPr>
+        <w:t>, a list with:</w:t>
       </w:r>
     </w:p>
     <w:p>
@@ -6060,7 +6691,21 @@
         <w:rPr>
           <w:rFonts w:eastAsia="Calibri" w:cs="Calibri"/>
         </w:rPr>
-        <w:t xml:space="preserve">  • summary_data_all: totals by strategy (costs, QALYs)</w:t>
+        <w:t xml:space="preserve">  • </w:t>
+      </w:r>
+      <w:proofErr w:type="spellStart"/>
+      <w:r>
+        <w:rPr>
+          <w:rFonts w:eastAsia="Calibri" w:cs="Calibri"/>
+        </w:rPr>
+        <w:t>summary_data_all</w:t>
+      </w:r>
+      <w:proofErr w:type="spellEnd"/>
+      <w:r>
+        <w:rPr>
+          <w:rFonts w:eastAsia="Calibri" w:cs="Calibri"/>
+        </w:rPr>
+        <w:t>: totals by strategy (costs, QALYs)</w:t>
       </w:r>
     </w:p>
     <w:p>
@@ -6073,7 +6718,21 @@
         <w:rPr>
           <w:rFonts w:eastAsia="Calibri" w:cs="Calibri"/>
         </w:rPr>
-        <w:t xml:space="preserve">  • incremental_results: key incremental outcomes and Net Monetary Benefit (NMB)</w:t>
+        <w:t xml:space="preserve">  • </w:t>
+      </w:r>
+      <w:proofErr w:type="spellStart"/>
+      <w:r>
+        <w:rPr>
+          <w:rFonts w:eastAsia="Calibri" w:cs="Calibri"/>
+        </w:rPr>
+        <w:t>incremental_results</w:t>
+      </w:r>
+      <w:proofErr w:type="spellEnd"/>
+      <w:r>
+        <w:rPr>
+          <w:rFonts w:eastAsia="Calibri" w:cs="Calibri"/>
+        </w:rPr>
+        <w:t>: key incremental outcomes and Net Monetary Benefit (NMB)</w:t>
       </w:r>
     </w:p>
     <w:p>
@@ -6086,7 +6745,21 @@
         <w:rPr>
           <w:rFonts w:eastAsia="Calibri" w:cs="Calibri"/>
         </w:rPr>
-        <w:t xml:space="preserve">  • process_results: pathway/process counts and component costs/QALYs</w:t>
+        <w:t xml:space="preserve">  • </w:t>
+      </w:r>
+      <w:proofErr w:type="spellStart"/>
+      <w:r>
+        <w:rPr>
+          <w:rFonts w:eastAsia="Calibri" w:cs="Calibri"/>
+        </w:rPr>
+        <w:t>process_results</w:t>
+      </w:r>
+      <w:proofErr w:type="spellEnd"/>
+      <w:r>
+        <w:rPr>
+          <w:rFonts w:eastAsia="Calibri" w:cs="Calibri"/>
+        </w:rPr>
+        <w:t>: pathway/process counts and component costs/QALYs</w:t>
       </w:r>
     </w:p>
     <w:p>
@@ -6099,7 +6772,21 @@
         <w:rPr>
           <w:rFonts w:eastAsia="Calibri" w:cs="Calibri"/>
         </w:rPr>
-        <w:t xml:space="preserve">  • mrs.trace: Markov trace (mRS0–mRS6 over cycles)</w:t>
+        <w:t xml:space="preserve">  • </w:t>
+      </w:r>
+      <w:proofErr w:type="spellStart"/>
+      <w:r>
+        <w:rPr>
+          <w:rFonts w:eastAsia="Calibri" w:cs="Calibri"/>
+        </w:rPr>
+        <w:t>mrs.trace</w:t>
+      </w:r>
+      <w:proofErr w:type="spellEnd"/>
+      <w:r>
+        <w:rPr>
+          <w:rFonts w:eastAsia="Calibri" w:cs="Calibri"/>
+        </w:rPr>
+        <w:t>: Markov trace (mRS0–mRS6 over cycles)</w:t>
       </w:r>
     </w:p>
     <w:p>
@@ -6112,7 +6799,35 @@
         <w:rPr>
           <w:rFonts w:eastAsia="Calibri" w:cs="Calibri"/>
         </w:rPr>
-        <w:t xml:space="preserve">  • trace.standard / trace.intervention: decision-tree traces</w:t>
+        <w:t xml:space="preserve">  • </w:t>
+      </w:r>
+      <w:proofErr w:type="spellStart"/>
+      <w:r>
+        <w:rPr>
+          <w:rFonts w:eastAsia="Calibri" w:cs="Calibri"/>
+        </w:rPr>
+        <w:t>trace.standard</w:t>
+      </w:r>
+      <w:proofErr w:type="spellEnd"/>
+      <w:r>
+        <w:rPr>
+          <w:rFonts w:eastAsia="Calibri" w:cs="Calibri"/>
+        </w:rPr>
+        <w:t xml:space="preserve"> / </w:t>
+      </w:r>
+      <w:proofErr w:type="spellStart"/>
+      <w:r>
+        <w:rPr>
+          <w:rFonts w:eastAsia="Calibri" w:cs="Calibri"/>
+        </w:rPr>
+        <w:t>trace.intervention</w:t>
+      </w:r>
+      <w:proofErr w:type="spellEnd"/>
+      <w:r>
+        <w:rPr>
+          <w:rFonts w:eastAsia="Calibri" w:cs="Calibri"/>
+        </w:rPr>
+        <w:t>: decision-tree traces</w:t>
       </w:r>
     </w:p>
     <w:p>
@@ -6125,7 +6840,35 @@
         <w:rPr>
           <w:rFonts w:eastAsia="Calibri" w:cs="Calibri"/>
         </w:rPr>
-        <w:t xml:space="preserve">  • tm.standard / tm.intervention: transition arrays (per cycle)</w:t>
+        <w:t xml:space="preserve">  • </w:t>
+      </w:r>
+      <w:proofErr w:type="spellStart"/>
+      <w:r>
+        <w:rPr>
+          <w:rFonts w:eastAsia="Calibri" w:cs="Calibri"/>
+        </w:rPr>
+        <w:t>tm.standard</w:t>
+      </w:r>
+      <w:proofErr w:type="spellEnd"/>
+      <w:r>
+        <w:rPr>
+          <w:rFonts w:eastAsia="Calibri" w:cs="Calibri"/>
+        </w:rPr>
+        <w:t xml:space="preserve"> / </w:t>
+      </w:r>
+      <w:proofErr w:type="spellStart"/>
+      <w:r>
+        <w:rPr>
+          <w:rFonts w:eastAsia="Calibri" w:cs="Calibri"/>
+        </w:rPr>
+        <w:t>tm.intervention</w:t>
+      </w:r>
+      <w:proofErr w:type="spellEnd"/>
+      <w:r>
+        <w:rPr>
+          <w:rFonts w:eastAsia="Calibri" w:cs="Calibri"/>
+        </w:rPr>
+        <w:t>: transition arrays (per cycle)</w:t>
       </w:r>
     </w:p>
     <w:p>
@@ -6157,11 +6900,19 @@
         <w:contextualSpacing w:val="0"/>
         <w:divId w:val="860977169"/>
       </w:pPr>
+      <w:proofErr w:type="spellStart"/>
       <w:r>
         <w:rPr>
           <w:rFonts w:eastAsia="Calibri" w:cs="Calibri"/>
         </w:rPr>
-        <w:t>DSA_results: results from the deterministic sensitivity analysis</w:t>
+        <w:t>DSA_results</w:t>
+      </w:r>
+      <w:proofErr w:type="spellEnd"/>
+      <w:r>
+        <w:rPr>
+          <w:rFonts w:eastAsia="Calibri" w:cs="Calibri"/>
+        </w:rPr>
+        <w:t>: results from the deterministic sensitivity analysis</w:t>
       </w:r>
     </w:p>
     <w:p>
@@ -6219,7 +6970,21 @@
         <w:rPr>
           <w:rFonts w:eastAsia="Calibri" w:cs="Calibri"/>
         </w:rPr>
-        <w:t>dsa_plot_data.csv: exported tornado plot data for the top parameters in the DSA (from fig_DSA.R)</w:t>
+        <w:t xml:space="preserve">dsa_plot_data.csv: exported tornado plot data for the top parameters in the DSA (from </w:t>
+      </w:r>
+      <w:proofErr w:type="spellStart"/>
+      <w:r>
+        <w:rPr>
+          <w:rFonts w:eastAsia="Calibri" w:cs="Calibri"/>
+        </w:rPr>
+        <w:t>fig_DSA.R</w:t>
+      </w:r>
+      <w:proofErr w:type="spellEnd"/>
+      <w:r>
+        <w:rPr>
+          <w:rFonts w:eastAsia="Calibri" w:cs="Calibri"/>
+        </w:rPr>
+        <w:t>)</w:t>
       </w:r>
     </w:p>
     <w:p>
@@ -6257,7 +7022,21 @@
         <w:rPr>
           <w:rFonts w:eastAsia="Calibri" w:cs="Calibri"/>
         </w:rPr>
-        <w:t>outputs/network_results.RData (ISDN-level list of model results) and outputs/ISDN_incremental_results.csv</w:t>
+        <w:t>outputs/</w:t>
+      </w:r>
+      <w:proofErr w:type="spellStart"/>
+      <w:r>
+        <w:rPr>
+          <w:rFonts w:eastAsia="Calibri" w:cs="Calibri"/>
+        </w:rPr>
+        <w:t>network_results.RData</w:t>
+      </w:r>
+      <w:proofErr w:type="spellEnd"/>
+      <w:r>
+        <w:rPr>
+          <w:rFonts w:eastAsia="Calibri" w:cs="Calibri"/>
+        </w:rPr>
+        <w:t xml:space="preserve"> (ISDN-level list of model results) and outputs/ISDN_incremental_results.csv</w:t>
       </w:r>
     </w:p>
     <w:p>
@@ -6275,7 +7054,21 @@
         <w:rPr>
           <w:rFonts w:eastAsia="Calibri" w:cs="Calibri"/>
         </w:rPr>
-        <w:t>outputs/hospital_results.RData (hospital-level list of model results) and outputs/hospital_incremental_results.csv</w:t>
+        <w:t>outputs/</w:t>
+      </w:r>
+      <w:proofErr w:type="spellStart"/>
+      <w:r>
+        <w:rPr>
+          <w:rFonts w:eastAsia="Calibri" w:cs="Calibri"/>
+        </w:rPr>
+        <w:t>hospital_results.RData</w:t>
+      </w:r>
+      <w:proofErr w:type="spellEnd"/>
+      <w:r>
+        <w:rPr>
+          <w:rFonts w:eastAsia="Calibri" w:cs="Calibri"/>
+        </w:rPr>
+        <w:t xml:space="preserve"> (hospital-level list of model results) and outputs/hospital_incremental_results.csv</w:t>
       </w:r>
     </w:p>
     <w:p>
@@ -6440,7 +7233,21 @@
           <w:rFonts w:eastAsia="Calibri" w:cs="Calibri"/>
         </w:rPr>
         <w:lastRenderedPageBreak/>
-        <w:t>inputs/created_inputs/parameters_post_psa.csv: parameter file updated with fitted PSA distribution parameters (shape/rate for gamma, mu/sigma for log-normal, etc.). This is an intermediate file used by the model, not a final output.</w:t>
+        <w:t>inputs/</w:t>
+      </w:r>
+      <w:proofErr w:type="spellStart"/>
+      <w:r>
+        <w:rPr>
+          <w:rFonts w:eastAsia="Calibri" w:cs="Calibri"/>
+        </w:rPr>
+        <w:t>created_inputs</w:t>
+      </w:r>
+      <w:proofErr w:type="spellEnd"/>
+      <w:r>
+        <w:rPr>
+          <w:rFonts w:eastAsia="Calibri" w:cs="Calibri"/>
+        </w:rPr>
+        <w:t>/parameters_post_psa.csv: parameter file updated with fitted PSA distribution parameters (shape/rate for gamma, mu/sigma for log-normal, etc.). This is an intermediate file used by the model, not a final output.</w:t>
       </w:r>
     </w:p>
     <w:p>
@@ -6588,7 +7395,63 @@
         <w:rPr>
           <w:rFonts w:eastAsia="Calibri" w:cs="Calibri"/>
         </w:rPr>
-        <w:t>The HTML report (Report_Creation.Rmd) reads base_case_results.RData, network_results.RData, and hospital_results.RData.</w:t>
+        <w:t>The HTML report (</w:t>
+      </w:r>
+      <w:proofErr w:type="spellStart"/>
+      <w:r>
+        <w:rPr>
+          <w:rFonts w:eastAsia="Calibri" w:cs="Calibri"/>
+        </w:rPr>
+        <w:t>Report_Creation.Rmd</w:t>
+      </w:r>
+      <w:proofErr w:type="spellEnd"/>
+      <w:r>
+        <w:rPr>
+          <w:rFonts w:eastAsia="Calibri" w:cs="Calibri"/>
+        </w:rPr>
+        <w:t xml:space="preserve">) reads </w:t>
+      </w:r>
+      <w:proofErr w:type="spellStart"/>
+      <w:r>
+        <w:rPr>
+          <w:rFonts w:eastAsia="Calibri" w:cs="Calibri"/>
+        </w:rPr>
+        <w:t>base_case_results.RData</w:t>
+      </w:r>
+      <w:proofErr w:type="spellEnd"/>
+      <w:r>
+        <w:rPr>
+          <w:rFonts w:eastAsia="Calibri" w:cs="Calibri"/>
+        </w:rPr>
+        <w:t xml:space="preserve">, </w:t>
+      </w:r>
+      <w:proofErr w:type="spellStart"/>
+      <w:r>
+        <w:rPr>
+          <w:rFonts w:eastAsia="Calibri" w:cs="Calibri"/>
+        </w:rPr>
+        <w:t>network_results.RData</w:t>
+      </w:r>
+      <w:proofErr w:type="spellEnd"/>
+      <w:r>
+        <w:rPr>
+          <w:rFonts w:eastAsia="Calibri" w:cs="Calibri"/>
+        </w:rPr>
+        <w:t xml:space="preserve">, and </w:t>
+      </w:r>
+      <w:proofErr w:type="spellStart"/>
+      <w:r>
+        <w:rPr>
+          <w:rFonts w:eastAsia="Calibri" w:cs="Calibri"/>
+        </w:rPr>
+        <w:t>hospital_results.RData</w:t>
+      </w:r>
+      <w:proofErr w:type="spellEnd"/>
+      <w:r>
+        <w:rPr>
+          <w:rFonts w:eastAsia="Calibri" w:cs="Calibri"/>
+        </w:rPr>
+        <w:t>.</w:t>
       </w:r>
     </w:p>
     <w:p>
@@ -6703,8 +7566,39 @@
           <w:sz w:val="22"/>
           <w:szCs w:val="21"/>
         </w:rPr>
-        <w:t>ΔQALY = QALY_Intervention − QALY_Standard</w:t>
-      </w:r>
+        <w:t xml:space="preserve">ΔQALY = </w:t>
+      </w:r>
+      <w:proofErr w:type="spellStart"/>
+      <w:r>
+        <w:rPr>
+          <w:rFonts w:asciiTheme="minorHAnsi" w:hAnsiTheme="minorHAnsi" w:cs="Segoe UI"/>
+          <w:color w:val="000000"/>
+          <w:sz w:val="22"/>
+          <w:szCs w:val="21"/>
+        </w:rPr>
+        <w:t>QALY_Intervention</w:t>
+      </w:r>
+      <w:proofErr w:type="spellEnd"/>
+      <w:r>
+        <w:rPr>
+          <w:rFonts w:asciiTheme="minorHAnsi" w:hAnsiTheme="minorHAnsi" w:cs="Segoe UI"/>
+          <w:color w:val="000000"/>
+          <w:sz w:val="22"/>
+          <w:szCs w:val="21"/>
+        </w:rPr>
+        <w:t xml:space="preserve"> − </w:t>
+      </w:r>
+      <w:proofErr w:type="spellStart"/>
+      <w:r>
+        <w:rPr>
+          <w:rFonts w:asciiTheme="minorHAnsi" w:hAnsiTheme="minorHAnsi" w:cs="Segoe UI"/>
+          <w:color w:val="000000"/>
+          <w:sz w:val="22"/>
+          <w:szCs w:val="21"/>
+        </w:rPr>
+        <w:t>QALY_Standard</w:t>
+      </w:r>
+      <w:proofErr w:type="spellEnd"/>
     </w:p>
     <w:p>
       <w:pPr>
@@ -6719,6 +7613,7 @@
           <w:szCs w:val="21"/>
         </w:rPr>
       </w:pPr>
+      <w:proofErr w:type="spellStart"/>
       <w:r>
         <w:rPr>
           <w:rFonts w:asciiTheme="minorHAnsi" w:hAnsiTheme="minorHAnsi" w:cs="Segoe UI"/>
@@ -6726,8 +7621,49 @@
           <w:sz w:val="22"/>
           <w:szCs w:val="21"/>
         </w:rPr>
-        <w:t>ΔCost = Cost_Intervention − Cost_Standard</w:t>
-      </w:r>
+        <w:t>ΔCost</w:t>
+      </w:r>
+      <w:proofErr w:type="spellEnd"/>
+      <w:r>
+        <w:rPr>
+          <w:rFonts w:asciiTheme="minorHAnsi" w:hAnsiTheme="minorHAnsi" w:cs="Segoe UI"/>
+          <w:color w:val="000000"/>
+          <w:sz w:val="22"/>
+          <w:szCs w:val="21"/>
+        </w:rPr>
+        <w:t xml:space="preserve"> = </w:t>
+      </w:r>
+      <w:proofErr w:type="spellStart"/>
+      <w:r>
+        <w:rPr>
+          <w:rFonts w:asciiTheme="minorHAnsi" w:hAnsiTheme="minorHAnsi" w:cs="Segoe UI"/>
+          <w:color w:val="000000"/>
+          <w:sz w:val="22"/>
+          <w:szCs w:val="21"/>
+        </w:rPr>
+        <w:t>Cost_Intervention</w:t>
+      </w:r>
+      <w:proofErr w:type="spellEnd"/>
+      <w:r>
+        <w:rPr>
+          <w:rFonts w:asciiTheme="minorHAnsi" w:hAnsiTheme="minorHAnsi" w:cs="Segoe UI"/>
+          <w:color w:val="000000"/>
+          <w:sz w:val="22"/>
+          <w:szCs w:val="21"/>
+        </w:rPr>
+        <w:t xml:space="preserve"> − </w:t>
+      </w:r>
+      <w:proofErr w:type="spellStart"/>
+      <w:r>
+        <w:rPr>
+          <w:rFonts w:asciiTheme="minorHAnsi" w:hAnsiTheme="minorHAnsi" w:cs="Segoe UI"/>
+          <w:color w:val="000000"/>
+          <w:sz w:val="22"/>
+          <w:szCs w:val="21"/>
+        </w:rPr>
+        <w:t>Cost_Standard</w:t>
+      </w:r>
+      <w:proofErr w:type="spellEnd"/>
     </w:p>
     <w:p>
       <w:pPr>
@@ -6749,7 +7685,27 @@
           <w:sz w:val="22"/>
           <w:szCs w:val="21"/>
         </w:rPr>
-        <w:t>Positive ΔQALY indicates health gain; negative ΔCost indicates cost savings.</w:t>
+        <w:t xml:space="preserve">Positive ΔQALY indicates health gain; negative </w:t>
+      </w:r>
+      <w:proofErr w:type="spellStart"/>
+      <w:r>
+        <w:rPr>
+          <w:rFonts w:asciiTheme="minorHAnsi" w:hAnsiTheme="minorHAnsi" w:cs="Segoe UI"/>
+          <w:color w:val="000000"/>
+          <w:sz w:val="22"/>
+          <w:szCs w:val="21"/>
+        </w:rPr>
+        <w:t>ΔCost</w:t>
+      </w:r>
+      <w:proofErr w:type="spellEnd"/>
+      <w:r>
+        <w:rPr>
+          <w:rFonts w:asciiTheme="minorHAnsi" w:hAnsiTheme="minorHAnsi" w:cs="Segoe UI"/>
+          <w:color w:val="000000"/>
+          <w:sz w:val="22"/>
+          <w:szCs w:val="21"/>
+        </w:rPr>
+        <w:t xml:space="preserve"> indicates cost savings.</w:t>
       </w:r>
     </w:p>
     <w:p>
@@ -6828,8 +7784,19 @@
           <w:sz w:val="22"/>
           <w:szCs w:val="21"/>
         </w:rPr>
-        <w:t>NMB = (ΔQALY × WTP) − ΔCost</w:t>
-      </w:r>
+        <w:t xml:space="preserve">NMB = (ΔQALY × WTP) − </w:t>
+      </w:r>
+      <w:proofErr w:type="spellStart"/>
+      <w:r>
+        <w:rPr>
+          <w:rFonts w:asciiTheme="minorHAnsi" w:hAnsiTheme="minorHAnsi" w:cs="Segoe UI"/>
+          <w:color w:val="000000"/>
+          <w:sz w:val="22"/>
+          <w:szCs w:val="21"/>
+        </w:rPr>
+        <w:t>ΔCost</w:t>
+      </w:r>
+      <w:proofErr w:type="spellEnd"/>
     </w:p>
     <w:p>
       <w:pPr>
@@ -6971,7 +7938,27 @@
           <w:sz w:val="22"/>
           <w:szCs w:val="21"/>
         </w:rPr>
-        <w:t>- CE plane: each point is a PSA draw of (ΔQALY, ΔCost); the line with slope = WTP (e.g., 20,000) separates cost-effective from not.</w:t>
+        <w:t xml:space="preserve">- CE plane: each point is a PSA draw of (ΔQALY, </w:t>
+      </w:r>
+      <w:proofErr w:type="spellStart"/>
+      <w:r>
+        <w:rPr>
+          <w:rFonts w:asciiTheme="minorHAnsi" w:hAnsiTheme="minorHAnsi" w:cs="Segoe UI"/>
+          <w:color w:val="000000"/>
+          <w:sz w:val="22"/>
+          <w:szCs w:val="21"/>
+        </w:rPr>
+        <w:t>ΔCost</w:t>
+      </w:r>
+      <w:proofErr w:type="spellEnd"/>
+      <w:r>
+        <w:rPr>
+          <w:rFonts w:asciiTheme="minorHAnsi" w:hAnsiTheme="minorHAnsi" w:cs="Segoe UI"/>
+          <w:color w:val="000000"/>
+          <w:sz w:val="22"/>
+          <w:szCs w:val="21"/>
+        </w:rPr>
+        <w:t>); the line with slope = WTP (e.g., 20,000) separates cost-effective from not.</w:t>
       </w:r>
     </w:p>
     <w:p>
@@ -7078,7 +8065,23 @@
       </w:pPr>
       <w:r>
         <w:lastRenderedPageBreak/>
-        <w:t>In “1_hospital_data_processing.R” it is hard-coded which year filter is used with “isdn &lt;- isdn[date=="Apr 2022-Mar 2023"]” . If a later refresh lands, you’ll unknowingly drop newer data.</w:t>
+        <w:t>In “1_hospital_data_processing.R” it is hard-coded which year filter is used with “</w:t>
+      </w:r>
+      <w:proofErr w:type="spellStart"/>
+      <w:r>
+        <w:t>isdn</w:t>
+      </w:r>
+      <w:proofErr w:type="spellEnd"/>
+      <w:r>
+        <w:t xml:space="preserve"> &lt;- </w:t>
+      </w:r>
+      <w:proofErr w:type="spellStart"/>
+      <w:r>
+        <w:t>isdn</w:t>
+      </w:r>
+      <w:proofErr w:type="spellEnd"/>
+      <w:r>
+        <w:t>[date=="Apr 2022-Mar 2023"]” . If a later refresh lands, you’ll unknowingly drop newer data.</w:t>
       </w:r>
     </w:p>
     <w:p>
@@ -7151,6 +8154,7 @@
         <w:spacing w:after="0"/>
         <w:divId w:val="860977169"/>
       </w:pPr>
+      <w:proofErr w:type="spellStart"/>
       <w:r>
         <w:rPr>
           <w:b/>
@@ -7158,6 +8162,7 @@
         </w:rPr>
         <w:t>n.stroke</w:t>
       </w:r>
+      <w:proofErr w:type="spellEnd"/>
       <w:r>
         <w:t xml:space="preserve"> is a single non-negative integer.</w:t>
       </w:r>
@@ -7266,14 +8271,7 @@
           <w:b/>
           <w:bCs/>
         </w:rPr>
-        <w:t>6_model_testing.R</w:t>
-      </w:r>
-      <w:r>
-        <w:rPr>
-          <w:b/>
-          <w:bCs/>
-        </w:rPr>
-        <w:t>:</w:t>
+        <w:t>6_model_testing.R:</w:t>
       </w:r>
       <w:r>
         <w:t xml:space="preserve"> implements some testing of parameters and model structure.</w:t>
@@ -7350,7 +8348,23 @@
           <w:color w:val="000000"/>
           <w:szCs w:val="21"/>
         </w:rPr>
-        <w:t>Please feel free to raise an issue on this GitHub, using the Issues functionality on the GitHub Repository, though the funding this project has been finished so responses and capacity for changes may be limited.</w:t>
+        <w:t xml:space="preserve">Please feel free to raise an issue on this GitHub, using the Issues functionality on the GitHub Repository, though the funding </w:t>
+      </w:r>
+      <w:r>
+        <w:rPr>
+          <w:rFonts w:eastAsia="Times New Roman" w:cs="Segoe UI"/>
+          <w:color w:val="000000"/>
+          <w:szCs w:val="21"/>
+        </w:rPr>
+        <w:t xml:space="preserve">for </w:t>
+      </w:r>
+      <w:r>
+        <w:rPr>
+          <w:rFonts w:eastAsia="Times New Roman" w:cs="Segoe UI"/>
+          <w:color w:val="000000"/>
+          <w:szCs w:val="21"/>
+        </w:rPr>
+        <w:t>this project has been finished so responses and capacity for changes may be limited.</w:t>
       </w:r>
     </w:p>
     <w:p>
@@ -12365,6 +13379,7 @@
   <w:style w:type="character" w:default="1" w:styleId="DefaultParagraphFont">
     <w:name w:val="Default Paragraph Font"/>
     <w:uiPriority w:val="1"/>
+    <w:semiHidden/>
     <w:unhideWhenUsed/>
   </w:style>
   <w:style w:type="table" w:default="1" w:styleId="TableNormal">

--- a/User_Guide.docx
+++ b/User_Guide.docx
@@ -96,9 +96,18 @@
           <w:lang w:val="en-US"/>
           <w14:ligatures w14:val="none"/>
         </w:rPr>
-        <w:t>1.</w:t>
-      </w:r>
-      <w:r>
+        <w:t>3.0</w:t>
+      </w:r>
+    </w:p>
+    <w:p>
+      <w:pPr>
+        <w:pStyle w:val="Subtitle"/>
+        <w:numPr>
+          <w:ilvl w:val="0"/>
+          <w:numId w:val="0"/>
+        </w:numPr>
+        <w:spacing w:after="200" w:line="276" w:lineRule="auto"/>
+        <w:divId w:val="860977169"/>
         <w:rPr>
           <w:i/>
           <w:iCs/>
@@ -109,18 +118,8 @@
           <w:lang w:val="en-US"/>
           <w14:ligatures w14:val="none"/>
         </w:rPr>
-        <w:t>4</w:t>
-      </w:r>
-    </w:p>
-    <w:p>
-      <w:pPr>
-        <w:pStyle w:val="Subtitle"/>
-        <w:numPr>
-          <w:ilvl w:val="0"/>
-          <w:numId w:val="0"/>
-        </w:numPr>
-        <w:spacing w:after="200" w:line="276" w:lineRule="auto"/>
-        <w:divId w:val="860977169"/>
+      </w:pPr>
+      <w:r>
         <w:rPr>
           <w:i/>
           <w:iCs/>
@@ -131,7 +130,8 @@
           <w:lang w:val="en-US"/>
           <w14:ligatures w14:val="none"/>
         </w:rPr>
-      </w:pPr>
+        <w:t xml:space="preserve">Version of the </w:t>
+      </w:r>
       <w:r>
         <w:rPr>
           <w:i/>
@@ -143,7 +143,7 @@
           <w:lang w:val="en-US"/>
           <w14:ligatures w14:val="none"/>
         </w:rPr>
-        <w:t xml:space="preserve">Version of the </w:t>
+        <w:t xml:space="preserve">publicly available </w:t>
       </w:r>
       <w:r>
         <w:rPr>
@@ -156,7 +156,7 @@
           <w:lang w:val="en-US"/>
           <w14:ligatures w14:val="none"/>
         </w:rPr>
-        <w:t xml:space="preserve">publicly available </w:t>
+        <w:t xml:space="preserve">model:  </w:t>
       </w:r>
       <w:r>
         <w:rPr>
@@ -169,7 +169,7 @@
           <w:lang w:val="en-US"/>
           <w14:ligatures w14:val="none"/>
         </w:rPr>
-        <w:t xml:space="preserve">model:  </w:t>
+        <w:t>V</w:t>
       </w:r>
       <w:r>
         <w:rPr>
@@ -182,9 +182,18 @@
           <w:lang w:val="en-US"/>
           <w14:ligatures w14:val="none"/>
         </w:rPr>
-        <w:t>V</w:t>
-      </w:r>
-      <w:r>
+        <w:t>3.0</w:t>
+      </w:r>
+    </w:p>
+    <w:p>
+      <w:pPr>
+        <w:pStyle w:val="Subtitle"/>
+        <w:numPr>
+          <w:ilvl w:val="0"/>
+          <w:numId w:val="0"/>
+        </w:numPr>
+        <w:spacing w:after="200" w:line="276" w:lineRule="auto"/>
+        <w:divId w:val="860977169"/>
         <w:rPr>
           <w:i/>
           <w:iCs/>
@@ -195,8 +204,7 @@
           <w:lang w:val="en-US"/>
           <w14:ligatures w14:val="none"/>
         </w:rPr>
-        <w:t>2</w:t>
-      </w:r>
+      </w:pPr>
       <w:r>
         <w:rPr>
           <w:i/>
@@ -208,18 +216,9 @@
           <w:lang w:val="en-US"/>
           <w14:ligatures w14:val="none"/>
         </w:rPr>
-        <w:t>.0</w:t>
-      </w:r>
-    </w:p>
-    <w:p>
-      <w:pPr>
-        <w:pStyle w:val="Subtitle"/>
-        <w:numPr>
-          <w:ilvl w:val="0"/>
-          <w:numId w:val="0"/>
-        </w:numPr>
-        <w:spacing w:after="200" w:line="276" w:lineRule="auto"/>
-        <w:divId w:val="860977169"/>
+        <w:t xml:space="preserve">Version of R: </w:t>
+      </w:r>
+      <w:r>
         <w:rPr>
           <w:i/>
           <w:iCs/>
@@ -230,60 +229,7 @@
           <w:lang w:val="en-US"/>
           <w14:ligatures w14:val="none"/>
         </w:rPr>
-      </w:pPr>
-      <w:r>
-        <w:rPr>
-          <w:i/>
-          <w:iCs/>
-          <w:color w:val="074F6A" w:themeColor="accent4" w:themeShade="80"/>
-          <w:kern w:val="0"/>
-          <w:sz w:val="24"/>
-          <w:szCs w:val="24"/>
-          <w:lang w:val="en-US"/>
-          <w14:ligatures w14:val="none"/>
-        </w:rPr>
-        <w:t xml:space="preserve">Version of R: </w:t>
-      </w:r>
-      <w:r>
-        <w:rPr>
-          <w:i/>
-          <w:iCs/>
-          <w:color w:val="074F6A" w:themeColor="accent4" w:themeShade="80"/>
-          <w:kern w:val="0"/>
-          <w:sz w:val="24"/>
-          <w:szCs w:val="24"/>
-          <w:lang w:val="en-US"/>
-          <w14:ligatures w14:val="none"/>
-        </w:rPr>
-        <w:t xml:space="preserve">R version 4.5.1 (2025-06-13 </w:t>
-      </w:r>
-      <w:proofErr w:type="spellStart"/>
-      <w:r>
-        <w:rPr>
-          <w:i/>
-          <w:iCs/>
-          <w:color w:val="074F6A" w:themeColor="accent4" w:themeShade="80"/>
-          <w:kern w:val="0"/>
-          <w:sz w:val="24"/>
-          <w:szCs w:val="24"/>
-          <w:lang w:val="en-US"/>
-          <w14:ligatures w14:val="none"/>
-        </w:rPr>
-        <w:t>ucrt</w:t>
-      </w:r>
-      <w:proofErr w:type="spellEnd"/>
-      <w:r>
-        <w:rPr>
-          <w:i/>
-          <w:iCs/>
-          <w:color w:val="074F6A" w:themeColor="accent4" w:themeShade="80"/>
-          <w:kern w:val="0"/>
-          <w:sz w:val="24"/>
-          <w:szCs w:val="24"/>
-          <w:lang w:val="en-US"/>
-          <w14:ligatures w14:val="none"/>
-        </w:rPr>
-        <w:t>) -- "Great Square Root". Copyright (C) 2025 The R Foundation for Statistical Computing</w:t>
+        <w:t>R version 4.5.1 (2025-06-13 ucrt) -- "Great Square Root". Copyright (C) 2025 The R Foundation for Statistical Computing</w:t>
       </w:r>
     </w:p>
     <w:p>
@@ -1517,26 +1463,10 @@
         <w:divId w:val="860977169"/>
       </w:pPr>
       <w:r>
-        <w:t>[Place holder for manuscript citation]</w:t>
-      </w:r>
-    </w:p>
-    <w:p>
-      <w:pPr>
-        <w:divId w:val="860977169"/>
-      </w:pPr>
-      <w:r>
         <w:t xml:space="preserve">To download the R project, </w:t>
       </w:r>
       <w:r>
-        <w:t xml:space="preserve">you can link to </w:t>
-      </w:r>
-      <w:proofErr w:type="spellStart"/>
-      <w:r>
-        <w:t>Github</w:t>
-      </w:r>
-      <w:proofErr w:type="spellEnd"/>
-      <w:r>
-        <w:t xml:space="preserve"> via SSH or </w:t>
+        <w:t xml:space="preserve">you can link to Github via SSH or </w:t>
       </w:r>
       <w:r>
         <w:t>download the whole project as a zip folder by clicking on the “&lt;&gt;Code” button in the right hand corner:</w:t>
@@ -1767,34 +1697,13 @@
         <w:divId w:val="860977169"/>
       </w:pPr>
       <w:r>
-        <w:t xml:space="preserve">Required packages include: ggplot2, </w:t>
-      </w:r>
-      <w:proofErr w:type="spellStart"/>
-      <w:r>
-        <w:t>data.table</w:t>
-      </w:r>
-      <w:proofErr w:type="spellEnd"/>
-      <w:r>
-        <w:t xml:space="preserve">, parallel, </w:t>
-      </w:r>
-      <w:proofErr w:type="spellStart"/>
-      <w:r>
-        <w:t>assertthat</w:t>
-      </w:r>
-      <w:proofErr w:type="spellEnd"/>
-      <w:r>
-        <w:t xml:space="preserve"> (these are downloaded within the model script below so don’t worry you don’t need to do anything yet about this). </w:t>
+        <w:t xml:space="preserve">Required packages include: ggplot2, data.table, parallel, assertthat (these are downloaded within the model script below so don’t worry you don’t need to do anything yet about this). </w:t>
       </w:r>
       <w:r>
         <w:t xml:space="preserve">Updated model versions also require </w:t>
       </w:r>
-      <w:proofErr w:type="spellStart"/>
-      <w:r>
-        <w:t>stringr</w:t>
-      </w:r>
-      <w:proofErr w:type="spellEnd"/>
-      <w:r>
-        <w:t xml:space="preserve"> and scales</w:t>
+      <w:r>
+        <w:t>stringr and scales</w:t>
       </w:r>
       <w:r>
         <w:t xml:space="preserve">, these may need downloading prior to model running. </w:t>
@@ -1931,7 +1840,6 @@
                 <w:sz w:val="20"/>
                 <w:szCs w:val="20"/>
               </w:rPr>
-              <w:lastRenderedPageBreak/>
               <w:t>ASC</w:t>
             </w:r>
           </w:p>
@@ -1977,6 +1885,7 @@
                 <w:sz w:val="20"/>
                 <w:szCs w:val="20"/>
               </w:rPr>
+              <w:lastRenderedPageBreak/>
               <w:t>CSC</w:t>
             </w:r>
           </w:p>
@@ -3233,42 +3142,8 @@
           <w:color w:val="000000"/>
           <w:szCs w:val="32"/>
         </w:rPr>
-        <w:t>outputs/</w:t>
-      </w:r>
-      <w:proofErr w:type="spellStart"/>
-      <w:r>
-        <w:rPr>
-          <w:rFonts w:eastAsia="Times New Roman" w:cs="Segoe UI"/>
-          <w:i w:val="0"/>
-          <w:iCs w:val="0"/>
-          <w:color w:val="000000"/>
-          <w:szCs w:val="32"/>
-        </w:rPr>
-        <w:t>base_case_results.RData</w:t>
-      </w:r>
-      <w:proofErr w:type="spellEnd"/>
-      <w:r>
-        <w:rPr>
-          <w:rFonts w:eastAsia="Times New Roman" w:cs="Segoe UI"/>
-          <w:i w:val="0"/>
-          <w:iCs w:val="0"/>
-          <w:color w:val="000000"/>
-          <w:szCs w:val="32"/>
-        </w:rPr>
-        <w:t xml:space="preserve"> → contains an object </w:t>
-      </w:r>
-      <w:proofErr w:type="spellStart"/>
-      <w:r>
-        <w:rPr>
-          <w:rFonts w:eastAsia="Times New Roman" w:cs="Segoe UI"/>
-          <w:i w:val="0"/>
-          <w:iCs w:val="0"/>
-          <w:color w:val="000000"/>
-          <w:szCs w:val="32"/>
-        </w:rPr>
-        <w:t>base_case</w:t>
-      </w:r>
-      <w:proofErr w:type="spellEnd"/>
+        <w:t>outputs/base_case_results.RData → contains an object base_case</w:t>
+      </w:r>
     </w:p>
     <w:p>
       <w:pPr>
@@ -3300,51 +3175,7 @@
           <w:color w:val="000000"/>
           <w:szCs w:val="32"/>
         </w:rPr>
-        <w:t>outputs/</w:t>
-      </w:r>
-      <w:proofErr w:type="spellStart"/>
-      <w:r>
-        <w:rPr>
-          <w:rFonts w:eastAsia="Times New Roman" w:cs="Segoe UI"/>
-          <w:i w:val="0"/>
-          <w:iCs w:val="0"/>
-          <w:color w:val="000000"/>
-          <w:szCs w:val="32"/>
-        </w:rPr>
-        <w:t>network_results.RData</w:t>
-      </w:r>
-      <w:proofErr w:type="spellEnd"/>
-      <w:r>
-        <w:rPr>
-          <w:rFonts w:eastAsia="Times New Roman" w:cs="Segoe UI"/>
-          <w:i w:val="0"/>
-          <w:iCs w:val="0"/>
-          <w:color w:val="000000"/>
-          <w:szCs w:val="32"/>
-        </w:rPr>
-        <w:t xml:space="preserve"> → contains a named list </w:t>
-      </w:r>
-      <w:proofErr w:type="spellStart"/>
-      <w:r>
-        <w:rPr>
-          <w:rFonts w:eastAsia="Times New Roman" w:cs="Segoe UI"/>
-          <w:i w:val="0"/>
-          <w:iCs w:val="0"/>
-          <w:color w:val="000000"/>
-          <w:szCs w:val="32"/>
-        </w:rPr>
-        <w:t>network_results</w:t>
-      </w:r>
-      <w:proofErr w:type="spellEnd"/>
-      <w:r>
-        <w:rPr>
-          <w:rFonts w:eastAsia="Times New Roman" w:cs="Segoe UI"/>
-          <w:i w:val="0"/>
-          <w:iCs w:val="0"/>
-          <w:color w:val="000000"/>
-          <w:szCs w:val="32"/>
-        </w:rPr>
-        <w:t xml:space="preserve"> (names = ISDNs)</w:t>
+        <w:t>outputs/network_results.RData → contains a named list network_results (names = ISDNs)</w:t>
       </w:r>
     </w:p>
     <w:p>
@@ -3377,51 +3208,7 @@
           <w:color w:val="000000"/>
           <w:szCs w:val="32"/>
         </w:rPr>
-        <w:t>outputs/</w:t>
-      </w:r>
-      <w:proofErr w:type="spellStart"/>
-      <w:r>
-        <w:rPr>
-          <w:rFonts w:eastAsia="Times New Roman" w:cs="Segoe UI"/>
-          <w:i w:val="0"/>
-          <w:iCs w:val="0"/>
-          <w:color w:val="000000"/>
-          <w:szCs w:val="32"/>
-        </w:rPr>
-        <w:t>hospital_results.RData</w:t>
-      </w:r>
-      <w:proofErr w:type="spellEnd"/>
-      <w:r>
-        <w:rPr>
-          <w:rFonts w:eastAsia="Times New Roman" w:cs="Segoe UI"/>
-          <w:i w:val="0"/>
-          <w:iCs w:val="0"/>
-          <w:color w:val="000000"/>
-          <w:szCs w:val="32"/>
-        </w:rPr>
-        <w:t xml:space="preserve"> → contains a named list </w:t>
-      </w:r>
-      <w:proofErr w:type="spellStart"/>
-      <w:r>
-        <w:rPr>
-          <w:rFonts w:eastAsia="Times New Roman" w:cs="Segoe UI"/>
-          <w:i w:val="0"/>
-          <w:iCs w:val="0"/>
-          <w:color w:val="000000"/>
-          <w:szCs w:val="32"/>
-        </w:rPr>
-        <w:t>hospital_results</w:t>
-      </w:r>
-      <w:proofErr w:type="spellEnd"/>
-      <w:r>
-        <w:rPr>
-          <w:rFonts w:eastAsia="Times New Roman" w:cs="Segoe UI"/>
-          <w:i w:val="0"/>
-          <w:iCs w:val="0"/>
-          <w:color w:val="000000"/>
-          <w:szCs w:val="32"/>
-        </w:rPr>
-        <w:t xml:space="preserve"> (names = Hospitals)</w:t>
+        <w:t>outputs/hospital_results.RData → contains a named list hospital_results (names = Hospitals)</w:t>
       </w:r>
     </w:p>
     <w:p>
@@ -3511,7 +3298,6 @@
           <w:color w:val="auto"/>
         </w:rPr>
       </w:pPr>
-      <w:proofErr w:type="spellStart"/>
       <w:r>
         <w:rPr>
           <w:i w:val="0"/>
@@ -3519,9 +3305,8 @@
           <w:color w:val="auto"/>
           <w:highlight w:val="lightGray"/>
         </w:rPr>
-        <w:t>install.packages</w:t>
-      </w:r>
-      <w:proofErr w:type="spellEnd"/>
+        <w:t>install.packages(c("rmarkdown", "knitr", "htmltools"</w:t>
+      </w:r>
       <w:r>
         <w:rPr>
           <w:i w:val="0"/>
@@ -3529,9 +3314,8 @@
           <w:color w:val="auto"/>
           <w:highlight w:val="lightGray"/>
         </w:rPr>
-        <w:t>(c("</w:t>
-      </w:r>
-      <w:proofErr w:type="spellStart"/>
+        <w:t>,”</w:t>
+      </w:r>
       <w:r>
         <w:rPr>
           <w:i w:val="0"/>
@@ -3539,95 +3323,7 @@
           <w:color w:val="auto"/>
           <w:highlight w:val="lightGray"/>
         </w:rPr>
-        <w:t>rmarkdown</w:t>
-      </w:r>
-      <w:proofErr w:type="spellEnd"/>
-      <w:r>
-        <w:rPr>
-          <w:i w:val="0"/>
-          <w:iCs w:val="0"/>
-          <w:color w:val="auto"/>
-          <w:highlight w:val="lightGray"/>
-        </w:rPr>
-        <w:t>", "</w:t>
-      </w:r>
-      <w:proofErr w:type="spellStart"/>
-      <w:r>
-        <w:rPr>
-          <w:i w:val="0"/>
-          <w:iCs w:val="0"/>
-          <w:color w:val="auto"/>
-          <w:highlight w:val="lightGray"/>
-        </w:rPr>
-        <w:t>knitr</w:t>
-      </w:r>
-      <w:proofErr w:type="spellEnd"/>
-      <w:r>
-        <w:rPr>
-          <w:i w:val="0"/>
-          <w:iCs w:val="0"/>
-          <w:color w:val="auto"/>
-          <w:highlight w:val="lightGray"/>
-        </w:rPr>
-        <w:t>", "</w:t>
-      </w:r>
-      <w:proofErr w:type="spellStart"/>
-      <w:r>
-        <w:rPr>
-          <w:i w:val="0"/>
-          <w:iCs w:val="0"/>
-          <w:color w:val="auto"/>
-          <w:highlight w:val="lightGray"/>
-        </w:rPr>
-        <w:t>htmltools</w:t>
-      </w:r>
-      <w:proofErr w:type="spellEnd"/>
-      <w:r>
-        <w:rPr>
-          <w:i w:val="0"/>
-          <w:iCs w:val="0"/>
-          <w:color w:val="auto"/>
-          <w:highlight w:val="lightGray"/>
-        </w:rPr>
-        <w:t>"</w:t>
-      </w:r>
-      <w:r>
-        <w:rPr>
-          <w:i w:val="0"/>
-          <w:iCs w:val="0"/>
-          <w:color w:val="auto"/>
-          <w:highlight w:val="lightGray"/>
-        </w:rPr>
-        <w:t>,”</w:t>
-      </w:r>
-      <w:r>
-        <w:rPr>
-          <w:i w:val="0"/>
-          <w:iCs w:val="0"/>
-          <w:color w:val="auto"/>
-          <w:highlight w:val="lightGray"/>
-        </w:rPr>
-        <w:t>"</w:t>
-      </w:r>
-      <w:proofErr w:type="spellStart"/>
-      <w:r>
-        <w:rPr>
-          <w:i w:val="0"/>
-          <w:iCs w:val="0"/>
-          <w:color w:val="auto"/>
-          <w:highlight w:val="lightGray"/>
-        </w:rPr>
-        <w:t>kableExtra</w:t>
-      </w:r>
-      <w:proofErr w:type="spellEnd"/>
-      <w:r>
-        <w:rPr>
-          <w:i w:val="0"/>
-          <w:iCs w:val="0"/>
-          <w:color w:val="auto"/>
-          <w:highlight w:val="lightGray"/>
-        </w:rPr>
-        <w:t>")</w:t>
+        <w:t>"kableExtra")</w:t>
       </w:r>
       <w:r>
         <w:rPr>
@@ -3765,9 +3461,8 @@
           <w:color w:val="000000"/>
           <w:szCs w:val="32"/>
         </w:rPr>
-        <w:t xml:space="preserve">Open the </w:t>
-      </w:r>
-      <w:proofErr w:type="spellStart"/>
+        <w:t>Open the R</w:t>
+      </w:r>
       <w:r>
         <w:rPr>
           <w:rFonts w:eastAsia="Times New Roman" w:cs="Segoe UI"/>
@@ -3776,7 +3471,7 @@
           <w:color w:val="000000"/>
           <w:szCs w:val="32"/>
         </w:rPr>
-        <w:t>R</w:t>
+        <w:t>eport_</w:t>
       </w:r>
       <w:r>
         <w:rPr>
@@ -3786,7 +3481,7 @@
           <w:color w:val="000000"/>
           <w:szCs w:val="32"/>
         </w:rPr>
-        <w:t>eport_</w:t>
+        <w:t>Generation</w:t>
       </w:r>
       <w:r>
         <w:rPr>
@@ -3796,19 +3491,8 @@
           <w:color w:val="000000"/>
           <w:szCs w:val="32"/>
         </w:rPr>
-        <w:t>Generation</w:t>
-      </w:r>
-      <w:r>
-        <w:rPr>
-          <w:rFonts w:eastAsia="Times New Roman" w:cs="Segoe UI"/>
-          <w:i w:val="0"/>
-          <w:iCs w:val="0"/>
-          <w:color w:val="000000"/>
-          <w:szCs w:val="32"/>
-        </w:rPr>
         <w:t>.Rmd</w:t>
       </w:r>
-      <w:proofErr w:type="spellEnd"/>
     </w:p>
     <w:p>
       <w:pPr>
@@ -4433,15 +4117,7 @@
         <w:t>W</w:t>
       </w:r>
       <w:r>
-        <w:t xml:space="preserve">hen complete, the file will be automatically available for you to click and open within the </w:t>
-      </w:r>
-      <w:proofErr w:type="spellStart"/>
-      <w:r>
-        <w:t>Rproject</w:t>
-      </w:r>
-      <w:proofErr w:type="spellEnd"/>
-      <w:r>
-        <w:t xml:space="preserve"> folder. </w:t>
+        <w:t xml:space="preserve">hen complete, the file will be automatically available for you to click and open within the Rproject folder. </w:t>
       </w:r>
     </w:p>
     <w:p>
@@ -4467,13 +4143,8 @@
       <w:r>
         <w:t>needed .</w:t>
       </w:r>
-      <w:proofErr w:type="spellStart"/>
-      <w:r>
-        <w:t>RData</w:t>
-      </w:r>
-      <w:proofErr w:type="spellEnd"/>
-      <w:r>
-        <w:t xml:space="preserve"> files exist in /outputs.</w:t>
+      <w:r>
+        <w:t>RData files exist in /outputs.</w:t>
       </w:r>
     </w:p>
     <w:p>
@@ -4493,11 +4164,9 @@
       <w:r>
         <w:t>The package “</w:t>
       </w:r>
-      <w:proofErr w:type="spellStart"/>
       <w:r>
         <w:t>RTools</w:t>
       </w:r>
-      <w:proofErr w:type="spellEnd"/>
       <w:r>
         <w:t>”</w:t>
       </w:r>
@@ -4508,15 +4177,7 @@
         <w:t xml:space="preserve">s to build packages from source (e.g., when </w:t>
       </w:r>
       <w:r>
-        <w:t xml:space="preserve">a precompiled binary isn’t available). For standard CRAN installs on Windows, R will use binaries and </w:t>
-      </w:r>
-      <w:proofErr w:type="spellStart"/>
-      <w:r>
-        <w:t>RTools</w:t>
-      </w:r>
-      <w:proofErr w:type="spellEnd"/>
-      <w:r>
-        <w:t xml:space="preserve"> is not typically required.</w:t>
+        <w:t>a precompiled binary isn’t available). For standard CRAN installs on Windows, R will use binaries and RTools is not typically required.</w:t>
       </w:r>
     </w:p>
     <w:p>
@@ -4659,6 +4320,102 @@
     </w:p>
     <w:p>
       <w:pPr>
+        <w:divId w:val="860977169"/>
+        <w:rPr>
+          <w:b/>
+          <w:bCs/>
+        </w:rPr>
+      </w:pPr>
+      <w:r>
+        <w:rPr>
+          <w:b/>
+          <w:bCs/>
+          <w:highlight w:val="yellow"/>
+        </w:rPr>
+        <w:t xml:space="preserve">You must run the </w:t>
+      </w:r>
+      <w:r>
+        <w:rPr>
+          <w:b/>
+          <w:bCs/>
+          <w:highlight w:val="yellow"/>
+        </w:rPr>
+        <w:t>scripts with the prefixes</w:t>
+      </w:r>
+      <w:r>
+        <w:rPr>
+          <w:b/>
+          <w:bCs/>
+          <w:highlight w:val="yellow"/>
+        </w:rPr>
+        <w:t xml:space="preserve"> “1_” </w:t>
+      </w:r>
+      <w:r>
+        <w:rPr>
+          <w:b/>
+          <w:bCs/>
+          <w:highlight w:val="yellow"/>
+        </w:rPr>
+        <w:sym w:font="Wingdings" w:char="F0E0"/>
+      </w:r>
+      <w:r>
+        <w:rPr>
+          <w:b/>
+          <w:bCs/>
+          <w:highlight w:val="yellow"/>
+        </w:rPr>
+        <w:t xml:space="preserve"> “</w:t>
+      </w:r>
+      <w:r>
+        <w:rPr>
+          <w:b/>
+          <w:bCs/>
+          <w:highlight w:val="yellow"/>
+        </w:rPr>
+        <w:t>6</w:t>
+      </w:r>
+      <w:r>
+        <w:rPr>
+          <w:b/>
+          <w:bCs/>
+          <w:highlight w:val="yellow"/>
+        </w:rPr>
+        <w:t xml:space="preserve">_” </w:t>
+      </w:r>
+      <w:r>
+        <w:rPr>
+          <w:b/>
+          <w:bCs/>
+          <w:highlight w:val="yellow"/>
+        </w:rPr>
+        <w:t xml:space="preserve"> in numerical order,</w:t>
+      </w:r>
+      <w:r>
+        <w:rPr>
+          <w:b/>
+          <w:bCs/>
+          <w:highlight w:val="yellow"/>
+        </w:rPr>
+        <w:t xml:space="preserve"> followed by local_level and regional_level,</w:t>
+      </w:r>
+      <w:r>
+        <w:rPr>
+          <w:b/>
+          <w:bCs/>
+          <w:highlight w:val="yellow"/>
+        </w:rPr>
+        <w:t xml:space="preserve"> otherwise results may become mixed up in reporting.</w:t>
+      </w:r>
+      <w:r>
+        <w:rPr>
+          <w:b/>
+          <w:bCs/>
+        </w:rPr>
+        <w:t xml:space="preserve"> </w:t>
+      </w:r>
+    </w:p>
+    <w:p>
+      <w:pPr>
         <w:pStyle w:val="Heading4"/>
         <w:divId w:val="860977169"/>
         <w:rPr>
@@ -4694,89 +4451,11 @@
         <w:jc w:val="center"/>
         <w:divId w:val="860977169"/>
       </w:pPr>
-      <w:proofErr w:type="spellStart"/>
       <w:r>
         <w:rPr>
           <w:highlight w:val="lightGray"/>
         </w:rPr>
-        <w:t>install.packages</w:t>
-      </w:r>
-      <w:proofErr w:type="spellEnd"/>
-      <w:r>
-        <w:rPr>
-          <w:highlight w:val="lightGray"/>
-        </w:rPr>
-        <w:t>(c(  "</w:t>
-      </w:r>
-      <w:proofErr w:type="spellStart"/>
-      <w:r>
-        <w:rPr>
-          <w:highlight w:val="lightGray"/>
-        </w:rPr>
-        <w:t>data.table</w:t>
-      </w:r>
-      <w:proofErr w:type="spellEnd"/>
-      <w:r>
-        <w:rPr>
-          <w:highlight w:val="lightGray"/>
-        </w:rPr>
-        <w:t>", "</w:t>
-      </w:r>
-      <w:proofErr w:type="spellStart"/>
-      <w:r>
-        <w:rPr>
-          <w:highlight w:val="lightGray"/>
-        </w:rPr>
-        <w:t>tidyverse</w:t>
-      </w:r>
-      <w:proofErr w:type="spellEnd"/>
-      <w:r>
-        <w:rPr>
-          <w:highlight w:val="lightGray"/>
-        </w:rPr>
-        <w:t>", "</w:t>
-      </w:r>
-      <w:proofErr w:type="spellStart"/>
-      <w:r>
-        <w:rPr>
-          <w:highlight w:val="lightGray"/>
-        </w:rPr>
-        <w:t>assertthat</w:t>
-      </w:r>
-      <w:proofErr w:type="spellEnd"/>
-      <w:r>
-        <w:rPr>
-          <w:highlight w:val="lightGray"/>
-        </w:rPr>
-        <w:t>", "</w:t>
-      </w:r>
-      <w:proofErr w:type="spellStart"/>
-      <w:r>
-        <w:rPr>
-          <w:highlight w:val="lightGray"/>
-        </w:rPr>
-        <w:t>truncnorm</w:t>
-      </w:r>
-      <w:proofErr w:type="spellEnd"/>
-      <w:r>
-        <w:rPr>
-          <w:highlight w:val="lightGray"/>
-        </w:rPr>
-        <w:t>", "conflicted", "scales", "reshape2",  "networkD3", "</w:t>
-      </w:r>
-      <w:proofErr w:type="spellStart"/>
-      <w:r>
-        <w:rPr>
-          <w:highlight w:val="lightGray"/>
-        </w:rPr>
-        <w:t>htmlwidgets</w:t>
-      </w:r>
-      <w:proofErr w:type="spellEnd"/>
-      <w:r>
-        <w:rPr>
-          <w:highlight w:val="lightGray"/>
-        </w:rPr>
-        <w:t>"))</w:t>
+        <w:t>install.packages(c(  "data.table", "tidyverse", "assertthat", "truncnorm", "conflicted", "scales", "reshape2",  "networkD3", "htmlwidgets"))</w:t>
       </w:r>
     </w:p>
     <w:p>
@@ -4941,57 +4620,32 @@
             <w:r>
               <w:t xml:space="preserve"> </w:t>
             </w:r>
-            <w:proofErr w:type="spellStart"/>
-            <w:r>
-              <w:t>model_param</w:t>
-            </w:r>
-            <w:proofErr w:type="spellEnd"/>
-            <w:r>
-              <w:t>;</w:t>
+            <w:r>
+              <w:t>model_param;</w:t>
             </w:r>
             <w:r>
               <w:t xml:space="preserve"> </w:t>
             </w:r>
-            <w:proofErr w:type="spellStart"/>
-            <w:r>
-              <w:t>base_case</w:t>
-            </w:r>
-            <w:proofErr w:type="spellEnd"/>
-            <w:r>
-              <w:t>;</w:t>
+            <w:r>
+              <w:t>base_case;</w:t>
             </w:r>
             <w:r>
               <w:t xml:space="preserve"> </w:t>
             </w:r>
-            <w:proofErr w:type="spellStart"/>
-            <w:r>
-              <w:t>PSA_distribution</w:t>
-            </w:r>
-            <w:proofErr w:type="spellEnd"/>
-            <w:r>
-              <w:t>;</w:t>
+            <w:r>
+              <w:t>PSA_distribution;</w:t>
             </w:r>
             <w:r>
               <w:t xml:space="preserve"> </w:t>
             </w:r>
-            <w:proofErr w:type="spellStart"/>
-            <w:r>
-              <w:t>PSA_low</w:t>
-            </w:r>
-            <w:proofErr w:type="spellEnd"/>
-            <w:r>
-              <w:t>;</w:t>
+            <w:r>
+              <w:t>PSA_low;</w:t>
             </w:r>
             <w:r>
               <w:t xml:space="preserve"> </w:t>
             </w:r>
-            <w:proofErr w:type="spellStart"/>
-            <w:r>
-              <w:t>PSA_high</w:t>
-            </w:r>
-            <w:proofErr w:type="spellEnd"/>
-            <w:r>
-              <w:t>;</w:t>
+            <w:r>
+              <w:t>PSA_high;</w:t>
             </w:r>
             <w:r>
               <w:t xml:space="preserve"> </w:t>
@@ -5002,46 +4656,26 @@
             <w:r>
               <w:t xml:space="preserve"> </w:t>
             </w:r>
-            <w:proofErr w:type="spellStart"/>
-            <w:r>
-              <w:t>DSA_flag</w:t>
-            </w:r>
-            <w:proofErr w:type="spellEnd"/>
-            <w:r>
-              <w:t>;</w:t>
+            <w:r>
+              <w:t>DSA_flag;</w:t>
             </w:r>
             <w:r>
               <w:t xml:space="preserve"> </w:t>
             </w:r>
-            <w:proofErr w:type="spellStart"/>
-            <w:r>
-              <w:t>DSA_low</w:t>
-            </w:r>
-            <w:proofErr w:type="spellEnd"/>
-            <w:r>
-              <w:t>;</w:t>
+            <w:r>
+              <w:t>DSA_low;</w:t>
             </w:r>
             <w:r>
               <w:t xml:space="preserve"> </w:t>
             </w:r>
-            <w:proofErr w:type="spellStart"/>
-            <w:r>
-              <w:t>DSA_high</w:t>
-            </w:r>
-            <w:proofErr w:type="spellEnd"/>
-            <w:r>
-              <w:t>;</w:t>
+            <w:r>
+              <w:t>DSA_high;</w:t>
             </w:r>
             <w:r>
               <w:t xml:space="preserve"> </w:t>
             </w:r>
-            <w:proofErr w:type="spellStart"/>
-            <w:r>
-              <w:t>mrs</w:t>
-            </w:r>
-            <w:proofErr w:type="spellEnd"/>
-            <w:r>
-              <w:t>;</w:t>
+            <w:r>
+              <w:t>mrs;</w:t>
             </w:r>
             <w:r>
               <w:t xml:space="preserve"> </w:t>
@@ -5061,6 +4695,15 @@
           <w:p>
             <w:r>
               <w:t>Multiple data and literature sources (see file for individual references).</w:t>
+            </w:r>
+          </w:p>
+          <w:p/>
+          <w:p>
+            <w:r>
+              <w:t xml:space="preserve">Note “PSA_low” and “PSA_high” values can be shape, scale and k parameters. These should be kept as such or probabilistic code should be changed </w:t>
+            </w:r>
+            <w:r>
+              <w:t xml:space="preserve">respectively. </w:t>
             </w:r>
           </w:p>
         </w:tc>
@@ -5143,6 +4786,7 @@
           </w:tcPr>
           <w:p>
             <w:r>
+              <w:lastRenderedPageBreak/>
               <w:t>inputs/hospital_names_old.csv</w:t>
             </w:r>
           </w:p>
@@ -5153,11 +4797,7 @@
           </w:tcPr>
           <w:p>
             <w:r>
-              <w:t xml:space="preserve">A CSV file with the names of </w:t>
-            </w:r>
-            <w:r>
-              <w:lastRenderedPageBreak/>
-              <w:t>the hospitals used in the regional data</w:t>
+              <w:t>A CSV file with the names of the hospitals used in the regional data</w:t>
             </w:r>
           </w:p>
         </w:tc>
@@ -5167,7 +4807,6 @@
           </w:tcPr>
           <w:p>
             <w:r>
-              <w:lastRenderedPageBreak/>
               <w:t>Hospital (hospital name)</w:t>
             </w:r>
           </w:p>
@@ -5210,15 +4849,7 @@
           </w:tcPr>
           <w:p>
             <w:r>
-              <w:t xml:space="preserve">ISDN (integrated stroke network name, e.g. London), site.name (hospital site name, e.g. Barking, Havering and Redbridge University Hospitals NHS Trust), Hospital (e.g. Queens Hospital Romford HASU), date (date range for stroke recordings), </w:t>
-            </w:r>
-            <w:proofErr w:type="spellStart"/>
-            <w:r>
-              <w:t>n.stroke</w:t>
-            </w:r>
-            <w:proofErr w:type="spellEnd"/>
-            <w:r>
-              <w:t xml:space="preserve"> (number of strokes recorded at that hospital for the stated time frame)</w:t>
+              <w:t>ISDN (integrated stroke network name, e.g. London), site.name (hospital site name, e.g. Barking, Havering and Redbridge University Hospitals NHS Trust), Hospital (e.g. Queens Hospital Romford HASU), date (date range for stroke recordings), n.stroke (number of strokes recorded at that hospital for the stated time frame)</w:t>
             </w:r>
           </w:p>
         </w:tc>
@@ -5243,7 +4874,7 @@
           </w:tcPr>
           <w:p>
             <w:r>
-              <w:t>inputs/regional/isdn_</w:t>
+              <w:t>inputs/isdn_</w:t>
             </w:r>
             <w:r>
               <w:t>ivt</w:t>
@@ -5307,15 +4938,7 @@
         <w:divId w:val="860977169"/>
       </w:pPr>
       <w:r>
-        <w:t>These are the input csv files needed to run the model. These are used, by the model code, to create inputs which feed into the "</w:t>
-      </w:r>
-      <w:proofErr w:type="spellStart"/>
-      <w:r>
-        <w:t>created_inputs</w:t>
-      </w:r>
-      <w:proofErr w:type="spellEnd"/>
-      <w:r>
-        <w:t>" subfolder.</w:t>
+        <w:t>These are the input csv files needed to run the model. These are used, by the model code, to create inputs which feed into the "created_inputs" subfolder.</w:t>
       </w:r>
     </w:p>
     <w:p>
@@ -5353,6 +4976,7 @@
         <w:rPr>
           <w:rFonts w:eastAsia="Times New Roman"/>
         </w:rPr>
+        <w:lastRenderedPageBreak/>
         <w:t>c)</w:t>
       </w:r>
       <w:r>
@@ -5391,7 +5015,6 @@
         <w:divId w:val="860977169"/>
       </w:pPr>
       <w:r>
-        <w:lastRenderedPageBreak/>
         <w:t xml:space="preserve">Files should be run in the order as listed in the </w:t>
       </w:r>
       <w:r>
@@ -5436,11 +5059,9 @@
         </w:rPr>
         <w:t>─</w:t>
       </w:r>
-      <w:proofErr w:type="spellStart"/>
       <w:r>
         <w:t>model_code</w:t>
       </w:r>
-      <w:proofErr w:type="spellEnd"/>
       <w:r>
         <w:t>/</w:t>
       </w:r>
@@ -5465,15 +5086,91 @@
         <w:t>─</w:t>
       </w:r>
       <w:r>
+        <w:t xml:space="preserve"> model_functions.R                 # core acute-tree + long-term Markov model</w:t>
+      </w:r>
+    </w:p>
+    <w:p>
+      <w:pPr>
+        <w:divId w:val="860977169"/>
+      </w:pPr>
+      <w:r>
+        <w:t xml:space="preserve">│  </w:t>
+      </w:r>
+      <w:r>
+        <w:rPr>
+          <w:rFonts w:ascii="MS Gothic" w:eastAsia="MS Gothic" w:hAnsi="MS Gothic" w:cs="MS Gothic" w:hint="eastAsia"/>
+        </w:rPr>
+        <w:t>├</w:t>
+      </w:r>
+      <w:r>
+        <w:rPr>
+          <w:rFonts w:cs="Aptos"/>
+        </w:rPr>
+        <w:t>─</w:t>
+      </w:r>
+      <w:r>
+        <w:t xml:space="preserve"> model_functions_mortality_sc.R    # scenario variant (mortality RR year 1)</w:t>
+      </w:r>
+    </w:p>
+    <w:p>
+      <w:pPr>
+        <w:divId w:val="860977169"/>
+      </w:pPr>
+      <w:r>
+        <w:t xml:space="preserve">│  </w:t>
+      </w:r>
+      <w:r>
+        <w:rPr>
+          <w:rFonts w:ascii="MS Gothic" w:eastAsia="MS Gothic" w:hAnsi="MS Gothic" w:cs="MS Gothic" w:hint="eastAsia"/>
+        </w:rPr>
+        <w:t>├</w:t>
+      </w:r>
+      <w:r>
+        <w:rPr>
+          <w:rFonts w:cs="Aptos"/>
+        </w:rPr>
+        <w:t>─</w:t>
+      </w:r>
+      <w:r>
+        <w:t xml:space="preserve"> m</w:t>
+      </w:r>
+      <w:r>
+        <w:t>odel_functions_MTIVT_sc</w:t>
+      </w:r>
+      <w:r>
+        <w:t>.R        # scenario variant (additive LT effects)</w:t>
+      </w:r>
+    </w:p>
+    <w:p>
+      <w:pPr>
+        <w:divId w:val="860977169"/>
+      </w:pPr>
+      <w:r>
+        <w:t xml:space="preserve">│  </w:t>
+      </w:r>
+      <w:r>
+        <w:rPr>
+          <w:rFonts w:ascii="MS Gothic" w:eastAsia="MS Gothic" w:hAnsi="MS Gothic" w:cs="MS Gothic" w:hint="eastAsia"/>
+        </w:rPr>
+        <w:t>├</w:t>
+      </w:r>
+      <w:r>
+        <w:rPr>
+          <w:rFonts w:cs="Aptos"/>
+        </w:rPr>
+        <w:t>─</w:t>
+      </w:r>
+      <w:r>
         <w:t xml:space="preserve"> </w:t>
       </w:r>
-      <w:proofErr w:type="spellStart"/>
-      <w:r>
-        <w:t>model_functions.R</w:t>
-      </w:r>
-      <w:proofErr w:type="spellEnd"/>
-      <w:r>
-        <w:t xml:space="preserve">                 # core acute-tree + long-term Markov model</w:t>
+      <w:r>
+        <w:t xml:space="preserve">model_functions_hcc.R </w:t>
+      </w:r>
+      <w:r>
+        <w:t>#</w:t>
+      </w:r>
+      <w:r>
+        <w:t xml:space="preserve"> half-cycle correction variant </w:t>
       </w:r>
     </w:p>
     <w:p>
@@ -5496,15 +5193,175 @@
         <w:t>─</w:t>
       </w:r>
       <w:r>
+        <w:t xml:space="preserve">model_functions_mortality_gradual_sc.R </w:t>
+      </w:r>
+      <w:r>
+        <w:t xml:space="preserve"># </w:t>
+      </w:r>
+      <w:r>
+        <w:t xml:space="preserve">gradual mortality attenuation variant </w:t>
+      </w:r>
+    </w:p>
+    <w:p>
+      <w:pPr>
+        <w:divId w:val="860977169"/>
+      </w:pPr>
+      <w:r>
+        <w:t xml:space="preserve">│  </w:t>
+      </w:r>
+      <w:r>
+        <w:rPr>
+          <w:rFonts w:ascii="MS Gothic" w:eastAsia="MS Gothic" w:hAnsi="MS Gothic" w:cs="MS Gothic" w:hint="eastAsia"/>
+        </w:rPr>
+        <w:t>├</w:t>
+      </w:r>
+      <w:r>
+        <w:rPr>
+          <w:rFonts w:cs="Aptos"/>
+        </w:rPr>
+        <w:t>─</w:t>
+      </w:r>
+      <w:r>
+        <w:t xml:space="preserve"> 1_hospital_data_processing.R      # prepares ISDN hospital input</w:t>
+      </w:r>
+    </w:p>
+    <w:p>
+      <w:pPr>
+        <w:divId w:val="860977169"/>
+      </w:pPr>
+      <w:r>
+        <w:t xml:space="preserve">│  </w:t>
+      </w:r>
+      <w:r>
+        <w:rPr>
+          <w:rFonts w:ascii="MS Gothic" w:eastAsia="MS Gothic" w:hAnsi="MS Gothic" w:cs="MS Gothic" w:hint="eastAsia"/>
+        </w:rPr>
+        <w:t>├</w:t>
+      </w:r>
+      <w:r>
+        <w:rPr>
+          <w:rFonts w:cs="Aptos"/>
+        </w:rPr>
+        <w:t>─</w:t>
+      </w:r>
+      <w:r>
+        <w:t xml:space="preserve"> 2_probab</w:t>
+      </w:r>
+      <w:r>
+        <w:t>i</w:t>
+      </w:r>
+      <w:r>
+        <w:t>listic_sampling.R         # parameter sampling for PSA</w:t>
+      </w:r>
+    </w:p>
+    <w:p>
+      <w:pPr>
+        <w:divId w:val="860977169"/>
+      </w:pPr>
+      <w:r>
+        <w:t xml:space="preserve">│  </w:t>
+      </w:r>
+      <w:r>
+        <w:rPr>
+          <w:rFonts w:ascii="MS Gothic" w:eastAsia="MS Gothic" w:hAnsi="MS Gothic" w:cs="MS Gothic" w:hint="eastAsia"/>
+        </w:rPr>
+        <w:t>├</w:t>
+      </w:r>
+      <w:r>
+        <w:rPr>
+          <w:rFonts w:cs="Aptos"/>
+        </w:rPr>
+        <w:t>─</w:t>
+      </w:r>
+      <w:r>
+        <w:t xml:space="preserve"> 3a_deterministic_model.R          # base case + DSA</w:t>
+      </w:r>
+    </w:p>
+    <w:p>
+      <w:pPr>
+        <w:divId w:val="860977169"/>
+      </w:pPr>
+      <w:r>
+        <w:t xml:space="preserve">│  </w:t>
+      </w:r>
+      <w:r>
+        <w:rPr>
+          <w:rFonts w:ascii="MS Gothic" w:eastAsia="MS Gothic" w:hAnsi="MS Gothic" w:cs="MS Gothic" w:hint="eastAsia"/>
+        </w:rPr>
+        <w:t>├</w:t>
+      </w:r>
+      <w:r>
+        <w:rPr>
+          <w:rFonts w:cs="Aptos"/>
+        </w:rPr>
+        <w:t>─</w:t>
+      </w:r>
+      <w:r>
+        <w:t xml:space="preserve"> 3b_probab</w:t>
+      </w:r>
+      <w:r>
+        <w:t>i</w:t>
+      </w:r>
+      <w:r>
+        <w:t>listic_model.R           # PSA driver</w:t>
+      </w:r>
+    </w:p>
+    <w:p>
+      <w:pPr>
+        <w:divId w:val="860977169"/>
+      </w:pPr>
+      <w:r>
+        <w:t xml:space="preserve">│  </w:t>
+      </w:r>
+      <w:r>
+        <w:rPr>
+          <w:rFonts w:ascii="MS Gothic" w:eastAsia="MS Gothic" w:hAnsi="MS Gothic" w:cs="MS Gothic" w:hint="eastAsia"/>
+        </w:rPr>
+        <w:t>├</w:t>
+      </w:r>
+      <w:r>
+        <w:rPr>
+          <w:rFonts w:cs="Aptos"/>
+        </w:rPr>
+        <w:t>─</w:t>
+      </w:r>
+      <w:r>
+        <w:t xml:space="preserve"> 4_scenario_analysis.R             # scenario analyses</w:t>
+      </w:r>
+      <w:r>
+        <w:t xml:space="preserve"> (covers 8 scenarios currently)</w:t>
+      </w:r>
+    </w:p>
+    <w:p>
+      <w:pPr>
+        <w:divId w:val="860977169"/>
+      </w:pPr>
+      <w:r>
+        <w:t xml:space="preserve">│  </w:t>
+      </w:r>
+      <w:r>
+        <w:rPr>
+          <w:rFonts w:ascii="MS Gothic" w:eastAsia="MS Gothic" w:hAnsi="MS Gothic" w:cs="MS Gothic" w:hint="eastAsia"/>
+        </w:rPr>
+        <w:t>├</w:t>
+      </w:r>
+      <w:r>
+        <w:rPr>
+          <w:rFonts w:cs="Aptos"/>
+        </w:rPr>
+        <w:t>─</w:t>
+      </w:r>
+      <w:r>
         <w:t xml:space="preserve"> </w:t>
       </w:r>
-      <w:proofErr w:type="spellStart"/>
-      <w:r>
-        <w:t>model_functions_mortality_sc.R</w:t>
-      </w:r>
-      <w:proofErr w:type="spellEnd"/>
-      <w:r>
-        <w:t xml:space="preserve">    # scenario variant (mortality RR year 1)</w:t>
+      <w:r>
+        <w:t xml:space="preserve">5_manuscript_tables.R </w:t>
+      </w:r>
+      <w:r>
+        <w:t xml:space="preserve"> #</w:t>
+      </w:r>
+      <w:r>
+        <w:t xml:space="preserve"> generates Table 3 and Table 4 CSVs for the manuscript</w:t>
       </w:r>
     </w:p>
     <w:p>
@@ -5527,26 +5384,76 @@
         <w:t>─</w:t>
       </w:r>
       <w:r>
+        <w:t xml:space="preserve">6_model_testing.R </w:t>
+      </w:r>
+      <w:r>
+        <w:t xml:space="preserve">    #</w:t>
+      </w:r>
+      <w:r>
+        <w:t xml:space="preserve"> NICE HTA Lab 14-point validation test suite</w:t>
+      </w:r>
+    </w:p>
+    <w:p>
+      <w:pPr>
+        <w:divId w:val="860977169"/>
+      </w:pPr>
+      <w:r>
+        <w:t xml:space="preserve">│  </w:t>
+      </w:r>
+      <w:r>
+        <w:rPr>
+          <w:rFonts w:ascii="MS Gothic" w:eastAsia="MS Gothic" w:hAnsi="MS Gothic" w:cs="MS Gothic" w:hint="eastAsia"/>
+        </w:rPr>
+        <w:t>├</w:t>
+      </w:r>
+      <w:r>
+        <w:rPr>
+          <w:rFonts w:cs="Aptos"/>
+        </w:rPr>
+        <w:t>─</w:t>
+      </w:r>
+      <w:r>
+        <w:t xml:space="preserve"> regional_level.R</w:t>
+      </w:r>
+      <w:r>
+        <w:t xml:space="preserve">            # ISDN-level analysis</w:t>
+      </w:r>
+    </w:p>
+    <w:p>
+      <w:pPr>
+        <w:divId w:val="860977169"/>
+      </w:pPr>
+      <w:r>
+        <w:t xml:space="preserve">│  </w:t>
+      </w:r>
+      <w:r>
+        <w:rPr>
+          <w:rFonts w:ascii="MS Gothic" w:eastAsia="MS Gothic" w:hAnsi="MS Gothic" w:cs="MS Gothic" w:hint="eastAsia"/>
+        </w:rPr>
+        <w:t>├</w:t>
+      </w:r>
+      <w:r>
+        <w:rPr>
+          <w:rFonts w:cs="Aptos"/>
+        </w:rPr>
+        <w:t>─</w:t>
+      </w:r>
+      <w:r>
         <w:t xml:space="preserve"> </w:t>
       </w:r>
-      <w:proofErr w:type="spellStart"/>
-      <w:r>
-        <w:t>m</w:t>
-      </w:r>
-      <w:r>
-        <w:t>odel_functions_MTIVT_sc</w:t>
-      </w:r>
-      <w:r>
-        <w:t>.R</w:t>
-      </w:r>
-      <w:proofErr w:type="spellEnd"/>
-      <w:r>
-        <w:t xml:space="preserve">        # scenario variant (additive LT effects)</w:t>
-      </w:r>
-    </w:p>
-    <w:p>
-      <w:pPr>
-        <w:divId w:val="860977169"/>
+      <w:r>
+        <w:t>local_level.R</w:t>
+      </w:r>
+      <w:r>
+        <w:t xml:space="preserve">            # hospital-level analysis</w:t>
+      </w:r>
+    </w:p>
+    <w:p>
+      <w:pPr>
+        <w:divId w:val="860977169"/>
+        <w:rPr>
+          <w:rFonts w:cs="Aptos"/>
+        </w:rPr>
       </w:pPr>
       <w:r>
         <w:t xml:space="preserve">│  </w:t>
@@ -5561,354 +5468,13 @@
         <w:rPr>
           <w:rFonts w:cs="Aptos"/>
         </w:rPr>
-        <w:t>─</w:t>
-      </w:r>
-      <w:r>
-        <w:t xml:space="preserve"> </w:t>
-      </w:r>
-      <w:proofErr w:type="spellStart"/>
-      <w:r>
-        <w:t>model_functions_hcc.R</w:t>
-      </w:r>
-      <w:proofErr w:type="spellEnd"/>
-      <w:r>
-        <w:t xml:space="preserve"> </w:t>
-      </w:r>
-      <w:r>
-        <w:t>#</w:t>
-      </w:r>
-      <w:r>
-        <w:t xml:space="preserve"> half-cycle correction variant </w:t>
-      </w:r>
-    </w:p>
-    <w:p>
-      <w:pPr>
-        <w:divId w:val="860977169"/>
-      </w:pPr>
-      <w:r>
-        <w:t xml:space="preserve">│  </w:t>
-      </w:r>
-      <w:r>
-        <w:rPr>
-          <w:rFonts w:ascii="MS Gothic" w:eastAsia="MS Gothic" w:hAnsi="MS Gothic" w:cs="MS Gothic" w:hint="eastAsia"/>
-        </w:rPr>
-        <w:t>├</w:t>
+        <w:t>─figure</w:t>
       </w:r>
       <w:r>
         <w:rPr>
           <w:rFonts w:cs="Aptos"/>
         </w:rPr>
-        <w:t>─</w:t>
-      </w:r>
-      <w:proofErr w:type="spellStart"/>
-      <w:r>
-        <w:t>model_functions_mortality_gradual_sc.R</w:t>
-      </w:r>
-      <w:proofErr w:type="spellEnd"/>
-      <w:r>
-        <w:t xml:space="preserve"> </w:t>
-      </w:r>
-      <w:r>
-        <w:t xml:space="preserve"># </w:t>
-      </w:r>
-      <w:r>
-        <w:t xml:space="preserve">gradual mortality attenuation variant </w:t>
-      </w:r>
-    </w:p>
-    <w:p>
-      <w:pPr>
-        <w:divId w:val="860977169"/>
-      </w:pPr>
-      <w:r>
-        <w:t xml:space="preserve">│  </w:t>
-      </w:r>
-      <w:r>
-        <w:rPr>
-          <w:rFonts w:ascii="MS Gothic" w:eastAsia="MS Gothic" w:hAnsi="MS Gothic" w:cs="MS Gothic" w:hint="eastAsia"/>
-        </w:rPr>
-        <w:t>├</w:t>
-      </w:r>
-      <w:r>
-        <w:rPr>
-          <w:rFonts w:cs="Aptos"/>
-        </w:rPr>
-        <w:t>─</w:t>
-      </w:r>
-      <w:r>
-        <w:t xml:space="preserve"> 1_hospital_data_processing.R      # prepares ISDN hospital input</w:t>
-      </w:r>
-    </w:p>
-    <w:p>
-      <w:pPr>
-        <w:divId w:val="860977169"/>
-      </w:pPr>
-      <w:r>
-        <w:t xml:space="preserve">│  </w:t>
-      </w:r>
-      <w:r>
-        <w:rPr>
-          <w:rFonts w:ascii="MS Gothic" w:eastAsia="MS Gothic" w:hAnsi="MS Gothic" w:cs="MS Gothic" w:hint="eastAsia"/>
-        </w:rPr>
-        <w:t>├</w:t>
-      </w:r>
-      <w:r>
-        <w:rPr>
-          <w:rFonts w:cs="Aptos"/>
-        </w:rPr>
-        <w:t>─</w:t>
-      </w:r>
-      <w:r>
-        <w:t xml:space="preserve"> 2_probab</w:t>
-      </w:r>
-      <w:r>
-        <w:t>i</w:t>
-      </w:r>
-      <w:r>
-        <w:t>listic_sampling.R         # parameter sampling for PSA</w:t>
-      </w:r>
-    </w:p>
-    <w:p>
-      <w:pPr>
-        <w:divId w:val="860977169"/>
-      </w:pPr>
-      <w:r>
-        <w:t xml:space="preserve">│  </w:t>
-      </w:r>
-      <w:r>
-        <w:rPr>
-          <w:rFonts w:ascii="MS Gothic" w:eastAsia="MS Gothic" w:hAnsi="MS Gothic" w:cs="MS Gothic" w:hint="eastAsia"/>
-        </w:rPr>
-        <w:t>├</w:t>
-      </w:r>
-      <w:r>
-        <w:rPr>
-          <w:rFonts w:cs="Aptos"/>
-        </w:rPr>
-        <w:t>─</w:t>
-      </w:r>
-      <w:r>
-        <w:t xml:space="preserve"> 3a_deterministic_model.R          # base case + DSA</w:t>
-      </w:r>
-    </w:p>
-    <w:p>
-      <w:pPr>
-        <w:divId w:val="860977169"/>
-      </w:pPr>
-      <w:r>
-        <w:t xml:space="preserve">│  </w:t>
-      </w:r>
-      <w:r>
-        <w:rPr>
-          <w:rFonts w:ascii="MS Gothic" w:eastAsia="MS Gothic" w:hAnsi="MS Gothic" w:cs="MS Gothic" w:hint="eastAsia"/>
-        </w:rPr>
-        <w:t>├</w:t>
-      </w:r>
-      <w:r>
-        <w:rPr>
-          <w:rFonts w:cs="Aptos"/>
-        </w:rPr>
-        <w:t>─</w:t>
-      </w:r>
-      <w:r>
-        <w:t xml:space="preserve"> 3b_probab</w:t>
-      </w:r>
-      <w:r>
-        <w:t>i</w:t>
-      </w:r>
-      <w:r>
-        <w:t>listic_model.R           # PSA driver</w:t>
-      </w:r>
-    </w:p>
-    <w:p>
-      <w:pPr>
-        <w:divId w:val="860977169"/>
-      </w:pPr>
-      <w:r>
-        <w:t xml:space="preserve">│  </w:t>
-      </w:r>
-      <w:r>
-        <w:rPr>
-          <w:rFonts w:ascii="MS Gothic" w:eastAsia="MS Gothic" w:hAnsi="MS Gothic" w:cs="MS Gothic" w:hint="eastAsia"/>
-        </w:rPr>
-        <w:t>├</w:t>
-      </w:r>
-      <w:r>
-        <w:rPr>
-          <w:rFonts w:cs="Aptos"/>
-        </w:rPr>
-        <w:t>─</w:t>
-      </w:r>
-      <w:r>
-        <w:t xml:space="preserve"> 4_scenario_analysis.R             # scenario analyses</w:t>
-      </w:r>
-      <w:r>
-        <w:t xml:space="preserve"> (covers 8 scenarios currently)</w:t>
-      </w:r>
-    </w:p>
-    <w:p>
-      <w:pPr>
-        <w:divId w:val="860977169"/>
-      </w:pPr>
-      <w:r>
-        <w:t xml:space="preserve">│  </w:t>
-      </w:r>
-      <w:r>
-        <w:rPr>
-          <w:rFonts w:ascii="MS Gothic" w:eastAsia="MS Gothic" w:hAnsi="MS Gothic" w:cs="MS Gothic" w:hint="eastAsia"/>
-        </w:rPr>
-        <w:t>├</w:t>
-      </w:r>
-      <w:r>
-        <w:rPr>
-          <w:rFonts w:cs="Aptos"/>
-        </w:rPr>
-        <w:t>─</w:t>
-      </w:r>
-      <w:r>
-        <w:t xml:space="preserve"> </w:t>
-      </w:r>
-      <w:r>
-        <w:t xml:space="preserve">5_manuscript_tables.R </w:t>
-      </w:r>
-      <w:r>
-        <w:t xml:space="preserve"> #</w:t>
-      </w:r>
-      <w:r>
-        <w:t xml:space="preserve"> generates Table 3 and Table 4 CSVs for the manuscript</w:t>
-      </w:r>
-    </w:p>
-    <w:p>
-      <w:pPr>
-        <w:divId w:val="860977169"/>
-      </w:pPr>
-      <w:r>
-        <w:t xml:space="preserve">│  </w:t>
-      </w:r>
-      <w:r>
-        <w:rPr>
-          <w:rFonts w:ascii="MS Gothic" w:eastAsia="MS Gothic" w:hAnsi="MS Gothic" w:cs="MS Gothic" w:hint="eastAsia"/>
-        </w:rPr>
-        <w:t>├</w:t>
-      </w:r>
-      <w:r>
-        <w:rPr>
-          <w:rFonts w:cs="Aptos"/>
-        </w:rPr>
-        <w:t>─</w:t>
-      </w:r>
-      <w:r>
-        <w:t xml:space="preserve">6_model_testing.R </w:t>
-      </w:r>
-      <w:r>
-        <w:t xml:space="preserve">    #</w:t>
-      </w:r>
-      <w:r>
-        <w:t xml:space="preserve"> NICE HTA Lab 14-point validation test suite</w:t>
-      </w:r>
-    </w:p>
-    <w:p>
-      <w:pPr>
-        <w:divId w:val="860977169"/>
-      </w:pPr>
-      <w:r>
-        <w:t xml:space="preserve">│  </w:t>
-      </w:r>
-      <w:r>
-        <w:rPr>
-          <w:rFonts w:ascii="MS Gothic" w:eastAsia="MS Gothic" w:hAnsi="MS Gothic" w:cs="MS Gothic" w:hint="eastAsia"/>
-        </w:rPr>
-        <w:t>├</w:t>
-      </w:r>
-      <w:r>
-        <w:rPr>
-          <w:rFonts w:cs="Aptos"/>
-        </w:rPr>
-        <w:t>─</w:t>
-      </w:r>
-      <w:r>
-        <w:t xml:space="preserve"> </w:t>
-      </w:r>
-      <w:proofErr w:type="spellStart"/>
-      <w:r>
-        <w:t>regional_level.R</w:t>
-      </w:r>
-      <w:proofErr w:type="spellEnd"/>
-      <w:r>
-        <w:t xml:space="preserve">            # ISDN-level analysis</w:t>
-      </w:r>
-    </w:p>
-    <w:p>
-      <w:pPr>
-        <w:divId w:val="860977169"/>
-      </w:pPr>
-      <w:r>
-        <w:t xml:space="preserve">│  </w:t>
-      </w:r>
-      <w:r>
-        <w:rPr>
-          <w:rFonts w:ascii="MS Gothic" w:eastAsia="MS Gothic" w:hAnsi="MS Gothic" w:cs="MS Gothic" w:hint="eastAsia"/>
-        </w:rPr>
-        <w:t>├</w:t>
-      </w:r>
-      <w:r>
-        <w:rPr>
-          <w:rFonts w:cs="Aptos"/>
-        </w:rPr>
-        <w:t>─</w:t>
-      </w:r>
-      <w:r>
-        <w:t xml:space="preserve"> </w:t>
-      </w:r>
-      <w:proofErr w:type="spellStart"/>
-      <w:r>
-        <w:t>local_level.R</w:t>
-      </w:r>
-      <w:proofErr w:type="spellEnd"/>
-      <w:r>
-        <w:t xml:space="preserve">            # hospital-level analysis</w:t>
-      </w:r>
-    </w:p>
-    <w:p>
-      <w:pPr>
-        <w:divId w:val="860977169"/>
-        <w:rPr>
-          <w:rFonts w:cs="Aptos"/>
-        </w:rPr>
-      </w:pPr>
-      <w:r>
-        <w:t xml:space="preserve">│  </w:t>
-      </w:r>
-      <w:r>
-        <w:rPr>
-          <w:rFonts w:ascii="MS Gothic" w:eastAsia="MS Gothic" w:hAnsi="MS Gothic" w:cs="MS Gothic" w:hint="eastAsia"/>
-        </w:rPr>
-        <w:t>├</w:t>
-      </w:r>
-      <w:r>
-        <w:rPr>
-          <w:rFonts w:cs="Aptos"/>
-        </w:rPr>
-        <w:t>─</w:t>
-      </w:r>
-      <w:proofErr w:type="spellStart"/>
-      <w:r>
-        <w:rPr>
-          <w:rFonts w:cs="Aptos"/>
-        </w:rPr>
-        <w:t>figure</w:t>
-      </w:r>
-      <w:r>
-        <w:rPr>
-          <w:rFonts w:cs="Aptos"/>
-        </w:rPr>
-        <w:t>_creation</w:t>
-      </w:r>
-      <w:proofErr w:type="spellEnd"/>
-      <w:r>
-        <w:rPr>
-          <w:rFonts w:cs="Aptos"/>
-        </w:rPr>
-        <w:t>/ [contains R scripts creating figures]</w:t>
+        <w:t>_creation/ [contains R scripts creating figures]</w:t>
       </w:r>
     </w:p>
     <w:p>
@@ -6068,15 +5634,7 @@
         <w:divId w:val="860977169"/>
       </w:pPr>
       <w:r>
-        <w:t xml:space="preserve">Dates: The ISDN datasets include a date label such as "Apr 2022–Mar 2023". Retain this exact format (month name plus year range, using a consistent </w:t>
-      </w:r>
-      <w:proofErr w:type="spellStart"/>
-      <w:r>
-        <w:t>en</w:t>
-      </w:r>
-      <w:proofErr w:type="spellEnd"/>
-      <w:r>
-        <w:t>-dash or hyphen). If you use a different period label, update the filter in the script accordingly.</w:t>
+        <w:t>Dates: The ISDN datasets include a date label such as "Apr 2022–Mar 2023". Retain this exact format (month name plus year range, using a consistent en-dash or hyphen). If you use a different period label, update the filter in the script accordingly.</w:t>
       </w:r>
     </w:p>
     <w:p>
@@ -6102,6 +5660,7 @@
         <w:divId w:val="860977169"/>
       </w:pPr>
       <w:r>
+        <w:lastRenderedPageBreak/>
         <w:t>Rehab units: Any rows with hospital names containing "Rehabilitation" or "Rehab" are removed. If your site list uses different wording, update the pattern in the script or source file.</w:t>
       </w:r>
     </w:p>
@@ -6115,7 +5674,6 @@
         <w:divId w:val="860977169"/>
       </w:pPr>
       <w:r>
-        <w:lastRenderedPageBreak/>
         <w:t>Region filtering: ISDN values "Wales" and "Northern Ireland" are excluded. Use these exact strings if you intend to drop those records.</w:t>
       </w:r>
     </w:p>
@@ -6260,40 +5818,22 @@
         <w:divId w:val="860977169"/>
       </w:pPr>
       <w:r>
-        <w:t xml:space="preserve">Utilities (by mRS): truncated normal on [0,1] from mean </w:t>
-      </w:r>
-      <w:r>
-        <w:t>(</w:t>
-      </w:r>
-      <w:proofErr w:type="spellStart"/>
-      <w:r>
-        <w:t>base_case</w:t>
-      </w:r>
-      <w:proofErr w:type="spellEnd"/>
-      <w:r>
-        <w:t xml:space="preserve">) </w:t>
+        <w:t xml:space="preserve">Utilities (by mRS): truncated normal on </w:t>
+      </w:r>
+      <w:r>
+        <w:t>an upper bound of 1</w:t>
+      </w:r>
+      <w:r>
+        <w:t xml:space="preserve"> from mean </w:t>
+      </w:r>
+      <w:r>
+        <w:t xml:space="preserve">(base_case) </w:t>
       </w:r>
       <w:r>
         <w:t>+ 95% CI</w:t>
       </w:r>
       <w:r>
-        <w:t xml:space="preserve"> (</w:t>
-      </w:r>
-      <w:proofErr w:type="spellStart"/>
-      <w:r>
-        <w:t>PSA_low</w:t>
-      </w:r>
-      <w:proofErr w:type="spellEnd"/>
-      <w:r>
-        <w:t xml:space="preserve"> and </w:t>
-      </w:r>
-      <w:proofErr w:type="spellStart"/>
-      <w:r>
-        <w:t>PSA_high</w:t>
-      </w:r>
-      <w:proofErr w:type="spellEnd"/>
-      <w:r>
-        <w:t>)</w:t>
+        <w:t xml:space="preserve"> (PSA_low and PSA_high)</w:t>
       </w:r>
     </w:p>
     <w:p>
@@ -6309,31 +5849,7 @@
         <w:t xml:space="preserve">Costs: gamma fit </w:t>
       </w:r>
       <w:r>
-        <w:t>from mean (</w:t>
-      </w:r>
-      <w:proofErr w:type="spellStart"/>
-      <w:r>
-        <w:t>base_case</w:t>
-      </w:r>
-      <w:proofErr w:type="spellEnd"/>
-      <w:r>
-        <w:t>) + 95% CI (</w:t>
-      </w:r>
-      <w:proofErr w:type="spellStart"/>
-      <w:r>
-        <w:t>PSA_low</w:t>
-      </w:r>
-      <w:proofErr w:type="spellEnd"/>
-      <w:r>
-        <w:t xml:space="preserve"> and </w:t>
-      </w:r>
-      <w:proofErr w:type="spellStart"/>
-      <w:r>
-        <w:t>PSA_high</w:t>
-      </w:r>
-      <w:proofErr w:type="spellEnd"/>
-      <w:r>
-        <w:t>)</w:t>
+        <w:t>from mean (base_case) + 95% CI (PSA_low and PSA_high)</w:t>
       </w:r>
     </w:p>
     <w:p>
@@ -6349,31 +5865,7 @@
         <w:t xml:space="preserve">RR mortality (by mRS): lognormal </w:t>
       </w:r>
       <w:r>
-        <w:t>from mean (</w:t>
-      </w:r>
-      <w:proofErr w:type="spellStart"/>
-      <w:r>
-        <w:t>base_case</w:t>
-      </w:r>
-      <w:proofErr w:type="spellEnd"/>
-      <w:r>
-        <w:t>) + 95% CI (</w:t>
-      </w:r>
-      <w:proofErr w:type="spellStart"/>
-      <w:r>
-        <w:t>PSA_low</w:t>
-      </w:r>
-      <w:proofErr w:type="spellEnd"/>
-      <w:r>
-        <w:t xml:space="preserve"> and </w:t>
-      </w:r>
-      <w:proofErr w:type="spellStart"/>
-      <w:r>
-        <w:t>PSA_high</w:t>
-      </w:r>
-      <w:proofErr w:type="spellEnd"/>
-      <w:r>
-        <w:t>)</w:t>
+        <w:t>from mean (base_case) + 95% CI (PSA_low and PSA_high)</w:t>
       </w:r>
     </w:p>
     <w:p>
@@ -6386,15 +5878,7 @@
         <w:divId w:val="860977169"/>
       </w:pPr>
       <w:r>
-        <w:t xml:space="preserve">Control probabilities: Beta(mean, k) — here k is stored in the parameter file under </w:t>
-      </w:r>
-      <w:proofErr w:type="spellStart"/>
-      <w:r>
-        <w:t>PSA_low</w:t>
-      </w:r>
-      <w:proofErr w:type="spellEnd"/>
-      <w:r>
-        <w:t xml:space="preserve"> for Beta rows (not a CI bound).</w:t>
+        <w:t>Control probabilities: Beta(mean, k) — here k is stored in the parameter file under PSA_low for Beta rows (not a CI bound).</w:t>
       </w:r>
     </w:p>
     <w:p>
@@ -6413,31 +5897,7 @@
         <w:t xml:space="preserve">: </w:t>
       </w:r>
       <w:r>
-        <w:t>Intervention-arm probabilities are derived from control probabilities and sampled ORs using the standard odds transformation (</w:t>
-      </w:r>
-      <w:proofErr w:type="spellStart"/>
-      <w:r>
-        <w:t>p_treat</w:t>
-      </w:r>
-      <w:proofErr w:type="spellEnd"/>
-      <w:r>
-        <w:t xml:space="preserve"> = OR * </w:t>
-      </w:r>
-      <w:proofErr w:type="spellStart"/>
-      <w:r>
-        <w:t>odds_control</w:t>
-      </w:r>
-      <w:proofErr w:type="spellEnd"/>
-      <w:r>
-        <w:t xml:space="preserve"> / (1 + OR * </w:t>
-      </w:r>
-      <w:proofErr w:type="spellStart"/>
-      <w:r>
-        <w:t>odds_control</w:t>
-      </w:r>
-      <w:proofErr w:type="spellEnd"/>
-      <w:r>
-        <w:t xml:space="preserve">)), with </w:t>
+        <w:t xml:space="preserve">Intervention-arm probabilities are derived from control probabilities and sampled ORs using the standard odds transformation (p_treat = OR * odds_control / (1 + OR * odds_control)), with </w:t>
       </w:r>
       <w:r>
         <w:t>bounds</w:t>
@@ -6462,15 +5922,7 @@
         <w:t xml:space="preserve">: </w:t>
       </w:r>
       <w:r>
-        <w:t>The PSA creates full sample sets for utilities, costs, and mortality by mRS; deterministic values used by the base model come directly from the parameter file (</w:t>
-      </w:r>
-      <w:proofErr w:type="spellStart"/>
-      <w:r>
-        <w:t>base_case</w:t>
-      </w:r>
-      <w:proofErr w:type="spellEnd"/>
-      <w:r>
-        <w:t>), not from PSA medians.</w:t>
+        <w:t>The PSA creates full sample sets for utilities, costs, and mortality by mRS; deterministic values used by the base model come directly from the parameter file (base_case), not from PSA medians.</w:t>
       </w:r>
     </w:p>
     <w:p>
@@ -6489,18 +5941,10 @@
         <w:t xml:space="preserve">: </w:t>
       </w:r>
       <w:r>
-        <w:t xml:space="preserve">mRS is treated as an integer key (0–6) across parameter files and PSA </w:t>
-      </w:r>
-      <w:proofErr w:type="spellStart"/>
-      <w:r>
-        <w:t>outputs</w:t>
-      </w:r>
-      <w:r>
-        <w:t>Utilities</w:t>
-      </w:r>
-      <w:proofErr w:type="spellEnd"/>
-      <w:r>
-        <w:t xml:space="preserve"> and costs for mRS 6 are set to 0; RR for mRS 6 is NA (dead state, not used). Ensure your parameter file has mRS recorded as integers 0–6.</w:t>
+        <w:t>mRS is treated as an integer key (0–6) across parameter files and PSA outputs</w:t>
+      </w:r>
+      <w:r>
+        <w:t>Utilities and costs for mRS 6 are set to 0; RR for mRS 6 is NA (dead state, not used). Ensure your parameter file has mRS recorded as integers 0–6.</w:t>
       </w:r>
     </w:p>
     <w:p>
@@ -6514,6 +5958,19 @@
       </w:pPr>
       <w:r>
         <w:t>Log-normal PSA (mortality RRs): We parameterize the log-normal to match the reported 95% interval exactly (2.5% and 97.5% quantiles). The implied mean may differ if the published mean and CI are not exactly log-normal–consistent; the script warns when the discrepancy exceeds 5%.</w:t>
+      </w:r>
+    </w:p>
+    <w:p>
+      <w:pPr>
+        <w:pStyle w:val="ListParagraph"/>
+        <w:numPr>
+          <w:ilvl w:val="1"/>
+          <w:numId w:val="4"/>
+        </w:numPr>
+        <w:divId w:val="860977169"/>
+      </w:pPr>
+      <w:r>
+        <w:t xml:space="preserve">The labelling of “mrs_samples_mean” is a bit misleading – it was previously mean values of the sample, but is now replaced by deterministic value so that there is a clear division between deterministic and probabilistic model runs. </w:t>
       </w:r>
     </w:p>
     <w:p>
@@ -6540,33 +5997,86 @@
         <w:divId w:val="860977169"/>
       </w:pPr>
       <w:r>
-        <w:t>!!! note that if you perform DSA on parameters that have the same name (e.g. in different settings), the current set up will only store values for the latest parameter run, the following code would need editing:</w:t>
+        <w:t xml:space="preserve">!!! note that if you perform DSA on parameters that have the same name (e.g. in different settings), the current set up will only store values for the latest </w:t>
+      </w:r>
+      <w:r>
+        <w:lastRenderedPageBreak/>
+        <w:t>parameter run, the following code would need editing:</w:t>
       </w:r>
       <w:r>
         <w:t xml:space="preserve"> </w:t>
       </w:r>
-      <w:proofErr w:type="spellStart"/>
-      <w:r>
-        <w:t>low.results</w:t>
-      </w:r>
-      <w:proofErr w:type="spellEnd"/>
-      <w:r>
-        <w:t>[[</w:t>
-      </w:r>
-      <w:proofErr w:type="spellStart"/>
-      <w:r>
-        <w:t>variable_name</w:t>
-      </w:r>
-      <w:proofErr w:type="spellEnd"/>
-      <w:r>
-        <w:t>]] &lt;- result</w:t>
+      <w:r>
+        <w:t>low.results[[variable_name]] &lt;- result</w:t>
       </w:r>
     </w:p>
     <w:p>
       <w:pPr>
         <w:pStyle w:val="ListParagraph"/>
-        <w:divId w:val="860977169"/>
-      </w:pPr>
+        <w:numPr>
+          <w:ilvl w:val="0"/>
+          <w:numId w:val="4"/>
+        </w:numPr>
+        <w:spacing w:after="0"/>
+        <w:divId w:val="860977169"/>
+      </w:pPr>
+      <w:r>
+        <w:t>Other/general:</w:t>
+      </w:r>
+    </w:p>
+    <w:p>
+      <w:pPr>
+        <w:pStyle w:val="ListParagraph"/>
+        <w:numPr>
+          <w:ilvl w:val="1"/>
+          <w:numId w:val="4"/>
+        </w:numPr>
+        <w:spacing w:after="0"/>
+        <w:divId w:val="860977169"/>
+      </w:pPr>
+      <w:r>
+        <w:t xml:space="preserve">If start age converges towards 100, you </w:t>
+      </w:r>
+      <w:r>
+        <w:t>should</w:t>
+      </w:r>
+      <w:r>
+        <w:t xml:space="preserve"> check % </w:t>
+      </w:r>
+      <w:r>
+        <w:t xml:space="preserve">of model finishing the Markov model (available in testing script). </w:t>
+      </w:r>
+    </w:p>
+    <w:p>
+      <w:pPr>
+        <w:pStyle w:val="ListParagraph"/>
+        <w:numPr>
+          <w:ilvl w:val="1"/>
+          <w:numId w:val="4"/>
+        </w:numPr>
+        <w:spacing w:after="0"/>
+        <w:divId w:val="860977169"/>
+      </w:pPr>
+      <w:r>
+        <w:t>If you add more rows (e.g. splitting cost of MT over ASC and CSC) then a silent error will occur</w:t>
+      </w:r>
+      <w:r>
+        <w:t xml:space="preserve">, as throughout the model its assumed 1 value is returned when such parameters are called from the csv. </w:t>
+      </w:r>
+    </w:p>
+    <w:p>
+      <w:pPr>
+        <w:pStyle w:val="ListParagraph"/>
+        <w:numPr>
+          <w:ilvl w:val="1"/>
+          <w:numId w:val="4"/>
+        </w:numPr>
+        <w:spacing w:after="0"/>
+        <w:divId w:val="860977169"/>
+      </w:pPr>
+      <w:r>
+        <w:t>The current base-case national cohort and ASC/CSC structure use SSNAP April 2022–March 2023 hospital-level data. IVT eligible-to-treated probabilities are derived from SSNAP portfolio data across 2019–2024. Unit costs are reported in 2022/23 GBP where possible.</w:t>
+      </w:r>
     </w:p>
     <w:p>
       <w:pPr>
@@ -6581,7 +6091,6 @@
         <w:rPr>
           <w:rFonts w:asciiTheme="minorHAnsi" w:hAnsiTheme="minorHAnsi"/>
         </w:rPr>
-        <w:lastRenderedPageBreak/>
         <w:t>3</w:t>
       </w:r>
       <w:r>
@@ -6650,35 +6159,7 @@
         <w:rPr>
           <w:rFonts w:eastAsia="Calibri" w:cs="Calibri"/>
         </w:rPr>
-        <w:t>outputs/</w:t>
-      </w:r>
-      <w:proofErr w:type="spellStart"/>
-      <w:r>
-        <w:rPr>
-          <w:rFonts w:eastAsia="Calibri" w:cs="Calibri"/>
-        </w:rPr>
-        <w:t>base_case_results.RData</w:t>
-      </w:r>
-      <w:proofErr w:type="spellEnd"/>
-      <w:r>
-        <w:rPr>
-          <w:rFonts w:eastAsia="Calibri" w:cs="Calibri"/>
-        </w:rPr>
-        <w:t xml:space="preserve"> → contains </w:t>
-      </w:r>
-      <w:proofErr w:type="spellStart"/>
-      <w:r>
-        <w:rPr>
-          <w:rFonts w:eastAsia="Calibri" w:cs="Calibri"/>
-        </w:rPr>
-        <w:t>base_case</w:t>
-      </w:r>
-      <w:proofErr w:type="spellEnd"/>
-      <w:r>
-        <w:rPr>
-          <w:rFonts w:eastAsia="Calibri" w:cs="Calibri"/>
-        </w:rPr>
-        <w:t>, a list with:</w:t>
+        <w:t>outputs/base_case_results.RData → contains base_case, a list with:</w:t>
       </w:r>
     </w:p>
     <w:p>
@@ -6691,21 +6172,7 @@
         <w:rPr>
           <w:rFonts w:eastAsia="Calibri" w:cs="Calibri"/>
         </w:rPr>
-        <w:t xml:space="preserve">  • </w:t>
-      </w:r>
-      <w:proofErr w:type="spellStart"/>
-      <w:r>
-        <w:rPr>
-          <w:rFonts w:eastAsia="Calibri" w:cs="Calibri"/>
-        </w:rPr>
-        <w:t>summary_data_all</w:t>
-      </w:r>
-      <w:proofErr w:type="spellEnd"/>
-      <w:r>
-        <w:rPr>
-          <w:rFonts w:eastAsia="Calibri" w:cs="Calibri"/>
-        </w:rPr>
-        <w:t>: totals by strategy (costs, QALYs)</w:t>
+        <w:t xml:space="preserve">  • summary_data_all: totals by strategy (costs, QALYs)</w:t>
       </w:r>
     </w:p>
     <w:p>
@@ -6718,21 +6185,7 @@
         <w:rPr>
           <w:rFonts w:eastAsia="Calibri" w:cs="Calibri"/>
         </w:rPr>
-        <w:t xml:space="preserve">  • </w:t>
-      </w:r>
-      <w:proofErr w:type="spellStart"/>
-      <w:r>
-        <w:rPr>
-          <w:rFonts w:eastAsia="Calibri" w:cs="Calibri"/>
-        </w:rPr>
-        <w:t>incremental_results</w:t>
-      </w:r>
-      <w:proofErr w:type="spellEnd"/>
-      <w:r>
-        <w:rPr>
-          <w:rFonts w:eastAsia="Calibri" w:cs="Calibri"/>
-        </w:rPr>
-        <w:t>: key incremental outcomes and Net Monetary Benefit (NMB)</w:t>
+        <w:t xml:space="preserve">  • incremental_results: key incremental outcomes and Net Monetary Benefit (NMB)</w:t>
       </w:r>
     </w:p>
     <w:p>
@@ -6745,21 +6198,7 @@
         <w:rPr>
           <w:rFonts w:eastAsia="Calibri" w:cs="Calibri"/>
         </w:rPr>
-        <w:t xml:space="preserve">  • </w:t>
-      </w:r>
-      <w:proofErr w:type="spellStart"/>
-      <w:r>
-        <w:rPr>
-          <w:rFonts w:eastAsia="Calibri" w:cs="Calibri"/>
-        </w:rPr>
-        <w:t>process_results</w:t>
-      </w:r>
-      <w:proofErr w:type="spellEnd"/>
-      <w:r>
-        <w:rPr>
-          <w:rFonts w:eastAsia="Calibri" w:cs="Calibri"/>
-        </w:rPr>
-        <w:t>: pathway/process counts and component costs/QALYs</w:t>
+        <w:t xml:space="preserve">  • process_results: pathway/process counts and component costs/QALYs</w:t>
       </w:r>
     </w:p>
     <w:p>
@@ -6772,21 +6211,7 @@
         <w:rPr>
           <w:rFonts w:eastAsia="Calibri" w:cs="Calibri"/>
         </w:rPr>
-        <w:t xml:space="preserve">  • </w:t>
-      </w:r>
-      <w:proofErr w:type="spellStart"/>
-      <w:r>
-        <w:rPr>
-          <w:rFonts w:eastAsia="Calibri" w:cs="Calibri"/>
-        </w:rPr>
-        <w:t>mrs.trace</w:t>
-      </w:r>
-      <w:proofErr w:type="spellEnd"/>
-      <w:r>
-        <w:rPr>
-          <w:rFonts w:eastAsia="Calibri" w:cs="Calibri"/>
-        </w:rPr>
-        <w:t>: Markov trace (mRS0–mRS6 over cycles)</w:t>
+        <w:t xml:space="preserve">  • mrs.trace: Markov trace (mRS0–mRS6 over cycles)</w:t>
       </w:r>
     </w:p>
     <w:p>
@@ -6799,35 +6224,7 @@
         <w:rPr>
           <w:rFonts w:eastAsia="Calibri" w:cs="Calibri"/>
         </w:rPr>
-        <w:t xml:space="preserve">  • </w:t>
-      </w:r>
-      <w:proofErr w:type="spellStart"/>
-      <w:r>
-        <w:rPr>
-          <w:rFonts w:eastAsia="Calibri" w:cs="Calibri"/>
-        </w:rPr>
-        <w:t>trace.standard</w:t>
-      </w:r>
-      <w:proofErr w:type="spellEnd"/>
-      <w:r>
-        <w:rPr>
-          <w:rFonts w:eastAsia="Calibri" w:cs="Calibri"/>
-        </w:rPr>
-        <w:t xml:space="preserve"> / </w:t>
-      </w:r>
-      <w:proofErr w:type="spellStart"/>
-      <w:r>
-        <w:rPr>
-          <w:rFonts w:eastAsia="Calibri" w:cs="Calibri"/>
-        </w:rPr>
-        <w:t>trace.intervention</w:t>
-      </w:r>
-      <w:proofErr w:type="spellEnd"/>
-      <w:r>
-        <w:rPr>
-          <w:rFonts w:eastAsia="Calibri" w:cs="Calibri"/>
-        </w:rPr>
-        <w:t>: decision-tree traces</w:t>
+        <w:t xml:space="preserve">  • trace.standard / trace.intervention: decision-tree traces</w:t>
       </w:r>
     </w:p>
     <w:p>
@@ -6840,35 +6237,7 @@
         <w:rPr>
           <w:rFonts w:eastAsia="Calibri" w:cs="Calibri"/>
         </w:rPr>
-        <w:t xml:space="preserve">  • </w:t>
-      </w:r>
-      <w:proofErr w:type="spellStart"/>
-      <w:r>
-        <w:rPr>
-          <w:rFonts w:eastAsia="Calibri" w:cs="Calibri"/>
-        </w:rPr>
-        <w:t>tm.standard</w:t>
-      </w:r>
-      <w:proofErr w:type="spellEnd"/>
-      <w:r>
-        <w:rPr>
-          <w:rFonts w:eastAsia="Calibri" w:cs="Calibri"/>
-        </w:rPr>
-        <w:t xml:space="preserve"> / </w:t>
-      </w:r>
-      <w:proofErr w:type="spellStart"/>
-      <w:r>
-        <w:rPr>
-          <w:rFonts w:eastAsia="Calibri" w:cs="Calibri"/>
-        </w:rPr>
-        <w:t>tm.intervention</w:t>
-      </w:r>
-      <w:proofErr w:type="spellEnd"/>
-      <w:r>
-        <w:rPr>
-          <w:rFonts w:eastAsia="Calibri" w:cs="Calibri"/>
-        </w:rPr>
-        <w:t>: transition arrays (per cycle)</w:t>
+        <w:t xml:space="preserve">  • tm.standard / tm.intervention: transition arrays (per cycle)</w:t>
       </w:r>
     </w:p>
     <w:p>
@@ -6900,19 +6269,11 @@
         <w:contextualSpacing w:val="0"/>
         <w:divId w:val="860977169"/>
       </w:pPr>
-      <w:proofErr w:type="spellStart"/>
       <w:r>
         <w:rPr>
           <w:rFonts w:eastAsia="Calibri" w:cs="Calibri"/>
         </w:rPr>
-        <w:t>DSA_results</w:t>
-      </w:r>
-      <w:proofErr w:type="spellEnd"/>
-      <w:r>
-        <w:rPr>
-          <w:rFonts w:eastAsia="Calibri" w:cs="Calibri"/>
-        </w:rPr>
-        <w:t>: results from the deterministic sensitivity analysis</w:t>
+        <w:t>DSA_results: results from the deterministic sensitivity analysis</w:t>
       </w:r>
     </w:p>
     <w:p>
@@ -6970,21 +6331,7 @@
         <w:rPr>
           <w:rFonts w:eastAsia="Calibri" w:cs="Calibri"/>
         </w:rPr>
-        <w:t xml:space="preserve">dsa_plot_data.csv: exported tornado plot data for the top parameters in the DSA (from </w:t>
-      </w:r>
-      <w:proofErr w:type="spellStart"/>
-      <w:r>
-        <w:rPr>
-          <w:rFonts w:eastAsia="Calibri" w:cs="Calibri"/>
-        </w:rPr>
-        <w:t>fig_DSA.R</w:t>
-      </w:r>
-      <w:proofErr w:type="spellEnd"/>
-      <w:r>
-        <w:rPr>
-          <w:rFonts w:eastAsia="Calibri" w:cs="Calibri"/>
-        </w:rPr>
-        <w:t>)</w:t>
+        <w:t>dsa_plot_data.csv: exported tornado plot data for the top parameters in the DSA (from fig_DSA.R)</w:t>
       </w:r>
     </w:p>
     <w:p>
@@ -7024,19 +6371,17 @@
         </w:rPr>
         <w:t>outputs/</w:t>
       </w:r>
-      <w:proofErr w:type="spellStart"/>
       <w:r>
         <w:rPr>
           <w:rFonts w:eastAsia="Calibri" w:cs="Calibri"/>
         </w:rPr>
-        <w:t>network_results.RData</w:t>
-      </w:r>
-      <w:proofErr w:type="spellEnd"/>
+        <w:t>isdn</w:t>
+      </w:r>
       <w:r>
         <w:rPr>
           <w:rFonts w:eastAsia="Calibri" w:cs="Calibri"/>
         </w:rPr>
-        <w:t xml:space="preserve"> (ISDN-level list of model results) and outputs/ISDN_incremental_results.csv</w:t>
+        <w:t>_results.RData (ISDN-level list of model results) and outputs/ISDN_incremental_results.csv</w:t>
       </w:r>
     </w:p>
     <w:p>
@@ -7054,21 +6399,7 @@
         <w:rPr>
           <w:rFonts w:eastAsia="Calibri" w:cs="Calibri"/>
         </w:rPr>
-        <w:t>outputs/</w:t>
-      </w:r>
-      <w:proofErr w:type="spellStart"/>
-      <w:r>
-        <w:rPr>
-          <w:rFonts w:eastAsia="Calibri" w:cs="Calibri"/>
-        </w:rPr>
-        <w:t>hospital_results.RData</w:t>
-      </w:r>
-      <w:proofErr w:type="spellEnd"/>
-      <w:r>
-        <w:rPr>
-          <w:rFonts w:eastAsia="Calibri" w:cs="Calibri"/>
-        </w:rPr>
-        <w:t xml:space="preserve"> (hospital-level list of model results) and outputs/hospital_incremental_results.csv</w:t>
+        <w:t>outputs/hospital_results.RData (hospital-level list of model results) and outputs/hospital_incremental_results.csv</w:t>
       </w:r>
     </w:p>
     <w:p>
@@ -7124,7 +6455,14 @@
         <w:rPr>
           <w:rFonts w:eastAsia="Calibri" w:cs="Calibri"/>
         </w:rPr>
+        <w:lastRenderedPageBreak/>
         <w:t>outputs/CEAC.long.csv and outputs/plot.ceac.all.png: CEAC table and plot derived from PSA</w:t>
+      </w:r>
+      <w:r>
+        <w:rPr>
+          <w:rFonts w:eastAsia="Calibri" w:cs="Calibri"/>
+        </w:rPr>
+        <w:t xml:space="preserve"> outputs via the scripts in the Figures subfolder (to be run after running the analysis scripts with prefixes 1_ - 5_ .</w:t>
       </w:r>
     </w:p>
     <w:p>
@@ -7232,22 +6570,7 @@
         <w:rPr>
           <w:rFonts w:eastAsia="Calibri" w:cs="Calibri"/>
         </w:rPr>
-        <w:lastRenderedPageBreak/>
-        <w:t>inputs/</w:t>
-      </w:r>
-      <w:proofErr w:type="spellStart"/>
-      <w:r>
-        <w:rPr>
-          <w:rFonts w:eastAsia="Calibri" w:cs="Calibri"/>
-        </w:rPr>
-        <w:t>created_inputs</w:t>
-      </w:r>
-      <w:proofErr w:type="spellEnd"/>
-      <w:r>
-        <w:rPr>
-          <w:rFonts w:eastAsia="Calibri" w:cs="Calibri"/>
-        </w:rPr>
-        <w:t>/parameters_post_psa.csv: parameter file updated with fitted PSA distribution parameters (shape/rate for gamma, mu/sigma for log-normal, etc.). This is an intermediate file used by the model, not a final output.</w:t>
+        <w:t>inputs/created_inputs/parameters_post_psa.csv: parameter file updated with fitted PSA distribution parameters (shape/rate for gamma, mu/sigma for log-normal, etc.). This is an intermediate file used by the model, not a final output.</w:t>
       </w:r>
     </w:p>
     <w:p>
@@ -7395,63 +6718,7 @@
         <w:rPr>
           <w:rFonts w:eastAsia="Calibri" w:cs="Calibri"/>
         </w:rPr>
-        <w:t>The HTML report (</w:t>
-      </w:r>
-      <w:proofErr w:type="spellStart"/>
-      <w:r>
-        <w:rPr>
-          <w:rFonts w:eastAsia="Calibri" w:cs="Calibri"/>
-        </w:rPr>
-        <w:t>Report_Creation.Rmd</w:t>
-      </w:r>
-      <w:proofErr w:type="spellEnd"/>
-      <w:r>
-        <w:rPr>
-          <w:rFonts w:eastAsia="Calibri" w:cs="Calibri"/>
-        </w:rPr>
-        <w:t xml:space="preserve">) reads </w:t>
-      </w:r>
-      <w:proofErr w:type="spellStart"/>
-      <w:r>
-        <w:rPr>
-          <w:rFonts w:eastAsia="Calibri" w:cs="Calibri"/>
-        </w:rPr>
-        <w:t>base_case_results.RData</w:t>
-      </w:r>
-      <w:proofErr w:type="spellEnd"/>
-      <w:r>
-        <w:rPr>
-          <w:rFonts w:eastAsia="Calibri" w:cs="Calibri"/>
-        </w:rPr>
-        <w:t xml:space="preserve">, </w:t>
-      </w:r>
-      <w:proofErr w:type="spellStart"/>
-      <w:r>
-        <w:rPr>
-          <w:rFonts w:eastAsia="Calibri" w:cs="Calibri"/>
-        </w:rPr>
-        <w:t>network_results.RData</w:t>
-      </w:r>
-      <w:proofErr w:type="spellEnd"/>
-      <w:r>
-        <w:rPr>
-          <w:rFonts w:eastAsia="Calibri" w:cs="Calibri"/>
-        </w:rPr>
-        <w:t xml:space="preserve">, and </w:t>
-      </w:r>
-      <w:proofErr w:type="spellStart"/>
-      <w:r>
-        <w:rPr>
-          <w:rFonts w:eastAsia="Calibri" w:cs="Calibri"/>
-        </w:rPr>
-        <w:t>hospital_results.RData</w:t>
-      </w:r>
-      <w:proofErr w:type="spellEnd"/>
-      <w:r>
-        <w:rPr>
-          <w:rFonts w:eastAsia="Calibri" w:cs="Calibri"/>
-        </w:rPr>
-        <w:t>.</w:t>
+        <w:t>The HTML report (Report_Creation.Rmd) reads base_case_results.RData, network_results.RData, and hospital_results.RData.</w:t>
       </w:r>
     </w:p>
     <w:p>
@@ -7566,39 +6833,8 @@
           <w:sz w:val="22"/>
           <w:szCs w:val="21"/>
         </w:rPr>
-        <w:t xml:space="preserve">ΔQALY = </w:t>
-      </w:r>
-      <w:proofErr w:type="spellStart"/>
-      <w:r>
-        <w:rPr>
-          <w:rFonts w:asciiTheme="minorHAnsi" w:hAnsiTheme="minorHAnsi" w:cs="Segoe UI"/>
-          <w:color w:val="000000"/>
-          <w:sz w:val="22"/>
-          <w:szCs w:val="21"/>
-        </w:rPr>
-        <w:t>QALY_Intervention</w:t>
-      </w:r>
-      <w:proofErr w:type="spellEnd"/>
-      <w:r>
-        <w:rPr>
-          <w:rFonts w:asciiTheme="minorHAnsi" w:hAnsiTheme="minorHAnsi" w:cs="Segoe UI"/>
-          <w:color w:val="000000"/>
-          <w:sz w:val="22"/>
-          <w:szCs w:val="21"/>
-        </w:rPr>
-        <w:t xml:space="preserve"> − </w:t>
-      </w:r>
-      <w:proofErr w:type="spellStart"/>
-      <w:r>
-        <w:rPr>
-          <w:rFonts w:asciiTheme="minorHAnsi" w:hAnsiTheme="minorHAnsi" w:cs="Segoe UI"/>
-          <w:color w:val="000000"/>
-          <w:sz w:val="22"/>
-          <w:szCs w:val="21"/>
-        </w:rPr>
-        <w:t>QALY_Standard</w:t>
-      </w:r>
-      <w:proofErr w:type="spellEnd"/>
+        <w:t>ΔQALY = QALY_Intervention − QALY_Standard</w:t>
+      </w:r>
     </w:p>
     <w:p>
       <w:pPr>
@@ -7613,7 +6849,6 @@
           <w:szCs w:val="21"/>
         </w:rPr>
       </w:pPr>
-      <w:proofErr w:type="spellStart"/>
       <w:r>
         <w:rPr>
           <w:rFonts w:asciiTheme="minorHAnsi" w:hAnsiTheme="minorHAnsi" w:cs="Segoe UI"/>
@@ -7621,49 +6856,8 @@
           <w:sz w:val="22"/>
           <w:szCs w:val="21"/>
         </w:rPr>
-        <w:t>ΔCost</w:t>
-      </w:r>
-      <w:proofErr w:type="spellEnd"/>
-      <w:r>
-        <w:rPr>
-          <w:rFonts w:asciiTheme="minorHAnsi" w:hAnsiTheme="minorHAnsi" w:cs="Segoe UI"/>
-          <w:color w:val="000000"/>
-          <w:sz w:val="22"/>
-          <w:szCs w:val="21"/>
-        </w:rPr>
-        <w:t xml:space="preserve"> = </w:t>
-      </w:r>
-      <w:proofErr w:type="spellStart"/>
-      <w:r>
-        <w:rPr>
-          <w:rFonts w:asciiTheme="minorHAnsi" w:hAnsiTheme="minorHAnsi" w:cs="Segoe UI"/>
-          <w:color w:val="000000"/>
-          <w:sz w:val="22"/>
-          <w:szCs w:val="21"/>
-        </w:rPr>
-        <w:t>Cost_Intervention</w:t>
-      </w:r>
-      <w:proofErr w:type="spellEnd"/>
-      <w:r>
-        <w:rPr>
-          <w:rFonts w:asciiTheme="minorHAnsi" w:hAnsiTheme="minorHAnsi" w:cs="Segoe UI"/>
-          <w:color w:val="000000"/>
-          <w:sz w:val="22"/>
-          <w:szCs w:val="21"/>
-        </w:rPr>
-        <w:t xml:space="preserve"> − </w:t>
-      </w:r>
-      <w:proofErr w:type="spellStart"/>
-      <w:r>
-        <w:rPr>
-          <w:rFonts w:asciiTheme="minorHAnsi" w:hAnsiTheme="minorHAnsi" w:cs="Segoe UI"/>
-          <w:color w:val="000000"/>
-          <w:sz w:val="22"/>
-          <w:szCs w:val="21"/>
-        </w:rPr>
-        <w:t>Cost_Standard</w:t>
-      </w:r>
-      <w:proofErr w:type="spellEnd"/>
+        <w:t>ΔCost = Cost_Intervention − Cost_Standard</w:t>
+      </w:r>
     </w:p>
     <w:p>
       <w:pPr>
@@ -7685,27 +6879,7 @@
           <w:sz w:val="22"/>
           <w:szCs w:val="21"/>
         </w:rPr>
-        <w:t xml:space="preserve">Positive ΔQALY indicates health gain; negative </w:t>
-      </w:r>
-      <w:proofErr w:type="spellStart"/>
-      <w:r>
-        <w:rPr>
-          <w:rFonts w:asciiTheme="minorHAnsi" w:hAnsiTheme="minorHAnsi" w:cs="Segoe UI"/>
-          <w:color w:val="000000"/>
-          <w:sz w:val="22"/>
-          <w:szCs w:val="21"/>
-        </w:rPr>
-        <w:t>ΔCost</w:t>
-      </w:r>
-      <w:proofErr w:type="spellEnd"/>
-      <w:r>
-        <w:rPr>
-          <w:rFonts w:asciiTheme="minorHAnsi" w:hAnsiTheme="minorHAnsi" w:cs="Segoe UI"/>
-          <w:color w:val="000000"/>
-          <w:sz w:val="22"/>
-          <w:szCs w:val="21"/>
-        </w:rPr>
-        <w:t xml:space="preserve"> indicates cost savings.</w:t>
+        <w:t>Positive ΔQALY indicates health gain; negative ΔCost indicates cost savings.</w:t>
       </w:r>
     </w:p>
     <w:p>
@@ -7784,19 +6958,8 @@
           <w:sz w:val="22"/>
           <w:szCs w:val="21"/>
         </w:rPr>
-        <w:t xml:space="preserve">NMB = (ΔQALY × WTP) − </w:t>
-      </w:r>
-      <w:proofErr w:type="spellStart"/>
-      <w:r>
-        <w:rPr>
-          <w:rFonts w:asciiTheme="minorHAnsi" w:hAnsiTheme="minorHAnsi" w:cs="Segoe UI"/>
-          <w:color w:val="000000"/>
-          <w:sz w:val="22"/>
-          <w:szCs w:val="21"/>
-        </w:rPr>
-        <w:t>ΔCost</w:t>
-      </w:r>
-      <w:proofErr w:type="spellEnd"/>
+        <w:t>NMB = (ΔQALY × WTP) − ΔCost</w:t>
+      </w:r>
     </w:p>
     <w:p>
       <w:pPr>
@@ -7887,6 +7050,7 @@
           <w:sz w:val="22"/>
           <w:szCs w:val="21"/>
         </w:rPr>
+        <w:lastRenderedPageBreak/>
         <w:t>•</w:t>
       </w:r>
       <w:r>
@@ -7938,27 +7102,7 @@
           <w:sz w:val="22"/>
           <w:szCs w:val="21"/>
         </w:rPr>
-        <w:t xml:space="preserve">- CE plane: each point is a PSA draw of (ΔQALY, </w:t>
-      </w:r>
-      <w:proofErr w:type="spellStart"/>
-      <w:r>
-        <w:rPr>
-          <w:rFonts w:asciiTheme="minorHAnsi" w:hAnsiTheme="minorHAnsi" w:cs="Segoe UI"/>
-          <w:color w:val="000000"/>
-          <w:sz w:val="22"/>
-          <w:szCs w:val="21"/>
-        </w:rPr>
-        <w:t>ΔCost</w:t>
-      </w:r>
-      <w:proofErr w:type="spellEnd"/>
-      <w:r>
-        <w:rPr>
-          <w:rFonts w:asciiTheme="minorHAnsi" w:hAnsiTheme="minorHAnsi" w:cs="Segoe UI"/>
-          <w:color w:val="000000"/>
-          <w:sz w:val="22"/>
-          <w:szCs w:val="21"/>
-        </w:rPr>
-        <w:t>); the line with slope = WTP (e.g., 20,000) separates cost-effective from not.</w:t>
+        <w:t>- CE plane: each point is a PSA draw of (ΔQALY, ΔCost); the line with slope = WTP (e.g., 20,000) separates cost-effective from not.</w:t>
       </w:r>
     </w:p>
     <w:p>
@@ -8064,24 +7208,7 @@
         <w:divId w:val="860977169"/>
       </w:pPr>
       <w:r>
-        <w:lastRenderedPageBreak/>
-        <w:t>In “1_hospital_data_processing.R” it is hard-coded which year filter is used with “</w:t>
-      </w:r>
-      <w:proofErr w:type="spellStart"/>
-      <w:r>
-        <w:t>isdn</w:t>
-      </w:r>
-      <w:proofErr w:type="spellEnd"/>
-      <w:r>
-        <w:t xml:space="preserve"> &lt;- </w:t>
-      </w:r>
-      <w:proofErr w:type="spellStart"/>
-      <w:r>
-        <w:t>isdn</w:t>
-      </w:r>
-      <w:proofErr w:type="spellEnd"/>
-      <w:r>
-        <w:t>[date=="Apr 2022-Mar 2023"]” . If a later refresh lands, you’ll unknowingly drop newer data.</w:t>
+        <w:t>In “1_hospital_data_processing.R” it is hard-coded which year filter is used with “isdn &lt;- isdn[date=="Apr 2022-Mar 2023"]” . If a later refresh lands, you’ll unknowingly drop newer data.</w:t>
       </w:r>
     </w:p>
     <w:p>
@@ -8154,7 +7281,6 @@
         <w:spacing w:after="0"/>
         <w:divId w:val="860977169"/>
       </w:pPr>
-      <w:proofErr w:type="spellStart"/>
       <w:r>
         <w:rPr>
           <w:b/>
@@ -8162,7 +7288,6 @@
         </w:rPr>
         <w:t>n.stroke</w:t>
       </w:r>
-      <w:proofErr w:type="spellEnd"/>
       <w:r>
         <w:t xml:space="preserve"> is a single non-negative integer.</w:t>
       </w:r>
@@ -8204,17 +7329,17 @@
         <w:t>Costs</w:t>
       </w:r>
       <w:r>
-        <w:t xml:space="preserve"> and </w:t>
+        <w:t xml:space="preserve"> are non-negative. </w:t>
       </w:r>
       <w:r>
         <w:rPr>
           <w:b/>
           <w:bCs/>
         </w:rPr>
-        <w:t>utilities</w:t>
-      </w:r>
-      <w:r>
-        <w:t xml:space="preserve"> are non-negative.</w:t>
+        <w:t xml:space="preserve">Utilities </w:t>
+      </w:r>
+      <w:r>
+        <w:t>are finite and within a plausible range; negative utilities are permitted for severe mRS states where supported by the input data</w:t>
       </w:r>
     </w:p>
     <w:p>
@@ -13379,7 +12504,6 @@
   <w:style w:type="character" w:default="1" w:styleId="DefaultParagraphFont">
     <w:name w:val="Default Paragraph Font"/>
     <w:uiPriority w:val="1"/>
-    <w:semiHidden/>
     <w:unhideWhenUsed/>
   </w:style>
   <w:style w:type="table" w:default="1" w:styleId="TableNormal">
